--- a/assembly.docx
+++ b/assembly.docx
@@ -83,9 +83,198 @@
         <w:pStyle w:val="ListParagraph"/>
         <w:numPr>
           <w:ilvl w:val="0"/>
+          <w:numId w:val="2"/>
+        </w:numPr>
+      </w:pPr>
+      <w:r>
+        <w:t>Thêm đường dẫn “</w:t>
+      </w:r>
+      <w:r>
+        <w:t>C:\masm32\bin</w:t>
+      </w:r>
+      <w:r>
+        <w:t>” vào biến hệ thống Path</w:t>
+      </w:r>
+    </w:p>
+    <w:p>
+      <w:pPr>
+        <w:pStyle w:val="ListParagraph"/>
+        <w:numPr>
+          <w:ilvl w:val="0"/>
           <w:numId w:val="1"/>
         </w:numPr>
       </w:pPr>
+      <w:r>
+        <w:t>Phần Mở Rộng File Assembly?</w:t>
+      </w:r>
+    </w:p>
+    <w:p>
+      <w:pPr>
+        <w:pStyle w:val="ListParagraph"/>
+        <w:numPr>
+          <w:ilvl w:val="0"/>
+          <w:numId w:val="2"/>
+        </w:numPr>
+      </w:pPr>
+      <w:r>
+        <w:t>“.asm”</w:t>
+      </w:r>
+    </w:p>
+    <w:p>
+      <w:pPr>
+        <w:pStyle w:val="ListParagraph"/>
+        <w:numPr>
+          <w:ilvl w:val="0"/>
+          <w:numId w:val="1"/>
+        </w:numPr>
+      </w:pPr>
+      <w:r>
+        <w:t>Biên Dịch Và Chạy File Assembly?</w:t>
+      </w:r>
+    </w:p>
+    <w:p>
+      <w:pPr>
+        <w:pStyle w:val="ListParagraph"/>
+        <w:numPr>
+          <w:ilvl w:val="0"/>
+          <w:numId w:val="2"/>
+        </w:numPr>
+      </w:pPr>
+      <w:r>
+        <w:t>Mở CMD tại thư mục chứa File Assembly nhập</w:t>
+      </w:r>
+    </w:p>
+    <w:p>
+      <w:pPr>
+        <w:pStyle w:val="ListParagraph"/>
+        <w:pBdr>
+          <w:top w:val="single" w:sz="4" w:space="1" w:color="auto"/>
+          <w:left w:val="single" w:sz="4" w:space="4" w:color="auto"/>
+          <w:bottom w:val="single" w:sz="4" w:space="1" w:color="auto"/>
+          <w:right w:val="single" w:sz="4" w:space="4" w:color="auto"/>
+        </w:pBdr>
+        <w:ind w:left="1080"/>
+      </w:pPr>
+      <w:r>
+        <w:t>ml /c /Zd /coff &lt;Tên File Assembly&gt;</w:t>
+      </w:r>
+    </w:p>
+    <w:p>
+      <w:pPr>
+        <w:pStyle w:val="ListParagraph"/>
+        <w:numPr>
+          <w:ilvl w:val="0"/>
+          <w:numId w:val="2"/>
+        </w:numPr>
+      </w:pPr>
+      <w:r>
+        <w:t>Ví dụ</w:t>
+      </w:r>
+    </w:p>
+    <w:p>
+      <w:pPr>
+        <w:pStyle w:val="ListParagraph"/>
+        <w:pBdr>
+          <w:top w:val="single" w:sz="4" w:space="1" w:color="auto"/>
+          <w:left w:val="single" w:sz="4" w:space="4" w:color="auto"/>
+          <w:bottom w:val="single" w:sz="4" w:space="1" w:color="auto"/>
+          <w:right w:val="single" w:sz="4" w:space="4" w:color="auto"/>
+        </w:pBdr>
+        <w:ind w:left="1080"/>
+      </w:pPr>
+      <w:r>
+        <w:t>m</w:t>
+      </w:r>
+      <w:r>
+        <w:t>l /c /Zd /coff foo.asm</w:t>
+      </w:r>
+    </w:p>
+    <w:p>
+      <w:pPr>
+        <w:pStyle w:val="ListParagraph"/>
+        <w:numPr>
+          <w:ilvl w:val="0"/>
+          <w:numId w:val="2"/>
+        </w:numPr>
+      </w:pPr>
+      <w:r>
+        <w:t>Khi đó sẽ có 1 File với phần mở rộng “.obj” cùng tên xuất hiện</w:t>
+      </w:r>
+    </w:p>
+    <w:p>
+      <w:pPr>
+        <w:pStyle w:val="ListParagraph"/>
+        <w:numPr>
+          <w:ilvl w:val="0"/>
+          <w:numId w:val="2"/>
+        </w:numPr>
+      </w:pPr>
+      <w:r>
+        <w:t>Tiếp tục nhập vào CMD</w:t>
+      </w:r>
+    </w:p>
+    <w:p>
+      <w:pPr>
+        <w:pStyle w:val="ListParagraph"/>
+        <w:pBdr>
+          <w:top w:val="single" w:sz="4" w:space="1" w:color="auto"/>
+          <w:left w:val="single" w:sz="4" w:space="4" w:color="auto"/>
+          <w:bottom w:val="single" w:sz="4" w:space="1" w:color="auto"/>
+          <w:right w:val="single" w:sz="4" w:space="4" w:color="auto"/>
+        </w:pBdr>
+        <w:ind w:left="1080"/>
+      </w:pPr>
+      <w:r>
+        <w:t>l</w:t>
+      </w:r>
+      <w:r>
+        <w:t>ink /SUBSYSTEM:CONSOLE &lt;Tên File Object&gt;</w:t>
+      </w:r>
+    </w:p>
+    <w:p>
+      <w:pPr>
+        <w:pStyle w:val="ListParagraph"/>
+        <w:numPr>
+          <w:ilvl w:val="0"/>
+          <w:numId w:val="2"/>
+        </w:numPr>
+      </w:pPr>
+      <w:r>
+        <w:t>Ví dụ</w:t>
+      </w:r>
+    </w:p>
+    <w:p>
+      <w:pPr>
+        <w:pStyle w:val="ListParagraph"/>
+        <w:pBdr>
+          <w:top w:val="single" w:sz="4" w:space="1" w:color="auto"/>
+          <w:left w:val="single" w:sz="4" w:space="4" w:color="auto"/>
+          <w:bottom w:val="single" w:sz="4" w:space="1" w:color="auto"/>
+          <w:right w:val="single" w:sz="4" w:space="4" w:color="auto"/>
+        </w:pBdr>
+        <w:ind w:left="1080"/>
+      </w:pPr>
+      <w:r>
+        <w:t>l</w:t>
+      </w:r>
+      <w:r>
+        <w:t>ink /SUBSYSTEM:CONSOLE foo.obj</w:t>
+      </w:r>
+    </w:p>
+    <w:p>
+      <w:pPr>
+        <w:pStyle w:val="ListParagraph"/>
+        <w:numPr>
+          <w:ilvl w:val="0"/>
+          <w:numId w:val="2"/>
+        </w:numPr>
+      </w:pPr>
+      <w:r>
+        <w:t>Khi đó sẽ có 1 File EXE xuất hiện, đây chính là File bạn muốn</w:t>
+      </w:r>
+      <w:r>
+        <w:t xml:space="preserve"> chạy</w:t>
+      </w:r>
     </w:p>
     <w:sectPr>
       <w:pgSz w:w="12240" w:h="15840"/>

--- a/assembly.docx
+++ b/assembly.docx
@@ -129,6 +129,30 @@
         </w:numPr>
       </w:pPr>
       <w:r>
+        <w:t>Cú Pháp Assembly?</w:t>
+      </w:r>
+    </w:p>
+    <w:p>
+      <w:pPr>
+        <w:pStyle w:val="ListParagraph"/>
+        <w:numPr>
+          <w:ilvl w:val="0"/>
+          <w:numId w:val="2"/>
+        </w:numPr>
+      </w:pPr>
+      <w:r>
+        <w:t>Khác nhau với các trình biên dịch khác nhau, ở đây ta dùng cú pháp của MASM</w:t>
+      </w:r>
+    </w:p>
+    <w:p>
+      <w:pPr>
+        <w:pStyle w:val="ListParagraph"/>
+        <w:numPr>
+          <w:ilvl w:val="0"/>
+          <w:numId w:val="1"/>
+        </w:numPr>
+      </w:pPr>
+      <w:r>
         <w:t>Biên Dịch Và Chạy File Assembly?</w:t>
       </w:r>
     </w:p>
@@ -156,7 +180,52 @@
         <w:ind w:left="1080"/>
       </w:pPr>
       <w:r>
-        <w:t>ml /c /Zd /coff &lt;Tên File Assembly&gt;</w:t>
+        <w:t>ml /c /Zd /coff &lt;Tên File Assembly</w:t>
+      </w:r>
+      <w:r>
+        <w:t xml:space="preserve"> Có Phần Mở Rộng</w:t>
+      </w:r>
+      <w:r>
+        <w:t>&gt;</w:t>
+      </w:r>
+    </w:p>
+    <w:p>
+      <w:pPr>
+        <w:pStyle w:val="ListParagraph"/>
+        <w:numPr>
+          <w:ilvl w:val="0"/>
+          <w:numId w:val="2"/>
+        </w:numPr>
+      </w:pPr>
+      <w:r>
+        <w:t>Flag /c ngăn không sử dụng Linker</w:t>
+      </w:r>
+    </w:p>
+    <w:p>
+      <w:pPr>
+        <w:pStyle w:val="ListParagraph"/>
+        <w:numPr>
+          <w:ilvl w:val="0"/>
+          <w:numId w:val="2"/>
+        </w:numPr>
+      </w:pPr>
+      <w:r>
+        <w:t xml:space="preserve">Flag /Zd giúp thêm thông tin Debug vào File </w:t>
+      </w:r>
+      <w:r>
+        <w:t>được tạo ra</w:t>
+      </w:r>
+    </w:p>
+    <w:p>
+      <w:pPr>
+        <w:pStyle w:val="ListParagraph"/>
+        <w:numPr>
+          <w:ilvl w:val="0"/>
+          <w:numId w:val="2"/>
+        </w:numPr>
+      </w:pPr>
+      <w:r>
+        <w:t>Flag /coff chỉ định File được tạo ra là Object</w:t>
       </w:r>
     </w:p>
     <w:p>
@@ -228,7 +297,25 @@
         <w:t>l</w:t>
       </w:r>
       <w:r>
-        <w:t>ink /SUBSYSTEM:CONSOLE &lt;Tên File Object&gt;</w:t>
+        <w:t>ink /SUBSYSTEM:CONSOLE &lt;Tên File Object</w:t>
+      </w:r>
+      <w:r>
+        <w:t xml:space="preserve"> Có Phần Mở Rộng</w:t>
+      </w:r>
+      <w:r>
+        <w:t>&gt;</w:t>
+      </w:r>
+    </w:p>
+    <w:p>
+      <w:pPr>
+        <w:pStyle w:val="ListParagraph"/>
+        <w:numPr>
+          <w:ilvl w:val="0"/>
+          <w:numId w:val="2"/>
+        </w:numPr>
+      </w:pPr>
+      <w:r>
+        <w:t>Tag /SUBSYSTEM:CONSOLE chỉ định liên kết với Console</w:t>
       </w:r>
     </w:p>
     <w:p>
@@ -275,6 +362,1456 @@
       <w:r>
         <w:t xml:space="preserve"> chạy</w:t>
       </w:r>
+    </w:p>
+    <w:p>
+      <w:pPr>
+        <w:pStyle w:val="ListParagraph"/>
+        <w:numPr>
+          <w:ilvl w:val="0"/>
+          <w:numId w:val="1"/>
+        </w:numPr>
+      </w:pPr>
+      <w:r>
+        <w:t>Tài Liệu Hướng Dẫn?</w:t>
+      </w:r>
+    </w:p>
+    <w:p>
+      <w:pPr>
+        <w:pStyle w:val="ListParagraph"/>
+        <w:numPr>
+          <w:ilvl w:val="0"/>
+          <w:numId w:val="2"/>
+        </w:numPr>
+      </w:pPr>
+      <w:hyperlink r:id="rId6" w:history="1">
+        <w:r>
+          <w:rPr>
+            <w:rStyle w:val="Hyperlink"/>
+          </w:rPr>
+          <w:t>https://doc.lagout.org/operating%20system%20/Windows/winasmtut.pdf</w:t>
+        </w:r>
+      </w:hyperlink>
+    </w:p>
+    <w:p>
+      <w:pPr>
+        <w:pStyle w:val="ListParagraph"/>
+        <w:numPr>
+          <w:ilvl w:val="0"/>
+          <w:numId w:val="2"/>
+        </w:numPr>
+      </w:pPr>
+    </w:p>
+    <w:p/>
+    <w:p>
+      <w:r>
+        <w:t>Preprocessor Directive – Tiền Xử Lí Điều Hướng:</w:t>
+      </w:r>
+    </w:p>
+    <w:p>
+      <w:pPr>
+        <w:pStyle w:val="ListParagraph"/>
+        <w:numPr>
+          <w:ilvl w:val="0"/>
+          <w:numId w:val="4"/>
+        </w:numPr>
+      </w:pPr>
+      <w:r>
+        <w:t xml:space="preserve">Khai </w:t>
+      </w:r>
+      <w:r>
+        <w:t xml:space="preserve">Báo Mình Sẽ Sử Dụng </w:t>
+      </w:r>
+      <w:r>
+        <w:t>Instr</w:t>
+      </w:r>
+      <w:r>
+        <w:t xml:space="preserve">uction Set </w:t>
+      </w:r>
+      <w:r>
+        <w:t>Nào?</w:t>
+      </w:r>
+    </w:p>
+    <w:p>
+      <w:pPr>
+        <w:pStyle w:val="ListParagraph"/>
+        <w:pBdr>
+          <w:top w:val="single" w:sz="4" w:space="1" w:color="auto"/>
+          <w:left w:val="single" w:sz="4" w:space="4" w:color="auto"/>
+          <w:bottom w:val="single" w:sz="4" w:space="1" w:color="auto"/>
+          <w:right w:val="single" w:sz="4" w:space="4" w:color="auto"/>
+        </w:pBdr>
+        <w:ind w:left="1080"/>
+      </w:pPr>
+      <w:r>
+        <w:t>.&lt;Tên Instruction Set&gt;</w:t>
+      </w:r>
+    </w:p>
+    <w:p>
+      <w:pPr>
+        <w:pStyle w:val="ListParagraph"/>
+        <w:numPr>
+          <w:ilvl w:val="0"/>
+          <w:numId w:val="2"/>
+        </w:numPr>
+      </w:pPr>
+      <w:r>
+        <w:t>Ví dụ</w:t>
+      </w:r>
+    </w:p>
+    <w:p>
+      <w:pPr>
+        <w:pStyle w:val="ListParagraph"/>
+        <w:pBdr>
+          <w:top w:val="single" w:sz="4" w:space="1" w:color="auto"/>
+          <w:left w:val="single" w:sz="4" w:space="4" w:color="auto"/>
+          <w:bottom w:val="single" w:sz="4" w:space="1" w:color="auto"/>
+          <w:right w:val="single" w:sz="4" w:space="4" w:color="auto"/>
+        </w:pBdr>
+        <w:ind w:left="1080"/>
+      </w:pPr>
+      <w:r>
+        <w:t>.386</w:t>
+      </w:r>
+    </w:p>
+    <w:p>
+      <w:pPr>
+        <w:pStyle w:val="ListParagraph"/>
+        <w:numPr>
+          <w:ilvl w:val="0"/>
+          <w:numId w:val="2"/>
+        </w:numPr>
+      </w:pPr>
+      <w:r>
+        <w:t>Tức là ta sẽ sử dụng 386 Instruction Set, nghĩa là Instruction Set dành cho máy 32 Bit</w:t>
+      </w:r>
+    </w:p>
+    <w:p>
+      <w:pPr>
+        <w:pStyle w:val="ListParagraph"/>
+        <w:numPr>
+          <w:ilvl w:val="0"/>
+          <w:numId w:val="2"/>
+        </w:numPr>
+      </w:pPr>
+      <w:r>
+        <w:t>Dễ thấy cái này có dạng x86, x có thể là 3, 4, 6, …, càng lên cao thì càng mới, 386 là cũ nhấ</w:t>
+      </w:r>
+      <w:r>
+        <w:t>t</w:t>
+      </w:r>
+    </w:p>
+    <w:p>
+      <w:pPr>
+        <w:pStyle w:val="ListParagraph"/>
+        <w:numPr>
+          <w:ilvl w:val="0"/>
+          <w:numId w:val="4"/>
+        </w:numPr>
+      </w:pPr>
+      <w:r>
+        <w:t xml:space="preserve">Khai </w:t>
+      </w:r>
+      <w:r>
+        <w:t>Báo Mô Hình Bộ Nhớ, Cách Truyền Tham Số Cho Hàm, …?</w:t>
+      </w:r>
+    </w:p>
+    <w:p>
+      <w:pPr>
+        <w:pStyle w:val="ListParagraph"/>
+        <w:pBdr>
+          <w:top w:val="single" w:sz="4" w:space="1" w:color="auto"/>
+          <w:left w:val="single" w:sz="4" w:space="4" w:color="auto"/>
+          <w:bottom w:val="single" w:sz="4" w:space="1" w:color="auto"/>
+          <w:right w:val="single" w:sz="4" w:space="4" w:color="auto"/>
+        </w:pBdr>
+        <w:ind w:left="1080"/>
+      </w:pPr>
+      <w:r>
+        <w:t>.model &lt;Các Mô Hình&gt;</w:t>
+      </w:r>
+    </w:p>
+    <w:p>
+      <w:pPr>
+        <w:pStyle w:val="ListParagraph"/>
+        <w:numPr>
+          <w:ilvl w:val="0"/>
+          <w:numId w:val="2"/>
+        </w:numPr>
+      </w:pPr>
+      <w:r>
+        <w:lastRenderedPageBreak/>
+        <w:t>Ví dụ</w:t>
+      </w:r>
+    </w:p>
+    <w:p>
+      <w:pPr>
+        <w:pStyle w:val="ListParagraph"/>
+        <w:pBdr>
+          <w:top w:val="single" w:sz="4" w:space="1" w:color="auto"/>
+          <w:left w:val="single" w:sz="4" w:space="4" w:color="auto"/>
+          <w:bottom w:val="single" w:sz="4" w:space="1" w:color="auto"/>
+          <w:right w:val="single" w:sz="4" w:space="4" w:color="auto"/>
+        </w:pBdr>
+        <w:ind w:left="1080"/>
+      </w:pPr>
+      <w:r>
+        <w:t>.model flat, stdcall</w:t>
+      </w:r>
+    </w:p>
+    <w:p>
+      <w:pPr>
+        <w:pStyle w:val="ListParagraph"/>
+        <w:numPr>
+          <w:ilvl w:val="0"/>
+          <w:numId w:val="2"/>
+        </w:numPr>
+      </w:pPr>
+      <w:r>
+        <w:t>Mô hình bộ nhớ flat là chương trình chạy trên bộ nhớ ảo tại đĩa cứng, không bị chia thành các Page rải rác</w:t>
+      </w:r>
+    </w:p>
+    <w:p>
+      <w:pPr>
+        <w:pStyle w:val="ListParagraph"/>
+        <w:numPr>
+          <w:ilvl w:val="0"/>
+          <w:numId w:val="2"/>
+        </w:numPr>
+      </w:pPr>
+      <w:r>
+        <w:t>Mô hình stdcall là khi bạn truyền tham số cho hàm, nó sẽ đọc các tham số từ phải sang trái</w:t>
+      </w:r>
+    </w:p>
+    <w:p>
+      <w:pPr>
+        <w:pStyle w:val="ListParagraph"/>
+        <w:numPr>
+          <w:ilvl w:val="0"/>
+          <w:numId w:val="4"/>
+        </w:numPr>
+      </w:pPr>
+      <w:r>
+        <w:t xml:space="preserve">Import </w:t>
+      </w:r>
+      <w:r>
+        <w:t>Thư Viện?</w:t>
+      </w:r>
+    </w:p>
+    <w:p>
+      <w:pPr>
+        <w:pStyle w:val="ListParagraph"/>
+        <w:numPr>
+          <w:ilvl w:val="0"/>
+          <w:numId w:val="2"/>
+        </w:numPr>
+      </w:pPr>
+      <w:r>
+        <w:t>Tất cả thư viện mặc định nằm trong thư mục “C:\masm32\include</w:t>
+      </w:r>
+      <w:r>
+        <w:t>\”</w:t>
+      </w:r>
+      <w:r>
+        <w:t>, các thư viện này lại sử dụng các hàm được định nghĩa trong</w:t>
+      </w:r>
+      <w:r>
+        <w:t xml:space="preserve"> “C:\mas</w:t>
+      </w:r>
+      <w:r>
+        <w:t>m32\lib\”</w:t>
+      </w:r>
+    </w:p>
+    <w:p>
+      <w:pPr>
+        <w:pStyle w:val="ListParagraph"/>
+        <w:numPr>
+          <w:ilvl w:val="0"/>
+          <w:numId w:val="2"/>
+        </w:numPr>
+      </w:pPr>
+      <w:r>
+        <w:t>Để Import thư viện</w:t>
+      </w:r>
+    </w:p>
+    <w:p>
+      <w:pPr>
+        <w:pStyle w:val="ListParagraph"/>
+        <w:pBdr>
+          <w:top w:val="single" w:sz="4" w:space="1" w:color="auto"/>
+          <w:left w:val="single" w:sz="4" w:space="4" w:color="auto"/>
+          <w:bottom w:val="single" w:sz="4" w:space="1" w:color="auto"/>
+          <w:right w:val="single" w:sz="4" w:space="4" w:color="auto"/>
+        </w:pBdr>
+        <w:ind w:left="1080"/>
+      </w:pPr>
+      <w:r>
+        <w:t>i</w:t>
+      </w:r>
+      <w:r>
+        <w:t>nclude C:\masm32\include\&lt;Tên File Thư Viện Có Phần Mở Rộng</w:t>
+      </w:r>
+      <w:r>
+        <w:t xml:space="preserve"> Inc</w:t>
+      </w:r>
+      <w:r>
+        <w:t>&gt;</w:t>
+      </w:r>
+    </w:p>
+    <w:p>
+      <w:pPr>
+        <w:pStyle w:val="ListParagraph"/>
+        <w:pBdr>
+          <w:top w:val="single" w:sz="4" w:space="1" w:color="auto"/>
+          <w:left w:val="single" w:sz="4" w:space="4" w:color="auto"/>
+          <w:bottom w:val="single" w:sz="4" w:space="1" w:color="auto"/>
+          <w:right w:val="single" w:sz="4" w:space="4" w:color="auto"/>
+        </w:pBdr>
+        <w:ind w:left="1080"/>
+      </w:pPr>
+      <w:r>
+        <w:t>includelib C:\masm32\lib\&lt;Tên File Cần Cho Thư Viện Có Phần Mở Rộng Lib&gt;</w:t>
+      </w:r>
+    </w:p>
+    <w:p>
+      <w:pPr>
+        <w:pStyle w:val="ListParagraph"/>
+        <w:numPr>
+          <w:ilvl w:val="0"/>
+          <w:numId w:val="2"/>
+        </w:numPr>
+      </w:pPr>
+      <w:r>
+        <w:t>Ví dụ</w:t>
+      </w:r>
+    </w:p>
+    <w:p>
+      <w:pPr>
+        <w:pStyle w:val="ListParagraph"/>
+        <w:pBdr>
+          <w:top w:val="single" w:sz="4" w:space="1" w:color="auto"/>
+          <w:left w:val="single" w:sz="4" w:space="4" w:color="auto"/>
+          <w:bottom w:val="single" w:sz="4" w:space="1" w:color="auto"/>
+          <w:right w:val="single" w:sz="4" w:space="4" w:color="auto"/>
+        </w:pBdr>
+        <w:ind w:left="1080"/>
+      </w:pPr>
+      <w:r>
+        <w:t>include C:\masm32\include\kernel32.inc</w:t>
+      </w:r>
+    </w:p>
+    <w:p>
+      <w:pPr>
+        <w:pStyle w:val="ListParagraph"/>
+        <w:pBdr>
+          <w:top w:val="single" w:sz="4" w:space="1" w:color="auto"/>
+          <w:left w:val="single" w:sz="4" w:space="4" w:color="auto"/>
+          <w:bottom w:val="single" w:sz="4" w:space="1" w:color="auto"/>
+          <w:right w:val="single" w:sz="4" w:space="4" w:color="auto"/>
+        </w:pBdr>
+        <w:ind w:left="1080"/>
+      </w:pPr>
+      <w:r>
+        <w:t>includelib C:\masm32\lib\kernel32.lib</w:t>
+      </w:r>
+    </w:p>
+    <w:p>
+      <w:pPr>
+        <w:pStyle w:val="ListParagraph"/>
+        <w:numPr>
+          <w:ilvl w:val="0"/>
+          <w:numId w:val="4"/>
+        </w:numPr>
+      </w:pPr>
+      <w:r>
+        <w:t>Để Chỉ Định Tên Nhãn Khác Nhau Khi 1 Cái Viết Hoa 1 Cái Viết Thường?</w:t>
+      </w:r>
+    </w:p>
+    <w:p>
+      <w:pPr>
+        <w:pStyle w:val="ListParagraph"/>
+        <w:numPr>
+          <w:ilvl w:val="0"/>
+          <w:numId w:val="2"/>
+        </w:numPr>
+      </w:pPr>
+      <w:r>
+        <w:t>Mặc định là không phân biệt hoa thường</w:t>
+      </w:r>
+    </w:p>
+    <w:p>
+      <w:pPr>
+        <w:pStyle w:val="ListParagraph"/>
+        <w:numPr>
+          <w:ilvl w:val="0"/>
+          <w:numId w:val="2"/>
+        </w:numPr>
+      </w:pPr>
+      <w:r>
+        <w:t>Để phân biệt hoa thường</w:t>
+      </w:r>
+    </w:p>
+    <w:p>
+      <w:pPr>
+        <w:pStyle w:val="ListParagraph"/>
+        <w:pBdr>
+          <w:top w:val="single" w:sz="4" w:space="1" w:color="auto"/>
+          <w:left w:val="single" w:sz="4" w:space="4" w:color="auto"/>
+          <w:bottom w:val="single" w:sz="4" w:space="1" w:color="auto"/>
+          <w:right w:val="single" w:sz="4" w:space="4" w:color="auto"/>
+        </w:pBdr>
+        <w:ind w:left="1080"/>
+      </w:pPr>
+      <w:r>
+        <w:t>option casemap :no</w:t>
+      </w:r>
+      <w:r>
+        <w:t>ne</w:t>
+      </w:r>
+    </w:p>
+    <w:p/>
+    <w:p>
+      <w:r>
+        <w:t>Variable – Biến:</w:t>
+      </w:r>
+    </w:p>
+    <w:p>
+      <w:pPr>
+        <w:pStyle w:val="ListParagraph"/>
+        <w:numPr>
+          <w:ilvl w:val="0"/>
+          <w:numId w:val="5"/>
+        </w:numPr>
+      </w:pPr>
+      <w:r>
+        <w:t>Khai báo biến?</w:t>
+      </w:r>
+    </w:p>
+    <w:p>
+      <w:pPr>
+        <w:pStyle w:val="ListParagraph"/>
+        <w:pBdr>
+          <w:top w:val="single" w:sz="4" w:space="1" w:color="auto"/>
+          <w:left w:val="single" w:sz="4" w:space="4" w:color="auto"/>
+          <w:bottom w:val="single" w:sz="4" w:space="1" w:color="auto"/>
+          <w:right w:val="single" w:sz="4" w:space="4" w:color="auto"/>
+        </w:pBdr>
+        <w:ind w:left="1080"/>
+      </w:pPr>
+      <w:r>
+        <w:t>.data</w:t>
+      </w:r>
+    </w:p>
+    <w:p>
+      <w:pPr>
+        <w:pStyle w:val="ListParagraph"/>
+        <w:pBdr>
+          <w:top w:val="single" w:sz="4" w:space="1" w:color="auto"/>
+          <w:left w:val="single" w:sz="4" w:space="4" w:color="auto"/>
+          <w:bottom w:val="single" w:sz="4" w:space="1" w:color="auto"/>
+          <w:right w:val="single" w:sz="4" w:space="4" w:color="auto"/>
+        </w:pBdr>
+        <w:ind w:left="1080"/>
+      </w:pPr>
+      <w:r>
+        <w:t xml:space="preserve">    &lt;Khai Báo Biến 1&gt;</w:t>
+      </w:r>
+    </w:p>
+    <w:p>
+      <w:pPr>
+        <w:pStyle w:val="ListParagraph"/>
+        <w:pBdr>
+          <w:top w:val="single" w:sz="4" w:space="1" w:color="auto"/>
+          <w:left w:val="single" w:sz="4" w:space="4" w:color="auto"/>
+          <w:bottom w:val="single" w:sz="4" w:space="1" w:color="auto"/>
+          <w:right w:val="single" w:sz="4" w:space="4" w:color="auto"/>
+        </w:pBdr>
+        <w:ind w:left="1080"/>
+      </w:pPr>
+      <w:r>
+        <w:t xml:space="preserve">    &lt;Khai Báo Biến 2&gt;</w:t>
+      </w:r>
+    </w:p>
+    <w:p>
+      <w:pPr>
+        <w:pStyle w:val="ListParagraph"/>
+        <w:pBdr>
+          <w:top w:val="single" w:sz="4" w:space="1" w:color="auto"/>
+          <w:left w:val="single" w:sz="4" w:space="4" w:color="auto"/>
+          <w:bottom w:val="single" w:sz="4" w:space="1" w:color="auto"/>
+          <w:right w:val="single" w:sz="4" w:space="4" w:color="auto"/>
+        </w:pBdr>
+        <w:ind w:left="1080"/>
+      </w:pPr>
+      <w:r>
+        <w:t xml:space="preserve">    …</w:t>
+      </w:r>
+    </w:p>
+    <w:p>
+      <w:pPr>
+        <w:pStyle w:val="ListParagraph"/>
+        <w:numPr>
+          <w:ilvl w:val="0"/>
+          <w:numId w:val="2"/>
+        </w:numPr>
+      </w:pPr>
+      <w:r>
+        <w:t>Các biến được khai báo sẽ nằm kế nhau liên tiếp trong bộ nhớ</w:t>
+      </w:r>
+    </w:p>
+    <w:p>
+      <w:pPr>
+        <w:pStyle w:val="ListParagraph"/>
+        <w:numPr>
+          <w:ilvl w:val="0"/>
+          <w:numId w:val="5"/>
+        </w:numPr>
+      </w:pPr>
+      <w:r>
+        <w:t xml:space="preserve">Khai </w:t>
+      </w:r>
+      <w:r>
+        <w:t xml:space="preserve">Báo </w:t>
+      </w:r>
+      <w:r>
+        <w:t>String</w:t>
+      </w:r>
+      <w:r>
+        <w:t>?</w:t>
+      </w:r>
+    </w:p>
+    <w:p>
+      <w:pPr>
+        <w:pStyle w:val="ListParagraph"/>
+        <w:pBdr>
+          <w:top w:val="single" w:sz="4" w:space="1" w:color="auto"/>
+          <w:left w:val="single" w:sz="4" w:space="4" w:color="auto"/>
+          <w:bottom w:val="single" w:sz="4" w:space="1" w:color="auto"/>
+          <w:right w:val="single" w:sz="4" w:space="4" w:color="auto"/>
+        </w:pBdr>
+        <w:ind w:left="1080"/>
+      </w:pPr>
+      <w:r>
+        <w:t xml:space="preserve">&lt;Tên Biến String&gt; db </w:t>
+      </w:r>
+      <w:r>
+        <w:t>&lt;Các String Đơn&gt;</w:t>
+      </w:r>
+    </w:p>
+    <w:p>
+      <w:pPr>
+        <w:pStyle w:val="ListParagraph"/>
+        <w:numPr>
+          <w:ilvl w:val="0"/>
+          <w:numId w:val="2"/>
+        </w:numPr>
+      </w:pPr>
+      <w:r>
+        <w:t>Ví dụ</w:t>
+      </w:r>
+    </w:p>
+    <w:p>
+      <w:pPr>
+        <w:pStyle w:val="ListParagraph"/>
+        <w:pBdr>
+          <w:top w:val="single" w:sz="4" w:space="1" w:color="auto"/>
+          <w:left w:val="single" w:sz="4" w:space="4" w:color="auto"/>
+          <w:bottom w:val="single" w:sz="4" w:space="1" w:color="auto"/>
+          <w:right w:val="single" w:sz="4" w:space="4" w:color="auto"/>
+        </w:pBdr>
+        <w:ind w:left="1080"/>
+      </w:pPr>
+      <w:r>
+        <w:t xml:space="preserve">foo db </w:t>
+      </w:r>
+      <w:r>
+        <w:t>"Con cu cu", "Thang cho", 123</w:t>
+      </w:r>
+    </w:p>
+    <w:p>
+      <w:pPr>
+        <w:pStyle w:val="ListParagraph"/>
+        <w:numPr>
+          <w:ilvl w:val="0"/>
+          <w:numId w:val="2"/>
+        </w:numPr>
+      </w:pPr>
+      <w:r>
+        <w:t>T</w:t>
+      </w:r>
+      <w:r>
+        <w:t>a có</w:t>
+      </w:r>
+    </w:p>
+    <w:tbl>
+      <w:tblPr>
+        <w:tblStyle w:val="TableGrid"/>
+        <w:tblW w:w="0" w:type="auto"/>
+        <w:tblInd w:w="1080" w:type="dxa"/>
+        <w:tblLook w:val="04A0" w:firstRow="1" w:lastRow="0" w:firstColumn="1" w:lastColumn="0" w:noHBand="0" w:noVBand="1"/>
+      </w:tblPr>
+      <w:tblGrid>
+        <w:gridCol w:w="4103"/>
+        <w:gridCol w:w="4167"/>
+      </w:tblGrid>
+      <w:tr>
+        <w:tc>
+          <w:tcPr>
+            <w:tcW w:w="4675" w:type="dxa"/>
+          </w:tcPr>
+          <w:p>
+            <w:pPr>
+              <w:pStyle w:val="ListParagraph"/>
+              <w:ind w:left="0"/>
+              <w:jc w:val="center"/>
+            </w:pPr>
+            <w:r>
+              <w:t>foo</w:t>
+            </w:r>
+          </w:p>
+        </w:tc>
+        <w:tc>
+          <w:tcPr>
+            <w:tcW w:w="4675" w:type="dxa"/>
+          </w:tcPr>
+          <w:p>
+            <w:pPr>
+              <w:pStyle w:val="ListParagraph"/>
+              <w:ind w:left="0"/>
+              <w:jc w:val="center"/>
+            </w:pPr>
+            <w:r>
+              <w:t>"Con cu cu</w:t>
+            </w:r>
+            <w:r>
+              <w:t>Thang cho{</w:t>
+            </w:r>
+            <w:r>
+              <w:t>"</w:t>
+            </w:r>
+          </w:p>
+        </w:tc>
+      </w:tr>
+    </w:tbl>
+    <w:p>
+      <w:pPr>
+        <w:pStyle w:val="ListParagraph"/>
+        <w:numPr>
+          <w:ilvl w:val="0"/>
+          <w:numId w:val="2"/>
+        </w:numPr>
+      </w:pPr>
+      <w:r>
+        <w:t>Các số sẽ được chuyển sang kí tự ASCII tương ứng</w:t>
+      </w:r>
+    </w:p>
+    <w:p>
+      <w:pPr>
+        <w:pStyle w:val="ListParagraph"/>
+        <w:numPr>
+          <w:ilvl w:val="0"/>
+          <w:numId w:val="2"/>
+        </w:numPr>
+      </w:pPr>
+      <w:r>
+        <w:t>&lt;Các String Đơn&gt; ngăn cách bởi dấu phẩy, sau đó hợp lại</w:t>
+      </w:r>
+    </w:p>
+    <w:p/>
+    <w:p>
+      <w:r>
+        <w:t>Program – Chương Trình:</w:t>
+      </w:r>
+    </w:p>
+    <w:p>
+      <w:pPr>
+        <w:pStyle w:val="ListParagraph"/>
+        <w:numPr>
+          <w:ilvl w:val="0"/>
+          <w:numId w:val="6"/>
+        </w:numPr>
+      </w:pPr>
+      <w:r>
+        <w:t>Thân Chương Trình?</w:t>
+      </w:r>
+    </w:p>
+    <w:p>
+      <w:pPr>
+        <w:pStyle w:val="ListParagraph"/>
+        <w:pBdr>
+          <w:top w:val="single" w:sz="4" w:space="1" w:color="auto"/>
+          <w:left w:val="single" w:sz="4" w:space="4" w:color="auto"/>
+          <w:bottom w:val="single" w:sz="4" w:space="1" w:color="auto"/>
+          <w:right w:val="single" w:sz="4" w:space="4" w:color="auto"/>
+        </w:pBdr>
+        <w:ind w:left="1080"/>
+      </w:pPr>
+      <w:r>
+        <w:t>.cod</w:t>
+      </w:r>
+      <w:r>
+        <w:t>e</w:t>
+      </w:r>
+    </w:p>
+    <w:p>
+      <w:pPr>
+        <w:pStyle w:val="ListParagraph"/>
+        <w:pBdr>
+          <w:top w:val="single" w:sz="4" w:space="1" w:color="auto"/>
+          <w:left w:val="single" w:sz="4" w:space="4" w:color="auto"/>
+          <w:bottom w:val="single" w:sz="4" w:space="1" w:color="auto"/>
+          <w:right w:val="single" w:sz="4" w:space="4" w:color="auto"/>
+        </w:pBdr>
+        <w:ind w:left="1080"/>
+      </w:pPr>
+      <w:r>
+        <w:t>&lt;Nhãn&gt;:</w:t>
+      </w:r>
+    </w:p>
+    <w:p>
+      <w:pPr>
+        <w:pStyle w:val="ListParagraph"/>
+        <w:pBdr>
+          <w:top w:val="single" w:sz="4" w:space="1" w:color="auto"/>
+          <w:left w:val="single" w:sz="4" w:space="4" w:color="auto"/>
+          <w:bottom w:val="single" w:sz="4" w:space="1" w:color="auto"/>
+          <w:right w:val="single" w:sz="4" w:space="4" w:color="auto"/>
+        </w:pBdr>
+        <w:ind w:left="1080"/>
+      </w:pPr>
+      <w:r>
+        <w:lastRenderedPageBreak/>
+        <w:t>&lt;Làm Gì Đó&gt;</w:t>
+      </w:r>
+    </w:p>
+    <w:p>
+      <w:pPr>
+        <w:pStyle w:val="ListParagraph"/>
+        <w:pBdr>
+          <w:top w:val="single" w:sz="4" w:space="1" w:color="auto"/>
+          <w:left w:val="single" w:sz="4" w:space="4" w:color="auto"/>
+          <w:bottom w:val="single" w:sz="4" w:space="1" w:color="auto"/>
+          <w:right w:val="single" w:sz="4" w:space="4" w:color="auto"/>
+        </w:pBdr>
+        <w:ind w:left="1080"/>
+      </w:pPr>
+      <w:r>
+        <w:t>end &lt;Nhãn&gt;</w:t>
+      </w:r>
+    </w:p>
+    <w:p>
+      <w:pPr>
+        <w:pStyle w:val="ListParagraph"/>
+        <w:numPr>
+          <w:ilvl w:val="0"/>
+          <w:numId w:val="2"/>
+        </w:numPr>
+      </w:pPr>
+      <w:r>
+        <w:t>&lt;Nhãn&gt; là tên bất kì</w:t>
+      </w:r>
+      <w:r>
+        <w:t>, coi như hàm main</w:t>
+      </w:r>
+    </w:p>
+    <w:p>
+      <w:pPr>
+        <w:pStyle w:val="ListParagraph"/>
+        <w:numPr>
+          <w:ilvl w:val="0"/>
+          <w:numId w:val="6"/>
+        </w:numPr>
+      </w:pPr>
+      <w:r>
+        <w:t>Comment?</w:t>
+      </w:r>
+    </w:p>
+    <w:p>
+      <w:pPr>
+        <w:pStyle w:val="ListParagraph"/>
+        <w:numPr>
+          <w:ilvl w:val="0"/>
+          <w:numId w:val="2"/>
+        </w:numPr>
+      </w:pPr>
+      <w:r>
+        <w:t>Đặt dấu chấm phẩy đằng trước để Comment tất cả những gì đằng sau nó cho đến cuối dòng</w:t>
+      </w:r>
+    </w:p>
+    <w:p>
+      <w:pPr>
+        <w:pStyle w:val="ListParagraph"/>
+        <w:numPr>
+          <w:ilvl w:val="0"/>
+          <w:numId w:val="2"/>
+        </w:numPr>
+      </w:pPr>
+      <w:r>
+        <w:t>Ví dụ</w:t>
+      </w:r>
+    </w:p>
+    <w:p>
+      <w:pPr>
+        <w:pStyle w:val="ListParagraph"/>
+        <w:pBdr>
+          <w:top w:val="single" w:sz="4" w:space="1" w:color="auto"/>
+          <w:left w:val="single" w:sz="4" w:space="4" w:color="auto"/>
+          <w:bottom w:val="single" w:sz="4" w:space="1" w:color="auto"/>
+          <w:right w:val="single" w:sz="4" w:space="4" w:color="auto"/>
+        </w:pBdr>
+        <w:ind w:left="1080"/>
+      </w:pPr>
+      <w:r>
+        <w:t>foo:;thanglondumamay</w:t>
+      </w:r>
+    </w:p>
+    <w:p>
+      <w:pPr>
+        <w:pStyle w:val="ListParagraph"/>
+        <w:pBdr>
+          <w:top w:val="single" w:sz="4" w:space="1" w:color="auto"/>
+          <w:left w:val="single" w:sz="4" w:space="4" w:color="auto"/>
+          <w:bottom w:val="single" w:sz="4" w:space="1" w:color="auto"/>
+          <w:right w:val="single" w:sz="4" w:space="4" w:color="auto"/>
+        </w:pBdr>
+        <w:ind w:left="1080"/>
+      </w:pPr>
+      <w:r>
+        <w:t>end foo</w:t>
+      </w:r>
+    </w:p>
+    <w:p>
+      <w:pPr>
+        <w:pStyle w:val="ListParagraph"/>
+        <w:numPr>
+          <w:ilvl w:val="0"/>
+          <w:numId w:val="2"/>
+        </w:numPr>
+      </w:pPr>
+      <w:r>
+        <w:t>Tương đương</w:t>
+      </w:r>
+    </w:p>
+    <w:p>
+      <w:pPr>
+        <w:pStyle w:val="ListParagraph"/>
+        <w:pBdr>
+          <w:top w:val="single" w:sz="4" w:space="1" w:color="auto"/>
+          <w:left w:val="single" w:sz="4" w:space="4" w:color="auto"/>
+          <w:bottom w:val="single" w:sz="4" w:space="1" w:color="auto"/>
+          <w:right w:val="single" w:sz="4" w:space="4" w:color="auto"/>
+        </w:pBdr>
+        <w:ind w:left="1080"/>
+      </w:pPr>
+      <w:r>
+        <w:t>foo:</w:t>
+      </w:r>
+    </w:p>
+    <w:p>
+      <w:pPr>
+        <w:pStyle w:val="ListParagraph"/>
+        <w:pBdr>
+          <w:top w:val="single" w:sz="4" w:space="1" w:color="auto"/>
+          <w:left w:val="single" w:sz="4" w:space="4" w:color="auto"/>
+          <w:bottom w:val="single" w:sz="4" w:space="1" w:color="auto"/>
+          <w:right w:val="single" w:sz="4" w:space="4" w:color="auto"/>
+        </w:pBdr>
+        <w:ind w:left="1080"/>
+      </w:pPr>
+      <w:r>
+        <w:t>end foo</w:t>
+      </w:r>
+    </w:p>
+    <w:p>
+      <w:pPr>
+        <w:pStyle w:val="ListParagraph"/>
+        <w:numPr>
+          <w:ilvl w:val="0"/>
+          <w:numId w:val="6"/>
+        </w:numPr>
+      </w:pPr>
+      <w:r>
+        <w:t>Return?</w:t>
+      </w:r>
+    </w:p>
+    <w:p>
+      <w:pPr>
+        <w:pStyle w:val="ListParagraph"/>
+        <w:pBdr>
+          <w:top w:val="single" w:sz="4" w:space="1" w:color="auto"/>
+          <w:left w:val="single" w:sz="4" w:space="4" w:color="auto"/>
+          <w:bottom w:val="single" w:sz="4" w:space="1" w:color="auto"/>
+          <w:right w:val="single" w:sz="4" w:space="4" w:color="auto"/>
+        </w:pBdr>
+        <w:ind w:left="1080"/>
+      </w:pPr>
+      <w:r>
+        <w:t>ret</w:t>
+      </w:r>
+    </w:p>
+    <w:p>
+      <w:pPr>
+        <w:pStyle w:val="ListParagraph"/>
+        <w:numPr>
+          <w:ilvl w:val="0"/>
+          <w:numId w:val="2"/>
+        </w:numPr>
+      </w:pPr>
+      <w:r>
+        <w:t>Thoát khỏi hàm hiện tại và tiếp tục chạy từ chỗ gọi hàm</w:t>
+      </w:r>
+    </w:p>
+    <w:p>
+      <w:pPr>
+        <w:pStyle w:val="ListParagraph"/>
+        <w:numPr>
+          <w:ilvl w:val="0"/>
+          <w:numId w:val="2"/>
+        </w:numPr>
+      </w:pPr>
+      <w:r>
+        <w:t>Nếu thoát khỏi hàm main thì tương đương chương tình kết thúc</w:t>
+      </w:r>
+    </w:p>
+    <w:p>
+      <w:pPr>
+        <w:pStyle w:val="ListParagraph"/>
+        <w:numPr>
+          <w:ilvl w:val="0"/>
+          <w:numId w:val="6"/>
+        </w:numPr>
+      </w:pPr>
+      <w:r>
+        <w:t>Gọi Hàm?</w:t>
+      </w:r>
+    </w:p>
+    <w:p>
+      <w:pPr>
+        <w:pStyle w:val="ListParagraph"/>
+        <w:pBdr>
+          <w:top w:val="single" w:sz="4" w:space="1" w:color="auto"/>
+          <w:left w:val="single" w:sz="4" w:space="4" w:color="auto"/>
+          <w:bottom w:val="single" w:sz="4" w:space="1" w:color="auto"/>
+          <w:right w:val="single" w:sz="4" w:space="4" w:color="auto"/>
+        </w:pBdr>
+        <w:ind w:left="1080"/>
+      </w:pPr>
+      <w:r>
+        <w:t>invoke &lt;Tên Hàm&gt;, &lt;Các Tham Số&gt;</w:t>
+      </w:r>
+    </w:p>
+    <w:p>
+      <w:pPr>
+        <w:pStyle w:val="ListParagraph"/>
+        <w:numPr>
+          <w:ilvl w:val="0"/>
+          <w:numId w:val="2"/>
+        </w:numPr>
+      </w:pPr>
+      <w:r>
+        <w:t>Ví dụ</w:t>
+      </w:r>
+    </w:p>
+    <w:p>
+      <w:pPr>
+        <w:pStyle w:val="ListParagraph"/>
+        <w:pBdr>
+          <w:top w:val="single" w:sz="4" w:space="1" w:color="auto"/>
+          <w:left w:val="single" w:sz="4" w:space="4" w:color="auto"/>
+          <w:bottom w:val="single" w:sz="4" w:space="1" w:color="auto"/>
+          <w:right w:val="single" w:sz="4" w:space="4" w:color="auto"/>
+        </w:pBdr>
+        <w:ind w:left="1080"/>
+      </w:pPr>
+      <w:r>
+        <w:t>invoke foo, 1</w:t>
+      </w:r>
+    </w:p>
+    <w:p>
+      <w:pPr>
+        <w:pStyle w:val="ListParagraph"/>
+        <w:numPr>
+          <w:ilvl w:val="0"/>
+          <w:numId w:val="2"/>
+        </w:numPr>
+      </w:pPr>
+      <w:r>
+        <w:t>Hàm foo được gọi với tham số đầu vào là 1</w:t>
+      </w:r>
+    </w:p>
+    <w:p/>
+    <w:p>
+      <w:r>
+        <w:t>Kernel 32:</w:t>
+      </w:r>
+    </w:p>
+    <w:p>
+      <w:pPr>
+        <w:pStyle w:val="ListParagraph"/>
+        <w:numPr>
+          <w:ilvl w:val="0"/>
+          <w:numId w:val="7"/>
+        </w:numPr>
+      </w:pPr>
+      <w:r>
+        <w:t>Cách Import?</w:t>
+      </w:r>
+    </w:p>
+    <w:p>
+      <w:pPr>
+        <w:pStyle w:val="ListParagraph"/>
+        <w:pBdr>
+          <w:top w:val="single" w:sz="4" w:space="1" w:color="auto"/>
+          <w:left w:val="single" w:sz="4" w:space="4" w:color="auto"/>
+          <w:bottom w:val="single" w:sz="4" w:space="1" w:color="auto"/>
+          <w:right w:val="single" w:sz="4" w:space="4" w:color="auto"/>
+        </w:pBdr>
+        <w:ind w:left="1080"/>
+      </w:pPr>
+      <w:r>
+        <w:t>include C:\masm32\include\kernel32.inc</w:t>
+      </w:r>
+    </w:p>
+    <w:p>
+      <w:pPr>
+        <w:pStyle w:val="ListParagraph"/>
+        <w:pBdr>
+          <w:top w:val="single" w:sz="4" w:space="1" w:color="auto"/>
+          <w:left w:val="single" w:sz="4" w:space="4" w:color="auto"/>
+          <w:bottom w:val="single" w:sz="4" w:space="1" w:color="auto"/>
+          <w:right w:val="single" w:sz="4" w:space="4" w:color="auto"/>
+        </w:pBdr>
+        <w:ind w:left="1080"/>
+      </w:pPr>
+      <w:r>
+        <w:t>includelib C:\masm32\lib\kernel32.lib</w:t>
+      </w:r>
+    </w:p>
+    <w:p>
+      <w:pPr>
+        <w:pStyle w:val="ListParagraph"/>
+        <w:numPr>
+          <w:ilvl w:val="0"/>
+          <w:numId w:val="7"/>
+        </w:numPr>
+      </w:pPr>
+      <w:r>
+        <w:t xml:space="preserve">Kết </w:t>
+      </w:r>
+      <w:r>
+        <w:t>Thúc Chương Trình Ngay Và Trả Về Giá Trị Nào Đó?</w:t>
+      </w:r>
+    </w:p>
+    <w:p>
+      <w:pPr>
+        <w:pStyle w:val="ListParagraph"/>
+        <w:pBdr>
+          <w:top w:val="single" w:sz="4" w:space="1" w:color="auto"/>
+          <w:left w:val="single" w:sz="4" w:space="4" w:color="auto"/>
+          <w:bottom w:val="single" w:sz="4" w:space="1" w:color="auto"/>
+          <w:right w:val="single" w:sz="4" w:space="4" w:color="auto"/>
+        </w:pBdr>
+        <w:ind w:left="1080"/>
+      </w:pPr>
+      <w:r>
+        <w:t>i</w:t>
+      </w:r>
+      <w:r>
+        <w:t xml:space="preserve">nvoke ExitProcess, </w:t>
+      </w:r>
+      <w:r>
+        <w:t>&lt;Giá Trị Trả Về&gt;</w:t>
+      </w:r>
+    </w:p>
+    <w:p>
+      <w:pPr>
+        <w:pStyle w:val="ListParagraph"/>
+        <w:numPr>
+          <w:ilvl w:val="0"/>
+          <w:numId w:val="2"/>
+        </w:numPr>
+      </w:pPr>
+    </w:p>
+    <w:p/>
+    <w:p>
+      <w:r>
+        <w:t>MASM 32:</w:t>
+      </w:r>
+    </w:p>
+    <w:p>
+      <w:pPr>
+        <w:pStyle w:val="ListParagraph"/>
+        <w:numPr>
+          <w:ilvl w:val="0"/>
+          <w:numId w:val="8"/>
+        </w:numPr>
+      </w:pPr>
+      <w:r>
+        <w:t>Cách Import?</w:t>
+      </w:r>
+    </w:p>
+    <w:p>
+      <w:pPr>
+        <w:pStyle w:val="ListParagraph"/>
+        <w:pBdr>
+          <w:top w:val="single" w:sz="4" w:space="1" w:color="auto"/>
+          <w:left w:val="single" w:sz="4" w:space="4" w:color="auto"/>
+          <w:bottom w:val="single" w:sz="4" w:space="1" w:color="auto"/>
+          <w:right w:val="single" w:sz="4" w:space="4" w:color="auto"/>
+        </w:pBdr>
+        <w:ind w:left="1080"/>
+      </w:pPr>
+      <w:r>
+        <w:t>include C:\masm32\include\masm32.inc</w:t>
+      </w:r>
+    </w:p>
+    <w:p>
+      <w:pPr>
+        <w:pStyle w:val="ListParagraph"/>
+        <w:pBdr>
+          <w:top w:val="single" w:sz="4" w:space="1" w:color="auto"/>
+          <w:left w:val="single" w:sz="4" w:space="4" w:color="auto"/>
+          <w:bottom w:val="single" w:sz="4" w:space="1" w:color="auto"/>
+          <w:right w:val="single" w:sz="4" w:space="4" w:color="auto"/>
+        </w:pBdr>
+        <w:ind w:left="1080"/>
+      </w:pPr>
+      <w:r>
+        <w:t>includelib C:\masm32\lib\masm32.lib</w:t>
+      </w:r>
+    </w:p>
+    <w:p>
+      <w:pPr>
+        <w:pStyle w:val="ListParagraph"/>
+        <w:numPr>
+          <w:ilvl w:val="0"/>
+          <w:numId w:val="8"/>
+        </w:numPr>
+      </w:pPr>
+      <w:r>
+        <w:t xml:space="preserve">In </w:t>
+      </w:r>
+      <w:r>
+        <w:t xml:space="preserve">Ra Màn Hình </w:t>
+      </w:r>
+      <w:r>
+        <w:t>Console</w:t>
+      </w:r>
+      <w:r>
+        <w:t>?</w:t>
+      </w:r>
+    </w:p>
+    <w:p>
+      <w:pPr>
+        <w:pStyle w:val="ListParagraph"/>
+        <w:pBdr>
+          <w:top w:val="single" w:sz="4" w:space="1" w:color="auto"/>
+          <w:left w:val="single" w:sz="4" w:space="4" w:color="auto"/>
+          <w:bottom w:val="single" w:sz="4" w:space="1" w:color="auto"/>
+          <w:right w:val="single" w:sz="4" w:space="4" w:color="auto"/>
+        </w:pBdr>
+        <w:ind w:left="1080"/>
+      </w:pPr>
+      <w:r>
+        <w:t>i</w:t>
+      </w:r>
+      <w:r>
+        <w:t>nvoke StdOut, addr &lt;Biến String&gt;</w:t>
+      </w:r>
+    </w:p>
+    <w:p>
+      <w:pPr>
+        <w:pStyle w:val="ListParagraph"/>
+        <w:numPr>
+          <w:ilvl w:val="0"/>
+          <w:numId w:val="2"/>
+        </w:numPr>
+      </w:pPr>
+      <w:r>
+        <w:t>Tính từ kí tự đầu tiên của &lt;Biến String&gt;</w:t>
+      </w:r>
+      <w:r>
+        <w:t>, tăng dần ô Byte cho đến khi gặp kí tự \0, lấy chuỗi đó in ra màn hình, đưa con trỏ đến ngay sau kí tự cuối cùng</w:t>
+      </w:r>
+    </w:p>
+    <w:p/>
+    <w:p>
+      <w:r>
+        <w:lastRenderedPageBreak/>
+        <w:t>Quick Code – Mã Nhanh:</w:t>
+      </w:r>
+    </w:p>
+    <w:p>
+      <w:pPr>
+        <w:pStyle w:val="ListParagraph"/>
+        <w:numPr>
+          <w:ilvl w:val="0"/>
+          <w:numId w:val="3"/>
+        </w:numPr>
+      </w:pPr>
+      <w:r>
+        <w:t>Hello World?</w:t>
+      </w:r>
+    </w:p>
+    <w:p>
+      <w:pPr>
+        <w:pStyle w:val="ListParagraph"/>
+        <w:pBdr>
+          <w:top w:val="single" w:sz="4" w:space="1" w:color="auto"/>
+          <w:left w:val="single" w:sz="4" w:space="4" w:color="auto"/>
+          <w:bottom w:val="single" w:sz="4" w:space="1" w:color="auto"/>
+          <w:right w:val="single" w:sz="4" w:space="4" w:color="auto"/>
+        </w:pBdr>
+        <w:ind w:left="1080"/>
+      </w:pPr>
+      <w:r>
+        <w:t>.386</w:t>
+      </w:r>
+    </w:p>
+    <w:p>
+      <w:pPr>
+        <w:pStyle w:val="ListParagraph"/>
+        <w:pBdr>
+          <w:top w:val="single" w:sz="4" w:space="1" w:color="auto"/>
+          <w:left w:val="single" w:sz="4" w:space="4" w:color="auto"/>
+          <w:bottom w:val="single" w:sz="4" w:space="1" w:color="auto"/>
+          <w:right w:val="single" w:sz="4" w:space="4" w:color="auto"/>
+        </w:pBdr>
+        <w:ind w:left="1080"/>
+      </w:pPr>
+      <w:r>
+        <w:t>.model flat, stdcall</w:t>
+      </w:r>
+    </w:p>
+    <w:p>
+      <w:pPr>
+        <w:pStyle w:val="ListParagraph"/>
+        <w:pBdr>
+          <w:top w:val="single" w:sz="4" w:space="1" w:color="auto"/>
+          <w:left w:val="single" w:sz="4" w:space="4" w:color="auto"/>
+          <w:bottom w:val="single" w:sz="4" w:space="1" w:color="auto"/>
+          <w:right w:val="single" w:sz="4" w:space="4" w:color="auto"/>
+        </w:pBdr>
+        <w:ind w:left="1080"/>
+      </w:pPr>
+      <w:r>
+        <w:t>option casemap :none</w:t>
+      </w:r>
+    </w:p>
+    <w:p>
+      <w:pPr>
+        <w:pStyle w:val="ListParagraph"/>
+        <w:pBdr>
+          <w:top w:val="single" w:sz="4" w:space="1" w:color="auto"/>
+          <w:left w:val="single" w:sz="4" w:space="4" w:color="auto"/>
+          <w:bottom w:val="single" w:sz="4" w:space="1" w:color="auto"/>
+          <w:right w:val="single" w:sz="4" w:space="4" w:color="auto"/>
+        </w:pBdr>
+        <w:ind w:left="1080"/>
+      </w:pPr>
+    </w:p>
+    <w:p>
+      <w:pPr>
+        <w:pStyle w:val="ListParagraph"/>
+        <w:pBdr>
+          <w:top w:val="single" w:sz="4" w:space="1" w:color="auto"/>
+          <w:left w:val="single" w:sz="4" w:space="4" w:color="auto"/>
+          <w:bottom w:val="single" w:sz="4" w:space="1" w:color="auto"/>
+          <w:right w:val="single" w:sz="4" w:space="4" w:color="auto"/>
+        </w:pBdr>
+        <w:ind w:left="1080"/>
+      </w:pPr>
+      <w:r>
+        <w:t>include C:\masm32\include\kernel32.inc</w:t>
+      </w:r>
+    </w:p>
+    <w:p>
+      <w:pPr>
+        <w:pStyle w:val="ListParagraph"/>
+        <w:pBdr>
+          <w:top w:val="single" w:sz="4" w:space="1" w:color="auto"/>
+          <w:left w:val="single" w:sz="4" w:space="4" w:color="auto"/>
+          <w:bottom w:val="single" w:sz="4" w:space="1" w:color="auto"/>
+          <w:right w:val="single" w:sz="4" w:space="4" w:color="auto"/>
+        </w:pBdr>
+        <w:ind w:left="1080"/>
+      </w:pPr>
+      <w:r>
+        <w:t>include C:\masm32\include\masm32.inc</w:t>
+      </w:r>
+    </w:p>
+    <w:p>
+      <w:pPr>
+        <w:pStyle w:val="ListParagraph"/>
+        <w:pBdr>
+          <w:top w:val="single" w:sz="4" w:space="1" w:color="auto"/>
+          <w:left w:val="single" w:sz="4" w:space="4" w:color="auto"/>
+          <w:bottom w:val="single" w:sz="4" w:space="1" w:color="auto"/>
+          <w:right w:val="single" w:sz="4" w:space="4" w:color="auto"/>
+        </w:pBdr>
+        <w:ind w:left="1080"/>
+      </w:pPr>
+      <w:r>
+        <w:t>includelib C:\masm32\lib\kernel32.lib</w:t>
+      </w:r>
+    </w:p>
+    <w:p>
+      <w:pPr>
+        <w:pStyle w:val="ListParagraph"/>
+        <w:pBdr>
+          <w:top w:val="single" w:sz="4" w:space="1" w:color="auto"/>
+          <w:left w:val="single" w:sz="4" w:space="4" w:color="auto"/>
+          <w:bottom w:val="single" w:sz="4" w:space="1" w:color="auto"/>
+          <w:right w:val="single" w:sz="4" w:space="4" w:color="auto"/>
+        </w:pBdr>
+        <w:ind w:left="1080"/>
+      </w:pPr>
+      <w:r>
+        <w:t>includelib C:\masm32\lib\masm32.lib</w:t>
+      </w:r>
+    </w:p>
+    <w:p>
+      <w:pPr>
+        <w:pStyle w:val="ListParagraph"/>
+        <w:pBdr>
+          <w:top w:val="single" w:sz="4" w:space="1" w:color="auto"/>
+          <w:left w:val="single" w:sz="4" w:space="4" w:color="auto"/>
+          <w:bottom w:val="single" w:sz="4" w:space="1" w:color="auto"/>
+          <w:right w:val="single" w:sz="4" w:space="4" w:color="auto"/>
+        </w:pBdr>
+        <w:ind w:left="1080"/>
+      </w:pPr>
+    </w:p>
+    <w:p>
+      <w:pPr>
+        <w:pStyle w:val="ListParagraph"/>
+        <w:pBdr>
+          <w:top w:val="single" w:sz="4" w:space="1" w:color="auto"/>
+          <w:left w:val="single" w:sz="4" w:space="4" w:color="auto"/>
+          <w:bottom w:val="single" w:sz="4" w:space="1" w:color="auto"/>
+          <w:right w:val="single" w:sz="4" w:space="4" w:color="auto"/>
+        </w:pBdr>
+        <w:ind w:left="1080"/>
+      </w:pPr>
+      <w:r>
+        <w:t>.data</w:t>
+      </w:r>
+    </w:p>
+    <w:p>
+      <w:pPr>
+        <w:pStyle w:val="ListParagraph"/>
+        <w:pBdr>
+          <w:top w:val="single" w:sz="4" w:space="1" w:color="auto"/>
+          <w:left w:val="single" w:sz="4" w:space="4" w:color="auto"/>
+          <w:bottom w:val="single" w:sz="4" w:space="1" w:color="auto"/>
+          <w:right w:val="single" w:sz="4" w:space="4" w:color="auto"/>
+        </w:pBdr>
+        <w:ind w:left="1080"/>
+      </w:pPr>
+      <w:r>
+        <w:t xml:space="preserve"> message db "</w:t>
+      </w:r>
+      <w:r>
+        <w:t>Hello World!</w:t>
+      </w:r>
+      <w:r>
+        <w:t>", 0</w:t>
+      </w:r>
+    </w:p>
+    <w:p>
+      <w:pPr>
+        <w:pStyle w:val="ListParagraph"/>
+        <w:pBdr>
+          <w:top w:val="single" w:sz="4" w:space="1" w:color="auto"/>
+          <w:left w:val="single" w:sz="4" w:space="4" w:color="auto"/>
+          <w:bottom w:val="single" w:sz="4" w:space="1" w:color="auto"/>
+          <w:right w:val="single" w:sz="4" w:space="4" w:color="auto"/>
+        </w:pBdr>
+        <w:ind w:left="1080"/>
+      </w:pPr>
+    </w:p>
+    <w:p>
+      <w:pPr>
+        <w:pStyle w:val="ListParagraph"/>
+        <w:pBdr>
+          <w:top w:val="single" w:sz="4" w:space="1" w:color="auto"/>
+          <w:left w:val="single" w:sz="4" w:space="4" w:color="auto"/>
+          <w:bottom w:val="single" w:sz="4" w:space="1" w:color="auto"/>
+          <w:right w:val="single" w:sz="4" w:space="4" w:color="auto"/>
+        </w:pBdr>
+        <w:ind w:left="1080"/>
+      </w:pPr>
+      <w:r>
+        <w:t xml:space="preserve">.code </w:t>
+      </w:r>
+    </w:p>
+    <w:p>
+      <w:pPr>
+        <w:pStyle w:val="ListParagraph"/>
+        <w:pBdr>
+          <w:top w:val="single" w:sz="4" w:space="1" w:color="auto"/>
+          <w:left w:val="single" w:sz="4" w:space="4" w:color="auto"/>
+          <w:bottom w:val="single" w:sz="4" w:space="1" w:color="auto"/>
+          <w:right w:val="single" w:sz="4" w:space="4" w:color="auto"/>
+        </w:pBdr>
+        <w:ind w:left="1080"/>
+      </w:pPr>
+      <w:r>
+        <w:t>main:</w:t>
+      </w:r>
+    </w:p>
+    <w:p>
+      <w:pPr>
+        <w:pStyle w:val="ListParagraph"/>
+        <w:pBdr>
+          <w:top w:val="single" w:sz="4" w:space="1" w:color="auto"/>
+          <w:left w:val="single" w:sz="4" w:space="4" w:color="auto"/>
+          <w:bottom w:val="single" w:sz="4" w:space="1" w:color="auto"/>
+          <w:right w:val="single" w:sz="4" w:space="4" w:color="auto"/>
+        </w:pBdr>
+        <w:ind w:left="1080"/>
+      </w:pPr>
+      <w:r>
+        <w:t xml:space="preserve"> invoke StdOut, addr message</w:t>
+      </w:r>
+    </w:p>
+    <w:p>
+      <w:pPr>
+        <w:pStyle w:val="ListParagraph"/>
+        <w:pBdr>
+          <w:top w:val="single" w:sz="4" w:space="1" w:color="auto"/>
+          <w:left w:val="single" w:sz="4" w:space="4" w:color="auto"/>
+          <w:bottom w:val="single" w:sz="4" w:space="1" w:color="auto"/>
+          <w:right w:val="single" w:sz="4" w:space="4" w:color="auto"/>
+        </w:pBdr>
+        <w:ind w:left="1080"/>
+      </w:pPr>
+      <w:r>
+        <w:t xml:space="preserve"> invoke ExitProcess, 0</w:t>
+      </w:r>
+    </w:p>
+    <w:p>
+      <w:pPr>
+        <w:pStyle w:val="ListParagraph"/>
+        <w:pBdr>
+          <w:top w:val="single" w:sz="4" w:space="1" w:color="auto"/>
+          <w:left w:val="single" w:sz="4" w:space="4" w:color="auto"/>
+          <w:bottom w:val="single" w:sz="4" w:space="1" w:color="auto"/>
+          <w:right w:val="single" w:sz="4" w:space="4" w:color="auto"/>
+        </w:pBdr>
+        <w:ind w:left="1080"/>
+      </w:pPr>
+      <w:r>
+        <w:t>end main</w:t>
+      </w:r>
+    </w:p>
+    <w:p>
+      <w:pPr>
+        <w:pStyle w:val="ListParagraph"/>
+        <w:numPr>
+          <w:ilvl w:val="0"/>
+          <w:numId w:val="3"/>
+        </w:numPr>
+      </w:pPr>
     </w:p>
     <w:sectPr>
       <w:pgSz w:w="12240" w:h="15840"/>
@@ -378,6 +1915,273 @@
     </w:lvl>
   </w:abstractNum>
   <w:abstractNum w:abstractNumId="1" w15:restartNumberingAfterBreak="0">
+    <w:nsid w:val="19CB3509"/>
+    <w:multiLevelType w:val="hybridMultilevel"/>
+    <w:tmpl w:val="A4D289E4"/>
+    <w:lvl w:ilvl="0" w:tplc="CBA05C9E">
+      <w:start w:val="1"/>
+      <w:numFmt w:val="decimal"/>
+      <w:lvlText w:val="%1."/>
+      <w:lvlJc w:val="left"/>
+      <w:pPr>
+        <w:ind w:left="1080" w:hanging="360"/>
+      </w:pPr>
+      <w:rPr>
+        <w:rFonts w:hint="default"/>
+      </w:rPr>
+    </w:lvl>
+    <w:lvl w:ilvl="1" w:tplc="04090019" w:tentative="1">
+      <w:start w:val="1"/>
+      <w:numFmt w:val="lowerLetter"/>
+      <w:lvlText w:val="%2."/>
+      <w:lvlJc w:val="left"/>
+      <w:pPr>
+        <w:ind w:left="1800" w:hanging="360"/>
+      </w:pPr>
+    </w:lvl>
+    <w:lvl w:ilvl="2" w:tplc="0409001B" w:tentative="1">
+      <w:start w:val="1"/>
+      <w:numFmt w:val="lowerRoman"/>
+      <w:lvlText w:val="%3."/>
+      <w:lvlJc w:val="right"/>
+      <w:pPr>
+        <w:ind w:left="2520" w:hanging="180"/>
+      </w:pPr>
+    </w:lvl>
+    <w:lvl w:ilvl="3" w:tplc="0409000F" w:tentative="1">
+      <w:start w:val="1"/>
+      <w:numFmt w:val="decimal"/>
+      <w:lvlText w:val="%4."/>
+      <w:lvlJc w:val="left"/>
+      <w:pPr>
+        <w:ind w:left="3240" w:hanging="360"/>
+      </w:pPr>
+    </w:lvl>
+    <w:lvl w:ilvl="4" w:tplc="04090019" w:tentative="1">
+      <w:start w:val="1"/>
+      <w:numFmt w:val="lowerLetter"/>
+      <w:lvlText w:val="%5."/>
+      <w:lvlJc w:val="left"/>
+      <w:pPr>
+        <w:ind w:left="3960" w:hanging="360"/>
+      </w:pPr>
+    </w:lvl>
+    <w:lvl w:ilvl="5" w:tplc="0409001B" w:tentative="1">
+      <w:start w:val="1"/>
+      <w:numFmt w:val="lowerRoman"/>
+      <w:lvlText w:val="%6."/>
+      <w:lvlJc w:val="right"/>
+      <w:pPr>
+        <w:ind w:left="4680" w:hanging="180"/>
+      </w:pPr>
+    </w:lvl>
+    <w:lvl w:ilvl="6" w:tplc="0409000F" w:tentative="1">
+      <w:start w:val="1"/>
+      <w:numFmt w:val="decimal"/>
+      <w:lvlText w:val="%7."/>
+      <w:lvlJc w:val="left"/>
+      <w:pPr>
+        <w:ind w:left="5400" w:hanging="360"/>
+      </w:pPr>
+    </w:lvl>
+    <w:lvl w:ilvl="7" w:tplc="04090019" w:tentative="1">
+      <w:start w:val="1"/>
+      <w:numFmt w:val="lowerLetter"/>
+      <w:lvlText w:val="%8."/>
+      <w:lvlJc w:val="left"/>
+      <w:pPr>
+        <w:ind w:left="6120" w:hanging="360"/>
+      </w:pPr>
+    </w:lvl>
+    <w:lvl w:ilvl="8" w:tplc="0409001B" w:tentative="1">
+      <w:start w:val="1"/>
+      <w:numFmt w:val="lowerRoman"/>
+      <w:lvlText w:val="%9."/>
+      <w:lvlJc w:val="right"/>
+      <w:pPr>
+        <w:ind w:left="6840" w:hanging="180"/>
+      </w:pPr>
+    </w:lvl>
+  </w:abstractNum>
+  <w:abstractNum w:abstractNumId="2" w15:restartNumberingAfterBreak="0">
+    <w:nsid w:val="34392D7B"/>
+    <w:multiLevelType w:val="hybridMultilevel"/>
+    <w:tmpl w:val="9FA4DD20"/>
+    <w:lvl w:ilvl="0" w:tplc="53B009C8">
+      <w:start w:val="1"/>
+      <w:numFmt w:val="decimal"/>
+      <w:lvlText w:val="%1."/>
+      <w:lvlJc w:val="left"/>
+      <w:pPr>
+        <w:ind w:left="1080" w:hanging="360"/>
+      </w:pPr>
+      <w:rPr>
+        <w:rFonts w:hint="default"/>
+      </w:rPr>
+    </w:lvl>
+    <w:lvl w:ilvl="1" w:tplc="04090019" w:tentative="1">
+      <w:start w:val="1"/>
+      <w:numFmt w:val="lowerLetter"/>
+      <w:lvlText w:val="%2."/>
+      <w:lvlJc w:val="left"/>
+      <w:pPr>
+        <w:ind w:left="1800" w:hanging="360"/>
+      </w:pPr>
+    </w:lvl>
+    <w:lvl w:ilvl="2" w:tplc="0409001B" w:tentative="1">
+      <w:start w:val="1"/>
+      <w:numFmt w:val="lowerRoman"/>
+      <w:lvlText w:val="%3."/>
+      <w:lvlJc w:val="right"/>
+      <w:pPr>
+        <w:ind w:left="2520" w:hanging="180"/>
+      </w:pPr>
+    </w:lvl>
+    <w:lvl w:ilvl="3" w:tplc="0409000F" w:tentative="1">
+      <w:start w:val="1"/>
+      <w:numFmt w:val="decimal"/>
+      <w:lvlText w:val="%4."/>
+      <w:lvlJc w:val="left"/>
+      <w:pPr>
+        <w:ind w:left="3240" w:hanging="360"/>
+      </w:pPr>
+    </w:lvl>
+    <w:lvl w:ilvl="4" w:tplc="04090019" w:tentative="1">
+      <w:start w:val="1"/>
+      <w:numFmt w:val="lowerLetter"/>
+      <w:lvlText w:val="%5."/>
+      <w:lvlJc w:val="left"/>
+      <w:pPr>
+        <w:ind w:left="3960" w:hanging="360"/>
+      </w:pPr>
+    </w:lvl>
+    <w:lvl w:ilvl="5" w:tplc="0409001B" w:tentative="1">
+      <w:start w:val="1"/>
+      <w:numFmt w:val="lowerRoman"/>
+      <w:lvlText w:val="%6."/>
+      <w:lvlJc w:val="right"/>
+      <w:pPr>
+        <w:ind w:left="4680" w:hanging="180"/>
+      </w:pPr>
+    </w:lvl>
+    <w:lvl w:ilvl="6" w:tplc="0409000F" w:tentative="1">
+      <w:start w:val="1"/>
+      <w:numFmt w:val="decimal"/>
+      <w:lvlText w:val="%7."/>
+      <w:lvlJc w:val="left"/>
+      <w:pPr>
+        <w:ind w:left="5400" w:hanging="360"/>
+      </w:pPr>
+    </w:lvl>
+    <w:lvl w:ilvl="7" w:tplc="04090019" w:tentative="1">
+      <w:start w:val="1"/>
+      <w:numFmt w:val="lowerLetter"/>
+      <w:lvlText w:val="%8."/>
+      <w:lvlJc w:val="left"/>
+      <w:pPr>
+        <w:ind w:left="6120" w:hanging="360"/>
+      </w:pPr>
+    </w:lvl>
+    <w:lvl w:ilvl="8" w:tplc="0409001B" w:tentative="1">
+      <w:start w:val="1"/>
+      <w:numFmt w:val="lowerRoman"/>
+      <w:lvlText w:val="%9."/>
+      <w:lvlJc w:val="right"/>
+      <w:pPr>
+        <w:ind w:left="6840" w:hanging="180"/>
+      </w:pPr>
+    </w:lvl>
+  </w:abstractNum>
+  <w:abstractNum w:abstractNumId="3" w15:restartNumberingAfterBreak="0">
+    <w:nsid w:val="53B80605"/>
+    <w:multiLevelType w:val="hybridMultilevel"/>
+    <w:tmpl w:val="B928E040"/>
+    <w:lvl w:ilvl="0" w:tplc="89700BD2">
+      <w:start w:val="1"/>
+      <w:numFmt w:val="decimal"/>
+      <w:lvlText w:val="%1."/>
+      <w:lvlJc w:val="left"/>
+      <w:pPr>
+        <w:ind w:left="1080" w:hanging="360"/>
+      </w:pPr>
+      <w:rPr>
+        <w:rFonts w:hint="default"/>
+      </w:rPr>
+    </w:lvl>
+    <w:lvl w:ilvl="1" w:tplc="04090019" w:tentative="1">
+      <w:start w:val="1"/>
+      <w:numFmt w:val="lowerLetter"/>
+      <w:lvlText w:val="%2."/>
+      <w:lvlJc w:val="left"/>
+      <w:pPr>
+        <w:ind w:left="1800" w:hanging="360"/>
+      </w:pPr>
+    </w:lvl>
+    <w:lvl w:ilvl="2" w:tplc="0409001B" w:tentative="1">
+      <w:start w:val="1"/>
+      <w:numFmt w:val="lowerRoman"/>
+      <w:lvlText w:val="%3."/>
+      <w:lvlJc w:val="right"/>
+      <w:pPr>
+        <w:ind w:left="2520" w:hanging="180"/>
+      </w:pPr>
+    </w:lvl>
+    <w:lvl w:ilvl="3" w:tplc="0409000F" w:tentative="1">
+      <w:start w:val="1"/>
+      <w:numFmt w:val="decimal"/>
+      <w:lvlText w:val="%4."/>
+      <w:lvlJc w:val="left"/>
+      <w:pPr>
+        <w:ind w:left="3240" w:hanging="360"/>
+      </w:pPr>
+    </w:lvl>
+    <w:lvl w:ilvl="4" w:tplc="04090019" w:tentative="1">
+      <w:start w:val="1"/>
+      <w:numFmt w:val="lowerLetter"/>
+      <w:lvlText w:val="%5."/>
+      <w:lvlJc w:val="left"/>
+      <w:pPr>
+        <w:ind w:left="3960" w:hanging="360"/>
+      </w:pPr>
+    </w:lvl>
+    <w:lvl w:ilvl="5" w:tplc="0409001B" w:tentative="1">
+      <w:start w:val="1"/>
+      <w:numFmt w:val="lowerRoman"/>
+      <w:lvlText w:val="%6."/>
+      <w:lvlJc w:val="right"/>
+      <w:pPr>
+        <w:ind w:left="4680" w:hanging="180"/>
+      </w:pPr>
+    </w:lvl>
+    <w:lvl w:ilvl="6" w:tplc="0409000F" w:tentative="1">
+      <w:start w:val="1"/>
+      <w:numFmt w:val="decimal"/>
+      <w:lvlText w:val="%7."/>
+      <w:lvlJc w:val="left"/>
+      <w:pPr>
+        <w:ind w:left="5400" w:hanging="360"/>
+      </w:pPr>
+    </w:lvl>
+    <w:lvl w:ilvl="7" w:tplc="04090019" w:tentative="1">
+      <w:start w:val="1"/>
+      <w:numFmt w:val="lowerLetter"/>
+      <w:lvlText w:val="%8."/>
+      <w:lvlJc w:val="left"/>
+      <w:pPr>
+        <w:ind w:left="6120" w:hanging="360"/>
+      </w:pPr>
+    </w:lvl>
+    <w:lvl w:ilvl="8" w:tplc="0409001B" w:tentative="1">
+      <w:start w:val="1"/>
+      <w:numFmt w:val="lowerRoman"/>
+      <w:lvlText w:val="%9."/>
+      <w:lvlJc w:val="right"/>
+      <w:pPr>
+        <w:ind w:left="6840" w:hanging="180"/>
+      </w:pPr>
+    </w:lvl>
+  </w:abstractNum>
+  <w:abstractNum w:abstractNumId="4" w15:restartNumberingAfterBreak="0">
     <w:nsid w:val="579D6769"/>
     <w:multiLevelType w:val="hybridMultilevel"/>
     <w:tmpl w:val="6F7A0F64"/>
@@ -488,12 +2292,297 @@
       <w:rPr>
         <w:rFonts w:ascii="Wingdings" w:hAnsi="Wingdings" w:hint="default"/>
       </w:rPr>
+    </w:lvl>
+  </w:abstractNum>
+  <w:abstractNum w:abstractNumId="5" w15:restartNumberingAfterBreak="0">
+    <w:nsid w:val="64850BCA"/>
+    <w:multiLevelType w:val="hybridMultilevel"/>
+    <w:tmpl w:val="3736915A"/>
+    <w:lvl w:ilvl="0" w:tplc="859E8642">
+      <w:start w:val="1"/>
+      <w:numFmt w:val="decimal"/>
+      <w:lvlText w:val="%1."/>
+      <w:lvlJc w:val="left"/>
+      <w:pPr>
+        <w:ind w:left="1080" w:hanging="360"/>
+      </w:pPr>
+      <w:rPr>
+        <w:rFonts w:hint="default"/>
+      </w:rPr>
+    </w:lvl>
+    <w:lvl w:ilvl="1" w:tplc="04090019" w:tentative="1">
+      <w:start w:val="1"/>
+      <w:numFmt w:val="lowerLetter"/>
+      <w:lvlText w:val="%2."/>
+      <w:lvlJc w:val="left"/>
+      <w:pPr>
+        <w:ind w:left="1800" w:hanging="360"/>
+      </w:pPr>
+    </w:lvl>
+    <w:lvl w:ilvl="2" w:tplc="0409001B" w:tentative="1">
+      <w:start w:val="1"/>
+      <w:numFmt w:val="lowerRoman"/>
+      <w:lvlText w:val="%3."/>
+      <w:lvlJc w:val="right"/>
+      <w:pPr>
+        <w:ind w:left="2520" w:hanging="180"/>
+      </w:pPr>
+    </w:lvl>
+    <w:lvl w:ilvl="3" w:tplc="0409000F" w:tentative="1">
+      <w:start w:val="1"/>
+      <w:numFmt w:val="decimal"/>
+      <w:lvlText w:val="%4."/>
+      <w:lvlJc w:val="left"/>
+      <w:pPr>
+        <w:ind w:left="3240" w:hanging="360"/>
+      </w:pPr>
+    </w:lvl>
+    <w:lvl w:ilvl="4" w:tplc="04090019" w:tentative="1">
+      <w:start w:val="1"/>
+      <w:numFmt w:val="lowerLetter"/>
+      <w:lvlText w:val="%5."/>
+      <w:lvlJc w:val="left"/>
+      <w:pPr>
+        <w:ind w:left="3960" w:hanging="360"/>
+      </w:pPr>
+    </w:lvl>
+    <w:lvl w:ilvl="5" w:tplc="0409001B" w:tentative="1">
+      <w:start w:val="1"/>
+      <w:numFmt w:val="lowerRoman"/>
+      <w:lvlText w:val="%6."/>
+      <w:lvlJc w:val="right"/>
+      <w:pPr>
+        <w:ind w:left="4680" w:hanging="180"/>
+      </w:pPr>
+    </w:lvl>
+    <w:lvl w:ilvl="6" w:tplc="0409000F" w:tentative="1">
+      <w:start w:val="1"/>
+      <w:numFmt w:val="decimal"/>
+      <w:lvlText w:val="%7."/>
+      <w:lvlJc w:val="left"/>
+      <w:pPr>
+        <w:ind w:left="5400" w:hanging="360"/>
+      </w:pPr>
+    </w:lvl>
+    <w:lvl w:ilvl="7" w:tplc="04090019" w:tentative="1">
+      <w:start w:val="1"/>
+      <w:numFmt w:val="lowerLetter"/>
+      <w:lvlText w:val="%8."/>
+      <w:lvlJc w:val="left"/>
+      <w:pPr>
+        <w:ind w:left="6120" w:hanging="360"/>
+      </w:pPr>
+    </w:lvl>
+    <w:lvl w:ilvl="8" w:tplc="0409001B" w:tentative="1">
+      <w:start w:val="1"/>
+      <w:numFmt w:val="lowerRoman"/>
+      <w:lvlText w:val="%9."/>
+      <w:lvlJc w:val="right"/>
+      <w:pPr>
+        <w:ind w:left="6840" w:hanging="180"/>
+      </w:pPr>
+    </w:lvl>
+  </w:abstractNum>
+  <w:abstractNum w:abstractNumId="6" w15:restartNumberingAfterBreak="0">
+    <w:nsid w:val="64A54C44"/>
+    <w:multiLevelType w:val="hybridMultilevel"/>
+    <w:tmpl w:val="D1E619B4"/>
+    <w:lvl w:ilvl="0" w:tplc="AFBE9162">
+      <w:start w:val="1"/>
+      <w:numFmt w:val="decimal"/>
+      <w:lvlText w:val="%1."/>
+      <w:lvlJc w:val="left"/>
+      <w:pPr>
+        <w:ind w:left="1080" w:hanging="360"/>
+      </w:pPr>
+      <w:rPr>
+        <w:rFonts w:hint="default"/>
+      </w:rPr>
+    </w:lvl>
+    <w:lvl w:ilvl="1" w:tplc="04090019" w:tentative="1">
+      <w:start w:val="1"/>
+      <w:numFmt w:val="lowerLetter"/>
+      <w:lvlText w:val="%2."/>
+      <w:lvlJc w:val="left"/>
+      <w:pPr>
+        <w:ind w:left="1800" w:hanging="360"/>
+      </w:pPr>
+    </w:lvl>
+    <w:lvl w:ilvl="2" w:tplc="0409001B" w:tentative="1">
+      <w:start w:val="1"/>
+      <w:numFmt w:val="lowerRoman"/>
+      <w:lvlText w:val="%3."/>
+      <w:lvlJc w:val="right"/>
+      <w:pPr>
+        <w:ind w:left="2520" w:hanging="180"/>
+      </w:pPr>
+    </w:lvl>
+    <w:lvl w:ilvl="3" w:tplc="0409000F" w:tentative="1">
+      <w:start w:val="1"/>
+      <w:numFmt w:val="decimal"/>
+      <w:lvlText w:val="%4."/>
+      <w:lvlJc w:val="left"/>
+      <w:pPr>
+        <w:ind w:left="3240" w:hanging="360"/>
+      </w:pPr>
+    </w:lvl>
+    <w:lvl w:ilvl="4" w:tplc="04090019" w:tentative="1">
+      <w:start w:val="1"/>
+      <w:numFmt w:val="lowerLetter"/>
+      <w:lvlText w:val="%5."/>
+      <w:lvlJc w:val="left"/>
+      <w:pPr>
+        <w:ind w:left="3960" w:hanging="360"/>
+      </w:pPr>
+    </w:lvl>
+    <w:lvl w:ilvl="5" w:tplc="0409001B" w:tentative="1">
+      <w:start w:val="1"/>
+      <w:numFmt w:val="lowerRoman"/>
+      <w:lvlText w:val="%6."/>
+      <w:lvlJc w:val="right"/>
+      <w:pPr>
+        <w:ind w:left="4680" w:hanging="180"/>
+      </w:pPr>
+    </w:lvl>
+    <w:lvl w:ilvl="6" w:tplc="0409000F" w:tentative="1">
+      <w:start w:val="1"/>
+      <w:numFmt w:val="decimal"/>
+      <w:lvlText w:val="%7."/>
+      <w:lvlJc w:val="left"/>
+      <w:pPr>
+        <w:ind w:left="5400" w:hanging="360"/>
+      </w:pPr>
+    </w:lvl>
+    <w:lvl w:ilvl="7" w:tplc="04090019" w:tentative="1">
+      <w:start w:val="1"/>
+      <w:numFmt w:val="lowerLetter"/>
+      <w:lvlText w:val="%8."/>
+      <w:lvlJc w:val="left"/>
+      <w:pPr>
+        <w:ind w:left="6120" w:hanging="360"/>
+      </w:pPr>
+    </w:lvl>
+    <w:lvl w:ilvl="8" w:tplc="0409001B" w:tentative="1">
+      <w:start w:val="1"/>
+      <w:numFmt w:val="lowerRoman"/>
+      <w:lvlText w:val="%9."/>
+      <w:lvlJc w:val="right"/>
+      <w:pPr>
+        <w:ind w:left="6840" w:hanging="180"/>
+      </w:pPr>
+    </w:lvl>
+  </w:abstractNum>
+  <w:abstractNum w:abstractNumId="7" w15:restartNumberingAfterBreak="0">
+    <w:nsid w:val="79D23FD3"/>
+    <w:multiLevelType w:val="hybridMultilevel"/>
+    <w:tmpl w:val="5766477A"/>
+    <w:lvl w:ilvl="0" w:tplc="D87E083C">
+      <w:start w:val="1"/>
+      <w:numFmt w:val="decimal"/>
+      <w:lvlText w:val="%1."/>
+      <w:lvlJc w:val="left"/>
+      <w:pPr>
+        <w:ind w:left="1080" w:hanging="360"/>
+      </w:pPr>
+      <w:rPr>
+        <w:rFonts w:hint="default"/>
+      </w:rPr>
+    </w:lvl>
+    <w:lvl w:ilvl="1" w:tplc="04090019" w:tentative="1">
+      <w:start w:val="1"/>
+      <w:numFmt w:val="lowerLetter"/>
+      <w:lvlText w:val="%2."/>
+      <w:lvlJc w:val="left"/>
+      <w:pPr>
+        <w:ind w:left="1800" w:hanging="360"/>
+      </w:pPr>
+    </w:lvl>
+    <w:lvl w:ilvl="2" w:tplc="0409001B" w:tentative="1">
+      <w:start w:val="1"/>
+      <w:numFmt w:val="lowerRoman"/>
+      <w:lvlText w:val="%3."/>
+      <w:lvlJc w:val="right"/>
+      <w:pPr>
+        <w:ind w:left="2520" w:hanging="180"/>
+      </w:pPr>
+    </w:lvl>
+    <w:lvl w:ilvl="3" w:tplc="0409000F" w:tentative="1">
+      <w:start w:val="1"/>
+      <w:numFmt w:val="decimal"/>
+      <w:lvlText w:val="%4."/>
+      <w:lvlJc w:val="left"/>
+      <w:pPr>
+        <w:ind w:left="3240" w:hanging="360"/>
+      </w:pPr>
+    </w:lvl>
+    <w:lvl w:ilvl="4" w:tplc="04090019" w:tentative="1">
+      <w:start w:val="1"/>
+      <w:numFmt w:val="lowerLetter"/>
+      <w:lvlText w:val="%5."/>
+      <w:lvlJc w:val="left"/>
+      <w:pPr>
+        <w:ind w:left="3960" w:hanging="360"/>
+      </w:pPr>
+    </w:lvl>
+    <w:lvl w:ilvl="5" w:tplc="0409001B" w:tentative="1">
+      <w:start w:val="1"/>
+      <w:numFmt w:val="lowerRoman"/>
+      <w:lvlText w:val="%6."/>
+      <w:lvlJc w:val="right"/>
+      <w:pPr>
+        <w:ind w:left="4680" w:hanging="180"/>
+      </w:pPr>
+    </w:lvl>
+    <w:lvl w:ilvl="6" w:tplc="0409000F" w:tentative="1">
+      <w:start w:val="1"/>
+      <w:numFmt w:val="decimal"/>
+      <w:lvlText w:val="%7."/>
+      <w:lvlJc w:val="left"/>
+      <w:pPr>
+        <w:ind w:left="5400" w:hanging="360"/>
+      </w:pPr>
+    </w:lvl>
+    <w:lvl w:ilvl="7" w:tplc="04090019" w:tentative="1">
+      <w:start w:val="1"/>
+      <w:numFmt w:val="lowerLetter"/>
+      <w:lvlText w:val="%8."/>
+      <w:lvlJc w:val="left"/>
+      <w:pPr>
+        <w:ind w:left="6120" w:hanging="360"/>
+      </w:pPr>
+    </w:lvl>
+    <w:lvl w:ilvl="8" w:tplc="0409001B" w:tentative="1">
+      <w:start w:val="1"/>
+      <w:numFmt w:val="lowerRoman"/>
+      <w:lvlText w:val="%9."/>
+      <w:lvlJc w:val="right"/>
+      <w:pPr>
+        <w:ind w:left="6840" w:hanging="180"/>
+      </w:pPr>
     </w:lvl>
   </w:abstractNum>
   <w:num w:numId="1" w16cid:durableId="1239440023">
     <w:abstractNumId w:val="0"/>
   </w:num>
   <w:num w:numId="2" w16cid:durableId="728964461">
+    <w:abstractNumId w:val="4"/>
+  </w:num>
+  <w:num w:numId="3" w16cid:durableId="632178701">
+    <w:abstractNumId w:val="7"/>
+  </w:num>
+  <w:num w:numId="4" w16cid:durableId="1562786396">
+    <w:abstractNumId w:val="2"/>
+  </w:num>
+  <w:num w:numId="5" w16cid:durableId="336467683">
+    <w:abstractNumId w:val="3"/>
+  </w:num>
+  <w:num w:numId="6" w16cid:durableId="310183721">
+    <w:abstractNumId w:val="6"/>
+  </w:num>
+  <w:num w:numId="7" w16cid:durableId="1144008755">
+    <w:abstractNumId w:val="5"/>
+  </w:num>
+  <w:num w:numId="8" w16cid:durableId="1796554871">
     <w:abstractNumId w:val="1"/>
   </w:num>
 </w:numbering>
@@ -961,6 +3050,25 @@
       <w:shd w:val="clear" w:color="auto" w:fill="E1DFDD"/>
     </w:rPr>
   </w:style>
+  <w:style w:type="table" w:styleId="TableGrid">
+    <w:name w:val="Table Grid"/>
+    <w:basedOn w:val="TableNormal"/>
+    <w:uiPriority w:val="39"/>
+    <w:rsid w:val="006833F2"/>
+    <w:pPr>
+      <w:spacing w:after="0" w:line="240" w:lineRule="auto"/>
+    </w:pPr>
+    <w:tblPr>
+      <w:tblBorders>
+        <w:top w:val="single" w:sz="4" w:space="0" w:color="auto"/>
+        <w:left w:val="single" w:sz="4" w:space="0" w:color="auto"/>
+        <w:bottom w:val="single" w:sz="4" w:space="0" w:color="auto"/>
+        <w:right w:val="single" w:sz="4" w:space="0" w:color="auto"/>
+        <w:insideH w:val="single" w:sz="4" w:space="0" w:color="auto"/>
+        <w:insideV w:val="single" w:sz="4" w:space="0" w:color="auto"/>
+      </w:tblBorders>
+    </w:tblPr>
+  </w:style>
 </w:styles>
 </file>
 

--- a/assembly.docx
+++ b/assembly.docx
@@ -368,6 +368,18 @@
         <w:pStyle w:val="ListParagraph"/>
         <w:numPr>
           <w:ilvl w:val="0"/>
+          <w:numId w:val="2"/>
+        </w:numPr>
+      </w:pPr>
+      <w:r>
+        <w:t>Ngoài Console ta còn có thể liên kết với Windows, ví dụ khi muốn hiện 1 hộp thoại, thì nếu ta liên kết Console, hộp thoại sẽ bị nằm trong 1 CMD, còn khi liên kết với Windows, hộp thoại sẽ nằm tự do</w:t>
+      </w:r>
+    </w:p>
+    <w:p>
+      <w:pPr>
+        <w:pStyle w:val="ListParagraph"/>
+        <w:numPr>
+          <w:ilvl w:val="0"/>
           <w:numId w:val="1"/>
         </w:numPr>
       </w:pPr>
@@ -494,6 +506,7 @@
         </w:numPr>
       </w:pPr>
       <w:r>
+        <w:lastRenderedPageBreak/>
         <w:t>Dễ thấy cái này có dạng x86, x có thể là 3, 4, 6, …, càng lên cao thì càng mới, 386 là cũ nhấ</w:t>
       </w:r>
       <w:r>
@@ -539,7 +552,6 @@
         </w:numPr>
       </w:pPr>
       <w:r>
-        <w:lastRenderedPageBreak/>
         <w:t>Ví dụ</w:t>
       </w:r>
     </w:p>
@@ -587,6 +599,18 @@
         <w:pStyle w:val="ListParagraph"/>
         <w:numPr>
           <w:ilvl w:val="0"/>
+          <w:numId w:val="2"/>
+        </w:numPr>
+      </w:pPr>
+      <w:r>
+        <w:t>Ví dụ hàm nhận 4 tham số theo thứ tự là A, B, C, D, thì khi bạn truyền tham số bạn phải truyền D, truyền C, truyền B, truyền A rồi mới gọi hàm</w:t>
+      </w:r>
+    </w:p>
+    <w:p>
+      <w:pPr>
+        <w:pStyle w:val="ListParagraph"/>
+        <w:numPr>
+          <w:ilvl w:val="0"/>
           <w:numId w:val="4"/>
         </w:numPr>
       </w:pPr>
@@ -606,13 +630,31 @@
         </w:numPr>
       </w:pPr>
       <w:r>
-        <w:t>Tất cả thư viện mặc định nằm trong thư mục “C:\masm32\include</w:t>
+        <w:t xml:space="preserve">Tất cả </w:t>
+      </w:r>
+      <w:r>
+        <w:t>hàm</w:t>
+      </w:r>
+      <w:r>
+        <w:t xml:space="preserve"> mặc định nằm trong thư mục “C:\masm32\include</w:t>
       </w:r>
       <w:r>
         <w:t>\”</w:t>
       </w:r>
       <w:r>
-        <w:t>, các thư viện này lại sử dụng các hàm được định nghĩa trong</w:t>
+        <w:t xml:space="preserve">, các </w:t>
+      </w:r>
+      <w:r>
+        <w:t>hàm</w:t>
+      </w:r>
+      <w:r>
+        <w:t xml:space="preserve"> này lại sử dụng các </w:t>
+      </w:r>
+      <w:r>
+        <w:t>thư viện</w:t>
+      </w:r>
+      <w:r>
+        <w:t xml:space="preserve"> trong</w:t>
       </w:r>
       <w:r>
         <w:t xml:space="preserve"> “C:\mas</w:t>
@@ -620,6 +662,9 @@
       <w:r>
         <w:t>m32\lib\”</w:t>
       </w:r>
+      <w:r>
+        <w:t xml:space="preserve"> để chạy</w:t>
+      </w:r>
     </w:p>
     <w:p>
       <w:pPr>
@@ -768,178 +813,37 @@
         <w:t>ne</w:t>
       </w:r>
     </w:p>
-    <w:p/>
-    <w:p>
-      <w:r>
-        <w:t>Variable – Biến:</w:t>
-      </w:r>
-    </w:p>
-    <w:p>
-      <w:pPr>
-        <w:pStyle w:val="ListParagraph"/>
-        <w:numPr>
-          <w:ilvl w:val="0"/>
-          <w:numId w:val="5"/>
-        </w:numPr>
-      </w:pPr>
-      <w:r>
-        <w:t>Khai báo biến?</w:t>
-      </w:r>
-    </w:p>
-    <w:p>
-      <w:pPr>
-        <w:pStyle w:val="ListParagraph"/>
-        <w:pBdr>
-          <w:top w:val="single" w:sz="4" w:space="1" w:color="auto"/>
-          <w:left w:val="single" w:sz="4" w:space="4" w:color="auto"/>
-          <w:bottom w:val="single" w:sz="4" w:space="1" w:color="auto"/>
-          <w:right w:val="single" w:sz="4" w:space="4" w:color="auto"/>
-        </w:pBdr>
-        <w:ind w:left="1080"/>
-      </w:pPr>
-      <w:r>
-        <w:t>.data</w:t>
-      </w:r>
-    </w:p>
-    <w:p>
-      <w:pPr>
-        <w:pStyle w:val="ListParagraph"/>
-        <w:pBdr>
-          <w:top w:val="single" w:sz="4" w:space="1" w:color="auto"/>
-          <w:left w:val="single" w:sz="4" w:space="4" w:color="auto"/>
-          <w:bottom w:val="single" w:sz="4" w:space="1" w:color="auto"/>
-          <w:right w:val="single" w:sz="4" w:space="4" w:color="auto"/>
-        </w:pBdr>
-        <w:ind w:left="1080"/>
-      </w:pPr>
-      <w:r>
-        <w:t xml:space="preserve">    &lt;Khai Báo Biến 1&gt;</w:t>
-      </w:r>
-    </w:p>
-    <w:p>
-      <w:pPr>
-        <w:pStyle w:val="ListParagraph"/>
-        <w:pBdr>
-          <w:top w:val="single" w:sz="4" w:space="1" w:color="auto"/>
-          <w:left w:val="single" w:sz="4" w:space="4" w:color="auto"/>
-          <w:bottom w:val="single" w:sz="4" w:space="1" w:color="auto"/>
-          <w:right w:val="single" w:sz="4" w:space="4" w:color="auto"/>
-        </w:pBdr>
-        <w:ind w:left="1080"/>
-      </w:pPr>
-      <w:r>
-        <w:t xml:space="preserve">    &lt;Khai Báo Biến 2&gt;</w:t>
-      </w:r>
-    </w:p>
-    <w:p>
-      <w:pPr>
-        <w:pStyle w:val="ListParagraph"/>
-        <w:pBdr>
-          <w:top w:val="single" w:sz="4" w:space="1" w:color="auto"/>
-          <w:left w:val="single" w:sz="4" w:space="4" w:color="auto"/>
-          <w:bottom w:val="single" w:sz="4" w:space="1" w:color="auto"/>
-          <w:right w:val="single" w:sz="4" w:space="4" w:color="auto"/>
-        </w:pBdr>
-        <w:ind w:left="1080"/>
-      </w:pPr>
-      <w:r>
-        <w:t xml:space="preserve">    …</w:t>
-      </w:r>
-    </w:p>
-    <w:p>
-      <w:pPr>
-        <w:pStyle w:val="ListParagraph"/>
-        <w:numPr>
-          <w:ilvl w:val="0"/>
-          <w:numId w:val="2"/>
-        </w:numPr>
-      </w:pPr>
-      <w:r>
-        <w:t>Các biến được khai báo sẽ nằm kế nhau liên tiếp trong bộ nhớ</w:t>
-      </w:r>
-    </w:p>
-    <w:p>
-      <w:pPr>
-        <w:pStyle w:val="ListParagraph"/>
-        <w:numPr>
-          <w:ilvl w:val="0"/>
-          <w:numId w:val="5"/>
-        </w:numPr>
-      </w:pPr>
-      <w:r>
-        <w:t xml:space="preserve">Khai </w:t>
-      </w:r>
-      <w:r>
-        <w:t xml:space="preserve">Báo </w:t>
-      </w:r>
-      <w:r>
-        <w:t>String</w:t>
-      </w:r>
-      <w:r>
-        <w:t>?</w:t>
-      </w:r>
-    </w:p>
-    <w:p>
-      <w:pPr>
-        <w:pStyle w:val="ListParagraph"/>
-        <w:pBdr>
-          <w:top w:val="single" w:sz="4" w:space="1" w:color="auto"/>
-          <w:left w:val="single" w:sz="4" w:space="4" w:color="auto"/>
-          <w:bottom w:val="single" w:sz="4" w:space="1" w:color="auto"/>
-          <w:right w:val="single" w:sz="4" w:space="4" w:color="auto"/>
-        </w:pBdr>
-        <w:ind w:left="1080"/>
-      </w:pPr>
-      <w:r>
-        <w:t xml:space="preserve">&lt;Tên Biến String&gt; db </w:t>
-      </w:r>
-      <w:r>
-        <w:t>&lt;Các String Đơn&gt;</w:t>
-      </w:r>
-    </w:p>
-    <w:p>
-      <w:pPr>
-        <w:pStyle w:val="ListParagraph"/>
-        <w:numPr>
-          <w:ilvl w:val="0"/>
-          <w:numId w:val="2"/>
-        </w:numPr>
-      </w:pPr>
-      <w:r>
-        <w:t>Ví dụ</w:t>
-      </w:r>
-    </w:p>
-    <w:p>
-      <w:pPr>
-        <w:pStyle w:val="ListParagraph"/>
-        <w:pBdr>
-          <w:top w:val="single" w:sz="4" w:space="1" w:color="auto"/>
-          <w:left w:val="single" w:sz="4" w:space="4" w:color="auto"/>
-          <w:bottom w:val="single" w:sz="4" w:space="1" w:color="auto"/>
-          <w:right w:val="single" w:sz="4" w:space="4" w:color="auto"/>
-        </w:pBdr>
-        <w:ind w:left="1080"/>
-      </w:pPr>
-      <w:r>
-        <w:t xml:space="preserve">foo db </w:t>
-      </w:r>
-      <w:r>
-        <w:t>"Con cu cu", "Thang cho", 123</w:t>
-      </w:r>
-    </w:p>
-    <w:p>
-      <w:pPr>
-        <w:pStyle w:val="ListParagraph"/>
-        <w:numPr>
-          <w:ilvl w:val="0"/>
-          <w:numId w:val="2"/>
-        </w:numPr>
-      </w:pPr>
-      <w:r>
-        <w:t>T</w:t>
-      </w:r>
-      <w:r>
-        <w:t>a có</w:t>
+    <w:p>
+      <w:pPr>
+        <w:tabs>
+          <w:tab w:val="left" w:pos="1890"/>
+        </w:tabs>
+      </w:pPr>
+    </w:p>
+    <w:p>
+      <w:r>
+        <w:t xml:space="preserve">Data Type </w:t>
+      </w:r>
+      <w:r>
+        <w:t>–</w:t>
+      </w:r>
+      <w:r>
+        <w:t xml:space="preserve"> </w:t>
+      </w:r>
+      <w:r>
+        <w:t>Kiểu Dữ Liệu?</w:t>
+      </w:r>
+    </w:p>
+    <w:p>
+      <w:pPr>
+        <w:pStyle w:val="ListParagraph"/>
+        <w:numPr>
+          <w:ilvl w:val="0"/>
+          <w:numId w:val="11"/>
+        </w:numPr>
+      </w:pPr>
+      <w:r>
+        <w:t>Các Kiểu Dữ Liệu Cơ Bản?</w:t>
       </w:r>
     </w:p>
     <w:tbl>
@@ -950,8 +854,8 @@
         <w:tblLook w:val="04A0" w:firstRow="1" w:lastRow="0" w:firstColumn="1" w:lastColumn="0" w:noHBand="0" w:noVBand="1"/>
       </w:tblPr>
       <w:tblGrid>
-        <w:gridCol w:w="4103"/>
-        <w:gridCol w:w="4167"/>
+        <w:gridCol w:w="4147"/>
+        <w:gridCol w:w="4123"/>
       </w:tblGrid>
       <w:tr>
         <w:tc>
@@ -965,7 +869,7 @@
               <w:jc w:val="center"/>
             </w:pPr>
             <w:r>
-              <w:t>foo</w:t>
+              <w:t>Kiểu dữ liệu</w:t>
             </w:r>
           </w:p>
         </w:tc>
@@ -980,13 +884,173 @@
               <w:jc w:val="center"/>
             </w:pPr>
             <w:r>
-              <w:t>"Con cu cu</w:t>
+              <w:t>Kích thước</w:t>
+            </w:r>
+          </w:p>
+        </w:tc>
+      </w:tr>
+      <w:tr>
+        <w:tc>
+          <w:tcPr>
+            <w:tcW w:w="4675" w:type="dxa"/>
+          </w:tcPr>
+          <w:p>
+            <w:pPr>
+              <w:pStyle w:val="ListParagraph"/>
+              <w:ind w:left="0"/>
+              <w:jc w:val="center"/>
+            </w:pPr>
+            <w:r>
+              <w:t>db</w:t>
+            </w:r>
+          </w:p>
+        </w:tc>
+        <w:tc>
+          <w:tcPr>
+            <w:tcW w:w="4675" w:type="dxa"/>
+          </w:tcPr>
+          <w:p>
+            <w:pPr>
+              <w:pStyle w:val="ListParagraph"/>
+              <w:ind w:left="0"/>
+              <w:jc w:val="center"/>
+            </w:pPr>
+            <w:r>
+              <w:t xml:space="preserve">1 Byte </w:t>
+            </w:r>
+          </w:p>
+        </w:tc>
+      </w:tr>
+      <w:tr>
+        <w:tc>
+          <w:tcPr>
+            <w:tcW w:w="4675" w:type="dxa"/>
+          </w:tcPr>
+          <w:p>
+            <w:pPr>
+              <w:pStyle w:val="ListParagraph"/>
+              <w:ind w:left="0"/>
+              <w:jc w:val="center"/>
+            </w:pPr>
+            <w:r>
+              <w:t>dw</w:t>
+            </w:r>
+          </w:p>
+        </w:tc>
+        <w:tc>
+          <w:tcPr>
+            <w:tcW w:w="4675" w:type="dxa"/>
+          </w:tcPr>
+          <w:p>
+            <w:pPr>
+              <w:pStyle w:val="ListParagraph"/>
+              <w:ind w:left="0"/>
+              <w:jc w:val="center"/>
+            </w:pPr>
+            <w:r>
+              <w:t>2 Byte</w:t>
+            </w:r>
+          </w:p>
+        </w:tc>
+      </w:tr>
+      <w:tr>
+        <w:tc>
+          <w:tcPr>
+            <w:tcW w:w="4675" w:type="dxa"/>
+          </w:tcPr>
+          <w:p>
+            <w:pPr>
+              <w:pStyle w:val="ListParagraph"/>
+              <w:ind w:left="0"/>
+              <w:jc w:val="center"/>
+            </w:pPr>
+            <w:r>
+              <w:t>s</w:t>
             </w:r>
             <w:r>
-              <w:t>Thang cho{</w:t>
+              <w:t>dword</w:t>
             </w:r>
             <w:r>
-              <w:t>"</w:t>
+              <w:t>, dd</w:t>
+            </w:r>
+          </w:p>
+        </w:tc>
+        <w:tc>
+          <w:tcPr>
+            <w:tcW w:w="4675" w:type="dxa"/>
+          </w:tcPr>
+          <w:p>
+            <w:pPr>
+              <w:pStyle w:val="ListParagraph"/>
+              <w:ind w:left="0"/>
+              <w:jc w:val="center"/>
+            </w:pPr>
+            <w:r>
+              <w:t>4 Byte</w:t>
+            </w:r>
+          </w:p>
+        </w:tc>
+      </w:tr>
+      <w:tr>
+        <w:tc>
+          <w:tcPr>
+            <w:tcW w:w="4675" w:type="dxa"/>
+          </w:tcPr>
+          <w:p>
+            <w:pPr>
+              <w:pStyle w:val="ListParagraph"/>
+              <w:ind w:left="0"/>
+              <w:jc w:val="center"/>
+            </w:pPr>
+            <w:r>
+              <w:t>dq</w:t>
+            </w:r>
+          </w:p>
+        </w:tc>
+        <w:tc>
+          <w:tcPr>
+            <w:tcW w:w="4675" w:type="dxa"/>
+          </w:tcPr>
+          <w:p>
+            <w:pPr>
+              <w:pStyle w:val="ListParagraph"/>
+              <w:ind w:left="0"/>
+              <w:jc w:val="center"/>
+            </w:pPr>
+            <w:r>
+              <w:t>8 Byte</w:t>
+            </w:r>
+          </w:p>
+        </w:tc>
+      </w:tr>
+      <w:tr>
+        <w:tc>
+          <w:tcPr>
+            <w:tcW w:w="4675" w:type="dxa"/>
+          </w:tcPr>
+          <w:p>
+            <w:pPr>
+              <w:pStyle w:val="ListParagraph"/>
+              <w:ind w:left="0"/>
+              <w:jc w:val="center"/>
+            </w:pPr>
+            <w:r>
+              <w:t>dt</w:t>
+            </w:r>
+          </w:p>
+        </w:tc>
+        <w:tc>
+          <w:tcPr>
+            <w:tcW w:w="4675" w:type="dxa"/>
+          </w:tcPr>
+          <w:p>
+            <w:pPr>
+              <w:pStyle w:val="ListParagraph"/>
+              <w:ind w:left="0"/>
+              <w:jc w:val="center"/>
+            </w:pPr>
+            <w:r>
+              <w:t>10 Byte</w:t>
             </w:r>
           </w:p>
         </w:tc>
@@ -1001,24 +1065,325 @@
         </w:numPr>
       </w:pPr>
       <w:r>
-        <w:t>Các số sẽ được chuyển sang kí tự ASCII tương ứng</w:t>
-      </w:r>
-    </w:p>
-    <w:p>
-      <w:pPr>
-        <w:pStyle w:val="ListParagraph"/>
-        <w:numPr>
-          <w:ilvl w:val="0"/>
-          <w:numId w:val="2"/>
-        </w:numPr>
-      </w:pPr>
-      <w:r>
-        <w:t>&lt;Các String Đơn&gt; ngăn cách bởi dấu phẩy, sau đó hợp lại</w:t>
+        <w:t>Thật ra các kiểu dữ liệu đều giống nhau, chỉ khác kích thước</w:t>
       </w:r>
     </w:p>
     <w:p/>
     <w:p>
       <w:r>
+        <w:t>Variable – Biến:</w:t>
+      </w:r>
+    </w:p>
+    <w:p>
+      <w:pPr>
+        <w:pStyle w:val="ListParagraph"/>
+        <w:numPr>
+          <w:ilvl w:val="0"/>
+          <w:numId w:val="5"/>
+        </w:numPr>
+      </w:pPr>
+      <w:r>
+        <w:t xml:space="preserve">Khai </w:t>
+      </w:r>
+      <w:r>
+        <w:t>Báo Biến Toàn Cục</w:t>
+      </w:r>
+      <w:r>
+        <w:t xml:space="preserve"> Lưu Ở Phần Nhớ Toàn Cục</w:t>
+      </w:r>
+      <w:r>
+        <w:t>?</w:t>
+      </w:r>
+    </w:p>
+    <w:p>
+      <w:pPr>
+        <w:pStyle w:val="ListParagraph"/>
+        <w:pBdr>
+          <w:top w:val="single" w:sz="4" w:space="1" w:color="auto"/>
+          <w:left w:val="single" w:sz="4" w:space="4" w:color="auto"/>
+          <w:bottom w:val="single" w:sz="4" w:space="1" w:color="auto"/>
+          <w:right w:val="single" w:sz="4" w:space="4" w:color="auto"/>
+        </w:pBdr>
+        <w:ind w:left="1080"/>
+      </w:pPr>
+      <w:r>
+        <w:t>.data</w:t>
+      </w:r>
+    </w:p>
+    <w:p>
+      <w:pPr>
+        <w:pStyle w:val="ListParagraph"/>
+        <w:pBdr>
+          <w:top w:val="single" w:sz="4" w:space="1" w:color="auto"/>
+          <w:left w:val="single" w:sz="4" w:space="4" w:color="auto"/>
+          <w:bottom w:val="single" w:sz="4" w:space="1" w:color="auto"/>
+          <w:right w:val="single" w:sz="4" w:space="4" w:color="auto"/>
+        </w:pBdr>
+        <w:ind w:left="1080"/>
+      </w:pPr>
+      <w:r>
+        <w:t xml:space="preserve">    &lt;</w:t>
+      </w:r>
+      <w:r>
+        <w:t>Tên Biến 1&gt; &lt;Kiểu Dữ Liệu 1&gt; &lt;Các Giá Trị Liên Tiếp 1&gt;</w:t>
+      </w:r>
+    </w:p>
+    <w:p>
+      <w:pPr>
+        <w:pStyle w:val="ListParagraph"/>
+        <w:pBdr>
+          <w:top w:val="single" w:sz="4" w:space="1" w:color="auto"/>
+          <w:left w:val="single" w:sz="4" w:space="4" w:color="auto"/>
+          <w:bottom w:val="single" w:sz="4" w:space="1" w:color="auto"/>
+          <w:right w:val="single" w:sz="4" w:space="4" w:color="auto"/>
+        </w:pBdr>
+        <w:ind w:left="1080"/>
+      </w:pPr>
+      <w:r>
+        <w:t xml:space="preserve">    </w:t>
+      </w:r>
+      <w:r>
+        <w:t>&lt;Tên Biến 1&gt; &lt;Kiểu Dữ Liệu 1&gt; &lt;Các Giá Trị Liên Tiếp 1&gt;</w:t>
+      </w:r>
+    </w:p>
+    <w:p>
+      <w:pPr>
+        <w:pStyle w:val="ListParagraph"/>
+        <w:pBdr>
+          <w:top w:val="single" w:sz="4" w:space="1" w:color="auto"/>
+          <w:left w:val="single" w:sz="4" w:space="4" w:color="auto"/>
+          <w:bottom w:val="single" w:sz="4" w:space="1" w:color="auto"/>
+          <w:right w:val="single" w:sz="4" w:space="4" w:color="auto"/>
+        </w:pBdr>
+        <w:ind w:left="1080"/>
+      </w:pPr>
+      <w:r>
+        <w:t xml:space="preserve">    </w:t>
+      </w:r>
+      <w:r>
+        <w:t>…</w:t>
+      </w:r>
+    </w:p>
+    <w:p>
+      <w:pPr>
+        <w:pStyle w:val="ListParagraph"/>
+        <w:numPr>
+          <w:ilvl w:val="0"/>
+          <w:numId w:val="2"/>
+        </w:numPr>
+      </w:pPr>
+      <w:r>
+        <w:lastRenderedPageBreak/>
+        <w:t xml:space="preserve">Ví dụ &lt;Các Giá Trị Liên Tiếp&gt; là foo và bar, thì foo sẽ được chuyển sang dạng nhị phân tương ứng với &lt;Kiểu Dữ Liệu&gt;, chiếm </w:t>
+      </w:r>
+      <w:r>
+        <w:t>số Byte tương ứng trong bộ nhớ, lưu theo Little Endian, bar tương tự, được lưu ngay kế sau ô Byte cuối cùng của foo</w:t>
+      </w:r>
+      <w:r>
+        <w:t xml:space="preserve"> </w:t>
+      </w:r>
+    </w:p>
+    <w:p>
+      <w:pPr>
+        <w:pStyle w:val="ListParagraph"/>
+        <w:numPr>
+          <w:ilvl w:val="0"/>
+          <w:numId w:val="2"/>
+        </w:numPr>
+      </w:pPr>
+      <w:r>
+        <w:t xml:space="preserve">Các biến được khai báo </w:t>
+      </w:r>
+      <w:r>
+        <w:t>từ trên xuống sẽ nằm liên tiếp trong bộ nhớ từ địa chỉ thấp lên cao</w:t>
+      </w:r>
+    </w:p>
+    <w:p>
+      <w:pPr>
+        <w:pStyle w:val="ListParagraph"/>
+        <w:numPr>
+          <w:ilvl w:val="0"/>
+          <w:numId w:val="2"/>
+        </w:numPr>
+      </w:pPr>
+      <w:r>
+        <w:t>Địa chỉ của biến là địa chỉ của ô Byte đầu tiên</w:t>
+      </w:r>
+      <w:r>
+        <w:t>, hay địa chỉ thấp nhất</w:t>
+      </w:r>
+    </w:p>
+    <w:p>
+      <w:pPr>
+        <w:pStyle w:val="ListParagraph"/>
+        <w:numPr>
+          <w:ilvl w:val="0"/>
+          <w:numId w:val="2"/>
+        </w:numPr>
+      </w:pPr>
+      <w:r>
+        <w:t>&lt;Các Giá Trị Liên Tiếp&gt; có thể là 1 String</w:t>
+      </w:r>
+    </w:p>
+    <w:p>
+      <w:pPr>
+        <w:pStyle w:val="ListParagraph"/>
+        <w:numPr>
+          <w:ilvl w:val="0"/>
+          <w:numId w:val="2"/>
+        </w:numPr>
+      </w:pPr>
+      <w:r>
+        <w:t>Cách chuyển đổi sang nhị phân như sau</w:t>
+      </w:r>
+    </w:p>
+    <w:p>
+      <w:pPr>
+        <w:pStyle w:val="ListParagraph"/>
+        <w:numPr>
+          <w:ilvl w:val="0"/>
+          <w:numId w:val="2"/>
+        </w:numPr>
+      </w:pPr>
+      <w:r>
+        <w:t>Nếu là String thì tách thành các kí tự rồi dùng bảng mã ASCII chuyển sang nhị phân</w:t>
+      </w:r>
+    </w:p>
+    <w:p>
+      <w:pPr>
+        <w:pStyle w:val="ListParagraph"/>
+        <w:numPr>
+          <w:ilvl w:val="0"/>
+          <w:numId w:val="2"/>
+        </w:numPr>
+      </w:pPr>
+      <w:r>
+        <w:t>Nếu là số nguyên dương thì chuyển sang nhị phân thông thường</w:t>
+      </w:r>
+    </w:p>
+    <w:p>
+      <w:pPr>
+        <w:pStyle w:val="ListParagraph"/>
+        <w:numPr>
+          <w:ilvl w:val="0"/>
+          <w:numId w:val="2"/>
+        </w:numPr>
+      </w:pPr>
+      <w:r>
+        <w:t>Nếu là số nguyên âm thì dùng dạng bù 2</w:t>
+      </w:r>
+    </w:p>
+    <w:p>
+      <w:pPr>
+        <w:pStyle w:val="ListParagraph"/>
+        <w:numPr>
+          <w:ilvl w:val="0"/>
+          <w:numId w:val="2"/>
+        </w:numPr>
+      </w:pPr>
+      <w:r>
+        <w:t>Nếu là số thập phân thì chuyển theo quy tắc Floating Point</w:t>
+      </w:r>
+    </w:p>
+    <w:p>
+      <w:pPr>
+        <w:pStyle w:val="ListParagraph"/>
+        <w:numPr>
+          <w:ilvl w:val="0"/>
+          <w:numId w:val="2"/>
+        </w:numPr>
+      </w:pPr>
+      <w:r>
+        <w:t>Ví dụ</w:t>
+      </w:r>
+    </w:p>
+    <w:p>
+      <w:pPr>
+        <w:pStyle w:val="ListParagraph"/>
+        <w:pBdr>
+          <w:top w:val="single" w:sz="4" w:space="1" w:color="auto"/>
+          <w:left w:val="single" w:sz="4" w:space="4" w:color="auto"/>
+          <w:bottom w:val="single" w:sz="4" w:space="1" w:color="auto"/>
+          <w:right w:val="single" w:sz="4" w:space="4" w:color="auto"/>
+        </w:pBdr>
+        <w:ind w:left="1080"/>
+      </w:pPr>
+      <w:r>
+        <w:t>.data</w:t>
+      </w:r>
+    </w:p>
+    <w:p>
+      <w:pPr>
+        <w:pStyle w:val="ListParagraph"/>
+        <w:pBdr>
+          <w:top w:val="single" w:sz="4" w:space="1" w:color="auto"/>
+          <w:left w:val="single" w:sz="4" w:space="4" w:color="auto"/>
+          <w:bottom w:val="single" w:sz="4" w:space="1" w:color="auto"/>
+          <w:right w:val="single" w:sz="4" w:space="4" w:color="auto"/>
+        </w:pBdr>
+        <w:ind w:left="1080"/>
+      </w:pPr>
+      <w:r>
+        <w:t xml:space="preserve">    foo db </w:t>
+      </w:r>
+      <w:r>
+        <w:t>"Con chim non", "bu cu", 1</w:t>
+      </w:r>
+    </w:p>
+    <w:p>
+      <w:pPr>
+        <w:pStyle w:val="ListParagraph"/>
+        <w:pBdr>
+          <w:top w:val="single" w:sz="4" w:space="1" w:color="auto"/>
+          <w:left w:val="single" w:sz="4" w:space="4" w:color="auto"/>
+          <w:bottom w:val="single" w:sz="4" w:space="1" w:color="auto"/>
+          <w:right w:val="single" w:sz="4" w:space="4" w:color="auto"/>
+        </w:pBdr>
+        <w:ind w:left="1080"/>
+      </w:pPr>
+      <w:r>
+        <w:t xml:space="preserve">    bar dd 123, 456</w:t>
+      </w:r>
+    </w:p>
+    <w:p>
+      <w:pPr>
+        <w:pStyle w:val="ListParagraph"/>
+        <w:numPr>
+          <w:ilvl w:val="0"/>
+          <w:numId w:val="5"/>
+        </w:numPr>
+      </w:pPr>
+      <w:r>
+        <w:t>Trả Về Địa Chỉ Của Biến?</w:t>
+      </w:r>
+    </w:p>
+    <w:p>
+      <w:pPr>
+        <w:pStyle w:val="ListParagraph"/>
+        <w:pBdr>
+          <w:top w:val="single" w:sz="4" w:space="1" w:color="auto"/>
+          <w:left w:val="single" w:sz="4" w:space="4" w:color="auto"/>
+          <w:bottom w:val="single" w:sz="4" w:space="1" w:color="auto"/>
+          <w:right w:val="single" w:sz="4" w:space="4" w:color="auto"/>
+        </w:pBdr>
+        <w:ind w:left="1080"/>
+      </w:pPr>
+      <w:r>
+        <w:t>addr &lt;Biến&gt;</w:t>
+      </w:r>
+    </w:p>
+    <w:p>
+      <w:pPr>
+        <w:pStyle w:val="ListParagraph"/>
+        <w:numPr>
+          <w:ilvl w:val="0"/>
+          <w:numId w:val="2"/>
+        </w:numPr>
+      </w:pPr>
+    </w:p>
+    <w:p/>
+    <w:p>
+      <w:r>
         <w:t>Program – Chương Trình:</w:t>
       </w:r>
     </w:p>
@@ -1079,67 +1444,334 @@
         <w:ind w:left="1080"/>
       </w:pPr>
       <w:r>
+        <w:t>&lt;Làm Gì Đó&gt;</w:t>
+      </w:r>
+    </w:p>
+    <w:p>
+      <w:pPr>
+        <w:pStyle w:val="ListParagraph"/>
+        <w:pBdr>
+          <w:top w:val="single" w:sz="4" w:space="1" w:color="auto"/>
+          <w:left w:val="single" w:sz="4" w:space="4" w:color="auto"/>
+          <w:bottom w:val="single" w:sz="4" w:space="1" w:color="auto"/>
+          <w:right w:val="single" w:sz="4" w:space="4" w:color="auto"/>
+        </w:pBdr>
+        <w:ind w:left="1080"/>
+      </w:pPr>
+      <w:r>
+        <w:t>end &lt;Nhãn&gt;</w:t>
+      </w:r>
+    </w:p>
+    <w:p>
+      <w:pPr>
+        <w:pStyle w:val="ListParagraph"/>
+        <w:numPr>
+          <w:ilvl w:val="0"/>
+          <w:numId w:val="2"/>
+        </w:numPr>
+      </w:pPr>
+      <w:r>
+        <w:t>&lt;Nhãn&gt; là tên bất kì</w:t>
+      </w:r>
+      <w:r>
+        <w:t>, coi như hàm main</w:t>
+      </w:r>
+    </w:p>
+    <w:p>
+      <w:pPr>
+        <w:pStyle w:val="ListParagraph"/>
+        <w:numPr>
+          <w:ilvl w:val="0"/>
+          <w:numId w:val="6"/>
+        </w:numPr>
+      </w:pPr>
+      <w:r>
+        <w:t>Comment?</w:t>
+      </w:r>
+    </w:p>
+    <w:p>
+      <w:pPr>
+        <w:pStyle w:val="ListParagraph"/>
+        <w:numPr>
+          <w:ilvl w:val="0"/>
+          <w:numId w:val="2"/>
+        </w:numPr>
+      </w:pPr>
+      <w:r>
+        <w:t>Đặt dấu chấm phẩy đằng trước để Comment tất cả những gì đằng sau nó cho đến cuối dòng</w:t>
+      </w:r>
+    </w:p>
+    <w:p>
+      <w:pPr>
+        <w:pStyle w:val="ListParagraph"/>
+        <w:numPr>
+          <w:ilvl w:val="0"/>
+          <w:numId w:val="2"/>
+        </w:numPr>
+      </w:pPr>
+      <w:r>
+        <w:t>Ví dụ</w:t>
+      </w:r>
+    </w:p>
+    <w:p>
+      <w:pPr>
+        <w:pStyle w:val="ListParagraph"/>
+        <w:pBdr>
+          <w:top w:val="single" w:sz="4" w:space="1" w:color="auto"/>
+          <w:left w:val="single" w:sz="4" w:space="4" w:color="auto"/>
+          <w:bottom w:val="single" w:sz="4" w:space="1" w:color="auto"/>
+          <w:right w:val="single" w:sz="4" w:space="4" w:color="auto"/>
+        </w:pBdr>
+        <w:ind w:left="1080"/>
+      </w:pPr>
+      <w:r>
+        <w:t>foo:;thanglondumamay</w:t>
+      </w:r>
+    </w:p>
+    <w:p>
+      <w:pPr>
+        <w:pStyle w:val="ListParagraph"/>
+        <w:pBdr>
+          <w:top w:val="single" w:sz="4" w:space="1" w:color="auto"/>
+          <w:left w:val="single" w:sz="4" w:space="4" w:color="auto"/>
+          <w:bottom w:val="single" w:sz="4" w:space="1" w:color="auto"/>
+          <w:right w:val="single" w:sz="4" w:space="4" w:color="auto"/>
+        </w:pBdr>
+        <w:ind w:left="1080"/>
+      </w:pPr>
+      <w:r>
+        <w:t>end foo</w:t>
+      </w:r>
+    </w:p>
+    <w:p>
+      <w:pPr>
+        <w:pStyle w:val="ListParagraph"/>
+        <w:numPr>
+          <w:ilvl w:val="0"/>
+          <w:numId w:val="2"/>
+        </w:numPr>
+      </w:pPr>
+      <w:r>
+        <w:t>Tương đương</w:t>
+      </w:r>
+    </w:p>
+    <w:p>
+      <w:pPr>
+        <w:pStyle w:val="ListParagraph"/>
+        <w:pBdr>
+          <w:top w:val="single" w:sz="4" w:space="1" w:color="auto"/>
+          <w:left w:val="single" w:sz="4" w:space="4" w:color="auto"/>
+          <w:bottom w:val="single" w:sz="4" w:space="1" w:color="auto"/>
+          <w:right w:val="single" w:sz="4" w:space="4" w:color="auto"/>
+        </w:pBdr>
+        <w:ind w:left="1080"/>
+      </w:pPr>
+      <w:r>
+        <w:t>foo:</w:t>
+      </w:r>
+    </w:p>
+    <w:p>
+      <w:pPr>
+        <w:pStyle w:val="ListParagraph"/>
+        <w:pBdr>
+          <w:top w:val="single" w:sz="4" w:space="1" w:color="auto"/>
+          <w:left w:val="single" w:sz="4" w:space="4" w:color="auto"/>
+          <w:bottom w:val="single" w:sz="4" w:space="1" w:color="auto"/>
+          <w:right w:val="single" w:sz="4" w:space="4" w:color="auto"/>
+        </w:pBdr>
+        <w:ind w:left="1080"/>
+      </w:pPr>
+      <w:r>
+        <w:t>end foo</w:t>
+      </w:r>
+    </w:p>
+    <w:p>
+      <w:pPr>
+        <w:pStyle w:val="ListParagraph"/>
+        <w:numPr>
+          <w:ilvl w:val="0"/>
+          <w:numId w:val="6"/>
+        </w:numPr>
+      </w:pPr>
+      <w:r>
+        <w:t>Return?</w:t>
+      </w:r>
+    </w:p>
+    <w:p>
+      <w:pPr>
+        <w:pStyle w:val="ListParagraph"/>
+        <w:pBdr>
+          <w:top w:val="single" w:sz="4" w:space="1" w:color="auto"/>
+          <w:left w:val="single" w:sz="4" w:space="4" w:color="auto"/>
+          <w:bottom w:val="single" w:sz="4" w:space="1" w:color="auto"/>
+          <w:right w:val="single" w:sz="4" w:space="4" w:color="auto"/>
+        </w:pBdr>
+        <w:ind w:left="1080"/>
+      </w:pPr>
+      <w:r>
+        <w:t>ret</w:t>
+      </w:r>
+    </w:p>
+    <w:p>
+      <w:pPr>
+        <w:pStyle w:val="ListParagraph"/>
+        <w:numPr>
+          <w:ilvl w:val="0"/>
+          <w:numId w:val="2"/>
+        </w:numPr>
+      </w:pPr>
+      <w:r>
+        <w:t>Thoát khỏi hàm hiện tại và tiếp tục chạy từ chỗ gọi hàm</w:t>
+      </w:r>
+    </w:p>
+    <w:p>
+      <w:pPr>
+        <w:pStyle w:val="ListParagraph"/>
+        <w:numPr>
+          <w:ilvl w:val="0"/>
+          <w:numId w:val="2"/>
+        </w:numPr>
+      </w:pPr>
+      <w:r>
+        <w:t>Nếu thoát khỏi hàm main thì tương đương chương tình kết thúc</w:t>
+      </w:r>
+    </w:p>
+    <w:p>
+      <w:pPr>
+        <w:pStyle w:val="ListParagraph"/>
+        <w:numPr>
+          <w:ilvl w:val="0"/>
+          <w:numId w:val="6"/>
+        </w:numPr>
+      </w:pPr>
+      <w:r>
+        <w:t>Gọi Hàm?</w:t>
+      </w:r>
+    </w:p>
+    <w:p>
+      <w:pPr>
+        <w:pStyle w:val="ListParagraph"/>
+        <w:pBdr>
+          <w:top w:val="single" w:sz="4" w:space="1" w:color="auto"/>
+          <w:left w:val="single" w:sz="4" w:space="4" w:color="auto"/>
+          <w:bottom w:val="single" w:sz="4" w:space="1" w:color="auto"/>
+          <w:right w:val="single" w:sz="4" w:space="4" w:color="auto"/>
+        </w:pBdr>
+        <w:ind w:left="1080"/>
+      </w:pPr>
+      <w:r>
+        <w:t>invoke &lt;Tên Hàm&gt;, &lt;Các Tham Số&gt;</w:t>
+      </w:r>
+    </w:p>
+    <w:p>
+      <w:pPr>
+        <w:pStyle w:val="ListParagraph"/>
+        <w:numPr>
+          <w:ilvl w:val="0"/>
+          <w:numId w:val="2"/>
+        </w:numPr>
+      </w:pPr>
+      <w:r>
+        <w:t>Ví dụ</w:t>
+      </w:r>
+    </w:p>
+    <w:p>
+      <w:pPr>
+        <w:pStyle w:val="ListParagraph"/>
+        <w:pBdr>
+          <w:top w:val="single" w:sz="4" w:space="1" w:color="auto"/>
+          <w:left w:val="single" w:sz="4" w:space="4" w:color="auto"/>
+          <w:bottom w:val="single" w:sz="4" w:space="1" w:color="auto"/>
+          <w:right w:val="single" w:sz="4" w:space="4" w:color="auto"/>
+        </w:pBdr>
+        <w:ind w:left="1080"/>
+      </w:pPr>
+      <w:r>
         <w:lastRenderedPageBreak/>
+        <w:t>invoke foo, 1</w:t>
+      </w:r>
+      <w:r>
+        <w:t>, 2</w:t>
+      </w:r>
+    </w:p>
+    <w:p>
+      <w:pPr>
+        <w:pStyle w:val="ListParagraph"/>
+        <w:numPr>
+          <w:ilvl w:val="0"/>
+          <w:numId w:val="2"/>
+        </w:numPr>
+      </w:pPr>
+      <w:r>
+        <w:t>Hàm foo được gọi với tham số đầu vào</w:t>
+      </w:r>
+      <w:r>
+        <w:t xml:space="preserve"> lần lượt</w:t>
+      </w:r>
+      <w:r>
+        <w:t xml:space="preserve"> là 1</w:t>
+      </w:r>
+      <w:r>
+        <w:t xml:space="preserve"> và 2</w:t>
+      </w:r>
+    </w:p>
+    <w:p>
+      <w:pPr>
+        <w:pStyle w:val="ListParagraph"/>
+        <w:numPr>
+          <w:ilvl w:val="0"/>
+          <w:numId w:val="6"/>
+        </w:numPr>
+      </w:pPr>
+      <w:r>
+        <w:t>Nhãn?</w:t>
+      </w:r>
+    </w:p>
+    <w:p>
+      <w:pPr>
+        <w:pStyle w:val="ListParagraph"/>
+        <w:numPr>
+          <w:ilvl w:val="0"/>
+          <w:numId w:val="2"/>
+        </w:numPr>
+      </w:pPr>
+      <w:r>
+        <w:t>Trong hàm main, ta có thể đặt các nhãn, khi này, ta có thể dùng lệnh nhảy để nhảy đến vị trí nhãn đó và tiếp tục thực hiện đoạn Code phía dưới nhãn đó, giống nhãn trong Batch</w:t>
+      </w:r>
+    </w:p>
+    <w:p>
+      <w:pPr>
+        <w:pStyle w:val="ListParagraph"/>
+        <w:pBdr>
+          <w:top w:val="single" w:sz="4" w:space="1" w:color="auto"/>
+          <w:left w:val="single" w:sz="4" w:space="4" w:color="auto"/>
+          <w:bottom w:val="single" w:sz="4" w:space="1" w:color="auto"/>
+          <w:right w:val="single" w:sz="4" w:space="4" w:color="auto"/>
+        </w:pBdr>
+        <w:ind w:left="1080"/>
+      </w:pPr>
+      <w:r>
+        <w:t>&lt;Nhãn&gt;:</w:t>
+      </w:r>
+    </w:p>
+    <w:p>
+      <w:pPr>
+        <w:pStyle w:val="ListParagraph"/>
+        <w:pBdr>
+          <w:top w:val="single" w:sz="4" w:space="1" w:color="auto"/>
+          <w:left w:val="single" w:sz="4" w:space="4" w:color="auto"/>
+          <w:bottom w:val="single" w:sz="4" w:space="1" w:color="auto"/>
+          <w:right w:val="single" w:sz="4" w:space="4" w:color="auto"/>
+        </w:pBdr>
+        <w:ind w:left="1080"/>
+      </w:pPr>
+      <w:r>
         <w:t>&lt;Làm Gì Đó&gt;</w:t>
       </w:r>
     </w:p>
     <w:p>
       <w:pPr>
         <w:pStyle w:val="ListParagraph"/>
-        <w:pBdr>
-          <w:top w:val="single" w:sz="4" w:space="1" w:color="auto"/>
-          <w:left w:val="single" w:sz="4" w:space="4" w:color="auto"/>
-          <w:bottom w:val="single" w:sz="4" w:space="1" w:color="auto"/>
-          <w:right w:val="single" w:sz="4" w:space="4" w:color="auto"/>
-        </w:pBdr>
-        <w:ind w:left="1080"/>
-      </w:pPr>
-      <w:r>
-        <w:t>end &lt;Nhãn&gt;</w:t>
-      </w:r>
-    </w:p>
-    <w:p>
-      <w:pPr>
-        <w:pStyle w:val="ListParagraph"/>
-        <w:numPr>
-          <w:ilvl w:val="0"/>
-          <w:numId w:val="2"/>
-        </w:numPr>
-      </w:pPr>
-      <w:r>
-        <w:t>&lt;Nhãn&gt; là tên bất kì</w:t>
-      </w:r>
-      <w:r>
-        <w:t>, coi như hàm main</w:t>
-      </w:r>
-    </w:p>
-    <w:p>
-      <w:pPr>
-        <w:pStyle w:val="ListParagraph"/>
-        <w:numPr>
-          <w:ilvl w:val="0"/>
-          <w:numId w:val="6"/>
-        </w:numPr>
-      </w:pPr>
-      <w:r>
-        <w:t>Comment?</w:t>
-      </w:r>
-    </w:p>
-    <w:p>
-      <w:pPr>
-        <w:pStyle w:val="ListParagraph"/>
-        <w:numPr>
-          <w:ilvl w:val="0"/>
-          <w:numId w:val="2"/>
-        </w:numPr>
-      </w:pPr>
-      <w:r>
-        <w:t>Đặt dấu chấm phẩy đằng trước để Comment tất cả những gì đằng sau nó cho đến cuối dòng</w:t>
-      </w:r>
-    </w:p>
-    <w:p>
-      <w:pPr>
-        <w:pStyle w:val="ListParagraph"/>
         <w:numPr>
           <w:ilvl w:val="0"/>
           <w:numId w:val="2"/>
@@ -1161,142 +1793,462 @@
         <w:ind w:left="1080"/>
       </w:pPr>
       <w:r>
-        <w:t>foo:;thanglondumamay</w:t>
-      </w:r>
-    </w:p>
-    <w:p>
-      <w:pPr>
-        <w:pStyle w:val="ListParagraph"/>
-        <w:pBdr>
-          <w:top w:val="single" w:sz="4" w:space="1" w:color="auto"/>
-          <w:left w:val="single" w:sz="4" w:space="4" w:color="auto"/>
-          <w:bottom w:val="single" w:sz="4" w:space="1" w:color="auto"/>
-          <w:right w:val="single" w:sz="4" w:space="4" w:color="auto"/>
-        </w:pBdr>
-        <w:ind w:left="1080"/>
-      </w:pPr>
-      <w:r>
-        <w:t>end foo</w:t>
-      </w:r>
-    </w:p>
-    <w:p>
-      <w:pPr>
-        <w:pStyle w:val="ListParagraph"/>
-        <w:numPr>
-          <w:ilvl w:val="0"/>
-          <w:numId w:val="2"/>
-        </w:numPr>
-      </w:pPr>
-      <w:r>
-        <w:t>Tương đương</w:t>
-      </w:r>
-    </w:p>
-    <w:p>
-      <w:pPr>
-        <w:pStyle w:val="ListParagraph"/>
-        <w:pBdr>
-          <w:top w:val="single" w:sz="4" w:space="1" w:color="auto"/>
-          <w:left w:val="single" w:sz="4" w:space="4" w:color="auto"/>
-          <w:bottom w:val="single" w:sz="4" w:space="1" w:color="auto"/>
-          <w:right w:val="single" w:sz="4" w:space="4" w:color="auto"/>
-        </w:pBdr>
-        <w:ind w:left="1080"/>
-      </w:pPr>
-      <w:r>
-        <w:t>foo:</w:t>
-      </w:r>
-    </w:p>
-    <w:p>
-      <w:pPr>
-        <w:pStyle w:val="ListParagraph"/>
-        <w:pBdr>
-          <w:top w:val="single" w:sz="4" w:space="1" w:color="auto"/>
-          <w:left w:val="single" w:sz="4" w:space="4" w:color="auto"/>
-          <w:bottom w:val="single" w:sz="4" w:space="1" w:color="auto"/>
-          <w:right w:val="single" w:sz="4" w:space="4" w:color="auto"/>
-        </w:pBdr>
-        <w:ind w:left="1080"/>
-      </w:pPr>
-      <w:r>
-        <w:t>end foo</w:t>
-      </w:r>
-    </w:p>
-    <w:p>
-      <w:pPr>
-        <w:pStyle w:val="ListParagraph"/>
-        <w:numPr>
-          <w:ilvl w:val="0"/>
-          <w:numId w:val="6"/>
-        </w:numPr>
-      </w:pPr>
-      <w:r>
-        <w:t>Return?</w:t>
-      </w:r>
-    </w:p>
-    <w:p>
-      <w:pPr>
-        <w:pStyle w:val="ListParagraph"/>
-        <w:pBdr>
-          <w:top w:val="single" w:sz="4" w:space="1" w:color="auto"/>
-          <w:left w:val="single" w:sz="4" w:space="4" w:color="auto"/>
-          <w:bottom w:val="single" w:sz="4" w:space="1" w:color="auto"/>
-          <w:right w:val="single" w:sz="4" w:space="4" w:color="auto"/>
-        </w:pBdr>
-        <w:ind w:left="1080"/>
-      </w:pPr>
-      <w:r>
-        <w:t>ret</w:t>
-      </w:r>
-    </w:p>
-    <w:p>
-      <w:pPr>
-        <w:pStyle w:val="ListParagraph"/>
-        <w:numPr>
-          <w:ilvl w:val="0"/>
-          <w:numId w:val="2"/>
-        </w:numPr>
-      </w:pPr>
-      <w:r>
-        <w:t>Thoát khỏi hàm hiện tại và tiếp tục chạy từ chỗ gọi hàm</w:t>
-      </w:r>
-    </w:p>
-    <w:p>
-      <w:pPr>
-        <w:pStyle w:val="ListParagraph"/>
-        <w:numPr>
-          <w:ilvl w:val="0"/>
-          <w:numId w:val="2"/>
-        </w:numPr>
-      </w:pPr>
-      <w:r>
-        <w:t>Nếu thoát khỏi hàm main thì tương đương chương tình kết thúc</w:t>
-      </w:r>
-    </w:p>
-    <w:p>
-      <w:pPr>
-        <w:pStyle w:val="ListParagraph"/>
-        <w:numPr>
-          <w:ilvl w:val="0"/>
-          <w:numId w:val="6"/>
-        </w:numPr>
-      </w:pPr>
-      <w:r>
-        <w:t>Gọi Hàm?</w:t>
-      </w:r>
-    </w:p>
-    <w:p>
-      <w:pPr>
-        <w:pStyle w:val="ListParagraph"/>
-        <w:pBdr>
-          <w:top w:val="single" w:sz="4" w:space="1" w:color="auto"/>
-          <w:left w:val="single" w:sz="4" w:space="4" w:color="auto"/>
-          <w:bottom w:val="single" w:sz="4" w:space="1" w:color="auto"/>
-          <w:right w:val="single" w:sz="4" w:space="4" w:color="auto"/>
-        </w:pBdr>
-        <w:ind w:left="1080"/>
-      </w:pPr>
-      <w:r>
-        <w:t>invoke &lt;Tên Hàm&gt;, &lt;Các Tham Số&gt;</w:t>
+        <w:t>.code</w:t>
+      </w:r>
+    </w:p>
+    <w:p>
+      <w:pPr>
+        <w:pStyle w:val="ListParagraph"/>
+        <w:pBdr>
+          <w:top w:val="single" w:sz="4" w:space="1" w:color="auto"/>
+          <w:left w:val="single" w:sz="4" w:space="4" w:color="auto"/>
+          <w:bottom w:val="single" w:sz="4" w:space="1" w:color="auto"/>
+          <w:right w:val="single" w:sz="4" w:space="4" w:color="auto"/>
+        </w:pBdr>
+        <w:ind w:left="1080"/>
+      </w:pPr>
+      <w:r>
+        <w:t>f</w:t>
+      </w:r>
+      <w:r>
+        <w:t>oo:</w:t>
+      </w:r>
+    </w:p>
+    <w:p>
+      <w:pPr>
+        <w:pStyle w:val="ListParagraph"/>
+        <w:pBdr>
+          <w:top w:val="single" w:sz="4" w:space="1" w:color="auto"/>
+          <w:left w:val="single" w:sz="4" w:space="4" w:color="auto"/>
+          <w:bottom w:val="single" w:sz="4" w:space="1" w:color="auto"/>
+          <w:right w:val="single" w:sz="4" w:space="4" w:color="auto"/>
+        </w:pBdr>
+        <w:ind w:left="1080"/>
+      </w:pPr>
+      <w:r>
+        <w:t>b</w:t>
+      </w:r>
+      <w:r>
+        <w:t>ar:</w:t>
+      </w:r>
+    </w:p>
+    <w:p>
+      <w:pPr>
+        <w:pStyle w:val="ListParagraph"/>
+        <w:pBdr>
+          <w:top w:val="single" w:sz="4" w:space="1" w:color="auto"/>
+          <w:left w:val="single" w:sz="4" w:space="4" w:color="auto"/>
+          <w:bottom w:val="single" w:sz="4" w:space="1" w:color="auto"/>
+          <w:right w:val="single" w:sz="4" w:space="4" w:color="auto"/>
+        </w:pBdr>
+        <w:ind w:left="1080"/>
+      </w:pPr>
+      <w:r>
+        <w:t>invoke thangcho, 0</w:t>
+      </w:r>
+    </w:p>
+    <w:p>
+      <w:pPr>
+        <w:pStyle w:val="ListParagraph"/>
+        <w:pBdr>
+          <w:top w:val="single" w:sz="4" w:space="1" w:color="auto"/>
+          <w:left w:val="single" w:sz="4" w:space="4" w:color="auto"/>
+          <w:bottom w:val="single" w:sz="4" w:space="1" w:color="auto"/>
+          <w:right w:val="single" w:sz="4" w:space="4" w:color="auto"/>
+        </w:pBdr>
+        <w:ind w:left="1080"/>
+      </w:pPr>
+      <w:r>
+        <w:t>invoke thanglon, 1</w:t>
+      </w:r>
+    </w:p>
+    <w:p>
+      <w:pPr>
+        <w:pStyle w:val="ListParagraph"/>
+        <w:pBdr>
+          <w:top w:val="single" w:sz="4" w:space="1" w:color="auto"/>
+          <w:left w:val="single" w:sz="4" w:space="4" w:color="auto"/>
+          <w:bottom w:val="single" w:sz="4" w:space="1" w:color="auto"/>
+          <w:right w:val="single" w:sz="4" w:space="4" w:color="auto"/>
+        </w:pBdr>
+        <w:ind w:left="1080"/>
+      </w:pPr>
+      <w:r>
+        <w:t>bab:</w:t>
+      </w:r>
+    </w:p>
+    <w:p>
+      <w:pPr>
+        <w:pStyle w:val="ListParagraph"/>
+        <w:pBdr>
+          <w:top w:val="single" w:sz="4" w:space="1" w:color="auto"/>
+          <w:left w:val="single" w:sz="4" w:space="4" w:color="auto"/>
+          <w:bottom w:val="single" w:sz="4" w:space="1" w:color="auto"/>
+          <w:right w:val="single" w:sz="4" w:space="4" w:color="auto"/>
+        </w:pBdr>
+        <w:ind w:left="1080"/>
+      </w:pPr>
+      <w:r>
+        <w:t>invoke thangngu, 0</w:t>
+      </w:r>
+    </w:p>
+    <w:p>
+      <w:pPr>
+        <w:pStyle w:val="ListParagraph"/>
+        <w:pBdr>
+          <w:top w:val="single" w:sz="4" w:space="1" w:color="auto"/>
+          <w:left w:val="single" w:sz="4" w:space="4" w:color="auto"/>
+          <w:bottom w:val="single" w:sz="4" w:space="1" w:color="auto"/>
+          <w:right w:val="single" w:sz="4" w:space="4" w:color="auto"/>
+        </w:pBdr>
+        <w:ind w:left="1080"/>
+      </w:pPr>
+      <w:r>
+        <w:t>jmp bar</w:t>
+      </w:r>
+    </w:p>
+    <w:p>
+      <w:pPr>
+        <w:pStyle w:val="ListParagraph"/>
+        <w:pBdr>
+          <w:top w:val="single" w:sz="4" w:space="1" w:color="auto"/>
+          <w:left w:val="single" w:sz="4" w:space="4" w:color="auto"/>
+          <w:bottom w:val="single" w:sz="4" w:space="1" w:color="auto"/>
+          <w:right w:val="single" w:sz="4" w:space="4" w:color="auto"/>
+        </w:pBdr>
+        <w:ind w:left="1080"/>
+      </w:pPr>
+      <w:r>
+        <w:t>e</w:t>
+      </w:r>
+      <w:r>
+        <w:t>nd foo</w:t>
+      </w:r>
+    </w:p>
+    <w:p>
+      <w:pPr>
+        <w:pStyle w:val="ListParagraph"/>
+        <w:numPr>
+          <w:ilvl w:val="0"/>
+          <w:numId w:val="2"/>
+        </w:numPr>
+      </w:pPr>
+      <w:r>
+        <w:t>Lệnh jmp sẽ làm cho chương trình nhảy lại về vị trí nhãn bar, do đó tạo vòng lặp vô hạn</w:t>
+      </w:r>
+    </w:p>
+    <w:p/>
+    <w:p>
+      <w:r>
+        <w:t>Register:</w:t>
+      </w:r>
+    </w:p>
+    <w:p>
+      <w:pPr>
+        <w:pStyle w:val="ListParagraph"/>
+        <w:numPr>
+          <w:ilvl w:val="0"/>
+          <w:numId w:val="13"/>
+        </w:numPr>
+      </w:pPr>
+      <w:r>
+        <w:t>Các Register Trong CPU?</w:t>
+      </w:r>
+    </w:p>
+    <w:tbl>
+      <w:tblPr>
+        <w:tblStyle w:val="TableGrid"/>
+        <w:tblW w:w="0" w:type="auto"/>
+        <w:tblInd w:w="1080" w:type="dxa"/>
+        <w:tblLook w:val="04A0" w:firstRow="1" w:lastRow="0" w:firstColumn="1" w:lastColumn="0" w:noHBand="0" w:noVBand="1"/>
+      </w:tblPr>
+      <w:tblGrid>
+        <w:gridCol w:w="2974"/>
+        <w:gridCol w:w="2648"/>
+        <w:gridCol w:w="2648"/>
+      </w:tblGrid>
+      <w:tr>
+        <w:tc>
+          <w:tcPr>
+            <w:tcW w:w="2974" w:type="dxa"/>
+          </w:tcPr>
+          <w:p>
+            <w:pPr>
+              <w:pStyle w:val="ListParagraph"/>
+              <w:ind w:left="0"/>
+              <w:jc w:val="center"/>
+            </w:pPr>
+            <w:r>
+              <w:t>Tên Register</w:t>
+            </w:r>
+          </w:p>
+        </w:tc>
+        <w:tc>
+          <w:tcPr>
+            <w:tcW w:w="2648" w:type="dxa"/>
+          </w:tcPr>
+          <w:p>
+            <w:pPr>
+              <w:pStyle w:val="ListParagraph"/>
+              <w:ind w:left="0"/>
+              <w:jc w:val="center"/>
+            </w:pPr>
+            <w:r>
+              <w:t>Kích thước</w:t>
+            </w:r>
+          </w:p>
+        </w:tc>
+        <w:tc>
+          <w:tcPr>
+            <w:tcW w:w="2648" w:type="dxa"/>
+          </w:tcPr>
+          <w:p>
+            <w:pPr>
+              <w:pStyle w:val="ListParagraph"/>
+              <w:ind w:left="0"/>
+              <w:jc w:val="center"/>
+            </w:pPr>
+            <w:r>
+              <w:t>Chức năng</w:t>
+            </w:r>
+          </w:p>
+        </w:tc>
+      </w:tr>
+      <w:tr>
+        <w:tc>
+          <w:tcPr>
+            <w:tcW w:w="2974" w:type="dxa"/>
+            <w:vAlign w:val="center"/>
+          </w:tcPr>
+          <w:p>
+            <w:pPr>
+              <w:pStyle w:val="ListParagraph"/>
+              <w:ind w:left="0"/>
+              <w:jc w:val="center"/>
+            </w:pPr>
+            <w:r>
+              <w:t>eax</w:t>
+            </w:r>
+          </w:p>
+        </w:tc>
+        <w:tc>
+          <w:tcPr>
+            <w:tcW w:w="2648" w:type="dxa"/>
+            <w:vAlign w:val="center"/>
+          </w:tcPr>
+          <w:p>
+            <w:pPr>
+              <w:pStyle w:val="ListParagraph"/>
+              <w:ind w:left="0"/>
+              <w:jc w:val="center"/>
+            </w:pPr>
+            <w:r>
+              <w:t>32 Bit</w:t>
+            </w:r>
+          </w:p>
+        </w:tc>
+        <w:tc>
+          <w:tcPr>
+            <w:tcW w:w="2648" w:type="dxa"/>
+            <w:vAlign w:val="center"/>
+          </w:tcPr>
+          <w:p>
+            <w:pPr>
+              <w:pStyle w:val="ListParagraph"/>
+              <w:ind w:left="0"/>
+              <w:jc w:val="center"/>
+            </w:pPr>
+            <w:r>
+              <w:t>Lưu giá trị</w:t>
+            </w:r>
+            <w:r>
+              <w:t>, đồng thời lưu giá trị của mọi phép nhân</w:t>
+            </w:r>
+          </w:p>
+        </w:tc>
+      </w:tr>
+      <w:tr>
+        <w:tc>
+          <w:tcPr>
+            <w:tcW w:w="2974" w:type="dxa"/>
+          </w:tcPr>
+          <w:p>
+            <w:pPr>
+              <w:pStyle w:val="ListParagraph"/>
+              <w:ind w:left="0"/>
+              <w:jc w:val="center"/>
+            </w:pPr>
+            <w:r>
+              <w:t>ebx</w:t>
+            </w:r>
+          </w:p>
+        </w:tc>
+        <w:tc>
+          <w:tcPr>
+            <w:tcW w:w="2648" w:type="dxa"/>
+          </w:tcPr>
+          <w:p>
+            <w:pPr>
+              <w:pStyle w:val="ListParagraph"/>
+              <w:ind w:left="0"/>
+              <w:jc w:val="center"/>
+            </w:pPr>
+            <w:r>
+              <w:t>32 Bit</w:t>
+            </w:r>
+          </w:p>
+        </w:tc>
+        <w:tc>
+          <w:tcPr>
+            <w:tcW w:w="2648" w:type="dxa"/>
+          </w:tcPr>
+          <w:p>
+            <w:pPr>
+              <w:pStyle w:val="ListParagraph"/>
+              <w:ind w:left="0"/>
+              <w:jc w:val="center"/>
+            </w:pPr>
+            <w:r>
+              <w:t>Lưu giá trị</w:t>
+            </w:r>
+          </w:p>
+        </w:tc>
+      </w:tr>
+      <w:tr>
+        <w:tc>
+          <w:tcPr>
+            <w:tcW w:w="2974" w:type="dxa"/>
+          </w:tcPr>
+          <w:p>
+            <w:pPr>
+              <w:pStyle w:val="ListParagraph"/>
+              <w:ind w:left="0"/>
+              <w:jc w:val="center"/>
+            </w:pPr>
+            <w:r>
+              <w:t>ecx</w:t>
+            </w:r>
+          </w:p>
+        </w:tc>
+        <w:tc>
+          <w:tcPr>
+            <w:tcW w:w="2648" w:type="dxa"/>
+          </w:tcPr>
+          <w:p>
+            <w:pPr>
+              <w:pStyle w:val="ListParagraph"/>
+              <w:ind w:left="0"/>
+              <w:jc w:val="center"/>
+            </w:pPr>
+            <w:r>
+              <w:t>32 Bit</w:t>
+            </w:r>
+          </w:p>
+        </w:tc>
+        <w:tc>
+          <w:tcPr>
+            <w:tcW w:w="2648" w:type="dxa"/>
+          </w:tcPr>
+          <w:p>
+            <w:pPr>
+              <w:pStyle w:val="ListParagraph"/>
+              <w:ind w:left="0"/>
+              <w:jc w:val="center"/>
+            </w:pPr>
+            <w:r>
+              <w:t>Lưu giá trị</w:t>
+            </w:r>
+          </w:p>
+        </w:tc>
+      </w:tr>
+      <w:tr>
+        <w:tc>
+          <w:tcPr>
+            <w:tcW w:w="2974" w:type="dxa"/>
+          </w:tcPr>
+          <w:p>
+            <w:pPr>
+              <w:pStyle w:val="ListParagraph"/>
+              <w:ind w:left="0"/>
+              <w:jc w:val="center"/>
+            </w:pPr>
+            <w:r>
+              <w:t>edx</w:t>
+            </w:r>
+          </w:p>
+        </w:tc>
+        <w:tc>
+          <w:tcPr>
+            <w:tcW w:w="2648" w:type="dxa"/>
+          </w:tcPr>
+          <w:p>
+            <w:pPr>
+              <w:pStyle w:val="ListParagraph"/>
+              <w:ind w:left="0"/>
+              <w:jc w:val="center"/>
+            </w:pPr>
+            <w:r>
+              <w:t>32 Bit</w:t>
+            </w:r>
+          </w:p>
+        </w:tc>
+        <w:tc>
+          <w:tcPr>
+            <w:tcW w:w="2648" w:type="dxa"/>
+          </w:tcPr>
+          <w:p>
+            <w:pPr>
+              <w:pStyle w:val="ListParagraph"/>
+              <w:ind w:left="0"/>
+              <w:jc w:val="center"/>
+            </w:pPr>
+            <w:r>
+              <w:t>Lưu giá trị</w:t>
+            </w:r>
+          </w:p>
+        </w:tc>
+      </w:tr>
+    </w:tbl>
+    <w:p>
+      <w:pPr>
+        <w:pStyle w:val="ListParagraph"/>
+        <w:numPr>
+          <w:ilvl w:val="0"/>
+          <w:numId w:val="2"/>
+        </w:numPr>
+      </w:pPr>
+    </w:p>
+    <w:p/>
+    <w:p>
+      <w:r>
+        <w:t>Operator – Toán Tử:</w:t>
+      </w:r>
+    </w:p>
+    <w:p>
+      <w:pPr>
+        <w:pStyle w:val="ListParagraph"/>
+        <w:numPr>
+          <w:ilvl w:val="0"/>
+          <w:numId w:val="12"/>
+        </w:numPr>
+      </w:pPr>
+      <w:r>
+        <w:t>Gán Giá Trị Cho Register?</w:t>
+      </w:r>
+    </w:p>
+    <w:p>
+      <w:pPr>
+        <w:pStyle w:val="ListParagraph"/>
+        <w:pBdr>
+          <w:top w:val="single" w:sz="4" w:space="1" w:color="auto"/>
+          <w:left w:val="single" w:sz="4" w:space="4" w:color="auto"/>
+          <w:bottom w:val="single" w:sz="4" w:space="1" w:color="auto"/>
+          <w:right w:val="single" w:sz="4" w:space="4" w:color="auto"/>
+        </w:pBdr>
+        <w:ind w:left="1080"/>
+      </w:pPr>
+      <w:r>
+        <w:t>mov &lt;Register&gt;, &lt;Giá Trị&gt;</w:t>
       </w:r>
     </w:p>
     <w:p>
@@ -1323,19 +2275,527 @@
         <w:ind w:left="1080"/>
       </w:pPr>
       <w:r>
-        <w:t>invoke foo, 1</w:t>
-      </w:r>
-    </w:p>
-    <w:p>
-      <w:pPr>
-        <w:pStyle w:val="ListParagraph"/>
-        <w:numPr>
-          <w:ilvl w:val="0"/>
-          <w:numId w:val="2"/>
-        </w:numPr>
-      </w:pPr>
-      <w:r>
-        <w:t>Hàm foo được gọi với tham số đầu vào là 1</w:t>
+        <w:t>mov ecx, 6</w:t>
+      </w:r>
+    </w:p>
+    <w:p>
+      <w:pPr>
+        <w:pStyle w:val="ListParagraph"/>
+        <w:numPr>
+          <w:ilvl w:val="0"/>
+          <w:numId w:val="12"/>
+        </w:numPr>
+      </w:pPr>
+      <w:r>
+        <w:t>Gán Giá Trị Cho Biến = Giá Trị Của Register?</w:t>
+      </w:r>
+    </w:p>
+    <w:p>
+      <w:pPr>
+        <w:pStyle w:val="ListParagraph"/>
+        <w:pBdr>
+          <w:top w:val="single" w:sz="4" w:space="1" w:color="auto"/>
+          <w:left w:val="single" w:sz="4" w:space="4" w:color="auto"/>
+          <w:bottom w:val="single" w:sz="4" w:space="1" w:color="auto"/>
+          <w:right w:val="single" w:sz="4" w:space="4" w:color="auto"/>
+        </w:pBdr>
+        <w:ind w:left="1080"/>
+      </w:pPr>
+      <w:r>
+        <w:t>mov [&lt;Biến&gt;], &lt;Register&gt;</w:t>
+      </w:r>
+    </w:p>
+    <w:p>
+      <w:pPr>
+        <w:pStyle w:val="ListParagraph"/>
+        <w:numPr>
+          <w:ilvl w:val="0"/>
+          <w:numId w:val="2"/>
+        </w:numPr>
+      </w:pPr>
+      <w:r>
+        <w:t>Ví dụ</w:t>
+      </w:r>
+    </w:p>
+    <w:p>
+      <w:pPr>
+        <w:pStyle w:val="ListParagraph"/>
+        <w:pBdr>
+          <w:top w:val="single" w:sz="4" w:space="1" w:color="auto"/>
+          <w:left w:val="single" w:sz="4" w:space="4" w:color="auto"/>
+          <w:bottom w:val="single" w:sz="4" w:space="1" w:color="auto"/>
+          <w:right w:val="single" w:sz="4" w:space="4" w:color="auto"/>
+        </w:pBdr>
+        <w:ind w:left="1080"/>
+      </w:pPr>
+      <w:r>
+        <w:t>mov [foo], eax</w:t>
+      </w:r>
+    </w:p>
+    <w:p>
+      <w:pPr>
+        <w:pStyle w:val="ListParagraph"/>
+        <w:numPr>
+          <w:ilvl w:val="0"/>
+          <w:numId w:val="12"/>
+        </w:numPr>
+      </w:pPr>
+      <w:r>
+        <w:t>Làm Phép Bitwise XOR Trên 2 Register Rồi Trả Về Giá Trị Cho Register Đầu?</w:t>
+      </w:r>
+    </w:p>
+    <w:p>
+      <w:pPr>
+        <w:pStyle w:val="ListParagraph"/>
+        <w:pBdr>
+          <w:top w:val="single" w:sz="4" w:space="1" w:color="auto"/>
+          <w:left w:val="single" w:sz="4" w:space="4" w:color="auto"/>
+          <w:bottom w:val="single" w:sz="4" w:space="1" w:color="auto"/>
+          <w:right w:val="single" w:sz="4" w:space="4" w:color="auto"/>
+        </w:pBdr>
+        <w:ind w:left="1080"/>
+      </w:pPr>
+      <w:r>
+        <w:t>xor &lt;Register Đầu&gt;, &lt;Register Sau&gt;</w:t>
+      </w:r>
+    </w:p>
+    <w:p>
+      <w:pPr>
+        <w:pStyle w:val="ListParagraph"/>
+        <w:numPr>
+          <w:ilvl w:val="0"/>
+          <w:numId w:val="2"/>
+        </w:numPr>
+      </w:pPr>
+      <w:r>
+        <w:lastRenderedPageBreak/>
+        <w:t>Ví dụ</w:t>
+      </w:r>
+    </w:p>
+    <w:p>
+      <w:pPr>
+        <w:pStyle w:val="ListParagraph"/>
+        <w:pBdr>
+          <w:top w:val="single" w:sz="4" w:space="1" w:color="auto"/>
+          <w:left w:val="single" w:sz="4" w:space="4" w:color="auto"/>
+          <w:bottom w:val="single" w:sz="4" w:space="1" w:color="auto"/>
+          <w:right w:val="single" w:sz="4" w:space="4" w:color="auto"/>
+        </w:pBdr>
+        <w:ind w:left="1080"/>
+      </w:pPr>
+      <w:r>
+        <w:t>xor ecx, eax</w:t>
+      </w:r>
+    </w:p>
+    <w:p>
+      <w:pPr>
+        <w:pStyle w:val="ListParagraph"/>
+        <w:numPr>
+          <w:ilvl w:val="0"/>
+          <w:numId w:val="12"/>
+        </w:numPr>
+      </w:pPr>
+      <w:r>
+        <w:t>Cộng 2 Register Rồi Gán Kết Quả Cho Register Đầu?</w:t>
+      </w:r>
+    </w:p>
+    <w:p>
+      <w:pPr>
+        <w:pStyle w:val="ListParagraph"/>
+        <w:pBdr>
+          <w:top w:val="single" w:sz="4" w:space="1" w:color="auto"/>
+          <w:left w:val="single" w:sz="4" w:space="4" w:color="auto"/>
+          <w:bottom w:val="single" w:sz="4" w:space="1" w:color="auto"/>
+          <w:right w:val="single" w:sz="4" w:space="4" w:color="auto"/>
+        </w:pBdr>
+        <w:ind w:left="1080"/>
+      </w:pPr>
+      <w:r>
+        <w:t>add &lt;Register Đầu&gt;, &lt;Register Sau&gt;</w:t>
+      </w:r>
+    </w:p>
+    <w:p>
+      <w:pPr>
+        <w:pStyle w:val="ListParagraph"/>
+        <w:numPr>
+          <w:ilvl w:val="0"/>
+          <w:numId w:val="12"/>
+        </w:numPr>
+      </w:pPr>
+      <w:r>
+        <w:t>Lấy Register Đầu Trừ Register Sau Rồi Gán Kết Quả Cho Register Đầu?</w:t>
+      </w:r>
+    </w:p>
+    <w:p>
+      <w:pPr>
+        <w:pStyle w:val="ListParagraph"/>
+        <w:pBdr>
+          <w:top w:val="single" w:sz="4" w:space="1" w:color="auto"/>
+          <w:left w:val="single" w:sz="4" w:space="4" w:color="auto"/>
+          <w:bottom w:val="single" w:sz="4" w:space="1" w:color="auto"/>
+          <w:right w:val="single" w:sz="4" w:space="4" w:color="auto"/>
+        </w:pBdr>
+        <w:ind w:left="1080"/>
+      </w:pPr>
+      <w:r>
+        <w:t>sub &lt;Register Đầu&gt;, &lt;Register Sau&gt;</w:t>
+      </w:r>
+    </w:p>
+    <w:p>
+      <w:pPr>
+        <w:pStyle w:val="ListParagraph"/>
+        <w:numPr>
+          <w:ilvl w:val="0"/>
+          <w:numId w:val="12"/>
+        </w:numPr>
+      </w:pPr>
+      <w:r>
+        <w:t>Giảm Giá Trị Register Đi 1?</w:t>
+      </w:r>
+    </w:p>
+    <w:p>
+      <w:pPr>
+        <w:pStyle w:val="ListParagraph"/>
+        <w:pBdr>
+          <w:top w:val="single" w:sz="4" w:space="1" w:color="auto"/>
+          <w:left w:val="single" w:sz="4" w:space="4" w:color="auto"/>
+          <w:bottom w:val="single" w:sz="4" w:space="1" w:color="auto"/>
+          <w:right w:val="single" w:sz="4" w:space="4" w:color="auto"/>
+        </w:pBdr>
+        <w:ind w:left="1080"/>
+      </w:pPr>
+      <w:r>
+        <w:t>dec &lt;Register&gt;</w:t>
+      </w:r>
+    </w:p>
+    <w:p>
+      <w:pPr>
+        <w:pStyle w:val="ListParagraph"/>
+        <w:numPr>
+          <w:ilvl w:val="0"/>
+          <w:numId w:val="12"/>
+        </w:numPr>
+      </w:pPr>
+      <w:r>
+        <w:t>Tăng Giá Trị Register Thêm 1?</w:t>
+      </w:r>
+    </w:p>
+    <w:p>
+      <w:pPr>
+        <w:pStyle w:val="ListParagraph"/>
+        <w:pBdr>
+          <w:top w:val="single" w:sz="4" w:space="1" w:color="auto"/>
+          <w:left w:val="single" w:sz="4" w:space="4" w:color="auto"/>
+          <w:bottom w:val="single" w:sz="4" w:space="1" w:color="auto"/>
+          <w:right w:val="single" w:sz="4" w:space="4" w:color="auto"/>
+        </w:pBdr>
+        <w:ind w:left="1080"/>
+      </w:pPr>
+      <w:r>
+        <w:t>inc &lt;Register&gt;</w:t>
+      </w:r>
+    </w:p>
+    <w:p>
+      <w:pPr>
+        <w:pStyle w:val="ListParagraph"/>
+        <w:numPr>
+          <w:ilvl w:val="0"/>
+          <w:numId w:val="12"/>
+        </w:numPr>
+      </w:pPr>
+      <w:r>
+        <w:t>Nhảy Đến Nhãn Nào Đó?</w:t>
+      </w:r>
+    </w:p>
+    <w:p>
+      <w:pPr>
+        <w:pStyle w:val="ListParagraph"/>
+        <w:pBdr>
+          <w:top w:val="single" w:sz="4" w:space="1" w:color="auto"/>
+          <w:left w:val="single" w:sz="4" w:space="4" w:color="auto"/>
+          <w:bottom w:val="single" w:sz="4" w:space="1" w:color="auto"/>
+          <w:right w:val="single" w:sz="4" w:space="4" w:color="auto"/>
+        </w:pBdr>
+        <w:ind w:left="1080"/>
+      </w:pPr>
+      <w:r>
+        <w:t>jmp &lt;Nhãn&gt;</w:t>
+      </w:r>
+    </w:p>
+    <w:p>
+      <w:pPr>
+        <w:pStyle w:val="ListParagraph"/>
+        <w:numPr>
+          <w:ilvl w:val="0"/>
+          <w:numId w:val="12"/>
+        </w:numPr>
+      </w:pPr>
+      <w:r>
+        <w:t>Nhảy Đến Nhãn Nào Đó Nếu Kết Quả Của Phép Toán Trước Đó Khác 0?</w:t>
+      </w:r>
+    </w:p>
+    <w:p>
+      <w:pPr>
+        <w:pStyle w:val="ListParagraph"/>
+        <w:pBdr>
+          <w:top w:val="single" w:sz="4" w:space="1" w:color="auto"/>
+          <w:left w:val="single" w:sz="4" w:space="4" w:color="auto"/>
+          <w:bottom w:val="single" w:sz="4" w:space="1" w:color="auto"/>
+          <w:right w:val="single" w:sz="4" w:space="4" w:color="auto"/>
+        </w:pBdr>
+        <w:ind w:left="1080"/>
+      </w:pPr>
+      <w:r>
+        <w:t>jnz &lt;Nhãn&gt;</w:t>
+      </w:r>
+    </w:p>
+    <w:p>
+      <w:pPr>
+        <w:pStyle w:val="ListParagraph"/>
+        <w:numPr>
+          <w:ilvl w:val="0"/>
+          <w:numId w:val="2"/>
+        </w:numPr>
+      </w:pPr>
+      <w:r>
+        <w:t>Ví dụ nếu lệnh trước là</w:t>
+      </w:r>
+    </w:p>
+    <w:p>
+      <w:pPr>
+        <w:pStyle w:val="ListParagraph"/>
+        <w:pBdr>
+          <w:top w:val="single" w:sz="4" w:space="1" w:color="auto"/>
+          <w:left w:val="single" w:sz="4" w:space="4" w:color="auto"/>
+          <w:bottom w:val="single" w:sz="4" w:space="1" w:color="auto"/>
+          <w:right w:val="single" w:sz="4" w:space="4" w:color="auto"/>
+        </w:pBdr>
+        <w:ind w:left="1080"/>
+      </w:pPr>
+      <w:r>
+        <w:t>sub eax, eax</w:t>
+      </w:r>
+    </w:p>
+    <w:p>
+      <w:pPr>
+        <w:pStyle w:val="ListParagraph"/>
+        <w:numPr>
+          <w:ilvl w:val="0"/>
+          <w:numId w:val="2"/>
+        </w:numPr>
+      </w:pPr>
+      <w:r>
+        <w:t>Thì sẽ không nhảy do eax – eax = 0</w:t>
+      </w:r>
+    </w:p>
+    <w:p>
+      <w:pPr>
+        <w:pStyle w:val="ListParagraph"/>
+        <w:numPr>
+          <w:ilvl w:val="0"/>
+          <w:numId w:val="12"/>
+        </w:numPr>
+      </w:pPr>
+      <w:r>
+        <w:t>Lấy Register Đầu Trừ Register Sau Nhưng Không Gán Kết Quả Cho Thứ Gì Hết?</w:t>
+      </w:r>
+    </w:p>
+    <w:p>
+      <w:pPr>
+        <w:pStyle w:val="ListParagraph"/>
+        <w:pBdr>
+          <w:top w:val="single" w:sz="4" w:space="1" w:color="auto"/>
+          <w:left w:val="single" w:sz="4" w:space="4" w:color="auto"/>
+          <w:bottom w:val="single" w:sz="4" w:space="1" w:color="auto"/>
+          <w:right w:val="single" w:sz="4" w:space="4" w:color="auto"/>
+        </w:pBdr>
+        <w:ind w:left="1080"/>
+      </w:pPr>
+      <w:r>
+        <w:t>cmp &lt;Register Đầu&gt;, &lt;Register Sau&gt;</w:t>
+      </w:r>
+    </w:p>
+    <w:p>
+      <w:pPr>
+        <w:pStyle w:val="ListParagraph"/>
+        <w:numPr>
+          <w:ilvl w:val="0"/>
+          <w:numId w:val="12"/>
+        </w:numPr>
+      </w:pPr>
+      <w:r>
+        <w:t xml:space="preserve">Nhảy Đến Nhãn Nào Đó Nếu Kết Quả Của Phép Toán Trước Đó </w:t>
+      </w:r>
+      <w:r>
+        <w:t>=</w:t>
+      </w:r>
+      <w:r>
+        <w:t xml:space="preserve"> 0?</w:t>
+      </w:r>
+    </w:p>
+    <w:p>
+      <w:pPr>
+        <w:pStyle w:val="ListParagraph"/>
+        <w:pBdr>
+          <w:top w:val="single" w:sz="4" w:space="1" w:color="auto"/>
+          <w:left w:val="single" w:sz="4" w:space="4" w:color="auto"/>
+          <w:bottom w:val="single" w:sz="4" w:space="1" w:color="auto"/>
+          <w:right w:val="single" w:sz="4" w:space="4" w:color="auto"/>
+        </w:pBdr>
+        <w:ind w:left="1080"/>
+      </w:pPr>
+      <w:r>
+        <w:t>jz &lt;Nhãn&gt;</w:t>
+      </w:r>
+    </w:p>
+    <w:p>
+      <w:pPr>
+        <w:pStyle w:val="ListParagraph"/>
+        <w:numPr>
+          <w:ilvl w:val="0"/>
+          <w:numId w:val="12"/>
+        </w:numPr>
+      </w:pPr>
+      <w:r>
+        <w:t xml:space="preserve">Nhân 1 </w:t>
+      </w:r>
+      <w:r>
+        <w:t xml:space="preserve">Register Nào Đó </w:t>
+      </w:r>
+      <w:r>
+        <w:t>Với Register EAX, Rồi Gán Kết Quả Cho Register EAX?</w:t>
+      </w:r>
+    </w:p>
+    <w:p>
+      <w:pPr>
+        <w:pStyle w:val="ListParagraph"/>
+        <w:pBdr>
+          <w:top w:val="single" w:sz="4" w:space="1" w:color="auto"/>
+          <w:left w:val="single" w:sz="4" w:space="4" w:color="auto"/>
+          <w:bottom w:val="single" w:sz="4" w:space="1" w:color="auto"/>
+          <w:right w:val="single" w:sz="4" w:space="4" w:color="auto"/>
+        </w:pBdr>
+        <w:ind w:left="1080"/>
+      </w:pPr>
+      <w:r>
+        <w:t>mul &lt;</w:t>
+      </w:r>
+      <w:r>
+        <w:t>Register Nào Đó</w:t>
+      </w:r>
+      <w:r>
+        <w:t>&gt;</w:t>
+      </w:r>
+    </w:p>
+    <w:p>
+      <w:pPr>
+        <w:pStyle w:val="ListParagraph"/>
+        <w:numPr>
+          <w:ilvl w:val="0"/>
+          <w:numId w:val="12"/>
+        </w:numPr>
+      </w:pPr>
+      <w:r>
+        <w:t>Đẩy giá trị từ 1 Register vào Stack?</w:t>
+      </w:r>
+    </w:p>
+    <w:p>
+      <w:pPr>
+        <w:pStyle w:val="ListParagraph"/>
+        <w:pBdr>
+          <w:top w:val="single" w:sz="4" w:space="1" w:color="auto"/>
+          <w:left w:val="single" w:sz="4" w:space="4" w:color="auto"/>
+          <w:bottom w:val="single" w:sz="4" w:space="1" w:color="auto"/>
+          <w:right w:val="single" w:sz="4" w:space="4" w:color="auto"/>
+        </w:pBdr>
+        <w:ind w:left="1080"/>
+      </w:pPr>
+      <w:r>
+        <w:t>p</w:t>
+      </w:r>
+      <w:r>
+        <w:t>ush &lt;Register&gt;</w:t>
+      </w:r>
+    </w:p>
+    <w:p>
+      <w:pPr>
+        <w:pStyle w:val="ListParagraph"/>
+        <w:numPr>
+          <w:ilvl w:val="0"/>
+          <w:numId w:val="2"/>
+        </w:numPr>
+      </w:pPr>
+      <w:r>
+        <w:t>Tưởng tượng Stack có dạng cái bình, nạp vào Stack từ đáy lên, giả sử giá trị &lt;Register&gt; lần lượt từ LSB Byte đến MSB Byte là ABCD</w:t>
+      </w:r>
+      <w:r>
+        <w:t>, thì khi nạp vào Stack cũng theo đúng thứ tự, LSB ở dưới, MSB ở trên</w:t>
+      </w:r>
+    </w:p>
+    <w:p>
+      <w:pPr>
+        <w:pStyle w:val="ListParagraph"/>
+        <w:numPr>
+          <w:ilvl w:val="0"/>
+          <w:numId w:val="12"/>
+        </w:numPr>
+      </w:pPr>
+      <w:r>
+        <w:t xml:space="preserve">Cắt </w:t>
+      </w:r>
+      <w:r>
+        <w:t xml:space="preserve">Phần Cao Nhất Của </w:t>
+      </w:r>
+      <w:r>
+        <w:t xml:space="preserve">Stack </w:t>
+      </w:r>
+      <w:r>
+        <w:t>Và Đẩy Nó Vào 1 Biến?</w:t>
+      </w:r>
+    </w:p>
+    <w:p>
+      <w:pPr>
+        <w:pStyle w:val="ListParagraph"/>
+        <w:pBdr>
+          <w:top w:val="single" w:sz="4" w:space="1" w:color="auto"/>
+          <w:left w:val="single" w:sz="4" w:space="4" w:color="auto"/>
+          <w:bottom w:val="single" w:sz="4" w:space="1" w:color="auto"/>
+          <w:right w:val="single" w:sz="4" w:space="4" w:color="auto"/>
+        </w:pBdr>
+        <w:ind w:left="1080"/>
+      </w:pPr>
+      <w:r>
+        <w:t>p</w:t>
+      </w:r>
+      <w:r>
+        <w:t>op &lt;Biến&gt;</w:t>
+      </w:r>
+    </w:p>
+    <w:p>
+      <w:pPr>
+        <w:pStyle w:val="ListParagraph"/>
+        <w:numPr>
+          <w:ilvl w:val="0"/>
+          <w:numId w:val="2"/>
+        </w:numPr>
+      </w:pPr>
+      <w:r>
+        <w:t xml:space="preserve">Giả sử trong Stack, vật chất đang có độ cao khoảng 10 Byte, &lt;Biến&gt; có kích thước 4 Byte, thì </w:t>
+      </w:r>
+      <w:r>
+        <w:t>Stack sẽ lấy 4 Byte cao nhất nạp vào &lt;Biến&gt;, Byte thấp nhất sẽ làm LSB cho &lt;Biến&gt;, Stack giảm còn 6 Byte</w:t>
+      </w:r>
+    </w:p>
+    <w:p>
+      <w:pPr>
+        <w:pStyle w:val="ListParagraph"/>
+        <w:numPr>
+          <w:ilvl w:val="0"/>
+          <w:numId w:val="2"/>
+        </w:numPr>
+      </w:pPr>
+      <w:r>
+        <w:t>&lt;Biến&gt; phải có kích thước không vượt quá 4 Byte</w:t>
       </w:r>
     </w:p>
     <w:p/>
@@ -1413,6 +2873,7 @@
         <w:ind w:left="1080"/>
       </w:pPr>
       <w:r>
+        <w:lastRenderedPageBreak/>
         <w:t>i</w:t>
       </w:r>
       <w:r>
@@ -1515,40 +2976,317 @@
         <w:t>i</w:t>
       </w:r>
       <w:r>
-        <w:t>nvoke StdOut, addr &lt;Biến String&gt;</w:t>
-      </w:r>
-    </w:p>
-    <w:p>
-      <w:pPr>
-        <w:pStyle w:val="ListParagraph"/>
-        <w:numPr>
-          <w:ilvl w:val="0"/>
-          <w:numId w:val="2"/>
-        </w:numPr>
-      </w:pPr>
-      <w:r>
-        <w:t>Tính từ kí tự đầu tiên của &lt;Biến String&gt;</w:t>
-      </w:r>
-      <w:r>
-        <w:t>, tăng dần ô Byte cho đến khi gặp kí tự \0, lấy chuỗi đó in ra màn hình, đưa con trỏ đến ngay sau kí tự cuối cùng</w:t>
+        <w:t xml:space="preserve">nvoke StdOut, </w:t>
+      </w:r>
+      <w:r>
+        <w:t>&lt;Địa Chỉ</w:t>
+      </w:r>
+      <w:r>
+        <w:t>&gt;</w:t>
+      </w:r>
+    </w:p>
+    <w:p>
+      <w:pPr>
+        <w:pStyle w:val="ListParagraph"/>
+        <w:numPr>
+          <w:ilvl w:val="0"/>
+          <w:numId w:val="2"/>
+        </w:numPr>
+      </w:pPr>
+      <w:r>
+        <w:t xml:space="preserve">Đứng tại ô Byte ứng với &lt;Địa Chỉ&gt;, nó đi lên địa chỉ cao hơn cho đến khi gặp phải ô Byte có giá trị 00000000 thì dừng lại, trả về </w:t>
+      </w:r>
+      <w:r>
+        <w:t>chuỗi các ô Byte nó đi qua, dưới dạng kí tự ASCII, ô Byte có địa chỉ thấp hơn thì kí tự tương ứng nằm bên trái hơn</w:t>
       </w:r>
     </w:p>
     <w:p/>
     <w:p>
       <w:r>
+        <w:t>Windows:</w:t>
+      </w:r>
+    </w:p>
+    <w:p>
+      <w:pPr>
+        <w:pStyle w:val="ListParagraph"/>
+        <w:numPr>
+          <w:ilvl w:val="0"/>
+          <w:numId w:val="9"/>
+        </w:numPr>
+      </w:pPr>
+      <w:r>
+        <w:t>Cách Import?</w:t>
+      </w:r>
+    </w:p>
+    <w:p>
+      <w:pPr>
+        <w:pStyle w:val="ListParagraph"/>
+        <w:pBdr>
+          <w:top w:val="single" w:sz="4" w:space="1" w:color="auto"/>
+          <w:left w:val="single" w:sz="4" w:space="4" w:color="auto"/>
+          <w:bottom w:val="single" w:sz="4" w:space="1" w:color="auto"/>
+          <w:right w:val="single" w:sz="4" w:space="4" w:color="auto"/>
+        </w:pBdr>
+        <w:ind w:left="1080"/>
+      </w:pPr>
+      <w:r>
+        <w:t xml:space="preserve">include </w:t>
+      </w:r>
+      <w:r>
+        <w:t>C:\masm32\include\</w:t>
+      </w:r>
+      <w:r>
+        <w:t>windows</w:t>
+      </w:r>
+      <w:r>
+        <w:t>.inc</w:t>
+      </w:r>
+    </w:p>
+    <w:p>
+      <w:pPr>
+        <w:pStyle w:val="ListParagraph"/>
+        <w:numPr>
+          <w:ilvl w:val="0"/>
+          <w:numId w:val="9"/>
+        </w:numPr>
+      </w:pPr>
+      <w:r>
+        <w:t>Một Số Giá Trị Đặc Biệt?</w:t>
+      </w:r>
+    </w:p>
+    <w:p>
+      <w:pPr>
+        <w:pStyle w:val="ListParagraph"/>
+        <w:pBdr>
+          <w:top w:val="single" w:sz="4" w:space="1" w:color="auto"/>
+          <w:left w:val="single" w:sz="4" w:space="4" w:color="auto"/>
+          <w:bottom w:val="single" w:sz="4" w:space="1" w:color="auto"/>
+          <w:right w:val="single" w:sz="4" w:space="4" w:color="auto"/>
+        </w:pBdr>
+        <w:ind w:left="1080"/>
+      </w:pPr>
+      <w:r>
+        <w:t>NULL</w:t>
+      </w:r>
+    </w:p>
+    <w:p>
+      <w:pPr>
+        <w:pStyle w:val="ListParagraph"/>
+        <w:pBdr>
+          <w:top w:val="single" w:sz="4" w:space="1" w:color="auto"/>
+          <w:left w:val="single" w:sz="4" w:space="4" w:color="auto"/>
+          <w:bottom w:val="single" w:sz="4" w:space="1" w:color="auto"/>
+          <w:right w:val="single" w:sz="4" w:space="4" w:color="auto"/>
+        </w:pBdr>
+        <w:ind w:left="1080"/>
+      </w:pPr>
+      <w:r>
+        <w:t>MB_OK</w:t>
+      </w:r>
+    </w:p>
+    <w:p/>
+    <w:p>
+      <w:r>
+        <w:t>User 32:</w:t>
+      </w:r>
+    </w:p>
+    <w:p>
+      <w:pPr>
+        <w:pStyle w:val="ListParagraph"/>
+        <w:numPr>
+          <w:ilvl w:val="0"/>
+          <w:numId w:val="10"/>
+        </w:numPr>
+      </w:pPr>
+      <w:r>
+        <w:t>Cách Import?</w:t>
+      </w:r>
+    </w:p>
+    <w:p>
+      <w:pPr>
+        <w:pStyle w:val="ListParagraph"/>
+        <w:pBdr>
+          <w:top w:val="single" w:sz="4" w:space="1" w:color="auto"/>
+          <w:left w:val="single" w:sz="4" w:space="4" w:color="auto"/>
+          <w:bottom w:val="single" w:sz="4" w:space="1" w:color="auto"/>
+          <w:right w:val="single" w:sz="4" w:space="4" w:color="auto"/>
+        </w:pBdr>
+        <w:ind w:left="1080"/>
+      </w:pPr>
+      <w:r>
+        <w:t>include C:\masm32\include\</w:t>
+      </w:r>
+      <w:r>
+        <w:t>user32</w:t>
+      </w:r>
+      <w:r>
+        <w:t>.inc</w:t>
+      </w:r>
+    </w:p>
+    <w:p>
+      <w:pPr>
+        <w:pStyle w:val="ListParagraph"/>
+        <w:pBdr>
+          <w:top w:val="single" w:sz="4" w:space="1" w:color="auto"/>
+          <w:left w:val="single" w:sz="4" w:space="4" w:color="auto"/>
+          <w:bottom w:val="single" w:sz="4" w:space="1" w:color="auto"/>
+          <w:right w:val="single" w:sz="4" w:space="4" w:color="auto"/>
+        </w:pBdr>
+        <w:ind w:left="1080"/>
+      </w:pPr>
+      <w:r>
+        <w:t>includelib C:\masm32\lib\</w:t>
+      </w:r>
+      <w:r>
+        <w:t>user32</w:t>
+      </w:r>
+      <w:r>
+        <w:t>.lib</w:t>
+      </w:r>
+    </w:p>
+    <w:p>
+      <w:pPr>
+        <w:pStyle w:val="ListParagraph"/>
+        <w:numPr>
+          <w:ilvl w:val="0"/>
+          <w:numId w:val="10"/>
+        </w:numPr>
+      </w:pPr>
+      <w:r>
+        <w:t xml:space="preserve">Tạm </w:t>
+      </w:r>
+      <w:r>
+        <w:t>Dừng Chương Trình Và Hiện 1 Hộp Thoại?</w:t>
+      </w:r>
+    </w:p>
+    <w:p>
+      <w:pPr>
+        <w:pStyle w:val="ListParagraph"/>
+        <w:pBdr>
+          <w:top w:val="single" w:sz="4" w:space="1" w:color="auto"/>
+          <w:left w:val="single" w:sz="4" w:space="4" w:color="auto"/>
+          <w:bottom w:val="single" w:sz="4" w:space="1" w:color="auto"/>
+          <w:right w:val="single" w:sz="4" w:space="4" w:color="auto"/>
+        </w:pBdr>
+        <w:ind w:left="1080"/>
+      </w:pPr>
+      <w:r>
+        <w:t>i</w:t>
+      </w:r>
+      <w:r>
+        <w:t xml:space="preserve">nvoke MessageBox, NULL, </w:t>
+      </w:r>
+      <w:r>
+        <w:t>&lt;Địa Chỉ Nội Dung&gt;</w:t>
+      </w:r>
+      <w:r>
+        <w:t xml:space="preserve">, </w:t>
+      </w:r>
+      <w:r>
+        <w:t>&lt;Địa Chỉ Tiêu Đề</w:t>
+      </w:r>
+      <w:r>
+        <w:t>&gt;, MB_OK</w:t>
+      </w:r>
+    </w:p>
+    <w:p>
+      <w:pPr>
+        <w:pStyle w:val="ListParagraph"/>
+        <w:numPr>
+          <w:ilvl w:val="0"/>
+          <w:numId w:val="2"/>
+        </w:numPr>
+      </w:pPr>
+      <w:r>
+        <w:t>&lt;Địa Chỉ Nội Dung&gt; và &lt;Địa Chỉ Tiêu Đề&gt; có cách hoạt động giống khi in ra màn hình Console</w:t>
+      </w:r>
+    </w:p>
+    <w:p>
+      <w:pPr>
+        <w:pStyle w:val="ListParagraph"/>
+        <w:numPr>
+          <w:ilvl w:val="0"/>
+          <w:numId w:val="2"/>
+        </w:numPr>
+      </w:pPr>
+      <w:r>
+        <w:t>Hộp thoại này có dạng sau</w:t>
+      </w:r>
+    </w:p>
+    <w:p>
+      <w:pPr>
+        <w:pStyle w:val="ListParagraph"/>
+        <w:ind w:left="1080"/>
+      </w:pPr>
+      <w:r>
+        <w:rPr>
+          <w:noProof/>
+        </w:rPr>
+        <w:drawing>
+          <wp:inline distT="0" distB="0" distL="0" distR="0" wp14:anchorId="6A6CF6DB" wp14:editId="306E1A98">
+            <wp:extent cx="922020" cy="996778"/>
+            <wp:effectExtent l="0" t="0" r="0" b="0"/>
+            <wp:docPr id="1794405647" name="Picture 1"/>
+            <wp:cNvGraphicFramePr>
+              <a:graphicFrameLocks xmlns:a="http://schemas.openxmlformats.org/drawingml/2006/main" noChangeAspect="1"/>
+            </wp:cNvGraphicFramePr>
+            <a:graphic xmlns:a="http://schemas.openxmlformats.org/drawingml/2006/main">
+              <a:graphicData uri="http://schemas.openxmlformats.org/drawingml/2006/picture">
+                <pic:pic xmlns:pic="http://schemas.openxmlformats.org/drawingml/2006/picture">
+                  <pic:nvPicPr>
+                    <pic:cNvPr id="1794405647" name=""/>
+                    <pic:cNvPicPr/>
+                  </pic:nvPicPr>
+                  <pic:blipFill>
+                    <a:blip r:embed="rId7"/>
+                    <a:stretch>
+                      <a:fillRect/>
+                    </a:stretch>
+                  </pic:blipFill>
+                  <pic:spPr>
+                    <a:xfrm>
+                      <a:off x="0" y="0"/>
+                      <a:ext cx="925678" cy="1000733"/>
+                    </a:xfrm>
+                    <a:prstGeom prst="rect">
+                      <a:avLst/>
+                    </a:prstGeom>
+                  </pic:spPr>
+                </pic:pic>
+              </a:graphicData>
+            </a:graphic>
+          </wp:inline>
+        </w:drawing>
+      </w:r>
+    </w:p>
+    <w:p>
+      <w:pPr>
+        <w:pStyle w:val="ListParagraph"/>
+        <w:numPr>
+          <w:ilvl w:val="0"/>
+          <w:numId w:val="2"/>
+        </w:numPr>
+      </w:pPr>
+      <w:r>
+        <w:t>Khi đóng hộp thoại này lại, chương trình sẽ tiếp tục</w:t>
+      </w:r>
+    </w:p>
+    <w:p/>
+    <w:p>
+      <w:r>
+        <w:t>Quick Code – Mã Nhanh:</w:t>
+      </w:r>
+    </w:p>
+    <w:p>
+      <w:pPr>
+        <w:pStyle w:val="ListParagraph"/>
+        <w:numPr>
+          <w:ilvl w:val="0"/>
+          <w:numId w:val="3"/>
+        </w:numPr>
+      </w:pPr>
+      <w:r>
         <w:lastRenderedPageBreak/>
-        <w:t>Quick Code – Mã Nhanh:</w:t>
-      </w:r>
-    </w:p>
-    <w:p>
-      <w:pPr>
-        <w:pStyle w:val="ListParagraph"/>
-        <w:numPr>
-          <w:ilvl w:val="0"/>
-          <w:numId w:val="3"/>
-        </w:numPr>
-      </w:pPr>
-      <w:r>
         <w:t>Hello World?</w:t>
       </w:r>
     </w:p>
@@ -1826,6 +3564,95 @@
 <file path=word/numbering.xml><?xml version="1.0" encoding="utf-8"?>
 <w:numbering xmlns:wpc="http://schemas.microsoft.com/office/word/2010/wordprocessingCanvas" xmlns:cx="http://schemas.microsoft.com/office/drawing/2014/chartex" xmlns:cx1="http://schemas.microsoft.com/office/drawing/2015/9/8/chartex" xmlns:cx2="http://schemas.microsoft.com/office/drawing/2015/10/21/chartex" xmlns:cx3="http://schemas.microsoft.com/office/drawing/2016/5/9/chartex" xmlns:cx4="http://schemas.microsoft.com/office/drawing/2016/5/10/chartex" xmlns:cx5="http://schemas.microsoft.com/office/drawing/2016/5/11/chartex" xmlns:cx6="http://schemas.microsoft.com/office/drawing/2016/5/12/chartex" xmlns:cx7="http://schemas.microsoft.com/office/drawing/2016/5/13/chartex" xmlns:cx8="http://schemas.microsoft.com/office/drawing/2016/5/14/chartex" xmlns:mc="http://schemas.openxmlformats.org/markup-compatibility/2006" xmlns:aink="http://schemas.microsoft.com/office/drawing/2016/ink" xmlns:am3d="http://schemas.microsoft.com/office/drawing/2017/model3d" xmlns:o="urn:schemas-microsoft-com:office:office" xmlns:oel="http://schemas.microsoft.com/office/2019/extlst" xmlns:r="http://schemas.openxmlformats.org/officeDocument/2006/relationships" xmlns:m="http://schemas.openxmlformats.org/officeDocument/2006/math" xmlns:v="urn:schemas-microsoft-com:vml" xmlns:wp14="http://schemas.microsoft.com/office/word/2010/wordprocessingDrawing" xmlns:wp="http://schemas.openxmlformats.org/drawingml/2006/wordprocessingDrawing" xmlns:w10="urn:schemas-microsoft-com:office:word" xmlns:w="http://schemas.openxmlformats.org/wordprocessingml/2006/main" xmlns:w14="http://schemas.microsoft.com/office/word/2010/wordml" xmlns:w15="http://schemas.microsoft.com/office/word/2012/wordml" xmlns:w16cex="http://schemas.microsoft.com/office/word/2018/wordml/cex" xmlns:w16cid="http://schemas.microsoft.com/office/word/2016/wordml/cid" xmlns:w16="http://schemas.microsoft.com/office/word/2018/wordml" xmlns:w16sdtdh="http://schemas.microsoft.com/office/word/2020/wordml/sdtdatahash" xmlns:w16se="http://schemas.microsoft.com/office/word/2015/wordml/symex" xmlns:wpg="http://schemas.microsoft.com/office/word/2010/wordprocessingGroup" xmlns:wpi="http://schemas.microsoft.com/office/word/2010/wordprocessingInk" xmlns:wne="http://schemas.microsoft.com/office/word/2006/wordml" xmlns:wps="http://schemas.microsoft.com/office/word/2010/wordprocessingShape" mc:Ignorable="w14 w15 w16se w16cid w16 w16cex w16sdtdh wp14">
   <w:abstractNum w:abstractNumId="0" w15:restartNumberingAfterBreak="0">
+    <w:nsid w:val="0E366E4D"/>
+    <w:multiLevelType w:val="hybridMultilevel"/>
+    <w:tmpl w:val="9B0486A2"/>
+    <w:lvl w:ilvl="0" w:tplc="9538115E">
+      <w:start w:val="1"/>
+      <w:numFmt w:val="decimal"/>
+      <w:lvlText w:val="%1."/>
+      <w:lvlJc w:val="left"/>
+      <w:pPr>
+        <w:ind w:left="1080" w:hanging="360"/>
+      </w:pPr>
+      <w:rPr>
+        <w:rFonts w:hint="default"/>
+      </w:rPr>
+    </w:lvl>
+    <w:lvl w:ilvl="1" w:tplc="04090019" w:tentative="1">
+      <w:start w:val="1"/>
+      <w:numFmt w:val="lowerLetter"/>
+      <w:lvlText w:val="%2."/>
+      <w:lvlJc w:val="left"/>
+      <w:pPr>
+        <w:ind w:left="1800" w:hanging="360"/>
+      </w:pPr>
+    </w:lvl>
+    <w:lvl w:ilvl="2" w:tplc="0409001B" w:tentative="1">
+      <w:start w:val="1"/>
+      <w:numFmt w:val="lowerRoman"/>
+      <w:lvlText w:val="%3."/>
+      <w:lvlJc w:val="right"/>
+      <w:pPr>
+        <w:ind w:left="2520" w:hanging="180"/>
+      </w:pPr>
+    </w:lvl>
+    <w:lvl w:ilvl="3" w:tplc="0409000F" w:tentative="1">
+      <w:start w:val="1"/>
+      <w:numFmt w:val="decimal"/>
+      <w:lvlText w:val="%4."/>
+      <w:lvlJc w:val="left"/>
+      <w:pPr>
+        <w:ind w:left="3240" w:hanging="360"/>
+      </w:pPr>
+    </w:lvl>
+    <w:lvl w:ilvl="4" w:tplc="04090019" w:tentative="1">
+      <w:start w:val="1"/>
+      <w:numFmt w:val="lowerLetter"/>
+      <w:lvlText w:val="%5."/>
+      <w:lvlJc w:val="left"/>
+      <w:pPr>
+        <w:ind w:left="3960" w:hanging="360"/>
+      </w:pPr>
+    </w:lvl>
+    <w:lvl w:ilvl="5" w:tplc="0409001B" w:tentative="1">
+      <w:start w:val="1"/>
+      <w:numFmt w:val="lowerRoman"/>
+      <w:lvlText w:val="%6."/>
+      <w:lvlJc w:val="right"/>
+      <w:pPr>
+        <w:ind w:left="4680" w:hanging="180"/>
+      </w:pPr>
+    </w:lvl>
+    <w:lvl w:ilvl="6" w:tplc="0409000F" w:tentative="1">
+      <w:start w:val="1"/>
+      <w:numFmt w:val="decimal"/>
+      <w:lvlText w:val="%7."/>
+      <w:lvlJc w:val="left"/>
+      <w:pPr>
+        <w:ind w:left="5400" w:hanging="360"/>
+      </w:pPr>
+    </w:lvl>
+    <w:lvl w:ilvl="7" w:tplc="04090019" w:tentative="1">
+      <w:start w:val="1"/>
+      <w:numFmt w:val="lowerLetter"/>
+      <w:lvlText w:val="%8."/>
+      <w:lvlJc w:val="left"/>
+      <w:pPr>
+        <w:ind w:left="6120" w:hanging="360"/>
+      </w:pPr>
+    </w:lvl>
+    <w:lvl w:ilvl="8" w:tplc="0409001B" w:tentative="1">
+      <w:start w:val="1"/>
+      <w:numFmt w:val="lowerRoman"/>
+      <w:lvlText w:val="%9."/>
+      <w:lvlJc w:val="right"/>
+      <w:pPr>
+        <w:ind w:left="6840" w:hanging="180"/>
+      </w:pPr>
+    </w:lvl>
+  </w:abstractNum>
+  <w:abstractNum w:abstractNumId="1" w15:restartNumberingAfterBreak="0">
     <w:nsid w:val="0F962651"/>
     <w:multiLevelType w:val="hybridMultilevel"/>
     <w:tmpl w:val="5E405BEA"/>
@@ -1914,7 +3741,7 @@
       </w:pPr>
     </w:lvl>
   </w:abstractNum>
-  <w:abstractNum w:abstractNumId="1" w15:restartNumberingAfterBreak="0">
+  <w:abstractNum w:abstractNumId="2" w15:restartNumberingAfterBreak="0">
     <w:nsid w:val="19CB3509"/>
     <w:multiLevelType w:val="hybridMultilevel"/>
     <w:tmpl w:val="A4D289E4"/>
@@ -2003,7 +3830,7 @@
       </w:pPr>
     </w:lvl>
   </w:abstractNum>
-  <w:abstractNum w:abstractNumId="2" w15:restartNumberingAfterBreak="0">
+  <w:abstractNum w:abstractNumId="3" w15:restartNumberingAfterBreak="0">
     <w:nsid w:val="34392D7B"/>
     <w:multiLevelType w:val="hybridMultilevel"/>
     <w:tmpl w:val="9FA4DD20"/>
@@ -2092,7 +3919,96 @@
       </w:pPr>
     </w:lvl>
   </w:abstractNum>
-  <w:abstractNum w:abstractNumId="3" w15:restartNumberingAfterBreak="0">
+  <w:abstractNum w:abstractNumId="4" w15:restartNumberingAfterBreak="0">
+    <w:nsid w:val="3756209E"/>
+    <w:multiLevelType w:val="hybridMultilevel"/>
+    <w:tmpl w:val="2454FE32"/>
+    <w:lvl w:ilvl="0" w:tplc="5BA8AAC8">
+      <w:start w:val="1"/>
+      <w:numFmt w:val="decimal"/>
+      <w:lvlText w:val="%1."/>
+      <w:lvlJc w:val="left"/>
+      <w:pPr>
+        <w:ind w:left="1080" w:hanging="360"/>
+      </w:pPr>
+      <w:rPr>
+        <w:rFonts w:hint="default"/>
+      </w:rPr>
+    </w:lvl>
+    <w:lvl w:ilvl="1" w:tplc="04090019" w:tentative="1">
+      <w:start w:val="1"/>
+      <w:numFmt w:val="lowerLetter"/>
+      <w:lvlText w:val="%2."/>
+      <w:lvlJc w:val="left"/>
+      <w:pPr>
+        <w:ind w:left="1800" w:hanging="360"/>
+      </w:pPr>
+    </w:lvl>
+    <w:lvl w:ilvl="2" w:tplc="0409001B" w:tentative="1">
+      <w:start w:val="1"/>
+      <w:numFmt w:val="lowerRoman"/>
+      <w:lvlText w:val="%3."/>
+      <w:lvlJc w:val="right"/>
+      <w:pPr>
+        <w:ind w:left="2520" w:hanging="180"/>
+      </w:pPr>
+    </w:lvl>
+    <w:lvl w:ilvl="3" w:tplc="0409000F" w:tentative="1">
+      <w:start w:val="1"/>
+      <w:numFmt w:val="decimal"/>
+      <w:lvlText w:val="%4."/>
+      <w:lvlJc w:val="left"/>
+      <w:pPr>
+        <w:ind w:left="3240" w:hanging="360"/>
+      </w:pPr>
+    </w:lvl>
+    <w:lvl w:ilvl="4" w:tplc="04090019" w:tentative="1">
+      <w:start w:val="1"/>
+      <w:numFmt w:val="lowerLetter"/>
+      <w:lvlText w:val="%5."/>
+      <w:lvlJc w:val="left"/>
+      <w:pPr>
+        <w:ind w:left="3960" w:hanging="360"/>
+      </w:pPr>
+    </w:lvl>
+    <w:lvl w:ilvl="5" w:tplc="0409001B" w:tentative="1">
+      <w:start w:val="1"/>
+      <w:numFmt w:val="lowerRoman"/>
+      <w:lvlText w:val="%6."/>
+      <w:lvlJc w:val="right"/>
+      <w:pPr>
+        <w:ind w:left="4680" w:hanging="180"/>
+      </w:pPr>
+    </w:lvl>
+    <w:lvl w:ilvl="6" w:tplc="0409000F" w:tentative="1">
+      <w:start w:val="1"/>
+      <w:numFmt w:val="decimal"/>
+      <w:lvlText w:val="%7."/>
+      <w:lvlJc w:val="left"/>
+      <w:pPr>
+        <w:ind w:left="5400" w:hanging="360"/>
+      </w:pPr>
+    </w:lvl>
+    <w:lvl w:ilvl="7" w:tplc="04090019" w:tentative="1">
+      <w:start w:val="1"/>
+      <w:numFmt w:val="lowerLetter"/>
+      <w:lvlText w:val="%8."/>
+      <w:lvlJc w:val="left"/>
+      <w:pPr>
+        <w:ind w:left="6120" w:hanging="360"/>
+      </w:pPr>
+    </w:lvl>
+    <w:lvl w:ilvl="8" w:tplc="0409001B" w:tentative="1">
+      <w:start w:val="1"/>
+      <w:numFmt w:val="lowerRoman"/>
+      <w:lvlText w:val="%9."/>
+      <w:lvlJc w:val="right"/>
+      <w:pPr>
+        <w:ind w:left="6840" w:hanging="180"/>
+      </w:pPr>
+    </w:lvl>
+  </w:abstractNum>
+  <w:abstractNum w:abstractNumId="5" w15:restartNumberingAfterBreak="0">
     <w:nsid w:val="53B80605"/>
     <w:multiLevelType w:val="hybridMultilevel"/>
     <w:tmpl w:val="B928E040"/>
@@ -2181,7 +4097,7 @@
       </w:pPr>
     </w:lvl>
   </w:abstractNum>
-  <w:abstractNum w:abstractNumId="4" w15:restartNumberingAfterBreak="0">
+  <w:abstractNum w:abstractNumId="6" w15:restartNumberingAfterBreak="0">
     <w:nsid w:val="579D6769"/>
     <w:multiLevelType w:val="hybridMultilevel"/>
     <w:tmpl w:val="6F7A0F64"/>
@@ -2294,7 +4210,7 @@
       </w:rPr>
     </w:lvl>
   </w:abstractNum>
-  <w:abstractNum w:abstractNumId="5" w15:restartNumberingAfterBreak="0">
+  <w:abstractNum w:abstractNumId="7" w15:restartNumberingAfterBreak="0">
     <w:nsid w:val="64850BCA"/>
     <w:multiLevelType w:val="hybridMultilevel"/>
     <w:tmpl w:val="3736915A"/>
@@ -2383,7 +4299,7 @@
       </w:pPr>
     </w:lvl>
   </w:abstractNum>
-  <w:abstractNum w:abstractNumId="6" w15:restartNumberingAfterBreak="0">
+  <w:abstractNum w:abstractNumId="8" w15:restartNumberingAfterBreak="0">
     <w:nsid w:val="64A54C44"/>
     <w:multiLevelType w:val="hybridMultilevel"/>
     <w:tmpl w:val="D1E619B4"/>
@@ -2472,7 +4388,185 @@
       </w:pPr>
     </w:lvl>
   </w:abstractNum>
-  <w:abstractNum w:abstractNumId="7" w15:restartNumberingAfterBreak="0">
+  <w:abstractNum w:abstractNumId="9" w15:restartNumberingAfterBreak="0">
+    <w:nsid w:val="6CDE4390"/>
+    <w:multiLevelType w:val="hybridMultilevel"/>
+    <w:tmpl w:val="77021A2A"/>
+    <w:lvl w:ilvl="0" w:tplc="55B4318E">
+      <w:start w:val="1"/>
+      <w:numFmt w:val="decimal"/>
+      <w:lvlText w:val="%1."/>
+      <w:lvlJc w:val="left"/>
+      <w:pPr>
+        <w:ind w:left="1080" w:hanging="360"/>
+      </w:pPr>
+      <w:rPr>
+        <w:rFonts w:hint="default"/>
+      </w:rPr>
+    </w:lvl>
+    <w:lvl w:ilvl="1" w:tplc="04090019" w:tentative="1">
+      <w:start w:val="1"/>
+      <w:numFmt w:val="lowerLetter"/>
+      <w:lvlText w:val="%2."/>
+      <w:lvlJc w:val="left"/>
+      <w:pPr>
+        <w:ind w:left="1800" w:hanging="360"/>
+      </w:pPr>
+    </w:lvl>
+    <w:lvl w:ilvl="2" w:tplc="0409001B" w:tentative="1">
+      <w:start w:val="1"/>
+      <w:numFmt w:val="lowerRoman"/>
+      <w:lvlText w:val="%3."/>
+      <w:lvlJc w:val="right"/>
+      <w:pPr>
+        <w:ind w:left="2520" w:hanging="180"/>
+      </w:pPr>
+    </w:lvl>
+    <w:lvl w:ilvl="3" w:tplc="0409000F" w:tentative="1">
+      <w:start w:val="1"/>
+      <w:numFmt w:val="decimal"/>
+      <w:lvlText w:val="%4."/>
+      <w:lvlJc w:val="left"/>
+      <w:pPr>
+        <w:ind w:left="3240" w:hanging="360"/>
+      </w:pPr>
+    </w:lvl>
+    <w:lvl w:ilvl="4" w:tplc="04090019" w:tentative="1">
+      <w:start w:val="1"/>
+      <w:numFmt w:val="lowerLetter"/>
+      <w:lvlText w:val="%5."/>
+      <w:lvlJc w:val="left"/>
+      <w:pPr>
+        <w:ind w:left="3960" w:hanging="360"/>
+      </w:pPr>
+    </w:lvl>
+    <w:lvl w:ilvl="5" w:tplc="0409001B" w:tentative="1">
+      <w:start w:val="1"/>
+      <w:numFmt w:val="lowerRoman"/>
+      <w:lvlText w:val="%6."/>
+      <w:lvlJc w:val="right"/>
+      <w:pPr>
+        <w:ind w:left="4680" w:hanging="180"/>
+      </w:pPr>
+    </w:lvl>
+    <w:lvl w:ilvl="6" w:tplc="0409000F" w:tentative="1">
+      <w:start w:val="1"/>
+      <w:numFmt w:val="decimal"/>
+      <w:lvlText w:val="%7."/>
+      <w:lvlJc w:val="left"/>
+      <w:pPr>
+        <w:ind w:left="5400" w:hanging="360"/>
+      </w:pPr>
+    </w:lvl>
+    <w:lvl w:ilvl="7" w:tplc="04090019" w:tentative="1">
+      <w:start w:val="1"/>
+      <w:numFmt w:val="lowerLetter"/>
+      <w:lvlText w:val="%8."/>
+      <w:lvlJc w:val="left"/>
+      <w:pPr>
+        <w:ind w:left="6120" w:hanging="360"/>
+      </w:pPr>
+    </w:lvl>
+    <w:lvl w:ilvl="8" w:tplc="0409001B" w:tentative="1">
+      <w:start w:val="1"/>
+      <w:numFmt w:val="lowerRoman"/>
+      <w:lvlText w:val="%9."/>
+      <w:lvlJc w:val="right"/>
+      <w:pPr>
+        <w:ind w:left="6840" w:hanging="180"/>
+      </w:pPr>
+    </w:lvl>
+  </w:abstractNum>
+  <w:abstractNum w:abstractNumId="10" w15:restartNumberingAfterBreak="0">
+    <w:nsid w:val="772D5657"/>
+    <w:multiLevelType w:val="hybridMultilevel"/>
+    <w:tmpl w:val="47723D94"/>
+    <w:lvl w:ilvl="0" w:tplc="611E386E">
+      <w:start w:val="1"/>
+      <w:numFmt w:val="decimal"/>
+      <w:lvlText w:val="%1."/>
+      <w:lvlJc w:val="left"/>
+      <w:pPr>
+        <w:ind w:left="1080" w:hanging="360"/>
+      </w:pPr>
+      <w:rPr>
+        <w:rFonts w:hint="default"/>
+      </w:rPr>
+    </w:lvl>
+    <w:lvl w:ilvl="1" w:tplc="04090019" w:tentative="1">
+      <w:start w:val="1"/>
+      <w:numFmt w:val="lowerLetter"/>
+      <w:lvlText w:val="%2."/>
+      <w:lvlJc w:val="left"/>
+      <w:pPr>
+        <w:ind w:left="1800" w:hanging="360"/>
+      </w:pPr>
+    </w:lvl>
+    <w:lvl w:ilvl="2" w:tplc="0409001B" w:tentative="1">
+      <w:start w:val="1"/>
+      <w:numFmt w:val="lowerRoman"/>
+      <w:lvlText w:val="%3."/>
+      <w:lvlJc w:val="right"/>
+      <w:pPr>
+        <w:ind w:left="2520" w:hanging="180"/>
+      </w:pPr>
+    </w:lvl>
+    <w:lvl w:ilvl="3" w:tplc="0409000F" w:tentative="1">
+      <w:start w:val="1"/>
+      <w:numFmt w:val="decimal"/>
+      <w:lvlText w:val="%4."/>
+      <w:lvlJc w:val="left"/>
+      <w:pPr>
+        <w:ind w:left="3240" w:hanging="360"/>
+      </w:pPr>
+    </w:lvl>
+    <w:lvl w:ilvl="4" w:tplc="04090019" w:tentative="1">
+      <w:start w:val="1"/>
+      <w:numFmt w:val="lowerLetter"/>
+      <w:lvlText w:val="%5."/>
+      <w:lvlJc w:val="left"/>
+      <w:pPr>
+        <w:ind w:left="3960" w:hanging="360"/>
+      </w:pPr>
+    </w:lvl>
+    <w:lvl w:ilvl="5" w:tplc="0409001B" w:tentative="1">
+      <w:start w:val="1"/>
+      <w:numFmt w:val="lowerRoman"/>
+      <w:lvlText w:val="%6."/>
+      <w:lvlJc w:val="right"/>
+      <w:pPr>
+        <w:ind w:left="4680" w:hanging="180"/>
+      </w:pPr>
+    </w:lvl>
+    <w:lvl w:ilvl="6" w:tplc="0409000F" w:tentative="1">
+      <w:start w:val="1"/>
+      <w:numFmt w:val="decimal"/>
+      <w:lvlText w:val="%7."/>
+      <w:lvlJc w:val="left"/>
+      <w:pPr>
+        <w:ind w:left="5400" w:hanging="360"/>
+      </w:pPr>
+    </w:lvl>
+    <w:lvl w:ilvl="7" w:tplc="04090019" w:tentative="1">
+      <w:start w:val="1"/>
+      <w:numFmt w:val="lowerLetter"/>
+      <w:lvlText w:val="%8."/>
+      <w:lvlJc w:val="left"/>
+      <w:pPr>
+        <w:ind w:left="6120" w:hanging="360"/>
+      </w:pPr>
+    </w:lvl>
+    <w:lvl w:ilvl="8" w:tplc="0409001B" w:tentative="1">
+      <w:start w:val="1"/>
+      <w:numFmt w:val="lowerRoman"/>
+      <w:lvlText w:val="%9."/>
+      <w:lvlJc w:val="right"/>
+      <w:pPr>
+        <w:ind w:left="6840" w:hanging="180"/>
+      </w:pPr>
+    </w:lvl>
+  </w:abstractNum>
+  <w:abstractNum w:abstractNumId="11" w15:restartNumberingAfterBreak="0">
     <w:nsid w:val="79D23FD3"/>
     <w:multiLevelType w:val="hybridMultilevel"/>
     <w:tmpl w:val="5766477A"/>
@@ -2561,29 +4655,133 @@
       </w:pPr>
     </w:lvl>
   </w:abstractNum>
+  <w:abstractNum w:abstractNumId="12" w15:restartNumberingAfterBreak="0">
+    <w:nsid w:val="7EE90A1B"/>
+    <w:multiLevelType w:val="hybridMultilevel"/>
+    <w:tmpl w:val="4B50ABEC"/>
+    <w:lvl w:ilvl="0" w:tplc="C546B92C">
+      <w:start w:val="1"/>
+      <w:numFmt w:val="decimal"/>
+      <w:lvlText w:val="%1."/>
+      <w:lvlJc w:val="left"/>
+      <w:pPr>
+        <w:ind w:left="1080" w:hanging="360"/>
+      </w:pPr>
+      <w:rPr>
+        <w:rFonts w:hint="default"/>
+      </w:rPr>
+    </w:lvl>
+    <w:lvl w:ilvl="1" w:tplc="04090019" w:tentative="1">
+      <w:start w:val="1"/>
+      <w:numFmt w:val="lowerLetter"/>
+      <w:lvlText w:val="%2."/>
+      <w:lvlJc w:val="left"/>
+      <w:pPr>
+        <w:ind w:left="1800" w:hanging="360"/>
+      </w:pPr>
+    </w:lvl>
+    <w:lvl w:ilvl="2" w:tplc="0409001B" w:tentative="1">
+      <w:start w:val="1"/>
+      <w:numFmt w:val="lowerRoman"/>
+      <w:lvlText w:val="%3."/>
+      <w:lvlJc w:val="right"/>
+      <w:pPr>
+        <w:ind w:left="2520" w:hanging="180"/>
+      </w:pPr>
+    </w:lvl>
+    <w:lvl w:ilvl="3" w:tplc="0409000F" w:tentative="1">
+      <w:start w:val="1"/>
+      <w:numFmt w:val="decimal"/>
+      <w:lvlText w:val="%4."/>
+      <w:lvlJc w:val="left"/>
+      <w:pPr>
+        <w:ind w:left="3240" w:hanging="360"/>
+      </w:pPr>
+    </w:lvl>
+    <w:lvl w:ilvl="4" w:tplc="04090019" w:tentative="1">
+      <w:start w:val="1"/>
+      <w:numFmt w:val="lowerLetter"/>
+      <w:lvlText w:val="%5."/>
+      <w:lvlJc w:val="left"/>
+      <w:pPr>
+        <w:ind w:left="3960" w:hanging="360"/>
+      </w:pPr>
+    </w:lvl>
+    <w:lvl w:ilvl="5" w:tplc="0409001B" w:tentative="1">
+      <w:start w:val="1"/>
+      <w:numFmt w:val="lowerRoman"/>
+      <w:lvlText w:val="%6."/>
+      <w:lvlJc w:val="right"/>
+      <w:pPr>
+        <w:ind w:left="4680" w:hanging="180"/>
+      </w:pPr>
+    </w:lvl>
+    <w:lvl w:ilvl="6" w:tplc="0409000F" w:tentative="1">
+      <w:start w:val="1"/>
+      <w:numFmt w:val="decimal"/>
+      <w:lvlText w:val="%7."/>
+      <w:lvlJc w:val="left"/>
+      <w:pPr>
+        <w:ind w:left="5400" w:hanging="360"/>
+      </w:pPr>
+    </w:lvl>
+    <w:lvl w:ilvl="7" w:tplc="04090019" w:tentative="1">
+      <w:start w:val="1"/>
+      <w:numFmt w:val="lowerLetter"/>
+      <w:lvlText w:val="%8."/>
+      <w:lvlJc w:val="left"/>
+      <w:pPr>
+        <w:ind w:left="6120" w:hanging="360"/>
+      </w:pPr>
+    </w:lvl>
+    <w:lvl w:ilvl="8" w:tplc="0409001B" w:tentative="1">
+      <w:start w:val="1"/>
+      <w:numFmt w:val="lowerRoman"/>
+      <w:lvlText w:val="%9."/>
+      <w:lvlJc w:val="right"/>
+      <w:pPr>
+        <w:ind w:left="6840" w:hanging="180"/>
+      </w:pPr>
+    </w:lvl>
+  </w:abstractNum>
   <w:num w:numId="1" w16cid:durableId="1239440023">
+    <w:abstractNumId w:val="1"/>
+  </w:num>
+  <w:num w:numId="2" w16cid:durableId="728964461">
+    <w:abstractNumId w:val="6"/>
+  </w:num>
+  <w:num w:numId="3" w16cid:durableId="632178701">
+    <w:abstractNumId w:val="11"/>
+  </w:num>
+  <w:num w:numId="4" w16cid:durableId="1562786396">
+    <w:abstractNumId w:val="3"/>
+  </w:num>
+  <w:num w:numId="5" w16cid:durableId="336467683">
+    <w:abstractNumId w:val="5"/>
+  </w:num>
+  <w:num w:numId="6" w16cid:durableId="310183721">
+    <w:abstractNumId w:val="8"/>
+  </w:num>
+  <w:num w:numId="7" w16cid:durableId="1144008755">
+    <w:abstractNumId w:val="7"/>
+  </w:num>
+  <w:num w:numId="8" w16cid:durableId="1796554871">
+    <w:abstractNumId w:val="2"/>
+  </w:num>
+  <w:num w:numId="9" w16cid:durableId="2028166581">
+    <w:abstractNumId w:val="10"/>
+  </w:num>
+  <w:num w:numId="10" w16cid:durableId="1951619639">
+    <w:abstractNumId w:val="4"/>
+  </w:num>
+  <w:num w:numId="11" w16cid:durableId="265583025">
     <w:abstractNumId w:val="0"/>
   </w:num>
-  <w:num w:numId="2" w16cid:durableId="728964461">
-    <w:abstractNumId w:val="4"/>
+  <w:num w:numId="12" w16cid:durableId="1169783576">
+    <w:abstractNumId w:val="9"/>
   </w:num>
-  <w:num w:numId="3" w16cid:durableId="632178701">
-    <w:abstractNumId w:val="7"/>
-  </w:num>
-  <w:num w:numId="4" w16cid:durableId="1562786396">
-    <w:abstractNumId w:val="2"/>
-  </w:num>
-  <w:num w:numId="5" w16cid:durableId="336467683">
-    <w:abstractNumId w:val="3"/>
-  </w:num>
-  <w:num w:numId="6" w16cid:durableId="310183721">
-    <w:abstractNumId w:val="6"/>
-  </w:num>
-  <w:num w:numId="7" w16cid:durableId="1144008755">
-    <w:abstractNumId w:val="5"/>
-  </w:num>
-  <w:num w:numId="8" w16cid:durableId="1796554871">
-    <w:abstractNumId w:val="1"/>
+  <w:num w:numId="13" w16cid:durableId="260573276">
+    <w:abstractNumId w:val="12"/>
   </w:num>
 </w:numbering>
 </file>
@@ -3069,6 +5267,18 @@
       </w:tblBorders>
     </w:tblPr>
   </w:style>
+  <w:style w:type="character" w:styleId="FollowedHyperlink">
+    <w:name w:val="FollowedHyperlink"/>
+    <w:basedOn w:val="DefaultParagraphFont"/>
+    <w:uiPriority w:val="99"/>
+    <w:semiHidden/>
+    <w:unhideWhenUsed/>
+    <w:rsid w:val="005B495D"/>
+    <w:rPr>
+      <w:color w:val="954F72" w:themeColor="followedHyperlink"/>
+      <w:u w:val="single"/>
+    </w:rPr>
+  </w:style>
 </w:styles>
 </file>
 

--- a/assembly.docx
+++ b/assembly.docx
@@ -1396,6 +1396,6052 @@
         </w:numPr>
       </w:pPr>
       <w:r>
+        <w:t xml:space="preserve">Quá </w:t>
+      </w:r>
+      <w:r>
+        <w:t>Trình Chương Trình Chạy Từ Đầu Tới Cuối?</w:t>
+      </w:r>
+    </w:p>
+    <w:p>
+      <w:pPr>
+        <w:pStyle w:val="ListParagraph"/>
+        <w:numPr>
+          <w:ilvl w:val="0"/>
+          <w:numId w:val="2"/>
+        </w:numPr>
+      </w:pPr>
+      <w:r>
+        <w:t xml:space="preserve">Ta chỉ quan tâm tới các ô nhớ Register, phần nhớ toàn cục, </w:t>
+      </w:r>
+      <w:r>
+        <w:t xml:space="preserve">phần nhớ chứa Instruction, </w:t>
+      </w:r>
+      <w:r>
+        <w:t>Stack, còn Heap không quan tâm</w:t>
+      </w:r>
+    </w:p>
+    <w:p>
+      <w:pPr>
+        <w:pStyle w:val="ListParagraph"/>
+        <w:numPr>
+          <w:ilvl w:val="0"/>
+          <w:numId w:val="2"/>
+        </w:numPr>
+      </w:pPr>
+      <w:r>
+        <w:t xml:space="preserve">Khi mới đầu nhập lệnh chạy chương trình trong CMD, ta Pass các tham số cho chương trình, thì các tham số này sẽ được đẩy vào Stack, </w:t>
+      </w:r>
+      <w:r>
+        <w:t>đồng thời địa chỉ của Instruction tiếp theo trong tác vụ của CMD</w:t>
+      </w:r>
+      <w:r>
+        <w:t xml:space="preserve">, gọi là A, </w:t>
+      </w:r>
+      <w:r>
+        <w:t>cũng được đẩy vào</w:t>
+      </w:r>
+      <w:r>
+        <w:t xml:space="preserve">, đồng thời EIP là Register mang giá trị là địa chỉ của Instruction sẽ được thực hiện cũng sẽ mang giá trị là Instruction đầu tiên </w:t>
+      </w:r>
+      <w:r>
+        <w:t xml:space="preserve">của </w:t>
+      </w:r>
+      <w:r>
+        <w:t>hàm main</w:t>
+      </w:r>
+      <w:r>
+        <w:t>, hơn nữa giá trị trước đó của EBP cũng được lưu</w:t>
+      </w:r>
+      <w:r>
+        <w:t xml:space="preserve"> trong Stack, gọi là B</w:t>
+      </w:r>
+    </w:p>
+    <w:p>
+      <w:pPr>
+        <w:pStyle w:val="ListParagraph"/>
+        <w:numPr>
+          <w:ilvl w:val="0"/>
+          <w:numId w:val="2"/>
+        </w:numPr>
+      </w:pPr>
+      <w:r>
+        <w:t>Instruction thời điểm này</w:t>
+      </w:r>
+    </w:p>
+    <w:tbl>
+      <w:tblPr>
+        <w:tblStyle w:val="TableGrid"/>
+        <w:tblW w:w="0" w:type="auto"/>
+        <w:tblInd w:w="1080" w:type="dxa"/>
+        <w:tblLook w:val="04A0" w:firstRow="1" w:lastRow="0" w:firstColumn="1" w:lastColumn="0" w:noHBand="0" w:noVBand="1"/>
+      </w:tblPr>
+      <w:tblGrid>
+        <w:gridCol w:w="1084"/>
+        <w:gridCol w:w="2722"/>
+      </w:tblGrid>
+      <w:tr>
+        <w:tc>
+          <w:tcPr>
+            <w:tcW w:w="1084" w:type="dxa"/>
+          </w:tcPr>
+          <w:p>
+            <w:pPr>
+              <w:pStyle w:val="ListParagraph"/>
+              <w:ind w:left="0"/>
+              <w:jc w:val="center"/>
+            </w:pPr>
+            <w:r>
+              <w:t>Địa chỉ</w:t>
+            </w:r>
+          </w:p>
+        </w:tc>
+        <w:tc>
+          <w:tcPr>
+            <w:tcW w:w="2722" w:type="dxa"/>
+          </w:tcPr>
+          <w:p>
+            <w:pPr>
+              <w:pStyle w:val="ListParagraph"/>
+              <w:ind w:left="0"/>
+              <w:jc w:val="center"/>
+            </w:pPr>
+            <w:r>
+              <w:t>Dữ liệu</w:t>
+            </w:r>
+          </w:p>
+        </w:tc>
+      </w:tr>
+      <w:tr>
+        <w:tc>
+          <w:tcPr>
+            <w:tcW w:w="1084" w:type="dxa"/>
+          </w:tcPr>
+          <w:p>
+            <w:pPr>
+              <w:pStyle w:val="ListParagraph"/>
+              <w:ind w:left="0"/>
+              <w:jc w:val="center"/>
+            </w:pPr>
+            <w:r>
+              <w:t>…</w:t>
+            </w:r>
+          </w:p>
+        </w:tc>
+        <w:tc>
+          <w:tcPr>
+            <w:tcW w:w="2722" w:type="dxa"/>
+          </w:tcPr>
+          <w:p>
+            <w:pPr>
+              <w:pStyle w:val="ListParagraph"/>
+              <w:ind w:left="0"/>
+              <w:jc w:val="center"/>
+            </w:pPr>
+            <w:r>
+              <w:t>…</w:t>
+            </w:r>
+          </w:p>
+        </w:tc>
+      </w:tr>
+      <w:tr>
+        <w:tc>
+          <w:tcPr>
+            <w:tcW w:w="1084" w:type="dxa"/>
+          </w:tcPr>
+          <w:p>
+            <w:pPr>
+              <w:pStyle w:val="ListParagraph"/>
+              <w:ind w:left="0"/>
+              <w:jc w:val="center"/>
+            </w:pPr>
+            <w:r>
+              <w:t>K + Z</w:t>
+            </w:r>
+            <w:r>
+              <w:t xml:space="preserve"> + 2</w:t>
+            </w:r>
+          </w:p>
+        </w:tc>
+        <w:tc>
+          <w:tcPr>
+            <w:tcW w:w="2722" w:type="dxa"/>
+          </w:tcPr>
+          <w:p>
+            <w:pPr>
+              <w:pStyle w:val="ListParagraph"/>
+              <w:ind w:left="0"/>
+              <w:jc w:val="center"/>
+            </w:pPr>
+            <w:r>
+              <w:t>Instruction Z + 2 hàm bar</w:t>
+            </w:r>
+          </w:p>
+        </w:tc>
+      </w:tr>
+      <w:tr>
+        <w:tc>
+          <w:tcPr>
+            <w:tcW w:w="1084" w:type="dxa"/>
+          </w:tcPr>
+          <w:p>
+            <w:pPr>
+              <w:pStyle w:val="ListParagraph"/>
+              <w:ind w:left="0"/>
+              <w:jc w:val="center"/>
+            </w:pPr>
+            <w:r>
+              <w:t>K + Z</w:t>
+            </w:r>
+            <w:r>
+              <w:t xml:space="preserve"> + 1</w:t>
+            </w:r>
+          </w:p>
+        </w:tc>
+        <w:tc>
+          <w:tcPr>
+            <w:tcW w:w="2722" w:type="dxa"/>
+          </w:tcPr>
+          <w:p>
+            <w:pPr>
+              <w:pStyle w:val="ListParagraph"/>
+              <w:ind w:left="0"/>
+              <w:jc w:val="center"/>
+            </w:pPr>
+            <w:r>
+              <w:t>Instruction trả về hàm foo</w:t>
+            </w:r>
+          </w:p>
+        </w:tc>
+      </w:tr>
+      <w:tr>
+        <w:tc>
+          <w:tcPr>
+            <w:tcW w:w="1084" w:type="dxa"/>
+          </w:tcPr>
+          <w:p>
+            <w:pPr>
+              <w:pStyle w:val="ListParagraph"/>
+              <w:ind w:left="0"/>
+              <w:jc w:val="center"/>
+            </w:pPr>
+            <w:r>
+              <w:t xml:space="preserve">K + </w:t>
+            </w:r>
+            <w:r>
+              <w:t>Z</w:t>
+            </w:r>
+          </w:p>
+        </w:tc>
+        <w:tc>
+          <w:tcPr>
+            <w:tcW w:w="2722" w:type="dxa"/>
+          </w:tcPr>
+          <w:p>
+            <w:pPr>
+              <w:pStyle w:val="ListParagraph"/>
+              <w:ind w:left="0"/>
+              <w:jc w:val="center"/>
+            </w:pPr>
+            <w:r>
+              <w:t xml:space="preserve">Instruction </w:t>
+            </w:r>
+            <w:r>
+              <w:t>Z</w:t>
+            </w:r>
+            <w:r>
+              <w:t xml:space="preserve"> hàm foo</w:t>
+            </w:r>
+          </w:p>
+        </w:tc>
+      </w:tr>
+      <w:tr>
+        <w:tc>
+          <w:tcPr>
+            <w:tcW w:w="1084" w:type="dxa"/>
+          </w:tcPr>
+          <w:p>
+            <w:pPr>
+              <w:pStyle w:val="ListParagraph"/>
+              <w:ind w:left="0"/>
+              <w:jc w:val="center"/>
+            </w:pPr>
+            <w:r>
+              <w:t>…</w:t>
+            </w:r>
+          </w:p>
+        </w:tc>
+        <w:tc>
+          <w:tcPr>
+            <w:tcW w:w="2722" w:type="dxa"/>
+          </w:tcPr>
+          <w:p>
+            <w:pPr>
+              <w:pStyle w:val="ListParagraph"/>
+              <w:ind w:left="0"/>
+              <w:jc w:val="center"/>
+            </w:pPr>
+            <w:r>
+              <w:t>…</w:t>
+            </w:r>
+          </w:p>
+        </w:tc>
+      </w:tr>
+      <w:tr>
+        <w:tc>
+          <w:tcPr>
+            <w:tcW w:w="1084" w:type="dxa"/>
+          </w:tcPr>
+          <w:p>
+            <w:pPr>
+              <w:pStyle w:val="ListParagraph"/>
+              <w:ind w:left="0"/>
+              <w:jc w:val="center"/>
+            </w:pPr>
+            <w:r>
+              <w:t>K + Y</w:t>
+            </w:r>
+            <w:r>
+              <w:t xml:space="preserve"> + 2</w:t>
+            </w:r>
+          </w:p>
+        </w:tc>
+        <w:tc>
+          <w:tcPr>
+            <w:tcW w:w="2722" w:type="dxa"/>
+          </w:tcPr>
+          <w:p>
+            <w:pPr>
+              <w:pStyle w:val="ListParagraph"/>
+              <w:ind w:left="0"/>
+              <w:jc w:val="center"/>
+            </w:pPr>
+            <w:r>
+              <w:t xml:space="preserve">Instruction Y + </w:t>
+            </w:r>
+            <w:r>
+              <w:t>2</w:t>
+            </w:r>
+            <w:r>
+              <w:t xml:space="preserve"> hàm foo</w:t>
+            </w:r>
+          </w:p>
+        </w:tc>
+      </w:tr>
+      <w:tr>
+        <w:tc>
+          <w:tcPr>
+            <w:tcW w:w="1084" w:type="dxa"/>
+          </w:tcPr>
+          <w:p>
+            <w:pPr>
+              <w:pStyle w:val="ListParagraph"/>
+              <w:ind w:left="0"/>
+              <w:jc w:val="center"/>
+            </w:pPr>
+            <w:r>
+              <w:t>K + Y</w:t>
+            </w:r>
+            <w:r>
+              <w:t xml:space="preserve"> + 1</w:t>
+            </w:r>
+          </w:p>
+        </w:tc>
+        <w:tc>
+          <w:tcPr>
+            <w:tcW w:w="2722" w:type="dxa"/>
+          </w:tcPr>
+          <w:p>
+            <w:pPr>
+              <w:pStyle w:val="ListParagraph"/>
+              <w:ind w:left="0"/>
+              <w:jc w:val="center"/>
+            </w:pPr>
+            <w:r>
+              <w:t xml:space="preserve">Instruction </w:t>
+            </w:r>
+            <w:r>
+              <w:t xml:space="preserve">Y + </w:t>
+            </w:r>
+            <w:r>
+              <w:t>1 hàm foo</w:t>
+            </w:r>
+          </w:p>
+        </w:tc>
+      </w:tr>
+      <w:tr>
+        <w:tc>
+          <w:tcPr>
+            <w:tcW w:w="1084" w:type="dxa"/>
+          </w:tcPr>
+          <w:p>
+            <w:pPr>
+              <w:pStyle w:val="ListParagraph"/>
+              <w:ind w:left="0"/>
+              <w:jc w:val="center"/>
+            </w:pPr>
+            <w:r>
+              <w:t xml:space="preserve">K + </w:t>
+            </w:r>
+            <w:r>
+              <w:t>Y</w:t>
+            </w:r>
+          </w:p>
+        </w:tc>
+        <w:tc>
+          <w:tcPr>
+            <w:tcW w:w="2722" w:type="dxa"/>
+          </w:tcPr>
+          <w:p>
+            <w:pPr>
+              <w:pStyle w:val="ListParagraph"/>
+              <w:ind w:left="0"/>
+              <w:jc w:val="center"/>
+            </w:pPr>
+            <w:r>
+              <w:t xml:space="preserve">Instruction </w:t>
+            </w:r>
+            <w:r>
+              <w:t>Y</w:t>
+            </w:r>
+            <w:r>
+              <w:t xml:space="preserve"> hàm main</w:t>
+            </w:r>
+          </w:p>
+        </w:tc>
+      </w:tr>
+      <w:tr>
+        <w:tc>
+          <w:tcPr>
+            <w:tcW w:w="1084" w:type="dxa"/>
+          </w:tcPr>
+          <w:p>
+            <w:pPr>
+              <w:pStyle w:val="ListParagraph"/>
+              <w:ind w:left="0"/>
+              <w:jc w:val="center"/>
+            </w:pPr>
+            <w:r>
+              <w:t>…</w:t>
+            </w:r>
+          </w:p>
+        </w:tc>
+        <w:tc>
+          <w:tcPr>
+            <w:tcW w:w="2722" w:type="dxa"/>
+          </w:tcPr>
+          <w:p>
+            <w:pPr>
+              <w:pStyle w:val="ListParagraph"/>
+              <w:ind w:left="0"/>
+              <w:jc w:val="center"/>
+            </w:pPr>
+            <w:r>
+              <w:t>…</w:t>
+            </w:r>
+          </w:p>
+        </w:tc>
+      </w:tr>
+      <w:tr>
+        <w:tc>
+          <w:tcPr>
+            <w:tcW w:w="1084" w:type="dxa"/>
+          </w:tcPr>
+          <w:p>
+            <w:pPr>
+              <w:pStyle w:val="ListParagraph"/>
+              <w:ind w:left="0"/>
+              <w:jc w:val="center"/>
+            </w:pPr>
+            <w:r>
+              <w:t xml:space="preserve">K + X + </w:t>
+            </w:r>
+            <w:r>
+              <w:t>3</w:t>
+            </w:r>
+          </w:p>
+        </w:tc>
+        <w:tc>
+          <w:tcPr>
+            <w:tcW w:w="2722" w:type="dxa"/>
+          </w:tcPr>
+          <w:p>
+            <w:pPr>
+              <w:pStyle w:val="ListParagraph"/>
+              <w:ind w:left="0"/>
+              <w:jc w:val="center"/>
+            </w:pPr>
+            <w:r>
+              <w:t xml:space="preserve">Instruction X + </w:t>
+            </w:r>
+            <w:r>
+              <w:t>3</w:t>
+            </w:r>
+            <w:r>
+              <w:t xml:space="preserve"> hàm main</w:t>
+            </w:r>
+          </w:p>
+        </w:tc>
+      </w:tr>
+      <w:tr>
+        <w:tc>
+          <w:tcPr>
+            <w:tcW w:w="1084" w:type="dxa"/>
+          </w:tcPr>
+          <w:p>
+            <w:pPr>
+              <w:pStyle w:val="ListParagraph"/>
+              <w:ind w:left="0"/>
+              <w:jc w:val="center"/>
+            </w:pPr>
+            <w:r>
+              <w:t xml:space="preserve">K + X + </w:t>
+            </w:r>
+            <w:r>
+              <w:t>2</w:t>
+            </w:r>
+          </w:p>
+        </w:tc>
+        <w:tc>
+          <w:tcPr>
+            <w:tcW w:w="2722" w:type="dxa"/>
+          </w:tcPr>
+          <w:p>
+            <w:pPr>
+              <w:pStyle w:val="ListParagraph"/>
+              <w:ind w:left="0"/>
+              <w:jc w:val="center"/>
+            </w:pPr>
+            <w:r>
+              <w:t>Instruction X + 2</w:t>
+            </w:r>
+            <w:r>
+              <w:t xml:space="preserve"> hàm main</w:t>
+            </w:r>
+          </w:p>
+        </w:tc>
+      </w:tr>
+      <w:tr>
+        <w:tc>
+          <w:tcPr>
+            <w:tcW w:w="1084" w:type="dxa"/>
+          </w:tcPr>
+          <w:p>
+            <w:pPr>
+              <w:pStyle w:val="ListParagraph"/>
+              <w:ind w:left="0"/>
+              <w:jc w:val="center"/>
+            </w:pPr>
+            <w:r>
+              <w:t>K + X + 1</w:t>
+            </w:r>
+          </w:p>
+        </w:tc>
+        <w:tc>
+          <w:tcPr>
+            <w:tcW w:w="2722" w:type="dxa"/>
+          </w:tcPr>
+          <w:p>
+            <w:pPr>
+              <w:pStyle w:val="ListParagraph"/>
+              <w:ind w:left="0"/>
+              <w:jc w:val="center"/>
+            </w:pPr>
+            <w:r>
+              <w:t>Instruction gọi hàm foo</w:t>
+            </w:r>
+          </w:p>
+        </w:tc>
+      </w:tr>
+      <w:tr>
+        <w:tc>
+          <w:tcPr>
+            <w:tcW w:w="1084" w:type="dxa"/>
+          </w:tcPr>
+          <w:p>
+            <w:pPr>
+              <w:pStyle w:val="ListParagraph"/>
+              <w:ind w:left="0"/>
+              <w:jc w:val="center"/>
+            </w:pPr>
+            <w:r>
+              <w:t xml:space="preserve">K + </w:t>
+            </w:r>
+            <w:r>
+              <w:t>X</w:t>
+            </w:r>
+          </w:p>
+        </w:tc>
+        <w:tc>
+          <w:tcPr>
+            <w:tcW w:w="2722" w:type="dxa"/>
+          </w:tcPr>
+          <w:p>
+            <w:pPr>
+              <w:pStyle w:val="ListParagraph"/>
+              <w:ind w:left="0"/>
+              <w:jc w:val="center"/>
+            </w:pPr>
+            <w:r>
+              <w:t xml:space="preserve">Instruction </w:t>
+            </w:r>
+            <w:r>
+              <w:t>X</w:t>
+            </w:r>
+            <w:r>
+              <w:t xml:space="preserve"> hàm main</w:t>
+            </w:r>
+          </w:p>
+        </w:tc>
+      </w:tr>
+      <w:tr>
+        <w:tc>
+          <w:tcPr>
+            <w:tcW w:w="1084" w:type="dxa"/>
+          </w:tcPr>
+          <w:p>
+            <w:pPr>
+              <w:pStyle w:val="ListParagraph"/>
+              <w:ind w:left="0"/>
+              <w:jc w:val="center"/>
+            </w:pPr>
+            <w:r>
+              <w:lastRenderedPageBreak/>
+              <w:t>…</w:t>
+            </w:r>
+          </w:p>
+        </w:tc>
+        <w:tc>
+          <w:tcPr>
+            <w:tcW w:w="2722" w:type="dxa"/>
+          </w:tcPr>
+          <w:p>
+            <w:pPr>
+              <w:pStyle w:val="ListParagraph"/>
+              <w:ind w:left="0"/>
+              <w:jc w:val="center"/>
+            </w:pPr>
+            <w:r>
+              <w:t>…</w:t>
+            </w:r>
+          </w:p>
+        </w:tc>
+      </w:tr>
+      <w:tr>
+        <w:tc>
+          <w:tcPr>
+            <w:tcW w:w="1084" w:type="dxa"/>
+          </w:tcPr>
+          <w:p>
+            <w:pPr>
+              <w:pStyle w:val="ListParagraph"/>
+              <w:ind w:left="0"/>
+              <w:jc w:val="center"/>
+            </w:pPr>
+            <w:r>
+              <w:t>K</w:t>
+            </w:r>
+            <w:r>
+              <w:t xml:space="preserve"> + </w:t>
+            </w:r>
+            <w:r>
+              <w:t>2</w:t>
+            </w:r>
+          </w:p>
+        </w:tc>
+        <w:tc>
+          <w:tcPr>
+            <w:tcW w:w="2722" w:type="dxa"/>
+          </w:tcPr>
+          <w:p>
+            <w:pPr>
+              <w:pStyle w:val="ListParagraph"/>
+              <w:ind w:left="0"/>
+              <w:jc w:val="center"/>
+            </w:pPr>
+            <w:r>
+              <w:t xml:space="preserve">Instruction </w:t>
+            </w:r>
+            <w:r>
+              <w:t>2</w:t>
+            </w:r>
+            <w:r>
+              <w:t xml:space="preserve"> hàm main</w:t>
+            </w:r>
+          </w:p>
+        </w:tc>
+      </w:tr>
+      <w:tr>
+        <w:tc>
+          <w:tcPr>
+            <w:tcW w:w="1084" w:type="dxa"/>
+          </w:tcPr>
+          <w:p>
+            <w:pPr>
+              <w:pStyle w:val="ListParagraph"/>
+              <w:ind w:left="0"/>
+              <w:jc w:val="center"/>
+            </w:pPr>
+            <w:r>
+              <w:t>K + 1</w:t>
+            </w:r>
+          </w:p>
+        </w:tc>
+        <w:tc>
+          <w:tcPr>
+            <w:tcW w:w="2722" w:type="dxa"/>
+          </w:tcPr>
+          <w:p>
+            <w:pPr>
+              <w:pStyle w:val="ListParagraph"/>
+              <w:ind w:left="0"/>
+              <w:jc w:val="center"/>
+            </w:pPr>
+            <w:r>
+              <w:t>Instruction 1</w:t>
+            </w:r>
+            <w:r>
+              <w:t xml:space="preserve"> hàm main</w:t>
+            </w:r>
+          </w:p>
+        </w:tc>
+      </w:tr>
+    </w:tbl>
+    <w:p>
+      <w:pPr>
+        <w:pStyle w:val="ListParagraph"/>
+        <w:numPr>
+          <w:ilvl w:val="0"/>
+          <w:numId w:val="2"/>
+        </w:numPr>
+      </w:pPr>
+      <w:r>
+        <w:t>Stack thời điểm này</w:t>
+      </w:r>
+    </w:p>
+    <w:tbl>
+      <w:tblPr>
+        <w:tblStyle w:val="TableGrid"/>
+        <w:tblW w:w="0" w:type="auto"/>
+        <w:tblInd w:w="1080" w:type="dxa"/>
+        <w:tblLook w:val="04A0" w:firstRow="1" w:lastRow="0" w:firstColumn="1" w:lastColumn="0" w:noHBand="0" w:noVBand="1"/>
+      </w:tblPr>
+      <w:tblGrid>
+        <w:gridCol w:w="857"/>
+        <w:gridCol w:w="2263"/>
+        <w:gridCol w:w="1800"/>
+      </w:tblGrid>
+      <w:tr>
+        <w:tc>
+          <w:tcPr>
+            <w:tcW w:w="857" w:type="dxa"/>
+          </w:tcPr>
+          <w:p>
+            <w:pPr>
+              <w:pStyle w:val="ListParagraph"/>
+              <w:ind w:left="0"/>
+              <w:jc w:val="center"/>
+            </w:pPr>
+            <w:r>
+              <w:t>Địa chỉ</w:t>
+            </w:r>
+          </w:p>
+        </w:tc>
+        <w:tc>
+          <w:tcPr>
+            <w:tcW w:w="2263" w:type="dxa"/>
+          </w:tcPr>
+          <w:p>
+            <w:pPr>
+              <w:pStyle w:val="ListParagraph"/>
+              <w:ind w:left="0"/>
+              <w:jc w:val="center"/>
+            </w:pPr>
+            <w:r>
+              <w:t>Dữ liệu</w:t>
+            </w:r>
+          </w:p>
+        </w:tc>
+        <w:tc>
+          <w:tcPr>
+            <w:tcW w:w="1800" w:type="dxa"/>
+          </w:tcPr>
+          <w:p>
+            <w:pPr>
+              <w:pStyle w:val="ListParagraph"/>
+              <w:ind w:left="0"/>
+              <w:jc w:val="center"/>
+            </w:pPr>
+            <w:r>
+              <w:t>Tên</w:t>
+            </w:r>
+          </w:p>
+        </w:tc>
+      </w:tr>
+      <w:tr>
+        <w:tc>
+          <w:tcPr>
+            <w:tcW w:w="857" w:type="dxa"/>
+          </w:tcPr>
+          <w:p>
+            <w:pPr>
+              <w:pStyle w:val="ListParagraph"/>
+              <w:ind w:left="0"/>
+              <w:jc w:val="center"/>
+            </w:pPr>
+            <w:r>
+              <w:t>N + M</w:t>
+            </w:r>
+          </w:p>
+        </w:tc>
+        <w:tc>
+          <w:tcPr>
+            <w:tcW w:w="2263" w:type="dxa"/>
+          </w:tcPr>
+          <w:p>
+            <w:pPr>
+              <w:pStyle w:val="ListParagraph"/>
+              <w:ind w:left="0"/>
+              <w:jc w:val="center"/>
+            </w:pPr>
+            <w:r>
+              <w:t>Tham số M</w:t>
+            </w:r>
+            <w:r>
+              <w:t xml:space="preserve"> hàm main</w:t>
+            </w:r>
+          </w:p>
+        </w:tc>
+        <w:tc>
+          <w:tcPr>
+            <w:tcW w:w="1800" w:type="dxa"/>
+          </w:tcPr>
+          <w:p>
+            <w:pPr>
+              <w:pStyle w:val="ListParagraph"/>
+              <w:ind w:left="0"/>
+              <w:jc w:val="center"/>
+            </w:pPr>
+            <w:r>
+              <w:t>Đáy Stack</w:t>
+            </w:r>
+          </w:p>
+        </w:tc>
+      </w:tr>
+      <w:tr>
+        <w:tc>
+          <w:tcPr>
+            <w:tcW w:w="857" w:type="dxa"/>
+          </w:tcPr>
+          <w:p>
+            <w:pPr>
+              <w:pStyle w:val="ListParagraph"/>
+              <w:ind w:left="0"/>
+              <w:jc w:val="center"/>
+            </w:pPr>
+            <w:r>
+              <w:t>…</w:t>
+            </w:r>
+          </w:p>
+        </w:tc>
+        <w:tc>
+          <w:tcPr>
+            <w:tcW w:w="2263" w:type="dxa"/>
+          </w:tcPr>
+          <w:p>
+            <w:pPr>
+              <w:pStyle w:val="ListParagraph"/>
+              <w:ind w:left="0"/>
+              <w:jc w:val="center"/>
+            </w:pPr>
+            <w:r>
+              <w:t>…</w:t>
+            </w:r>
+          </w:p>
+        </w:tc>
+        <w:tc>
+          <w:tcPr>
+            <w:tcW w:w="1800" w:type="dxa"/>
+          </w:tcPr>
+          <w:p>
+            <w:pPr>
+              <w:pStyle w:val="ListParagraph"/>
+              <w:ind w:left="0"/>
+              <w:jc w:val="center"/>
+            </w:pPr>
+          </w:p>
+        </w:tc>
+      </w:tr>
+      <w:tr>
+        <w:tc>
+          <w:tcPr>
+            <w:tcW w:w="857" w:type="dxa"/>
+          </w:tcPr>
+          <w:p>
+            <w:pPr>
+              <w:pStyle w:val="ListParagraph"/>
+              <w:ind w:left="0"/>
+              <w:jc w:val="center"/>
+            </w:pPr>
+            <w:r>
+              <w:t>N + 2</w:t>
+            </w:r>
+          </w:p>
+        </w:tc>
+        <w:tc>
+          <w:tcPr>
+            <w:tcW w:w="2263" w:type="dxa"/>
+          </w:tcPr>
+          <w:p>
+            <w:pPr>
+              <w:pStyle w:val="ListParagraph"/>
+              <w:ind w:left="0"/>
+              <w:jc w:val="center"/>
+            </w:pPr>
+            <w:r>
+              <w:t>Tham số 2</w:t>
+            </w:r>
+            <w:r>
+              <w:t xml:space="preserve"> hàm main</w:t>
+            </w:r>
+          </w:p>
+        </w:tc>
+        <w:tc>
+          <w:tcPr>
+            <w:tcW w:w="1800" w:type="dxa"/>
+          </w:tcPr>
+          <w:p>
+            <w:pPr>
+              <w:pStyle w:val="ListParagraph"/>
+              <w:ind w:left="0"/>
+              <w:jc w:val="center"/>
+            </w:pPr>
+          </w:p>
+        </w:tc>
+      </w:tr>
+      <w:tr>
+        <w:tc>
+          <w:tcPr>
+            <w:tcW w:w="857" w:type="dxa"/>
+          </w:tcPr>
+          <w:p>
+            <w:pPr>
+              <w:pStyle w:val="ListParagraph"/>
+              <w:ind w:left="0"/>
+              <w:jc w:val="center"/>
+            </w:pPr>
+            <w:r>
+              <w:t>N + 1</w:t>
+            </w:r>
+          </w:p>
+        </w:tc>
+        <w:tc>
+          <w:tcPr>
+            <w:tcW w:w="2263" w:type="dxa"/>
+          </w:tcPr>
+          <w:p>
+            <w:pPr>
+              <w:pStyle w:val="ListParagraph"/>
+              <w:ind w:left="0"/>
+              <w:jc w:val="center"/>
+            </w:pPr>
+            <w:r>
+              <w:t>Tham số 1</w:t>
+            </w:r>
+            <w:r>
+              <w:t xml:space="preserve"> hàm main</w:t>
+            </w:r>
+          </w:p>
+        </w:tc>
+        <w:tc>
+          <w:tcPr>
+            <w:tcW w:w="1800" w:type="dxa"/>
+          </w:tcPr>
+          <w:p>
+            <w:pPr>
+              <w:pStyle w:val="ListParagraph"/>
+              <w:ind w:left="0"/>
+              <w:jc w:val="center"/>
+            </w:pPr>
+          </w:p>
+        </w:tc>
+      </w:tr>
+      <w:tr>
+        <w:tc>
+          <w:tcPr>
+            <w:tcW w:w="857" w:type="dxa"/>
+          </w:tcPr>
+          <w:p>
+            <w:pPr>
+              <w:pStyle w:val="ListParagraph"/>
+              <w:ind w:left="0"/>
+              <w:jc w:val="center"/>
+            </w:pPr>
+            <w:r>
+              <w:t>N</w:t>
+            </w:r>
+          </w:p>
+        </w:tc>
+        <w:tc>
+          <w:tcPr>
+            <w:tcW w:w="2263" w:type="dxa"/>
+          </w:tcPr>
+          <w:p>
+            <w:pPr>
+              <w:pStyle w:val="ListParagraph"/>
+              <w:ind w:left="0"/>
+              <w:jc w:val="center"/>
+            </w:pPr>
+            <w:r>
+              <w:t>A</w:t>
+            </w:r>
+          </w:p>
+        </w:tc>
+        <w:tc>
+          <w:tcPr>
+            <w:tcW w:w="1800" w:type="dxa"/>
+          </w:tcPr>
+          <w:p>
+            <w:pPr>
+              <w:pStyle w:val="ListParagraph"/>
+              <w:ind w:left="0"/>
+              <w:jc w:val="center"/>
+            </w:pPr>
+          </w:p>
+        </w:tc>
+      </w:tr>
+      <w:tr>
+        <w:tc>
+          <w:tcPr>
+            <w:tcW w:w="857" w:type="dxa"/>
+          </w:tcPr>
+          <w:p>
+            <w:pPr>
+              <w:pStyle w:val="ListParagraph"/>
+              <w:ind w:left="0"/>
+              <w:jc w:val="center"/>
+            </w:pPr>
+            <w:r>
+              <w:t>N – 1</w:t>
+            </w:r>
+          </w:p>
+        </w:tc>
+        <w:tc>
+          <w:tcPr>
+            <w:tcW w:w="2263" w:type="dxa"/>
+          </w:tcPr>
+          <w:p>
+            <w:pPr>
+              <w:pStyle w:val="ListParagraph"/>
+              <w:ind w:left="0"/>
+              <w:jc w:val="center"/>
+            </w:pPr>
+            <w:r>
+              <w:t>B</w:t>
+            </w:r>
+          </w:p>
+        </w:tc>
+        <w:tc>
+          <w:tcPr>
+            <w:tcW w:w="1800" w:type="dxa"/>
+          </w:tcPr>
+          <w:p>
+            <w:pPr>
+              <w:pStyle w:val="ListParagraph"/>
+              <w:ind w:left="0"/>
+              <w:jc w:val="center"/>
+            </w:pPr>
+            <w:r>
+              <w:t>Đỉnh</w:t>
+            </w:r>
+            <w:r>
+              <w:t xml:space="preserve"> Stack</w:t>
+            </w:r>
+          </w:p>
+        </w:tc>
+      </w:tr>
+      <w:tr>
+        <w:tc>
+          <w:tcPr>
+            <w:tcW w:w="857" w:type="dxa"/>
+          </w:tcPr>
+          <w:p>
+            <w:pPr>
+              <w:pStyle w:val="ListParagraph"/>
+              <w:ind w:left="0"/>
+              <w:jc w:val="center"/>
+            </w:pPr>
+            <w:r>
+              <w:t>…</w:t>
+            </w:r>
+          </w:p>
+        </w:tc>
+        <w:tc>
+          <w:tcPr>
+            <w:tcW w:w="2263" w:type="dxa"/>
+          </w:tcPr>
+          <w:p>
+            <w:pPr>
+              <w:pStyle w:val="ListParagraph"/>
+              <w:ind w:left="0"/>
+              <w:jc w:val="center"/>
+            </w:pPr>
+            <w:r>
+              <w:t>…</w:t>
+            </w:r>
+          </w:p>
+        </w:tc>
+        <w:tc>
+          <w:tcPr>
+            <w:tcW w:w="1800" w:type="dxa"/>
+          </w:tcPr>
+          <w:p>
+            <w:pPr>
+              <w:pStyle w:val="ListParagraph"/>
+              <w:ind w:left="0"/>
+              <w:jc w:val="center"/>
+            </w:pPr>
+            <w:r>
+              <w:t>…</w:t>
+            </w:r>
+          </w:p>
+        </w:tc>
+      </w:tr>
+      <w:tr>
+        <w:tc>
+          <w:tcPr>
+            <w:tcW w:w="857" w:type="dxa"/>
+          </w:tcPr>
+          <w:p>
+            <w:pPr>
+              <w:pStyle w:val="ListParagraph"/>
+              <w:ind w:left="0"/>
+              <w:jc w:val="center"/>
+            </w:pPr>
+            <w:r>
+              <w:t>H</w:t>
+            </w:r>
+          </w:p>
+        </w:tc>
+        <w:tc>
+          <w:tcPr>
+            <w:tcW w:w="2263" w:type="dxa"/>
+          </w:tcPr>
+          <w:p>
+            <w:pPr>
+              <w:pStyle w:val="ListParagraph"/>
+              <w:ind w:left="0"/>
+              <w:jc w:val="center"/>
+            </w:pPr>
+            <w:r>
+              <w:t>?</w:t>
+            </w:r>
+          </w:p>
+        </w:tc>
+        <w:tc>
+          <w:tcPr>
+            <w:tcW w:w="1800" w:type="dxa"/>
+          </w:tcPr>
+          <w:p>
+            <w:pPr>
+              <w:pStyle w:val="ListParagraph"/>
+              <w:ind w:left="0"/>
+              <w:jc w:val="center"/>
+            </w:pPr>
+            <w:r>
+              <w:t>Giới hạn Stack</w:t>
+            </w:r>
+          </w:p>
+        </w:tc>
+      </w:tr>
+    </w:tbl>
+    <w:p>
+      <w:pPr>
+        <w:pStyle w:val="ListParagraph"/>
+        <w:numPr>
+          <w:ilvl w:val="0"/>
+          <w:numId w:val="2"/>
+        </w:numPr>
+      </w:pPr>
+      <w:r>
+        <w:t>Register thời điểm này</w:t>
+      </w:r>
+    </w:p>
+    <w:tbl>
+      <w:tblPr>
+        <w:tblStyle w:val="TableGrid"/>
+        <w:tblW w:w="0" w:type="auto"/>
+        <w:tblInd w:w="1080" w:type="dxa"/>
+        <w:tblLook w:val="04A0" w:firstRow="1" w:lastRow="0" w:firstColumn="1" w:lastColumn="0" w:noHBand="0" w:noVBand="1"/>
+      </w:tblPr>
+      <w:tblGrid>
+        <w:gridCol w:w="1320"/>
+        <w:gridCol w:w="1185"/>
+      </w:tblGrid>
+      <w:tr>
+        <w:tc>
+          <w:tcPr>
+            <w:tcW w:w="1320" w:type="dxa"/>
+          </w:tcPr>
+          <w:p>
+            <w:pPr>
+              <w:pStyle w:val="ListParagraph"/>
+              <w:ind w:left="0"/>
+              <w:jc w:val="center"/>
+            </w:pPr>
+            <w:r>
+              <w:t>Dữ liệu</w:t>
+            </w:r>
+          </w:p>
+        </w:tc>
+        <w:tc>
+          <w:tcPr>
+            <w:tcW w:w="1185" w:type="dxa"/>
+          </w:tcPr>
+          <w:p>
+            <w:pPr>
+              <w:pStyle w:val="ListParagraph"/>
+              <w:ind w:left="0"/>
+              <w:jc w:val="center"/>
+            </w:pPr>
+            <w:r>
+              <w:t>Tên</w:t>
+            </w:r>
+          </w:p>
+        </w:tc>
+      </w:tr>
+      <w:tr>
+        <w:tc>
+          <w:tcPr>
+            <w:tcW w:w="1320" w:type="dxa"/>
+          </w:tcPr>
+          <w:p>
+            <w:pPr>
+              <w:pStyle w:val="ListParagraph"/>
+              <w:ind w:left="0"/>
+              <w:jc w:val="center"/>
+            </w:pPr>
+            <w:r>
+              <w:t>K + 1</w:t>
+            </w:r>
+          </w:p>
+        </w:tc>
+        <w:tc>
+          <w:tcPr>
+            <w:tcW w:w="1185" w:type="dxa"/>
+          </w:tcPr>
+          <w:p>
+            <w:pPr>
+              <w:pStyle w:val="ListParagraph"/>
+              <w:ind w:left="0"/>
+              <w:jc w:val="center"/>
+            </w:pPr>
+            <w:r>
+              <w:t>EIP</w:t>
+            </w:r>
+          </w:p>
+        </w:tc>
+      </w:tr>
+      <w:tr>
+        <w:tc>
+          <w:tcPr>
+            <w:tcW w:w="1320" w:type="dxa"/>
+          </w:tcPr>
+          <w:p>
+            <w:pPr>
+              <w:pStyle w:val="ListParagraph"/>
+              <w:ind w:left="0"/>
+              <w:jc w:val="center"/>
+            </w:pPr>
+            <w:r>
+              <w:t>N</w:t>
+            </w:r>
+            <w:r>
+              <w:t xml:space="preserve"> – 1</w:t>
+            </w:r>
+          </w:p>
+        </w:tc>
+        <w:tc>
+          <w:tcPr>
+            <w:tcW w:w="1185" w:type="dxa"/>
+          </w:tcPr>
+          <w:p>
+            <w:pPr>
+              <w:pStyle w:val="ListParagraph"/>
+              <w:ind w:left="0"/>
+              <w:jc w:val="center"/>
+            </w:pPr>
+            <w:r>
+              <w:t>ESP</w:t>
+            </w:r>
+          </w:p>
+        </w:tc>
+      </w:tr>
+      <w:tr>
+        <w:tc>
+          <w:tcPr>
+            <w:tcW w:w="1320" w:type="dxa"/>
+          </w:tcPr>
+          <w:p>
+            <w:pPr>
+              <w:pStyle w:val="ListParagraph"/>
+              <w:ind w:left="0"/>
+              <w:jc w:val="center"/>
+            </w:pPr>
+            <w:r>
+              <w:t>N – 1</w:t>
+            </w:r>
+          </w:p>
+        </w:tc>
+        <w:tc>
+          <w:tcPr>
+            <w:tcW w:w="1185" w:type="dxa"/>
+          </w:tcPr>
+          <w:p>
+            <w:pPr>
+              <w:pStyle w:val="ListParagraph"/>
+              <w:ind w:left="0"/>
+              <w:jc w:val="center"/>
+            </w:pPr>
+            <w:r>
+              <w:t>EBP</w:t>
+            </w:r>
+          </w:p>
+        </w:tc>
+      </w:tr>
+      <w:tr>
+        <w:tc>
+          <w:tcPr>
+            <w:tcW w:w="1320" w:type="dxa"/>
+          </w:tcPr>
+          <w:p>
+            <w:pPr>
+              <w:pStyle w:val="ListParagraph"/>
+              <w:ind w:left="0"/>
+              <w:jc w:val="center"/>
+            </w:pPr>
+            <w:r>
+              <w:t>?</w:t>
+            </w:r>
+          </w:p>
+        </w:tc>
+        <w:tc>
+          <w:tcPr>
+            <w:tcW w:w="1185" w:type="dxa"/>
+          </w:tcPr>
+          <w:p>
+            <w:pPr>
+              <w:pStyle w:val="ListParagraph"/>
+              <w:ind w:left="0"/>
+              <w:jc w:val="center"/>
+            </w:pPr>
+            <w:r>
+              <w:t>EAX</w:t>
+            </w:r>
+          </w:p>
+        </w:tc>
+      </w:tr>
+      <w:tr>
+        <w:tc>
+          <w:tcPr>
+            <w:tcW w:w="1320" w:type="dxa"/>
+          </w:tcPr>
+          <w:p>
+            <w:pPr>
+              <w:pStyle w:val="ListParagraph"/>
+              <w:ind w:left="0"/>
+              <w:jc w:val="center"/>
+            </w:pPr>
+            <w:r>
+              <w:t>?</w:t>
+            </w:r>
+          </w:p>
+        </w:tc>
+        <w:tc>
+          <w:tcPr>
+            <w:tcW w:w="1185" w:type="dxa"/>
+          </w:tcPr>
+          <w:p>
+            <w:pPr>
+              <w:pStyle w:val="ListParagraph"/>
+              <w:ind w:left="0"/>
+              <w:jc w:val="center"/>
+            </w:pPr>
+            <w:r>
+              <w:t>EBX</w:t>
+            </w:r>
+          </w:p>
+        </w:tc>
+      </w:tr>
+      <w:tr>
+        <w:tc>
+          <w:tcPr>
+            <w:tcW w:w="1320" w:type="dxa"/>
+          </w:tcPr>
+          <w:p>
+            <w:pPr>
+              <w:pStyle w:val="ListParagraph"/>
+              <w:ind w:left="0"/>
+              <w:jc w:val="center"/>
+            </w:pPr>
+            <w:r>
+              <w:t>…</w:t>
+            </w:r>
+          </w:p>
+        </w:tc>
+        <w:tc>
+          <w:tcPr>
+            <w:tcW w:w="1185" w:type="dxa"/>
+          </w:tcPr>
+          <w:p>
+            <w:pPr>
+              <w:pStyle w:val="ListParagraph"/>
+              <w:ind w:left="0"/>
+              <w:jc w:val="center"/>
+            </w:pPr>
+            <w:r>
+              <w:t>…</w:t>
+            </w:r>
+          </w:p>
+        </w:tc>
+      </w:tr>
+    </w:tbl>
+    <w:p>
+      <w:pPr>
+        <w:pStyle w:val="ListParagraph"/>
+        <w:numPr>
+          <w:ilvl w:val="0"/>
+          <w:numId w:val="2"/>
+        </w:numPr>
+      </w:pPr>
+      <w:r>
+        <w:t>Phần nhớ toàn cục thời điểm này</w:t>
+      </w:r>
+    </w:p>
+    <w:tbl>
+      <w:tblPr>
+        <w:tblStyle w:val="TableGrid"/>
+        <w:tblW w:w="0" w:type="auto"/>
+        <w:tblInd w:w="1080" w:type="dxa"/>
+        <w:tblLook w:val="04A0" w:firstRow="1" w:lastRow="0" w:firstColumn="1" w:lastColumn="0" w:noHBand="0" w:noVBand="1"/>
+      </w:tblPr>
+      <w:tblGrid>
+        <w:gridCol w:w="857"/>
+        <w:gridCol w:w="2263"/>
+      </w:tblGrid>
+      <w:tr>
+        <w:tc>
+          <w:tcPr>
+            <w:tcW w:w="857" w:type="dxa"/>
+          </w:tcPr>
+          <w:p>
+            <w:pPr>
+              <w:pStyle w:val="ListParagraph"/>
+              <w:ind w:left="0"/>
+              <w:jc w:val="center"/>
+            </w:pPr>
+            <w:r>
+              <w:t>Địa chỉ</w:t>
+            </w:r>
+          </w:p>
+        </w:tc>
+        <w:tc>
+          <w:tcPr>
+            <w:tcW w:w="2263" w:type="dxa"/>
+          </w:tcPr>
+          <w:p>
+            <w:pPr>
+              <w:pStyle w:val="ListParagraph"/>
+              <w:ind w:left="0"/>
+              <w:jc w:val="center"/>
+            </w:pPr>
+            <w:r>
+              <w:t>Dữ liệu</w:t>
+            </w:r>
+          </w:p>
+        </w:tc>
+      </w:tr>
+      <w:tr>
+        <w:tc>
+          <w:tcPr>
+            <w:tcW w:w="857" w:type="dxa"/>
+          </w:tcPr>
+          <w:p>
+            <w:pPr>
+              <w:pStyle w:val="ListParagraph"/>
+              <w:ind w:left="0"/>
+              <w:jc w:val="center"/>
+            </w:pPr>
+            <w:r>
+              <w:t>F</w:t>
+            </w:r>
+            <w:r>
+              <w:t xml:space="preserve"> + </w:t>
+            </w:r>
+            <w:r>
+              <w:t>G</w:t>
+            </w:r>
+          </w:p>
+        </w:tc>
+        <w:tc>
+          <w:tcPr>
+            <w:tcW w:w="2263" w:type="dxa"/>
+          </w:tcPr>
+          <w:p>
+            <w:pPr>
+              <w:pStyle w:val="ListParagraph"/>
+              <w:ind w:left="0"/>
+              <w:jc w:val="center"/>
+            </w:pPr>
+            <w:r>
+              <w:t xml:space="preserve">Biến toàn cục </w:t>
+            </w:r>
+            <w:r>
+              <w:t>G</w:t>
+            </w:r>
+          </w:p>
+        </w:tc>
+      </w:tr>
+      <w:tr>
+        <w:tc>
+          <w:tcPr>
+            <w:tcW w:w="857" w:type="dxa"/>
+          </w:tcPr>
+          <w:p>
+            <w:pPr>
+              <w:pStyle w:val="ListParagraph"/>
+              <w:ind w:left="0"/>
+              <w:jc w:val="center"/>
+            </w:pPr>
+            <w:r>
+              <w:t>…</w:t>
+            </w:r>
+          </w:p>
+        </w:tc>
+        <w:tc>
+          <w:tcPr>
+            <w:tcW w:w="2263" w:type="dxa"/>
+          </w:tcPr>
+          <w:p>
+            <w:pPr>
+              <w:pStyle w:val="ListParagraph"/>
+              <w:ind w:left="0"/>
+              <w:jc w:val="center"/>
+            </w:pPr>
+            <w:r>
+              <w:t>…</w:t>
+            </w:r>
+          </w:p>
+        </w:tc>
+      </w:tr>
+      <w:tr>
+        <w:tc>
+          <w:tcPr>
+            <w:tcW w:w="857" w:type="dxa"/>
+          </w:tcPr>
+          <w:p>
+            <w:pPr>
+              <w:pStyle w:val="ListParagraph"/>
+              <w:ind w:left="0"/>
+              <w:jc w:val="center"/>
+            </w:pPr>
+            <w:r>
+              <w:t>F</w:t>
+            </w:r>
+            <w:r>
+              <w:t xml:space="preserve"> + 2</w:t>
+            </w:r>
+          </w:p>
+        </w:tc>
+        <w:tc>
+          <w:tcPr>
+            <w:tcW w:w="2263" w:type="dxa"/>
+          </w:tcPr>
+          <w:p>
+            <w:pPr>
+              <w:pStyle w:val="ListParagraph"/>
+              <w:ind w:left="0"/>
+              <w:jc w:val="center"/>
+            </w:pPr>
+            <w:r>
+              <w:t xml:space="preserve">Biến toàn cục </w:t>
+            </w:r>
+            <w:r>
+              <w:t>2</w:t>
+            </w:r>
+          </w:p>
+        </w:tc>
+      </w:tr>
+      <w:tr>
+        <w:tc>
+          <w:tcPr>
+            <w:tcW w:w="857" w:type="dxa"/>
+          </w:tcPr>
+          <w:p>
+            <w:pPr>
+              <w:pStyle w:val="ListParagraph"/>
+              <w:ind w:left="0"/>
+              <w:jc w:val="center"/>
+            </w:pPr>
+            <w:r>
+              <w:t>F</w:t>
+            </w:r>
+            <w:r>
+              <w:t xml:space="preserve"> + 1</w:t>
+            </w:r>
+          </w:p>
+        </w:tc>
+        <w:tc>
+          <w:tcPr>
+            <w:tcW w:w="2263" w:type="dxa"/>
+          </w:tcPr>
+          <w:p>
+            <w:pPr>
+              <w:pStyle w:val="ListParagraph"/>
+              <w:ind w:left="0"/>
+              <w:jc w:val="center"/>
+            </w:pPr>
+            <w:r>
+              <w:t>Biến toàn cục 1</w:t>
+            </w:r>
+          </w:p>
+        </w:tc>
+      </w:tr>
+    </w:tbl>
+    <w:p>
+      <w:pPr>
+        <w:pStyle w:val="ListParagraph"/>
+        <w:numPr>
+          <w:ilvl w:val="0"/>
+          <w:numId w:val="2"/>
+        </w:numPr>
+      </w:pPr>
+      <w:r>
+        <w:t xml:space="preserve">EIP là Register mang giá trị là địa chỉ của </w:t>
+      </w:r>
+      <w:r>
+        <w:t>Instruction đang thực hiện, tự động tăng thêm 1 khi xong 1 Instruction hoặc nhảy tới Instruction nào đấy khi gặp lệnh nhảy</w:t>
+      </w:r>
+    </w:p>
+    <w:p>
+      <w:pPr>
+        <w:pStyle w:val="ListParagraph"/>
+        <w:numPr>
+          <w:ilvl w:val="0"/>
+          <w:numId w:val="2"/>
+        </w:numPr>
+      </w:pPr>
+      <w:r>
+        <w:t>ESP là Register mang giá trị là địa chỉ của đỉnh Stack hiện tại</w:t>
+      </w:r>
+    </w:p>
+    <w:p>
+      <w:pPr>
+        <w:pStyle w:val="ListParagraph"/>
+        <w:numPr>
+          <w:ilvl w:val="0"/>
+          <w:numId w:val="2"/>
+        </w:numPr>
+      </w:pPr>
+      <w:r>
+        <w:t>EBP là Register mang giá trị là địa chỉ của ô nhớ lưu giá trị EBP cũ</w:t>
+      </w:r>
+    </w:p>
+    <w:p>
+      <w:pPr>
+        <w:pStyle w:val="ListParagraph"/>
+        <w:numPr>
+          <w:ilvl w:val="0"/>
+          <w:numId w:val="2"/>
+        </w:numPr>
+      </w:pPr>
+      <w:r>
+        <w:t>Cứ mỗi khi biến được tạo ra trong hàm main, thì nó sẽ được đẩy vào Stack, đồng thời ESP giảm 1</w:t>
+      </w:r>
+    </w:p>
+    <w:p>
+      <w:pPr>
+        <w:pStyle w:val="ListParagraph"/>
+        <w:numPr>
+          <w:ilvl w:val="0"/>
+          <w:numId w:val="2"/>
+        </w:numPr>
+      </w:pPr>
+      <w:r>
+        <w:t xml:space="preserve">Sau thời điểm này, Instruction 1 sẽ được thực hiện, </w:t>
+      </w:r>
+      <w:r>
+        <w:t xml:space="preserve">sau đó đến 2, …,  cho đến khi EIP mang giá trị là </w:t>
+      </w:r>
+      <w:r>
+        <w:t>K + X + 1</w:t>
+      </w:r>
+      <w:r>
+        <w:t xml:space="preserve">, giả sử thời điểm </w:t>
+      </w:r>
+      <w:r>
+        <w:t>đó bộ nhớ có dạng sau</w:t>
+      </w:r>
+    </w:p>
+    <w:p>
+      <w:pPr>
+        <w:pStyle w:val="ListParagraph"/>
+        <w:numPr>
+          <w:ilvl w:val="0"/>
+          <w:numId w:val="2"/>
+        </w:numPr>
+      </w:pPr>
+      <w:r>
+        <w:t>Stack</w:t>
+      </w:r>
+    </w:p>
+    <w:tbl>
+      <w:tblPr>
+        <w:tblStyle w:val="TableGrid"/>
+        <w:tblW w:w="0" w:type="auto"/>
+        <w:tblInd w:w="1080" w:type="dxa"/>
+        <w:tblLook w:val="04A0" w:firstRow="1" w:lastRow="0" w:firstColumn="1" w:lastColumn="0" w:noHBand="0" w:noVBand="1"/>
+      </w:tblPr>
+      <w:tblGrid>
+        <w:gridCol w:w="1140"/>
+        <w:gridCol w:w="2760"/>
+        <w:gridCol w:w="1800"/>
+      </w:tblGrid>
+      <w:tr>
+        <w:tc>
+          <w:tcPr>
+            <w:tcW w:w="1140" w:type="dxa"/>
+          </w:tcPr>
+          <w:p>
+            <w:pPr>
+              <w:pStyle w:val="ListParagraph"/>
+              <w:ind w:left="0"/>
+              <w:jc w:val="center"/>
+            </w:pPr>
+            <w:r>
+              <w:t>Địa chỉ</w:t>
+            </w:r>
+          </w:p>
+        </w:tc>
+        <w:tc>
+          <w:tcPr>
+            <w:tcW w:w="2760" w:type="dxa"/>
+          </w:tcPr>
+          <w:p>
+            <w:pPr>
+              <w:pStyle w:val="ListParagraph"/>
+              <w:ind w:left="0"/>
+              <w:jc w:val="center"/>
+            </w:pPr>
+            <w:r>
+              <w:t>Dữ liệu</w:t>
+            </w:r>
+          </w:p>
+        </w:tc>
+        <w:tc>
+          <w:tcPr>
+            <w:tcW w:w="1800" w:type="dxa"/>
+          </w:tcPr>
+          <w:p>
+            <w:pPr>
+              <w:pStyle w:val="ListParagraph"/>
+              <w:ind w:left="0"/>
+              <w:jc w:val="center"/>
+            </w:pPr>
+            <w:r>
+              <w:t>Tên</w:t>
+            </w:r>
+          </w:p>
+        </w:tc>
+      </w:tr>
+      <w:tr>
+        <w:tc>
+          <w:tcPr>
+            <w:tcW w:w="1140" w:type="dxa"/>
+          </w:tcPr>
+          <w:p>
+            <w:pPr>
+              <w:pStyle w:val="ListParagraph"/>
+              <w:ind w:left="0"/>
+              <w:jc w:val="center"/>
+            </w:pPr>
+            <w:r>
+              <w:t>N + M</w:t>
+            </w:r>
+          </w:p>
+        </w:tc>
+        <w:tc>
+          <w:tcPr>
+            <w:tcW w:w="2760" w:type="dxa"/>
+          </w:tcPr>
+          <w:p>
+            <w:pPr>
+              <w:pStyle w:val="ListParagraph"/>
+              <w:ind w:left="0"/>
+              <w:jc w:val="center"/>
+            </w:pPr>
+            <w:r>
+              <w:t>Tham số M hàm main</w:t>
+            </w:r>
+          </w:p>
+        </w:tc>
+        <w:tc>
+          <w:tcPr>
+            <w:tcW w:w="1800" w:type="dxa"/>
+          </w:tcPr>
+          <w:p>
+            <w:pPr>
+              <w:pStyle w:val="ListParagraph"/>
+              <w:ind w:left="0"/>
+              <w:jc w:val="center"/>
+            </w:pPr>
+            <w:r>
+              <w:t>Đáy Stack</w:t>
+            </w:r>
+          </w:p>
+        </w:tc>
+      </w:tr>
+      <w:tr>
+        <w:tc>
+          <w:tcPr>
+            <w:tcW w:w="1140" w:type="dxa"/>
+          </w:tcPr>
+          <w:p>
+            <w:pPr>
+              <w:pStyle w:val="ListParagraph"/>
+              <w:ind w:left="0"/>
+              <w:jc w:val="center"/>
+            </w:pPr>
+            <w:r>
+              <w:t>…</w:t>
+            </w:r>
+          </w:p>
+        </w:tc>
+        <w:tc>
+          <w:tcPr>
+            <w:tcW w:w="2760" w:type="dxa"/>
+          </w:tcPr>
+          <w:p>
+            <w:pPr>
+              <w:pStyle w:val="ListParagraph"/>
+              <w:ind w:left="0"/>
+              <w:jc w:val="center"/>
+            </w:pPr>
+            <w:r>
+              <w:t>…</w:t>
+            </w:r>
+          </w:p>
+        </w:tc>
+        <w:tc>
+          <w:tcPr>
+            <w:tcW w:w="1800" w:type="dxa"/>
+          </w:tcPr>
+          <w:p>
+            <w:pPr>
+              <w:pStyle w:val="ListParagraph"/>
+              <w:ind w:left="0"/>
+              <w:jc w:val="center"/>
+            </w:pPr>
+          </w:p>
+        </w:tc>
+      </w:tr>
+      <w:tr>
+        <w:tc>
+          <w:tcPr>
+            <w:tcW w:w="1140" w:type="dxa"/>
+          </w:tcPr>
+          <w:p>
+            <w:pPr>
+              <w:pStyle w:val="ListParagraph"/>
+              <w:ind w:left="0"/>
+              <w:jc w:val="center"/>
+            </w:pPr>
+            <w:r>
+              <w:t>N + 2</w:t>
+            </w:r>
+          </w:p>
+        </w:tc>
+        <w:tc>
+          <w:tcPr>
+            <w:tcW w:w="2760" w:type="dxa"/>
+          </w:tcPr>
+          <w:p>
+            <w:pPr>
+              <w:pStyle w:val="ListParagraph"/>
+              <w:ind w:left="0"/>
+              <w:jc w:val="center"/>
+            </w:pPr>
+            <w:r>
+              <w:t>Tham số 2 hàm main</w:t>
+            </w:r>
+          </w:p>
+        </w:tc>
+        <w:tc>
+          <w:tcPr>
+            <w:tcW w:w="1800" w:type="dxa"/>
+          </w:tcPr>
+          <w:p>
+            <w:pPr>
+              <w:pStyle w:val="ListParagraph"/>
+              <w:ind w:left="0"/>
+              <w:jc w:val="center"/>
+            </w:pPr>
+          </w:p>
+        </w:tc>
+      </w:tr>
+      <w:tr>
+        <w:tc>
+          <w:tcPr>
+            <w:tcW w:w="1140" w:type="dxa"/>
+          </w:tcPr>
+          <w:p>
+            <w:pPr>
+              <w:pStyle w:val="ListParagraph"/>
+              <w:ind w:left="0"/>
+              <w:jc w:val="center"/>
+            </w:pPr>
+            <w:r>
+              <w:t>N + 1</w:t>
+            </w:r>
+          </w:p>
+        </w:tc>
+        <w:tc>
+          <w:tcPr>
+            <w:tcW w:w="2760" w:type="dxa"/>
+          </w:tcPr>
+          <w:p>
+            <w:pPr>
+              <w:pStyle w:val="ListParagraph"/>
+              <w:ind w:left="0"/>
+              <w:jc w:val="center"/>
+            </w:pPr>
+            <w:r>
+              <w:t>Tham số 1 hàm main</w:t>
+            </w:r>
+          </w:p>
+        </w:tc>
+        <w:tc>
+          <w:tcPr>
+            <w:tcW w:w="1800" w:type="dxa"/>
+          </w:tcPr>
+          <w:p>
+            <w:pPr>
+              <w:pStyle w:val="ListParagraph"/>
+              <w:ind w:left="0"/>
+              <w:jc w:val="center"/>
+            </w:pPr>
+          </w:p>
+        </w:tc>
+      </w:tr>
+      <w:tr>
+        <w:tc>
+          <w:tcPr>
+            <w:tcW w:w="1140" w:type="dxa"/>
+          </w:tcPr>
+          <w:p>
+            <w:pPr>
+              <w:pStyle w:val="ListParagraph"/>
+              <w:ind w:left="0"/>
+              <w:jc w:val="center"/>
+            </w:pPr>
+            <w:r>
+              <w:t>N</w:t>
+            </w:r>
+          </w:p>
+        </w:tc>
+        <w:tc>
+          <w:tcPr>
+            <w:tcW w:w="2760" w:type="dxa"/>
+          </w:tcPr>
+          <w:p>
+            <w:pPr>
+              <w:pStyle w:val="ListParagraph"/>
+              <w:ind w:left="0"/>
+              <w:jc w:val="center"/>
+            </w:pPr>
+            <w:r>
+              <w:t>A</w:t>
+            </w:r>
+          </w:p>
+        </w:tc>
+        <w:tc>
+          <w:tcPr>
+            <w:tcW w:w="1800" w:type="dxa"/>
+          </w:tcPr>
+          <w:p>
+            <w:pPr>
+              <w:pStyle w:val="ListParagraph"/>
+              <w:ind w:left="0"/>
+              <w:jc w:val="center"/>
+            </w:pPr>
+          </w:p>
+        </w:tc>
+      </w:tr>
+      <w:tr>
+        <w:tc>
+          <w:tcPr>
+            <w:tcW w:w="1140" w:type="dxa"/>
+          </w:tcPr>
+          <w:p>
+            <w:pPr>
+              <w:pStyle w:val="ListParagraph"/>
+              <w:ind w:left="0"/>
+              <w:jc w:val="center"/>
+            </w:pPr>
+            <w:r>
+              <w:t>N – 1</w:t>
+            </w:r>
+          </w:p>
+        </w:tc>
+        <w:tc>
+          <w:tcPr>
+            <w:tcW w:w="2760" w:type="dxa"/>
+          </w:tcPr>
+          <w:p>
+            <w:pPr>
+              <w:pStyle w:val="ListParagraph"/>
+              <w:ind w:left="0"/>
+              <w:jc w:val="center"/>
+            </w:pPr>
+            <w:r>
+              <w:t>B</w:t>
+            </w:r>
+          </w:p>
+        </w:tc>
+        <w:tc>
+          <w:tcPr>
+            <w:tcW w:w="1800" w:type="dxa"/>
+          </w:tcPr>
+          <w:p>
+            <w:pPr>
+              <w:pStyle w:val="ListParagraph"/>
+              <w:ind w:left="0"/>
+              <w:jc w:val="center"/>
+            </w:pPr>
+          </w:p>
+        </w:tc>
+      </w:tr>
+      <w:tr>
+        <w:tc>
+          <w:tcPr>
+            <w:tcW w:w="1140" w:type="dxa"/>
+          </w:tcPr>
+          <w:p>
+            <w:pPr>
+              <w:pStyle w:val="ListParagraph"/>
+              <w:ind w:left="0"/>
+              <w:jc w:val="center"/>
+            </w:pPr>
+            <w:r>
+              <w:t xml:space="preserve">N – 2 </w:t>
+            </w:r>
+          </w:p>
+        </w:tc>
+        <w:tc>
+          <w:tcPr>
+            <w:tcW w:w="2760" w:type="dxa"/>
+          </w:tcPr>
+          <w:p>
+            <w:pPr>
+              <w:pStyle w:val="ListParagraph"/>
+              <w:ind w:left="0"/>
+              <w:jc w:val="center"/>
+            </w:pPr>
+            <w:r>
+              <w:t>Biến cục bộ 1 hàm main</w:t>
+            </w:r>
+          </w:p>
+        </w:tc>
+        <w:tc>
+          <w:tcPr>
+            <w:tcW w:w="1800" w:type="dxa"/>
+          </w:tcPr>
+          <w:p>
+            <w:pPr>
+              <w:pStyle w:val="ListParagraph"/>
+              <w:ind w:left="0"/>
+              <w:jc w:val="center"/>
+            </w:pPr>
+          </w:p>
+        </w:tc>
+      </w:tr>
+      <w:tr>
+        <w:tc>
+          <w:tcPr>
+            <w:tcW w:w="1140" w:type="dxa"/>
+          </w:tcPr>
+          <w:p>
+            <w:pPr>
+              <w:pStyle w:val="ListParagraph"/>
+              <w:ind w:left="0"/>
+              <w:jc w:val="center"/>
+            </w:pPr>
+            <w:r>
+              <w:t>N – 3</w:t>
+            </w:r>
+          </w:p>
+        </w:tc>
+        <w:tc>
+          <w:tcPr>
+            <w:tcW w:w="2760" w:type="dxa"/>
+          </w:tcPr>
+          <w:p>
+            <w:pPr>
+              <w:pStyle w:val="ListParagraph"/>
+              <w:ind w:left="0"/>
+              <w:jc w:val="center"/>
+            </w:pPr>
+            <w:r>
+              <w:t>Biến cục bộ 2 hàm main</w:t>
+            </w:r>
+          </w:p>
+        </w:tc>
+        <w:tc>
+          <w:tcPr>
+            <w:tcW w:w="1800" w:type="dxa"/>
+          </w:tcPr>
+          <w:p>
+            <w:pPr>
+              <w:pStyle w:val="ListParagraph"/>
+              <w:ind w:left="0"/>
+              <w:jc w:val="center"/>
+            </w:pPr>
+          </w:p>
+        </w:tc>
+      </w:tr>
+      <w:tr>
+        <w:tc>
+          <w:tcPr>
+            <w:tcW w:w="1140" w:type="dxa"/>
+          </w:tcPr>
+          <w:p>
+            <w:pPr>
+              <w:pStyle w:val="ListParagraph"/>
+              <w:ind w:left="0"/>
+              <w:jc w:val="center"/>
+            </w:pPr>
+            <w:r>
+              <w:lastRenderedPageBreak/>
+              <w:t>…</w:t>
+            </w:r>
+          </w:p>
+        </w:tc>
+        <w:tc>
+          <w:tcPr>
+            <w:tcW w:w="2760" w:type="dxa"/>
+          </w:tcPr>
+          <w:p>
+            <w:pPr>
+              <w:pStyle w:val="ListParagraph"/>
+              <w:ind w:left="0"/>
+              <w:jc w:val="center"/>
+            </w:pPr>
+            <w:r>
+              <w:t>…</w:t>
+            </w:r>
+          </w:p>
+        </w:tc>
+        <w:tc>
+          <w:tcPr>
+            <w:tcW w:w="1800" w:type="dxa"/>
+          </w:tcPr>
+          <w:p>
+            <w:pPr>
+              <w:pStyle w:val="ListParagraph"/>
+              <w:ind w:left="0"/>
+              <w:jc w:val="center"/>
+            </w:pPr>
+          </w:p>
+        </w:tc>
+      </w:tr>
+      <w:tr>
+        <w:tc>
+          <w:tcPr>
+            <w:tcW w:w="1140" w:type="dxa"/>
+          </w:tcPr>
+          <w:p>
+            <w:pPr>
+              <w:pStyle w:val="ListParagraph"/>
+              <w:ind w:left="0"/>
+              <w:jc w:val="center"/>
+            </w:pPr>
+            <w:r>
+              <w:t>N – L</w:t>
+            </w:r>
+          </w:p>
+        </w:tc>
+        <w:tc>
+          <w:tcPr>
+            <w:tcW w:w="2760" w:type="dxa"/>
+          </w:tcPr>
+          <w:p>
+            <w:pPr>
+              <w:pStyle w:val="ListParagraph"/>
+              <w:ind w:left="0"/>
+              <w:jc w:val="center"/>
+            </w:pPr>
+            <w:r>
+              <w:t xml:space="preserve">Biến cục bộ </w:t>
+            </w:r>
+            <w:r>
+              <w:t>L – 1</w:t>
+            </w:r>
+            <w:r>
+              <w:t xml:space="preserve"> hàm main</w:t>
+            </w:r>
+          </w:p>
+        </w:tc>
+        <w:tc>
+          <w:tcPr>
+            <w:tcW w:w="1800" w:type="dxa"/>
+          </w:tcPr>
+          <w:p>
+            <w:pPr>
+              <w:pStyle w:val="ListParagraph"/>
+              <w:ind w:left="0"/>
+              <w:jc w:val="center"/>
+            </w:pPr>
+            <w:r>
+              <w:t>Đỉnh Stack</w:t>
+            </w:r>
+          </w:p>
+        </w:tc>
+      </w:tr>
+      <w:tr>
+        <w:tc>
+          <w:tcPr>
+            <w:tcW w:w="1140" w:type="dxa"/>
+          </w:tcPr>
+          <w:p>
+            <w:pPr>
+              <w:pStyle w:val="ListParagraph"/>
+              <w:ind w:left="0"/>
+              <w:jc w:val="center"/>
+            </w:pPr>
+            <w:r>
+              <w:t>…</w:t>
+            </w:r>
+          </w:p>
+        </w:tc>
+        <w:tc>
+          <w:tcPr>
+            <w:tcW w:w="2760" w:type="dxa"/>
+          </w:tcPr>
+          <w:p>
+            <w:pPr>
+              <w:pStyle w:val="ListParagraph"/>
+              <w:ind w:left="0"/>
+              <w:jc w:val="center"/>
+            </w:pPr>
+            <w:r>
+              <w:t>…</w:t>
+            </w:r>
+          </w:p>
+        </w:tc>
+        <w:tc>
+          <w:tcPr>
+            <w:tcW w:w="1800" w:type="dxa"/>
+          </w:tcPr>
+          <w:p>
+            <w:pPr>
+              <w:pStyle w:val="ListParagraph"/>
+              <w:ind w:left="0"/>
+              <w:jc w:val="center"/>
+            </w:pPr>
+          </w:p>
+        </w:tc>
+      </w:tr>
+      <w:tr>
+        <w:tc>
+          <w:tcPr>
+            <w:tcW w:w="1140" w:type="dxa"/>
+          </w:tcPr>
+          <w:p>
+            <w:pPr>
+              <w:pStyle w:val="ListParagraph"/>
+              <w:ind w:left="0"/>
+              <w:jc w:val="center"/>
+            </w:pPr>
+            <w:r>
+              <w:t>H</w:t>
+            </w:r>
+          </w:p>
+        </w:tc>
+        <w:tc>
+          <w:tcPr>
+            <w:tcW w:w="2760" w:type="dxa"/>
+          </w:tcPr>
+          <w:p>
+            <w:pPr>
+              <w:pStyle w:val="ListParagraph"/>
+              <w:ind w:left="0"/>
+              <w:jc w:val="center"/>
+            </w:pPr>
+            <w:r>
+              <w:t>?</w:t>
+            </w:r>
+          </w:p>
+        </w:tc>
+        <w:tc>
+          <w:tcPr>
+            <w:tcW w:w="1800" w:type="dxa"/>
+          </w:tcPr>
+          <w:p>
+            <w:pPr>
+              <w:pStyle w:val="ListParagraph"/>
+              <w:ind w:left="0"/>
+              <w:jc w:val="center"/>
+            </w:pPr>
+            <w:r>
+              <w:t>Giới hạn Stack</w:t>
+            </w:r>
+          </w:p>
+        </w:tc>
+      </w:tr>
+    </w:tbl>
+    <w:p>
+      <w:pPr>
+        <w:pStyle w:val="ListParagraph"/>
+        <w:numPr>
+          <w:ilvl w:val="0"/>
+          <w:numId w:val="2"/>
+        </w:numPr>
+      </w:pPr>
+      <w:r>
+        <w:t>Register</w:t>
+      </w:r>
+    </w:p>
+    <w:tbl>
+      <w:tblPr>
+        <w:tblStyle w:val="TableGrid"/>
+        <w:tblW w:w="0" w:type="auto"/>
+        <w:tblInd w:w="1080" w:type="dxa"/>
+        <w:tblLook w:val="04A0" w:firstRow="1" w:lastRow="0" w:firstColumn="1" w:lastColumn="0" w:noHBand="0" w:noVBand="1"/>
+      </w:tblPr>
+      <w:tblGrid>
+        <w:gridCol w:w="1320"/>
+        <w:gridCol w:w="1185"/>
+      </w:tblGrid>
+      <w:tr>
+        <w:tc>
+          <w:tcPr>
+            <w:tcW w:w="1320" w:type="dxa"/>
+          </w:tcPr>
+          <w:p>
+            <w:pPr>
+              <w:pStyle w:val="ListParagraph"/>
+              <w:ind w:left="0"/>
+              <w:jc w:val="center"/>
+            </w:pPr>
+            <w:r>
+              <w:t>Dữ liệu</w:t>
+            </w:r>
+          </w:p>
+        </w:tc>
+        <w:tc>
+          <w:tcPr>
+            <w:tcW w:w="1185" w:type="dxa"/>
+          </w:tcPr>
+          <w:p>
+            <w:pPr>
+              <w:pStyle w:val="ListParagraph"/>
+              <w:ind w:left="0"/>
+              <w:jc w:val="center"/>
+            </w:pPr>
+            <w:r>
+              <w:t>Tên</w:t>
+            </w:r>
+          </w:p>
+        </w:tc>
+      </w:tr>
+      <w:tr>
+        <w:tc>
+          <w:tcPr>
+            <w:tcW w:w="1320" w:type="dxa"/>
+          </w:tcPr>
+          <w:p>
+            <w:pPr>
+              <w:pStyle w:val="ListParagraph"/>
+              <w:ind w:left="0"/>
+              <w:jc w:val="center"/>
+            </w:pPr>
+            <w:r>
+              <w:t>K + X + 1</w:t>
+            </w:r>
+          </w:p>
+        </w:tc>
+        <w:tc>
+          <w:tcPr>
+            <w:tcW w:w="1185" w:type="dxa"/>
+          </w:tcPr>
+          <w:p>
+            <w:pPr>
+              <w:pStyle w:val="ListParagraph"/>
+              <w:ind w:left="0"/>
+              <w:jc w:val="center"/>
+            </w:pPr>
+            <w:r>
+              <w:t>EIP</w:t>
+            </w:r>
+          </w:p>
+        </w:tc>
+      </w:tr>
+      <w:tr>
+        <w:tc>
+          <w:tcPr>
+            <w:tcW w:w="1320" w:type="dxa"/>
+          </w:tcPr>
+          <w:p>
+            <w:pPr>
+              <w:pStyle w:val="ListParagraph"/>
+              <w:ind w:left="0"/>
+              <w:jc w:val="center"/>
+            </w:pPr>
+            <w:r>
+              <w:t>N – L</w:t>
+            </w:r>
+          </w:p>
+        </w:tc>
+        <w:tc>
+          <w:tcPr>
+            <w:tcW w:w="1185" w:type="dxa"/>
+          </w:tcPr>
+          <w:p>
+            <w:pPr>
+              <w:pStyle w:val="ListParagraph"/>
+              <w:ind w:left="0"/>
+              <w:jc w:val="center"/>
+            </w:pPr>
+            <w:r>
+              <w:t>ESP</w:t>
+            </w:r>
+          </w:p>
+        </w:tc>
+      </w:tr>
+      <w:tr>
+        <w:tc>
+          <w:tcPr>
+            <w:tcW w:w="1320" w:type="dxa"/>
+          </w:tcPr>
+          <w:p>
+            <w:pPr>
+              <w:pStyle w:val="ListParagraph"/>
+              <w:ind w:left="0"/>
+              <w:jc w:val="center"/>
+            </w:pPr>
+            <w:r>
+              <w:t>N – 1</w:t>
+            </w:r>
+          </w:p>
+        </w:tc>
+        <w:tc>
+          <w:tcPr>
+            <w:tcW w:w="1185" w:type="dxa"/>
+          </w:tcPr>
+          <w:p>
+            <w:pPr>
+              <w:pStyle w:val="ListParagraph"/>
+              <w:ind w:left="0"/>
+              <w:jc w:val="center"/>
+            </w:pPr>
+            <w:r>
+              <w:t>EBP</w:t>
+            </w:r>
+          </w:p>
+        </w:tc>
+      </w:tr>
+      <w:tr>
+        <w:tc>
+          <w:tcPr>
+            <w:tcW w:w="1320" w:type="dxa"/>
+          </w:tcPr>
+          <w:p>
+            <w:pPr>
+              <w:pStyle w:val="ListParagraph"/>
+              <w:ind w:left="0"/>
+              <w:jc w:val="center"/>
+            </w:pPr>
+            <w:r>
+              <w:t>?</w:t>
+            </w:r>
+          </w:p>
+        </w:tc>
+        <w:tc>
+          <w:tcPr>
+            <w:tcW w:w="1185" w:type="dxa"/>
+          </w:tcPr>
+          <w:p>
+            <w:pPr>
+              <w:pStyle w:val="ListParagraph"/>
+              <w:ind w:left="0"/>
+              <w:jc w:val="center"/>
+            </w:pPr>
+            <w:r>
+              <w:t>EAX</w:t>
+            </w:r>
+          </w:p>
+        </w:tc>
+      </w:tr>
+      <w:tr>
+        <w:tc>
+          <w:tcPr>
+            <w:tcW w:w="1320" w:type="dxa"/>
+          </w:tcPr>
+          <w:p>
+            <w:pPr>
+              <w:pStyle w:val="ListParagraph"/>
+              <w:ind w:left="0"/>
+              <w:jc w:val="center"/>
+            </w:pPr>
+            <w:r>
+              <w:t>?</w:t>
+            </w:r>
+          </w:p>
+        </w:tc>
+        <w:tc>
+          <w:tcPr>
+            <w:tcW w:w="1185" w:type="dxa"/>
+          </w:tcPr>
+          <w:p>
+            <w:pPr>
+              <w:pStyle w:val="ListParagraph"/>
+              <w:ind w:left="0"/>
+              <w:jc w:val="center"/>
+            </w:pPr>
+            <w:r>
+              <w:t>EBX</w:t>
+            </w:r>
+          </w:p>
+        </w:tc>
+      </w:tr>
+      <w:tr>
+        <w:tc>
+          <w:tcPr>
+            <w:tcW w:w="1320" w:type="dxa"/>
+          </w:tcPr>
+          <w:p>
+            <w:pPr>
+              <w:pStyle w:val="ListParagraph"/>
+              <w:ind w:left="0"/>
+              <w:jc w:val="center"/>
+            </w:pPr>
+            <w:r>
+              <w:t>…</w:t>
+            </w:r>
+          </w:p>
+        </w:tc>
+        <w:tc>
+          <w:tcPr>
+            <w:tcW w:w="1185" w:type="dxa"/>
+          </w:tcPr>
+          <w:p>
+            <w:pPr>
+              <w:pStyle w:val="ListParagraph"/>
+              <w:ind w:left="0"/>
+              <w:jc w:val="center"/>
+            </w:pPr>
+            <w:r>
+              <w:t>…</w:t>
+            </w:r>
+          </w:p>
+        </w:tc>
+      </w:tr>
+    </w:tbl>
+    <w:p>
+      <w:pPr>
+        <w:pStyle w:val="ListParagraph"/>
+        <w:numPr>
+          <w:ilvl w:val="0"/>
+          <w:numId w:val="2"/>
+        </w:numPr>
+      </w:pPr>
+      <w:r>
+        <w:t>Sau thời điểm này, Instruction gọi hàm foo được thực hiện, khi</w:t>
+      </w:r>
+      <w:r>
+        <w:t xml:space="preserve"> sẽ tái diễn lại những gì đã xảy ra khi hàm main được chạ</w:t>
+      </w:r>
+      <w:r>
+        <w:t>y</w:t>
+      </w:r>
+    </w:p>
+    <w:p>
+      <w:pPr>
+        <w:pStyle w:val="ListParagraph"/>
+        <w:numPr>
+          <w:ilvl w:val="0"/>
+          <w:numId w:val="2"/>
+        </w:numPr>
+      </w:pPr>
+      <w:r>
+        <w:t>Trạng thái bộ nhớ ngay sau khi gọi hàm foo</w:t>
+      </w:r>
+    </w:p>
+    <w:p>
+      <w:pPr>
+        <w:pStyle w:val="ListParagraph"/>
+        <w:numPr>
+          <w:ilvl w:val="0"/>
+          <w:numId w:val="2"/>
+        </w:numPr>
+      </w:pPr>
+      <w:r>
+        <w:t>Stack</w:t>
+      </w:r>
+    </w:p>
+    <w:tbl>
+      <w:tblPr>
+        <w:tblStyle w:val="TableGrid"/>
+        <w:tblW w:w="0" w:type="auto"/>
+        <w:tblInd w:w="1080" w:type="dxa"/>
+        <w:tblLook w:val="04A0" w:firstRow="1" w:lastRow="0" w:firstColumn="1" w:lastColumn="0" w:noHBand="0" w:noVBand="1"/>
+      </w:tblPr>
+      <w:tblGrid>
+        <w:gridCol w:w="1403"/>
+        <w:gridCol w:w="2760"/>
+        <w:gridCol w:w="1800"/>
+      </w:tblGrid>
+      <w:tr>
+        <w:tc>
+          <w:tcPr>
+            <w:tcW w:w="1403" w:type="dxa"/>
+          </w:tcPr>
+          <w:p>
+            <w:pPr>
+              <w:pStyle w:val="ListParagraph"/>
+              <w:ind w:left="0"/>
+              <w:jc w:val="center"/>
+            </w:pPr>
+            <w:r>
+              <w:t>Địa chỉ</w:t>
+            </w:r>
+          </w:p>
+        </w:tc>
+        <w:tc>
+          <w:tcPr>
+            <w:tcW w:w="2760" w:type="dxa"/>
+          </w:tcPr>
+          <w:p>
+            <w:pPr>
+              <w:pStyle w:val="ListParagraph"/>
+              <w:ind w:left="0"/>
+              <w:jc w:val="center"/>
+            </w:pPr>
+            <w:r>
+              <w:t>Dữ liệu</w:t>
+            </w:r>
+          </w:p>
+        </w:tc>
+        <w:tc>
+          <w:tcPr>
+            <w:tcW w:w="1800" w:type="dxa"/>
+          </w:tcPr>
+          <w:p>
+            <w:pPr>
+              <w:pStyle w:val="ListParagraph"/>
+              <w:ind w:left="0"/>
+              <w:jc w:val="center"/>
+            </w:pPr>
+            <w:r>
+              <w:t>Tên</w:t>
+            </w:r>
+          </w:p>
+        </w:tc>
+      </w:tr>
+      <w:tr>
+        <w:tc>
+          <w:tcPr>
+            <w:tcW w:w="1403" w:type="dxa"/>
+          </w:tcPr>
+          <w:p>
+            <w:pPr>
+              <w:pStyle w:val="ListParagraph"/>
+              <w:ind w:left="0"/>
+              <w:jc w:val="center"/>
+            </w:pPr>
+            <w:r>
+              <w:t>N + M</w:t>
+            </w:r>
+          </w:p>
+        </w:tc>
+        <w:tc>
+          <w:tcPr>
+            <w:tcW w:w="2760" w:type="dxa"/>
+          </w:tcPr>
+          <w:p>
+            <w:pPr>
+              <w:pStyle w:val="ListParagraph"/>
+              <w:ind w:left="0"/>
+              <w:jc w:val="center"/>
+            </w:pPr>
+            <w:r>
+              <w:t>Tham số M hàm main</w:t>
+            </w:r>
+          </w:p>
+        </w:tc>
+        <w:tc>
+          <w:tcPr>
+            <w:tcW w:w="1800" w:type="dxa"/>
+          </w:tcPr>
+          <w:p>
+            <w:pPr>
+              <w:pStyle w:val="ListParagraph"/>
+              <w:ind w:left="0"/>
+              <w:jc w:val="center"/>
+            </w:pPr>
+            <w:r>
+              <w:t>Đáy Stack</w:t>
+            </w:r>
+          </w:p>
+        </w:tc>
+      </w:tr>
+      <w:tr>
+        <w:tc>
+          <w:tcPr>
+            <w:tcW w:w="1403" w:type="dxa"/>
+          </w:tcPr>
+          <w:p>
+            <w:pPr>
+              <w:pStyle w:val="ListParagraph"/>
+              <w:ind w:left="0"/>
+              <w:jc w:val="center"/>
+            </w:pPr>
+            <w:r>
+              <w:t>…</w:t>
+            </w:r>
+          </w:p>
+        </w:tc>
+        <w:tc>
+          <w:tcPr>
+            <w:tcW w:w="2760" w:type="dxa"/>
+          </w:tcPr>
+          <w:p>
+            <w:pPr>
+              <w:pStyle w:val="ListParagraph"/>
+              <w:ind w:left="0"/>
+              <w:jc w:val="center"/>
+            </w:pPr>
+            <w:r>
+              <w:t>…</w:t>
+            </w:r>
+          </w:p>
+        </w:tc>
+        <w:tc>
+          <w:tcPr>
+            <w:tcW w:w="1800" w:type="dxa"/>
+          </w:tcPr>
+          <w:p>
+            <w:pPr>
+              <w:pStyle w:val="ListParagraph"/>
+              <w:ind w:left="0"/>
+              <w:jc w:val="center"/>
+            </w:pPr>
+          </w:p>
+        </w:tc>
+      </w:tr>
+      <w:tr>
+        <w:tc>
+          <w:tcPr>
+            <w:tcW w:w="1403" w:type="dxa"/>
+          </w:tcPr>
+          <w:p>
+            <w:pPr>
+              <w:pStyle w:val="ListParagraph"/>
+              <w:ind w:left="0"/>
+              <w:jc w:val="center"/>
+            </w:pPr>
+            <w:r>
+              <w:t>N + 2</w:t>
+            </w:r>
+          </w:p>
+        </w:tc>
+        <w:tc>
+          <w:tcPr>
+            <w:tcW w:w="2760" w:type="dxa"/>
+          </w:tcPr>
+          <w:p>
+            <w:pPr>
+              <w:pStyle w:val="ListParagraph"/>
+              <w:ind w:left="0"/>
+              <w:jc w:val="center"/>
+            </w:pPr>
+            <w:r>
+              <w:t>Tham số 2 hàm main</w:t>
+            </w:r>
+          </w:p>
+        </w:tc>
+        <w:tc>
+          <w:tcPr>
+            <w:tcW w:w="1800" w:type="dxa"/>
+          </w:tcPr>
+          <w:p>
+            <w:pPr>
+              <w:pStyle w:val="ListParagraph"/>
+              <w:ind w:left="0"/>
+              <w:jc w:val="center"/>
+            </w:pPr>
+          </w:p>
+        </w:tc>
+      </w:tr>
+      <w:tr>
+        <w:tc>
+          <w:tcPr>
+            <w:tcW w:w="1403" w:type="dxa"/>
+          </w:tcPr>
+          <w:p>
+            <w:pPr>
+              <w:pStyle w:val="ListParagraph"/>
+              <w:ind w:left="0"/>
+              <w:jc w:val="center"/>
+            </w:pPr>
+            <w:r>
+              <w:t>N + 1</w:t>
+            </w:r>
+          </w:p>
+        </w:tc>
+        <w:tc>
+          <w:tcPr>
+            <w:tcW w:w="2760" w:type="dxa"/>
+          </w:tcPr>
+          <w:p>
+            <w:pPr>
+              <w:pStyle w:val="ListParagraph"/>
+              <w:ind w:left="0"/>
+              <w:jc w:val="center"/>
+            </w:pPr>
+            <w:r>
+              <w:t>Tham số 1 hàm main</w:t>
+            </w:r>
+          </w:p>
+        </w:tc>
+        <w:tc>
+          <w:tcPr>
+            <w:tcW w:w="1800" w:type="dxa"/>
+          </w:tcPr>
+          <w:p>
+            <w:pPr>
+              <w:pStyle w:val="ListParagraph"/>
+              <w:ind w:left="0"/>
+              <w:jc w:val="center"/>
+            </w:pPr>
+          </w:p>
+        </w:tc>
+      </w:tr>
+      <w:tr>
+        <w:tc>
+          <w:tcPr>
+            <w:tcW w:w="1403" w:type="dxa"/>
+          </w:tcPr>
+          <w:p>
+            <w:pPr>
+              <w:pStyle w:val="ListParagraph"/>
+              <w:ind w:left="0"/>
+              <w:jc w:val="center"/>
+            </w:pPr>
+            <w:r>
+              <w:t>N</w:t>
+            </w:r>
+          </w:p>
+        </w:tc>
+        <w:tc>
+          <w:tcPr>
+            <w:tcW w:w="2760" w:type="dxa"/>
+          </w:tcPr>
+          <w:p>
+            <w:pPr>
+              <w:pStyle w:val="ListParagraph"/>
+              <w:ind w:left="0"/>
+              <w:jc w:val="center"/>
+            </w:pPr>
+            <w:r>
+              <w:t>A</w:t>
+            </w:r>
+          </w:p>
+        </w:tc>
+        <w:tc>
+          <w:tcPr>
+            <w:tcW w:w="1800" w:type="dxa"/>
+          </w:tcPr>
+          <w:p>
+            <w:pPr>
+              <w:pStyle w:val="ListParagraph"/>
+              <w:ind w:left="0"/>
+              <w:jc w:val="center"/>
+            </w:pPr>
+          </w:p>
+        </w:tc>
+      </w:tr>
+      <w:tr>
+        <w:tc>
+          <w:tcPr>
+            <w:tcW w:w="1403" w:type="dxa"/>
+          </w:tcPr>
+          <w:p>
+            <w:pPr>
+              <w:pStyle w:val="ListParagraph"/>
+              <w:ind w:left="0"/>
+              <w:jc w:val="center"/>
+            </w:pPr>
+            <w:r>
+              <w:t>N – 1</w:t>
+            </w:r>
+          </w:p>
+        </w:tc>
+        <w:tc>
+          <w:tcPr>
+            <w:tcW w:w="2760" w:type="dxa"/>
+          </w:tcPr>
+          <w:p>
+            <w:pPr>
+              <w:pStyle w:val="ListParagraph"/>
+              <w:ind w:left="0"/>
+              <w:jc w:val="center"/>
+            </w:pPr>
+            <w:r>
+              <w:t>B</w:t>
+            </w:r>
+          </w:p>
+        </w:tc>
+        <w:tc>
+          <w:tcPr>
+            <w:tcW w:w="1800" w:type="dxa"/>
+          </w:tcPr>
+          <w:p>
+            <w:pPr>
+              <w:pStyle w:val="ListParagraph"/>
+              <w:ind w:left="0"/>
+              <w:jc w:val="center"/>
+            </w:pPr>
+          </w:p>
+        </w:tc>
+      </w:tr>
+      <w:tr>
+        <w:tc>
+          <w:tcPr>
+            <w:tcW w:w="1403" w:type="dxa"/>
+          </w:tcPr>
+          <w:p>
+            <w:pPr>
+              <w:pStyle w:val="ListParagraph"/>
+              <w:ind w:left="0"/>
+              <w:jc w:val="center"/>
+            </w:pPr>
+            <w:r>
+              <w:t xml:space="preserve">N – 2 </w:t>
+            </w:r>
+          </w:p>
+        </w:tc>
+        <w:tc>
+          <w:tcPr>
+            <w:tcW w:w="2760" w:type="dxa"/>
+          </w:tcPr>
+          <w:p>
+            <w:pPr>
+              <w:pStyle w:val="ListParagraph"/>
+              <w:ind w:left="0"/>
+              <w:jc w:val="center"/>
+            </w:pPr>
+            <w:r>
+              <w:t>Biến cục bộ 1 hàm main</w:t>
+            </w:r>
+          </w:p>
+        </w:tc>
+        <w:tc>
+          <w:tcPr>
+            <w:tcW w:w="1800" w:type="dxa"/>
+          </w:tcPr>
+          <w:p>
+            <w:pPr>
+              <w:pStyle w:val="ListParagraph"/>
+              <w:ind w:left="0"/>
+              <w:jc w:val="center"/>
+            </w:pPr>
+          </w:p>
+        </w:tc>
+      </w:tr>
+      <w:tr>
+        <w:tc>
+          <w:tcPr>
+            <w:tcW w:w="1403" w:type="dxa"/>
+          </w:tcPr>
+          <w:p>
+            <w:pPr>
+              <w:pStyle w:val="ListParagraph"/>
+              <w:ind w:left="0"/>
+              <w:jc w:val="center"/>
+            </w:pPr>
+            <w:r>
+              <w:t>N – 3</w:t>
+            </w:r>
+          </w:p>
+        </w:tc>
+        <w:tc>
+          <w:tcPr>
+            <w:tcW w:w="2760" w:type="dxa"/>
+          </w:tcPr>
+          <w:p>
+            <w:pPr>
+              <w:pStyle w:val="ListParagraph"/>
+              <w:ind w:left="0"/>
+              <w:jc w:val="center"/>
+            </w:pPr>
+            <w:r>
+              <w:t>Biến cục bộ 2 hàm main</w:t>
+            </w:r>
+          </w:p>
+        </w:tc>
+        <w:tc>
+          <w:tcPr>
+            <w:tcW w:w="1800" w:type="dxa"/>
+          </w:tcPr>
+          <w:p>
+            <w:pPr>
+              <w:pStyle w:val="ListParagraph"/>
+              <w:ind w:left="0"/>
+              <w:jc w:val="center"/>
+            </w:pPr>
+          </w:p>
+        </w:tc>
+      </w:tr>
+      <w:tr>
+        <w:tc>
+          <w:tcPr>
+            <w:tcW w:w="1403" w:type="dxa"/>
+          </w:tcPr>
+          <w:p>
+            <w:pPr>
+              <w:pStyle w:val="ListParagraph"/>
+              <w:ind w:left="0"/>
+              <w:jc w:val="center"/>
+            </w:pPr>
+            <w:r>
+              <w:t>…</w:t>
+            </w:r>
+          </w:p>
+        </w:tc>
+        <w:tc>
+          <w:tcPr>
+            <w:tcW w:w="2760" w:type="dxa"/>
+          </w:tcPr>
+          <w:p>
+            <w:pPr>
+              <w:pStyle w:val="ListParagraph"/>
+              <w:ind w:left="0"/>
+              <w:jc w:val="center"/>
+            </w:pPr>
+            <w:r>
+              <w:t>…</w:t>
+            </w:r>
+          </w:p>
+        </w:tc>
+        <w:tc>
+          <w:tcPr>
+            <w:tcW w:w="1800" w:type="dxa"/>
+          </w:tcPr>
+          <w:p>
+            <w:pPr>
+              <w:pStyle w:val="ListParagraph"/>
+              <w:ind w:left="0"/>
+              <w:jc w:val="center"/>
+            </w:pPr>
+          </w:p>
+        </w:tc>
+      </w:tr>
+      <w:tr>
+        <w:tc>
+          <w:tcPr>
+            <w:tcW w:w="1403" w:type="dxa"/>
+          </w:tcPr>
+          <w:p>
+            <w:pPr>
+              <w:pStyle w:val="ListParagraph"/>
+              <w:ind w:left="0"/>
+              <w:jc w:val="center"/>
+            </w:pPr>
+            <w:r>
+              <w:t>N – L</w:t>
+            </w:r>
+          </w:p>
+        </w:tc>
+        <w:tc>
+          <w:tcPr>
+            <w:tcW w:w="2760" w:type="dxa"/>
+          </w:tcPr>
+          <w:p>
+            <w:pPr>
+              <w:pStyle w:val="ListParagraph"/>
+              <w:ind w:left="0"/>
+              <w:jc w:val="center"/>
+            </w:pPr>
+            <w:r>
+              <w:t>Biến cục bộ L – 1 hàm main</w:t>
+            </w:r>
+          </w:p>
+        </w:tc>
+        <w:tc>
+          <w:tcPr>
+            <w:tcW w:w="1800" w:type="dxa"/>
+          </w:tcPr>
+          <w:p>
+            <w:pPr>
+              <w:pStyle w:val="ListParagraph"/>
+              <w:ind w:left="0"/>
+              <w:jc w:val="center"/>
+            </w:pPr>
+          </w:p>
+        </w:tc>
+      </w:tr>
+      <w:tr>
+        <w:tc>
+          <w:tcPr>
+            <w:tcW w:w="1403" w:type="dxa"/>
+          </w:tcPr>
+          <w:p>
+            <w:pPr>
+              <w:pStyle w:val="ListParagraph"/>
+              <w:ind w:left="0"/>
+              <w:jc w:val="center"/>
+            </w:pPr>
+            <w:r>
+              <w:t xml:space="preserve">N </w:t>
+            </w:r>
+            <w:r>
+              <w:t>– L – 1</w:t>
+            </w:r>
+          </w:p>
+        </w:tc>
+        <w:tc>
+          <w:tcPr>
+            <w:tcW w:w="2760" w:type="dxa"/>
+          </w:tcPr>
+          <w:p>
+            <w:pPr>
+              <w:pStyle w:val="ListParagraph"/>
+              <w:ind w:left="0"/>
+              <w:jc w:val="center"/>
+            </w:pPr>
+            <w:r>
+              <w:t xml:space="preserve">Tham số </w:t>
+            </w:r>
+            <w:r>
+              <w:t>W</w:t>
+            </w:r>
+            <w:r>
+              <w:t xml:space="preserve"> hàm </w:t>
+            </w:r>
+            <w:r>
+              <w:t>foo</w:t>
+            </w:r>
+          </w:p>
+        </w:tc>
+        <w:tc>
+          <w:tcPr>
+            <w:tcW w:w="1800" w:type="dxa"/>
+          </w:tcPr>
+          <w:p>
+            <w:pPr>
+              <w:pStyle w:val="ListParagraph"/>
+              <w:ind w:left="0"/>
+              <w:jc w:val="center"/>
+            </w:pPr>
+          </w:p>
+        </w:tc>
+      </w:tr>
+      <w:tr>
+        <w:tc>
+          <w:tcPr>
+            <w:tcW w:w="1403" w:type="dxa"/>
+          </w:tcPr>
+          <w:p>
+            <w:pPr>
+              <w:pStyle w:val="ListParagraph"/>
+              <w:ind w:left="0"/>
+              <w:jc w:val="center"/>
+            </w:pPr>
+            <w:r>
+              <w:t>…</w:t>
+            </w:r>
+          </w:p>
+        </w:tc>
+        <w:tc>
+          <w:tcPr>
+            <w:tcW w:w="2760" w:type="dxa"/>
+          </w:tcPr>
+          <w:p>
+            <w:pPr>
+              <w:pStyle w:val="ListParagraph"/>
+              <w:ind w:left="0"/>
+              <w:jc w:val="center"/>
+            </w:pPr>
+            <w:r>
+              <w:t>…</w:t>
+            </w:r>
+          </w:p>
+        </w:tc>
+        <w:tc>
+          <w:tcPr>
+            <w:tcW w:w="1800" w:type="dxa"/>
+          </w:tcPr>
+          <w:p>
+            <w:pPr>
+              <w:pStyle w:val="ListParagraph"/>
+              <w:ind w:left="0"/>
+              <w:jc w:val="center"/>
+            </w:pPr>
+          </w:p>
+        </w:tc>
+      </w:tr>
+      <w:tr>
+        <w:tc>
+          <w:tcPr>
+            <w:tcW w:w="1403" w:type="dxa"/>
+          </w:tcPr>
+          <w:p>
+            <w:pPr>
+              <w:pStyle w:val="ListParagraph"/>
+              <w:ind w:left="0"/>
+              <w:jc w:val="center"/>
+            </w:pPr>
+            <w:r>
+              <w:t xml:space="preserve">N </w:t>
+            </w:r>
+            <w:r>
+              <w:t>– L – W + 1</w:t>
+            </w:r>
+          </w:p>
+        </w:tc>
+        <w:tc>
+          <w:tcPr>
+            <w:tcW w:w="2760" w:type="dxa"/>
+          </w:tcPr>
+          <w:p>
+            <w:pPr>
+              <w:pStyle w:val="ListParagraph"/>
+              <w:ind w:left="0"/>
+              <w:jc w:val="center"/>
+            </w:pPr>
+            <w:r>
+              <w:t xml:space="preserve">Tham số 2 hàm </w:t>
+            </w:r>
+            <w:r>
+              <w:t>foo</w:t>
+            </w:r>
+          </w:p>
+        </w:tc>
+        <w:tc>
+          <w:tcPr>
+            <w:tcW w:w="1800" w:type="dxa"/>
+          </w:tcPr>
+          <w:p>
+            <w:pPr>
+              <w:pStyle w:val="ListParagraph"/>
+              <w:ind w:left="0"/>
+              <w:jc w:val="center"/>
+            </w:pPr>
+          </w:p>
+        </w:tc>
+      </w:tr>
+      <w:tr>
+        <w:tc>
+          <w:tcPr>
+            <w:tcW w:w="1403" w:type="dxa"/>
+          </w:tcPr>
+          <w:p>
+            <w:pPr>
+              <w:pStyle w:val="ListParagraph"/>
+              <w:ind w:left="0"/>
+              <w:jc w:val="center"/>
+            </w:pPr>
+            <w:r>
+              <w:t xml:space="preserve">N </w:t>
+            </w:r>
+            <w:r>
+              <w:t>– L – W</w:t>
+            </w:r>
+          </w:p>
+        </w:tc>
+        <w:tc>
+          <w:tcPr>
+            <w:tcW w:w="2760" w:type="dxa"/>
+          </w:tcPr>
+          <w:p>
+            <w:pPr>
+              <w:pStyle w:val="ListParagraph"/>
+              <w:ind w:left="0"/>
+              <w:jc w:val="center"/>
+            </w:pPr>
+            <w:r>
+              <w:t xml:space="preserve">Tham số 1 hàm </w:t>
+            </w:r>
+            <w:r>
+              <w:t>foo</w:t>
+            </w:r>
+          </w:p>
+        </w:tc>
+        <w:tc>
+          <w:tcPr>
+            <w:tcW w:w="1800" w:type="dxa"/>
+          </w:tcPr>
+          <w:p>
+            <w:pPr>
+              <w:pStyle w:val="ListParagraph"/>
+              <w:ind w:left="0"/>
+              <w:jc w:val="center"/>
+            </w:pPr>
+          </w:p>
+        </w:tc>
+      </w:tr>
+      <w:tr>
+        <w:tc>
+          <w:tcPr>
+            <w:tcW w:w="1403" w:type="dxa"/>
+          </w:tcPr>
+          <w:p>
+            <w:pPr>
+              <w:pStyle w:val="ListParagraph"/>
+              <w:ind w:left="0"/>
+              <w:jc w:val="center"/>
+            </w:pPr>
+            <w:r>
+              <w:t>N – L – W</w:t>
+            </w:r>
+            <w:r>
+              <w:t xml:space="preserve"> – 1</w:t>
+            </w:r>
+          </w:p>
+        </w:tc>
+        <w:tc>
+          <w:tcPr>
+            <w:tcW w:w="2760" w:type="dxa"/>
+          </w:tcPr>
+          <w:p>
+            <w:pPr>
+              <w:pStyle w:val="ListParagraph"/>
+              <w:ind w:left="0"/>
+              <w:jc w:val="center"/>
+            </w:pPr>
+            <w:r>
+              <w:t>K + X + 2</w:t>
+            </w:r>
+          </w:p>
+        </w:tc>
+        <w:tc>
+          <w:tcPr>
+            <w:tcW w:w="1800" w:type="dxa"/>
+          </w:tcPr>
+          <w:p>
+            <w:pPr>
+              <w:pStyle w:val="ListParagraph"/>
+              <w:ind w:left="0"/>
+              <w:jc w:val="center"/>
+            </w:pPr>
+          </w:p>
+        </w:tc>
+      </w:tr>
+      <w:tr>
+        <w:tc>
+          <w:tcPr>
+            <w:tcW w:w="1403" w:type="dxa"/>
+          </w:tcPr>
+          <w:p>
+            <w:pPr>
+              <w:pStyle w:val="ListParagraph"/>
+              <w:ind w:left="0"/>
+              <w:jc w:val="center"/>
+            </w:pPr>
+            <w:r>
+              <w:t xml:space="preserve">N – L – W – </w:t>
+            </w:r>
+            <w:r>
+              <w:t>2</w:t>
+            </w:r>
+          </w:p>
+        </w:tc>
+        <w:tc>
+          <w:tcPr>
+            <w:tcW w:w="2760" w:type="dxa"/>
+          </w:tcPr>
+          <w:p>
+            <w:pPr>
+              <w:pStyle w:val="ListParagraph"/>
+              <w:ind w:left="0"/>
+              <w:jc w:val="center"/>
+            </w:pPr>
+            <w:r>
+              <w:t>N – 1</w:t>
+            </w:r>
+          </w:p>
+        </w:tc>
+        <w:tc>
+          <w:tcPr>
+            <w:tcW w:w="1800" w:type="dxa"/>
+          </w:tcPr>
+          <w:p>
+            <w:pPr>
+              <w:pStyle w:val="ListParagraph"/>
+              <w:ind w:left="0"/>
+              <w:jc w:val="center"/>
+            </w:pPr>
+            <w:r>
+              <w:t>Đỉnh Stack</w:t>
+            </w:r>
+          </w:p>
+        </w:tc>
+      </w:tr>
+      <w:tr>
+        <w:tc>
+          <w:tcPr>
+            <w:tcW w:w="1403" w:type="dxa"/>
+          </w:tcPr>
+          <w:p>
+            <w:pPr>
+              <w:pStyle w:val="ListParagraph"/>
+              <w:ind w:left="0"/>
+              <w:jc w:val="center"/>
+            </w:pPr>
+            <w:r>
+              <w:t>…</w:t>
+            </w:r>
+          </w:p>
+        </w:tc>
+        <w:tc>
+          <w:tcPr>
+            <w:tcW w:w="2760" w:type="dxa"/>
+          </w:tcPr>
+          <w:p>
+            <w:pPr>
+              <w:pStyle w:val="ListParagraph"/>
+              <w:ind w:left="0"/>
+              <w:jc w:val="center"/>
+            </w:pPr>
+            <w:r>
+              <w:t>…</w:t>
+            </w:r>
+          </w:p>
+        </w:tc>
+        <w:tc>
+          <w:tcPr>
+            <w:tcW w:w="1800" w:type="dxa"/>
+          </w:tcPr>
+          <w:p>
+            <w:pPr>
+              <w:pStyle w:val="ListParagraph"/>
+              <w:ind w:left="0"/>
+              <w:jc w:val="center"/>
+            </w:pPr>
+          </w:p>
+        </w:tc>
+      </w:tr>
+      <w:tr>
+        <w:tc>
+          <w:tcPr>
+            <w:tcW w:w="1403" w:type="dxa"/>
+          </w:tcPr>
+          <w:p>
+            <w:pPr>
+              <w:pStyle w:val="ListParagraph"/>
+              <w:ind w:left="0"/>
+              <w:jc w:val="center"/>
+            </w:pPr>
+            <w:r>
+              <w:t>H</w:t>
+            </w:r>
+          </w:p>
+        </w:tc>
+        <w:tc>
+          <w:tcPr>
+            <w:tcW w:w="2760" w:type="dxa"/>
+          </w:tcPr>
+          <w:p>
+            <w:pPr>
+              <w:pStyle w:val="ListParagraph"/>
+              <w:ind w:left="0"/>
+              <w:jc w:val="center"/>
+            </w:pPr>
+            <w:r>
+              <w:t>?</w:t>
+            </w:r>
+          </w:p>
+        </w:tc>
+        <w:tc>
+          <w:tcPr>
+            <w:tcW w:w="1800" w:type="dxa"/>
+          </w:tcPr>
+          <w:p>
+            <w:pPr>
+              <w:pStyle w:val="ListParagraph"/>
+              <w:ind w:left="0"/>
+              <w:jc w:val="center"/>
+            </w:pPr>
+            <w:r>
+              <w:t>Giới hạn Stack</w:t>
+            </w:r>
+          </w:p>
+        </w:tc>
+      </w:tr>
+    </w:tbl>
+    <w:p>
+      <w:pPr>
+        <w:pStyle w:val="ListParagraph"/>
+        <w:numPr>
+          <w:ilvl w:val="0"/>
+          <w:numId w:val="2"/>
+        </w:numPr>
+      </w:pPr>
+      <w:r>
+        <w:t>Register</w:t>
+      </w:r>
+    </w:p>
+    <w:tbl>
+      <w:tblPr>
+        <w:tblStyle w:val="TableGrid"/>
+        <w:tblW w:w="0" w:type="auto"/>
+        <w:tblInd w:w="1080" w:type="dxa"/>
+        <w:tblLook w:val="04A0" w:firstRow="1" w:lastRow="0" w:firstColumn="1" w:lastColumn="0" w:noHBand="0" w:noVBand="1"/>
+      </w:tblPr>
+      <w:tblGrid>
+        <w:gridCol w:w="1495"/>
+        <w:gridCol w:w="1185"/>
+      </w:tblGrid>
+      <w:tr>
+        <w:tc>
+          <w:tcPr>
+            <w:tcW w:w="1495" w:type="dxa"/>
+          </w:tcPr>
+          <w:p>
+            <w:pPr>
+              <w:pStyle w:val="ListParagraph"/>
+              <w:ind w:left="0"/>
+              <w:jc w:val="center"/>
+            </w:pPr>
+            <w:r>
+              <w:t>Dữ liệu</w:t>
+            </w:r>
+          </w:p>
+        </w:tc>
+        <w:tc>
+          <w:tcPr>
+            <w:tcW w:w="1185" w:type="dxa"/>
+          </w:tcPr>
+          <w:p>
+            <w:pPr>
+              <w:pStyle w:val="ListParagraph"/>
+              <w:ind w:left="0"/>
+              <w:jc w:val="center"/>
+            </w:pPr>
+            <w:r>
+              <w:t>Tên</w:t>
+            </w:r>
+          </w:p>
+        </w:tc>
+      </w:tr>
+      <w:tr>
+        <w:tc>
+          <w:tcPr>
+            <w:tcW w:w="1495" w:type="dxa"/>
+          </w:tcPr>
+          <w:p>
+            <w:pPr>
+              <w:pStyle w:val="ListParagraph"/>
+              <w:ind w:left="0"/>
+              <w:jc w:val="center"/>
+            </w:pPr>
+            <w:r>
+              <w:t>K + Y + 1</w:t>
+            </w:r>
+          </w:p>
+        </w:tc>
+        <w:tc>
+          <w:tcPr>
+            <w:tcW w:w="1185" w:type="dxa"/>
+          </w:tcPr>
+          <w:p>
+            <w:pPr>
+              <w:pStyle w:val="ListParagraph"/>
+              <w:ind w:left="0"/>
+              <w:jc w:val="center"/>
+            </w:pPr>
+            <w:r>
+              <w:t>EIP</w:t>
+            </w:r>
+          </w:p>
+        </w:tc>
+      </w:tr>
+      <w:tr>
+        <w:tc>
+          <w:tcPr>
+            <w:tcW w:w="1495" w:type="dxa"/>
+          </w:tcPr>
+          <w:p>
+            <w:pPr>
+              <w:pStyle w:val="ListParagraph"/>
+              <w:ind w:left="0"/>
+              <w:jc w:val="center"/>
+            </w:pPr>
+            <w:r>
+              <w:t>N – L – W – 2</w:t>
+            </w:r>
+          </w:p>
+        </w:tc>
+        <w:tc>
+          <w:tcPr>
+            <w:tcW w:w="1185" w:type="dxa"/>
+          </w:tcPr>
+          <w:p>
+            <w:pPr>
+              <w:pStyle w:val="ListParagraph"/>
+              <w:ind w:left="0"/>
+              <w:jc w:val="center"/>
+            </w:pPr>
+            <w:r>
+              <w:t>ESP</w:t>
+            </w:r>
+          </w:p>
+        </w:tc>
+      </w:tr>
+      <w:tr>
+        <w:tc>
+          <w:tcPr>
+            <w:tcW w:w="1495" w:type="dxa"/>
+          </w:tcPr>
+          <w:p>
+            <w:pPr>
+              <w:pStyle w:val="ListParagraph"/>
+              <w:ind w:left="0"/>
+              <w:jc w:val="center"/>
+            </w:pPr>
+            <w:r>
+              <w:t>N – L – W – 2</w:t>
+            </w:r>
+          </w:p>
+        </w:tc>
+        <w:tc>
+          <w:tcPr>
+            <w:tcW w:w="1185" w:type="dxa"/>
+          </w:tcPr>
+          <w:p>
+            <w:pPr>
+              <w:pStyle w:val="ListParagraph"/>
+              <w:ind w:left="0"/>
+              <w:jc w:val="center"/>
+            </w:pPr>
+            <w:r>
+              <w:t>EBP</w:t>
+            </w:r>
+          </w:p>
+        </w:tc>
+      </w:tr>
+      <w:tr>
+        <w:tc>
+          <w:tcPr>
+            <w:tcW w:w="1495" w:type="dxa"/>
+          </w:tcPr>
+          <w:p>
+            <w:pPr>
+              <w:pStyle w:val="ListParagraph"/>
+              <w:ind w:left="0"/>
+              <w:jc w:val="center"/>
+            </w:pPr>
+            <w:r>
+              <w:t>?</w:t>
+            </w:r>
+          </w:p>
+        </w:tc>
+        <w:tc>
+          <w:tcPr>
+            <w:tcW w:w="1185" w:type="dxa"/>
+          </w:tcPr>
+          <w:p>
+            <w:pPr>
+              <w:pStyle w:val="ListParagraph"/>
+              <w:ind w:left="0"/>
+              <w:jc w:val="center"/>
+            </w:pPr>
+            <w:r>
+              <w:t>EAX</w:t>
+            </w:r>
+          </w:p>
+        </w:tc>
+      </w:tr>
+      <w:tr>
+        <w:tc>
+          <w:tcPr>
+            <w:tcW w:w="1495" w:type="dxa"/>
+          </w:tcPr>
+          <w:p>
+            <w:pPr>
+              <w:pStyle w:val="ListParagraph"/>
+              <w:ind w:left="0"/>
+              <w:jc w:val="center"/>
+            </w:pPr>
+            <w:r>
+              <w:t>?</w:t>
+            </w:r>
+          </w:p>
+        </w:tc>
+        <w:tc>
+          <w:tcPr>
+            <w:tcW w:w="1185" w:type="dxa"/>
+          </w:tcPr>
+          <w:p>
+            <w:pPr>
+              <w:pStyle w:val="ListParagraph"/>
+              <w:ind w:left="0"/>
+              <w:jc w:val="center"/>
+            </w:pPr>
+            <w:r>
+              <w:t>EBX</w:t>
+            </w:r>
+          </w:p>
+        </w:tc>
+      </w:tr>
+      <w:tr>
+        <w:tc>
+          <w:tcPr>
+            <w:tcW w:w="1495" w:type="dxa"/>
+          </w:tcPr>
+          <w:p>
+            <w:pPr>
+              <w:pStyle w:val="ListParagraph"/>
+              <w:ind w:left="0"/>
+              <w:jc w:val="center"/>
+            </w:pPr>
+            <w:r>
+              <w:t>…</w:t>
+            </w:r>
+          </w:p>
+        </w:tc>
+        <w:tc>
+          <w:tcPr>
+            <w:tcW w:w="1185" w:type="dxa"/>
+          </w:tcPr>
+          <w:p>
+            <w:pPr>
+              <w:pStyle w:val="ListParagraph"/>
+              <w:ind w:left="0"/>
+              <w:jc w:val="center"/>
+            </w:pPr>
+            <w:r>
+              <w:t>…</w:t>
+            </w:r>
+          </w:p>
+        </w:tc>
+      </w:tr>
+    </w:tbl>
+    <w:p>
+      <w:pPr>
+        <w:pStyle w:val="ListParagraph"/>
+        <w:numPr>
+          <w:ilvl w:val="0"/>
+          <w:numId w:val="2"/>
+        </w:numPr>
+      </w:pPr>
+      <w:r>
+        <w:t xml:space="preserve">Sau thời điểm này, Instruction </w:t>
+      </w:r>
+      <w:r>
+        <w:t>Y + 1</w:t>
+      </w:r>
+      <w:r>
+        <w:t xml:space="preserve"> sẽ được thực hiện, sau đó đến </w:t>
+      </w:r>
+      <w:r>
+        <w:t>Y + 2</w:t>
+      </w:r>
+      <w:r>
+        <w:t xml:space="preserve">, …,  cho đến khi EIP mang giá trị là </w:t>
+      </w:r>
+      <w:r>
+        <w:t>K + Z + 1</w:t>
+      </w:r>
+      <w:r>
+        <w:t>, giả sử thời điểm đó bộ nhớ có dạng sau</w:t>
+      </w:r>
+    </w:p>
+    <w:p>
+      <w:pPr>
+        <w:pStyle w:val="ListParagraph"/>
+        <w:numPr>
+          <w:ilvl w:val="0"/>
+          <w:numId w:val="2"/>
+        </w:numPr>
+      </w:pPr>
+      <w:r>
+        <w:t>Stack</w:t>
+      </w:r>
+    </w:p>
+    <w:tbl>
+      <w:tblPr>
+        <w:tblStyle w:val="TableGrid"/>
+        <w:tblW w:w="0" w:type="auto"/>
+        <w:tblInd w:w="1080" w:type="dxa"/>
+        <w:tblLook w:val="04A0" w:firstRow="1" w:lastRow="0" w:firstColumn="1" w:lastColumn="0" w:noHBand="0" w:noVBand="1"/>
+      </w:tblPr>
+      <w:tblGrid>
+        <w:gridCol w:w="1531"/>
+        <w:gridCol w:w="2760"/>
+        <w:gridCol w:w="1800"/>
+      </w:tblGrid>
+      <w:tr>
+        <w:tc>
+          <w:tcPr>
+            <w:tcW w:w="1531" w:type="dxa"/>
+          </w:tcPr>
+          <w:p>
+            <w:pPr>
+              <w:pStyle w:val="ListParagraph"/>
+              <w:ind w:left="0"/>
+              <w:jc w:val="center"/>
+            </w:pPr>
+            <w:r>
+              <w:lastRenderedPageBreak/>
+              <w:t>Địa chỉ</w:t>
+            </w:r>
+          </w:p>
+        </w:tc>
+        <w:tc>
+          <w:tcPr>
+            <w:tcW w:w="2760" w:type="dxa"/>
+          </w:tcPr>
+          <w:p>
+            <w:pPr>
+              <w:pStyle w:val="ListParagraph"/>
+              <w:ind w:left="0"/>
+              <w:jc w:val="center"/>
+            </w:pPr>
+            <w:r>
+              <w:t>Dữ liệu</w:t>
+            </w:r>
+          </w:p>
+        </w:tc>
+        <w:tc>
+          <w:tcPr>
+            <w:tcW w:w="1800" w:type="dxa"/>
+          </w:tcPr>
+          <w:p>
+            <w:pPr>
+              <w:pStyle w:val="ListParagraph"/>
+              <w:ind w:left="0"/>
+              <w:jc w:val="center"/>
+            </w:pPr>
+            <w:r>
+              <w:t>Tên</w:t>
+            </w:r>
+          </w:p>
+        </w:tc>
+      </w:tr>
+      <w:tr>
+        <w:tc>
+          <w:tcPr>
+            <w:tcW w:w="1531" w:type="dxa"/>
+          </w:tcPr>
+          <w:p>
+            <w:pPr>
+              <w:pStyle w:val="ListParagraph"/>
+              <w:ind w:left="0"/>
+              <w:jc w:val="center"/>
+            </w:pPr>
+            <w:r>
+              <w:t>N + M</w:t>
+            </w:r>
+          </w:p>
+        </w:tc>
+        <w:tc>
+          <w:tcPr>
+            <w:tcW w:w="2760" w:type="dxa"/>
+          </w:tcPr>
+          <w:p>
+            <w:pPr>
+              <w:pStyle w:val="ListParagraph"/>
+              <w:ind w:left="0"/>
+              <w:jc w:val="center"/>
+            </w:pPr>
+            <w:r>
+              <w:t>Tham số M hàm main</w:t>
+            </w:r>
+          </w:p>
+        </w:tc>
+        <w:tc>
+          <w:tcPr>
+            <w:tcW w:w="1800" w:type="dxa"/>
+          </w:tcPr>
+          <w:p>
+            <w:pPr>
+              <w:pStyle w:val="ListParagraph"/>
+              <w:ind w:left="0"/>
+              <w:jc w:val="center"/>
+            </w:pPr>
+            <w:r>
+              <w:t>Đáy Stack</w:t>
+            </w:r>
+          </w:p>
+        </w:tc>
+      </w:tr>
+      <w:tr>
+        <w:tc>
+          <w:tcPr>
+            <w:tcW w:w="1531" w:type="dxa"/>
+          </w:tcPr>
+          <w:p>
+            <w:pPr>
+              <w:pStyle w:val="ListParagraph"/>
+              <w:ind w:left="0"/>
+              <w:jc w:val="center"/>
+            </w:pPr>
+            <w:r>
+              <w:t>…</w:t>
+            </w:r>
+          </w:p>
+        </w:tc>
+        <w:tc>
+          <w:tcPr>
+            <w:tcW w:w="2760" w:type="dxa"/>
+          </w:tcPr>
+          <w:p>
+            <w:pPr>
+              <w:pStyle w:val="ListParagraph"/>
+              <w:ind w:left="0"/>
+              <w:jc w:val="center"/>
+            </w:pPr>
+            <w:r>
+              <w:t>…</w:t>
+            </w:r>
+          </w:p>
+        </w:tc>
+        <w:tc>
+          <w:tcPr>
+            <w:tcW w:w="1800" w:type="dxa"/>
+          </w:tcPr>
+          <w:p>
+            <w:pPr>
+              <w:pStyle w:val="ListParagraph"/>
+              <w:ind w:left="0"/>
+              <w:jc w:val="center"/>
+            </w:pPr>
+          </w:p>
+        </w:tc>
+      </w:tr>
+      <w:tr>
+        <w:tc>
+          <w:tcPr>
+            <w:tcW w:w="1531" w:type="dxa"/>
+          </w:tcPr>
+          <w:p>
+            <w:pPr>
+              <w:pStyle w:val="ListParagraph"/>
+              <w:ind w:left="0"/>
+              <w:jc w:val="center"/>
+            </w:pPr>
+            <w:r>
+              <w:t>N + 2</w:t>
+            </w:r>
+          </w:p>
+        </w:tc>
+        <w:tc>
+          <w:tcPr>
+            <w:tcW w:w="2760" w:type="dxa"/>
+          </w:tcPr>
+          <w:p>
+            <w:pPr>
+              <w:pStyle w:val="ListParagraph"/>
+              <w:ind w:left="0"/>
+              <w:jc w:val="center"/>
+            </w:pPr>
+            <w:r>
+              <w:t>Tham số 2 hàm main</w:t>
+            </w:r>
+          </w:p>
+        </w:tc>
+        <w:tc>
+          <w:tcPr>
+            <w:tcW w:w="1800" w:type="dxa"/>
+          </w:tcPr>
+          <w:p>
+            <w:pPr>
+              <w:pStyle w:val="ListParagraph"/>
+              <w:ind w:left="0"/>
+              <w:jc w:val="center"/>
+            </w:pPr>
+          </w:p>
+        </w:tc>
+      </w:tr>
+      <w:tr>
+        <w:tc>
+          <w:tcPr>
+            <w:tcW w:w="1531" w:type="dxa"/>
+          </w:tcPr>
+          <w:p>
+            <w:pPr>
+              <w:pStyle w:val="ListParagraph"/>
+              <w:ind w:left="0"/>
+              <w:jc w:val="center"/>
+            </w:pPr>
+            <w:r>
+              <w:t>N + 1</w:t>
+            </w:r>
+          </w:p>
+        </w:tc>
+        <w:tc>
+          <w:tcPr>
+            <w:tcW w:w="2760" w:type="dxa"/>
+          </w:tcPr>
+          <w:p>
+            <w:pPr>
+              <w:pStyle w:val="ListParagraph"/>
+              <w:ind w:left="0"/>
+              <w:jc w:val="center"/>
+            </w:pPr>
+            <w:r>
+              <w:t>Tham số 1 hàm main</w:t>
+            </w:r>
+          </w:p>
+        </w:tc>
+        <w:tc>
+          <w:tcPr>
+            <w:tcW w:w="1800" w:type="dxa"/>
+          </w:tcPr>
+          <w:p>
+            <w:pPr>
+              <w:pStyle w:val="ListParagraph"/>
+              <w:ind w:left="0"/>
+              <w:jc w:val="center"/>
+            </w:pPr>
+          </w:p>
+        </w:tc>
+      </w:tr>
+      <w:tr>
+        <w:tc>
+          <w:tcPr>
+            <w:tcW w:w="1531" w:type="dxa"/>
+          </w:tcPr>
+          <w:p>
+            <w:pPr>
+              <w:pStyle w:val="ListParagraph"/>
+              <w:ind w:left="0"/>
+              <w:jc w:val="center"/>
+            </w:pPr>
+            <w:r>
+              <w:t>N</w:t>
+            </w:r>
+          </w:p>
+        </w:tc>
+        <w:tc>
+          <w:tcPr>
+            <w:tcW w:w="2760" w:type="dxa"/>
+          </w:tcPr>
+          <w:p>
+            <w:pPr>
+              <w:pStyle w:val="ListParagraph"/>
+              <w:ind w:left="0"/>
+              <w:jc w:val="center"/>
+            </w:pPr>
+            <w:r>
+              <w:t>A</w:t>
+            </w:r>
+          </w:p>
+        </w:tc>
+        <w:tc>
+          <w:tcPr>
+            <w:tcW w:w="1800" w:type="dxa"/>
+          </w:tcPr>
+          <w:p>
+            <w:pPr>
+              <w:pStyle w:val="ListParagraph"/>
+              <w:ind w:left="0"/>
+              <w:jc w:val="center"/>
+            </w:pPr>
+          </w:p>
+        </w:tc>
+      </w:tr>
+      <w:tr>
+        <w:tc>
+          <w:tcPr>
+            <w:tcW w:w="1531" w:type="dxa"/>
+          </w:tcPr>
+          <w:p>
+            <w:pPr>
+              <w:pStyle w:val="ListParagraph"/>
+              <w:ind w:left="0"/>
+              <w:jc w:val="center"/>
+            </w:pPr>
+            <w:r>
+              <w:t>N – 1</w:t>
+            </w:r>
+          </w:p>
+        </w:tc>
+        <w:tc>
+          <w:tcPr>
+            <w:tcW w:w="2760" w:type="dxa"/>
+          </w:tcPr>
+          <w:p>
+            <w:pPr>
+              <w:pStyle w:val="ListParagraph"/>
+              <w:ind w:left="0"/>
+              <w:jc w:val="center"/>
+            </w:pPr>
+            <w:r>
+              <w:t>B</w:t>
+            </w:r>
+          </w:p>
+        </w:tc>
+        <w:tc>
+          <w:tcPr>
+            <w:tcW w:w="1800" w:type="dxa"/>
+          </w:tcPr>
+          <w:p>
+            <w:pPr>
+              <w:pStyle w:val="ListParagraph"/>
+              <w:ind w:left="0"/>
+              <w:jc w:val="center"/>
+            </w:pPr>
+          </w:p>
+        </w:tc>
+      </w:tr>
+      <w:tr>
+        <w:tc>
+          <w:tcPr>
+            <w:tcW w:w="1531" w:type="dxa"/>
+          </w:tcPr>
+          <w:p>
+            <w:pPr>
+              <w:pStyle w:val="ListParagraph"/>
+              <w:ind w:left="0"/>
+              <w:jc w:val="center"/>
+            </w:pPr>
+            <w:r>
+              <w:t xml:space="preserve">N – 2 </w:t>
+            </w:r>
+          </w:p>
+        </w:tc>
+        <w:tc>
+          <w:tcPr>
+            <w:tcW w:w="2760" w:type="dxa"/>
+          </w:tcPr>
+          <w:p>
+            <w:pPr>
+              <w:pStyle w:val="ListParagraph"/>
+              <w:ind w:left="0"/>
+              <w:jc w:val="center"/>
+            </w:pPr>
+            <w:r>
+              <w:t>Biến cục bộ 1 hàm main</w:t>
+            </w:r>
+          </w:p>
+        </w:tc>
+        <w:tc>
+          <w:tcPr>
+            <w:tcW w:w="1800" w:type="dxa"/>
+          </w:tcPr>
+          <w:p>
+            <w:pPr>
+              <w:pStyle w:val="ListParagraph"/>
+              <w:ind w:left="0"/>
+              <w:jc w:val="center"/>
+            </w:pPr>
+          </w:p>
+        </w:tc>
+      </w:tr>
+      <w:tr>
+        <w:tc>
+          <w:tcPr>
+            <w:tcW w:w="1531" w:type="dxa"/>
+          </w:tcPr>
+          <w:p>
+            <w:pPr>
+              <w:pStyle w:val="ListParagraph"/>
+              <w:ind w:left="0"/>
+              <w:jc w:val="center"/>
+            </w:pPr>
+            <w:r>
+              <w:t>N – 3</w:t>
+            </w:r>
+          </w:p>
+        </w:tc>
+        <w:tc>
+          <w:tcPr>
+            <w:tcW w:w="2760" w:type="dxa"/>
+          </w:tcPr>
+          <w:p>
+            <w:pPr>
+              <w:pStyle w:val="ListParagraph"/>
+              <w:ind w:left="0"/>
+              <w:jc w:val="center"/>
+            </w:pPr>
+            <w:r>
+              <w:t>Biến cục bộ 2 hàm main</w:t>
+            </w:r>
+          </w:p>
+        </w:tc>
+        <w:tc>
+          <w:tcPr>
+            <w:tcW w:w="1800" w:type="dxa"/>
+          </w:tcPr>
+          <w:p>
+            <w:pPr>
+              <w:pStyle w:val="ListParagraph"/>
+              <w:ind w:left="0"/>
+              <w:jc w:val="center"/>
+            </w:pPr>
+          </w:p>
+        </w:tc>
+      </w:tr>
+      <w:tr>
+        <w:tc>
+          <w:tcPr>
+            <w:tcW w:w="1531" w:type="dxa"/>
+          </w:tcPr>
+          <w:p>
+            <w:pPr>
+              <w:pStyle w:val="ListParagraph"/>
+              <w:ind w:left="0"/>
+              <w:jc w:val="center"/>
+            </w:pPr>
+            <w:r>
+              <w:t>…</w:t>
+            </w:r>
+          </w:p>
+        </w:tc>
+        <w:tc>
+          <w:tcPr>
+            <w:tcW w:w="2760" w:type="dxa"/>
+          </w:tcPr>
+          <w:p>
+            <w:pPr>
+              <w:pStyle w:val="ListParagraph"/>
+              <w:ind w:left="0"/>
+              <w:jc w:val="center"/>
+            </w:pPr>
+            <w:r>
+              <w:t>…</w:t>
+            </w:r>
+          </w:p>
+        </w:tc>
+        <w:tc>
+          <w:tcPr>
+            <w:tcW w:w="1800" w:type="dxa"/>
+          </w:tcPr>
+          <w:p>
+            <w:pPr>
+              <w:pStyle w:val="ListParagraph"/>
+              <w:ind w:left="0"/>
+              <w:jc w:val="center"/>
+            </w:pPr>
+          </w:p>
+        </w:tc>
+      </w:tr>
+      <w:tr>
+        <w:tc>
+          <w:tcPr>
+            <w:tcW w:w="1531" w:type="dxa"/>
+          </w:tcPr>
+          <w:p>
+            <w:pPr>
+              <w:pStyle w:val="ListParagraph"/>
+              <w:ind w:left="0"/>
+              <w:jc w:val="center"/>
+            </w:pPr>
+            <w:r>
+              <w:t>N – L</w:t>
+            </w:r>
+          </w:p>
+        </w:tc>
+        <w:tc>
+          <w:tcPr>
+            <w:tcW w:w="2760" w:type="dxa"/>
+          </w:tcPr>
+          <w:p>
+            <w:pPr>
+              <w:pStyle w:val="ListParagraph"/>
+              <w:ind w:left="0"/>
+              <w:jc w:val="center"/>
+            </w:pPr>
+            <w:r>
+              <w:t>Biến cục bộ L – 1 hàm main</w:t>
+            </w:r>
+          </w:p>
+        </w:tc>
+        <w:tc>
+          <w:tcPr>
+            <w:tcW w:w="1800" w:type="dxa"/>
+          </w:tcPr>
+          <w:p>
+            <w:pPr>
+              <w:pStyle w:val="ListParagraph"/>
+              <w:ind w:left="0"/>
+              <w:jc w:val="center"/>
+            </w:pPr>
+          </w:p>
+        </w:tc>
+      </w:tr>
+      <w:tr>
+        <w:tc>
+          <w:tcPr>
+            <w:tcW w:w="1531" w:type="dxa"/>
+          </w:tcPr>
+          <w:p>
+            <w:pPr>
+              <w:pStyle w:val="ListParagraph"/>
+              <w:ind w:left="0"/>
+              <w:jc w:val="center"/>
+            </w:pPr>
+            <w:r>
+              <w:t>N – L – 1</w:t>
+            </w:r>
+          </w:p>
+        </w:tc>
+        <w:tc>
+          <w:tcPr>
+            <w:tcW w:w="2760" w:type="dxa"/>
+          </w:tcPr>
+          <w:p>
+            <w:pPr>
+              <w:pStyle w:val="ListParagraph"/>
+              <w:ind w:left="0"/>
+              <w:jc w:val="center"/>
+            </w:pPr>
+            <w:r>
+              <w:t>Tham số W hàm foo</w:t>
+            </w:r>
+          </w:p>
+        </w:tc>
+        <w:tc>
+          <w:tcPr>
+            <w:tcW w:w="1800" w:type="dxa"/>
+          </w:tcPr>
+          <w:p>
+            <w:pPr>
+              <w:pStyle w:val="ListParagraph"/>
+              <w:ind w:left="0"/>
+              <w:jc w:val="center"/>
+            </w:pPr>
+          </w:p>
+        </w:tc>
+      </w:tr>
+      <w:tr>
+        <w:tc>
+          <w:tcPr>
+            <w:tcW w:w="1531" w:type="dxa"/>
+          </w:tcPr>
+          <w:p>
+            <w:pPr>
+              <w:pStyle w:val="ListParagraph"/>
+              <w:ind w:left="0"/>
+              <w:jc w:val="center"/>
+            </w:pPr>
+            <w:r>
+              <w:t>…</w:t>
+            </w:r>
+          </w:p>
+        </w:tc>
+        <w:tc>
+          <w:tcPr>
+            <w:tcW w:w="2760" w:type="dxa"/>
+          </w:tcPr>
+          <w:p>
+            <w:pPr>
+              <w:pStyle w:val="ListParagraph"/>
+              <w:ind w:left="0"/>
+              <w:jc w:val="center"/>
+            </w:pPr>
+            <w:r>
+              <w:t>…</w:t>
+            </w:r>
+          </w:p>
+        </w:tc>
+        <w:tc>
+          <w:tcPr>
+            <w:tcW w:w="1800" w:type="dxa"/>
+          </w:tcPr>
+          <w:p>
+            <w:pPr>
+              <w:pStyle w:val="ListParagraph"/>
+              <w:ind w:left="0"/>
+              <w:jc w:val="center"/>
+            </w:pPr>
+          </w:p>
+        </w:tc>
+      </w:tr>
+      <w:tr>
+        <w:tc>
+          <w:tcPr>
+            <w:tcW w:w="1531" w:type="dxa"/>
+          </w:tcPr>
+          <w:p>
+            <w:pPr>
+              <w:pStyle w:val="ListParagraph"/>
+              <w:ind w:left="0"/>
+              <w:jc w:val="center"/>
+            </w:pPr>
+            <w:r>
+              <w:t>N – L – W + 1</w:t>
+            </w:r>
+          </w:p>
+        </w:tc>
+        <w:tc>
+          <w:tcPr>
+            <w:tcW w:w="2760" w:type="dxa"/>
+          </w:tcPr>
+          <w:p>
+            <w:pPr>
+              <w:pStyle w:val="ListParagraph"/>
+              <w:ind w:left="0"/>
+              <w:jc w:val="center"/>
+            </w:pPr>
+            <w:r>
+              <w:t>Tham số 2 hàm foo</w:t>
+            </w:r>
+          </w:p>
+        </w:tc>
+        <w:tc>
+          <w:tcPr>
+            <w:tcW w:w="1800" w:type="dxa"/>
+          </w:tcPr>
+          <w:p>
+            <w:pPr>
+              <w:pStyle w:val="ListParagraph"/>
+              <w:ind w:left="0"/>
+              <w:jc w:val="center"/>
+            </w:pPr>
+          </w:p>
+        </w:tc>
+      </w:tr>
+      <w:tr>
+        <w:tc>
+          <w:tcPr>
+            <w:tcW w:w="1531" w:type="dxa"/>
+          </w:tcPr>
+          <w:p>
+            <w:pPr>
+              <w:pStyle w:val="ListParagraph"/>
+              <w:ind w:left="0"/>
+              <w:jc w:val="center"/>
+            </w:pPr>
+            <w:r>
+              <w:t>N – L – W</w:t>
+            </w:r>
+          </w:p>
+        </w:tc>
+        <w:tc>
+          <w:tcPr>
+            <w:tcW w:w="2760" w:type="dxa"/>
+          </w:tcPr>
+          <w:p>
+            <w:pPr>
+              <w:pStyle w:val="ListParagraph"/>
+              <w:ind w:left="0"/>
+              <w:jc w:val="center"/>
+            </w:pPr>
+            <w:r>
+              <w:t>Tham số 1 hàm foo</w:t>
+            </w:r>
+          </w:p>
+        </w:tc>
+        <w:tc>
+          <w:tcPr>
+            <w:tcW w:w="1800" w:type="dxa"/>
+          </w:tcPr>
+          <w:p>
+            <w:pPr>
+              <w:pStyle w:val="ListParagraph"/>
+              <w:ind w:left="0"/>
+              <w:jc w:val="center"/>
+            </w:pPr>
+          </w:p>
+        </w:tc>
+      </w:tr>
+      <w:tr>
+        <w:tc>
+          <w:tcPr>
+            <w:tcW w:w="1531" w:type="dxa"/>
+          </w:tcPr>
+          <w:p>
+            <w:pPr>
+              <w:pStyle w:val="ListParagraph"/>
+              <w:ind w:left="0"/>
+              <w:jc w:val="center"/>
+            </w:pPr>
+            <w:r>
+              <w:t>N – L – W – 1</w:t>
+            </w:r>
+          </w:p>
+        </w:tc>
+        <w:tc>
+          <w:tcPr>
+            <w:tcW w:w="2760" w:type="dxa"/>
+          </w:tcPr>
+          <w:p>
+            <w:pPr>
+              <w:pStyle w:val="ListParagraph"/>
+              <w:ind w:left="0"/>
+              <w:jc w:val="center"/>
+            </w:pPr>
+            <w:r>
+              <w:t>K + X + 2</w:t>
+            </w:r>
+          </w:p>
+        </w:tc>
+        <w:tc>
+          <w:tcPr>
+            <w:tcW w:w="1800" w:type="dxa"/>
+          </w:tcPr>
+          <w:p>
+            <w:pPr>
+              <w:pStyle w:val="ListParagraph"/>
+              <w:ind w:left="0"/>
+              <w:jc w:val="center"/>
+            </w:pPr>
+          </w:p>
+        </w:tc>
+      </w:tr>
+      <w:tr>
+        <w:tc>
+          <w:tcPr>
+            <w:tcW w:w="1531" w:type="dxa"/>
+          </w:tcPr>
+          <w:p>
+            <w:pPr>
+              <w:pStyle w:val="ListParagraph"/>
+              <w:ind w:left="0"/>
+              <w:jc w:val="center"/>
+            </w:pPr>
+            <w:r>
+              <w:t>N – L – W – 2</w:t>
+            </w:r>
+          </w:p>
+        </w:tc>
+        <w:tc>
+          <w:tcPr>
+            <w:tcW w:w="2760" w:type="dxa"/>
+          </w:tcPr>
+          <w:p>
+            <w:pPr>
+              <w:pStyle w:val="ListParagraph"/>
+              <w:ind w:left="0"/>
+              <w:jc w:val="center"/>
+            </w:pPr>
+            <w:r>
+              <w:t>N – 1</w:t>
+            </w:r>
+          </w:p>
+        </w:tc>
+        <w:tc>
+          <w:tcPr>
+            <w:tcW w:w="1800" w:type="dxa"/>
+          </w:tcPr>
+          <w:p>
+            <w:pPr>
+              <w:pStyle w:val="ListParagraph"/>
+              <w:ind w:left="0"/>
+              <w:jc w:val="center"/>
+            </w:pPr>
+          </w:p>
+        </w:tc>
+      </w:tr>
+      <w:tr>
+        <w:tc>
+          <w:tcPr>
+            <w:tcW w:w="1531" w:type="dxa"/>
+          </w:tcPr>
+          <w:p>
+            <w:pPr>
+              <w:pStyle w:val="ListParagraph"/>
+              <w:ind w:left="0"/>
+              <w:jc w:val="center"/>
+            </w:pPr>
+            <w:r>
+              <w:t xml:space="preserve">N – L – W – </w:t>
+            </w:r>
+            <w:r>
+              <w:t>3</w:t>
+            </w:r>
+          </w:p>
+        </w:tc>
+        <w:tc>
+          <w:tcPr>
+            <w:tcW w:w="2760" w:type="dxa"/>
+          </w:tcPr>
+          <w:p>
+            <w:pPr>
+              <w:pStyle w:val="ListParagraph"/>
+              <w:ind w:left="0"/>
+              <w:jc w:val="center"/>
+            </w:pPr>
+            <w:r>
+              <w:t xml:space="preserve">Biến cục bộ 1 hàm </w:t>
+            </w:r>
+            <w:r>
+              <w:t>foo</w:t>
+            </w:r>
+          </w:p>
+        </w:tc>
+        <w:tc>
+          <w:tcPr>
+            <w:tcW w:w="1800" w:type="dxa"/>
+          </w:tcPr>
+          <w:p>
+            <w:pPr>
+              <w:pStyle w:val="ListParagraph"/>
+              <w:ind w:left="0"/>
+              <w:jc w:val="center"/>
+            </w:pPr>
+          </w:p>
+        </w:tc>
+      </w:tr>
+      <w:tr>
+        <w:tc>
+          <w:tcPr>
+            <w:tcW w:w="1531" w:type="dxa"/>
+          </w:tcPr>
+          <w:p>
+            <w:pPr>
+              <w:pStyle w:val="ListParagraph"/>
+              <w:ind w:left="0"/>
+              <w:jc w:val="center"/>
+            </w:pPr>
+            <w:r>
+              <w:t xml:space="preserve">N – L – W – </w:t>
+            </w:r>
+            <w:r>
+              <w:t>4</w:t>
+            </w:r>
+          </w:p>
+        </w:tc>
+        <w:tc>
+          <w:tcPr>
+            <w:tcW w:w="2760" w:type="dxa"/>
+          </w:tcPr>
+          <w:p>
+            <w:pPr>
+              <w:pStyle w:val="ListParagraph"/>
+              <w:ind w:left="0"/>
+              <w:jc w:val="center"/>
+            </w:pPr>
+            <w:r>
+              <w:t xml:space="preserve">Biến cục bộ 2 hàm </w:t>
+            </w:r>
+            <w:r>
+              <w:t>foo</w:t>
+            </w:r>
+          </w:p>
+        </w:tc>
+        <w:tc>
+          <w:tcPr>
+            <w:tcW w:w="1800" w:type="dxa"/>
+          </w:tcPr>
+          <w:p>
+            <w:pPr>
+              <w:pStyle w:val="ListParagraph"/>
+              <w:ind w:left="0"/>
+              <w:jc w:val="center"/>
+            </w:pPr>
+          </w:p>
+        </w:tc>
+      </w:tr>
+      <w:tr>
+        <w:tc>
+          <w:tcPr>
+            <w:tcW w:w="1531" w:type="dxa"/>
+          </w:tcPr>
+          <w:p>
+            <w:pPr>
+              <w:pStyle w:val="ListParagraph"/>
+              <w:ind w:left="0"/>
+              <w:jc w:val="center"/>
+            </w:pPr>
+            <w:r>
+              <w:t>…</w:t>
+            </w:r>
+          </w:p>
+        </w:tc>
+        <w:tc>
+          <w:tcPr>
+            <w:tcW w:w="2760" w:type="dxa"/>
+          </w:tcPr>
+          <w:p>
+            <w:pPr>
+              <w:pStyle w:val="ListParagraph"/>
+              <w:ind w:left="0"/>
+              <w:jc w:val="center"/>
+            </w:pPr>
+            <w:r>
+              <w:t>…</w:t>
+            </w:r>
+          </w:p>
+        </w:tc>
+        <w:tc>
+          <w:tcPr>
+            <w:tcW w:w="1800" w:type="dxa"/>
+          </w:tcPr>
+          <w:p>
+            <w:pPr>
+              <w:pStyle w:val="ListParagraph"/>
+              <w:ind w:left="0"/>
+              <w:jc w:val="center"/>
+            </w:pPr>
+          </w:p>
+        </w:tc>
+      </w:tr>
+      <w:tr>
+        <w:tc>
+          <w:tcPr>
+            <w:tcW w:w="1531" w:type="dxa"/>
+          </w:tcPr>
+          <w:p>
+            <w:pPr>
+              <w:pStyle w:val="ListParagraph"/>
+              <w:ind w:left="0"/>
+              <w:jc w:val="center"/>
+            </w:pPr>
+            <w:r>
+              <w:t xml:space="preserve">N – L – W – </w:t>
+            </w:r>
+            <w:r>
+              <w:t>Q</w:t>
+            </w:r>
+          </w:p>
+        </w:tc>
+        <w:tc>
+          <w:tcPr>
+            <w:tcW w:w="2760" w:type="dxa"/>
+          </w:tcPr>
+          <w:p>
+            <w:pPr>
+              <w:pStyle w:val="ListParagraph"/>
+              <w:ind w:left="0"/>
+              <w:jc w:val="center"/>
+            </w:pPr>
+            <w:r>
+              <w:t>Biến cục bộ</w:t>
+            </w:r>
+            <w:r>
+              <w:t xml:space="preserve"> Q </w:t>
+            </w:r>
+            <w:r>
+              <w:t xml:space="preserve">– </w:t>
+            </w:r>
+            <w:r>
+              <w:t>2</w:t>
+            </w:r>
+            <w:r>
+              <w:t xml:space="preserve"> hàm </w:t>
+            </w:r>
+            <w:r>
+              <w:t>foo</w:t>
+            </w:r>
+          </w:p>
+        </w:tc>
+        <w:tc>
+          <w:tcPr>
+            <w:tcW w:w="1800" w:type="dxa"/>
+          </w:tcPr>
+          <w:p>
+            <w:pPr>
+              <w:pStyle w:val="ListParagraph"/>
+              <w:ind w:left="0"/>
+              <w:jc w:val="center"/>
+            </w:pPr>
+            <w:r>
+              <w:t>Đỉnh Stack</w:t>
+            </w:r>
+          </w:p>
+        </w:tc>
+      </w:tr>
+      <w:tr>
+        <w:tc>
+          <w:tcPr>
+            <w:tcW w:w="1531" w:type="dxa"/>
+          </w:tcPr>
+          <w:p>
+            <w:pPr>
+              <w:pStyle w:val="ListParagraph"/>
+              <w:ind w:left="0"/>
+              <w:jc w:val="center"/>
+            </w:pPr>
+            <w:r>
+              <w:t>…</w:t>
+            </w:r>
+          </w:p>
+        </w:tc>
+        <w:tc>
+          <w:tcPr>
+            <w:tcW w:w="2760" w:type="dxa"/>
+          </w:tcPr>
+          <w:p>
+            <w:pPr>
+              <w:pStyle w:val="ListParagraph"/>
+              <w:ind w:left="0"/>
+              <w:jc w:val="center"/>
+            </w:pPr>
+            <w:r>
+              <w:t>…</w:t>
+            </w:r>
+          </w:p>
+        </w:tc>
+        <w:tc>
+          <w:tcPr>
+            <w:tcW w:w="1800" w:type="dxa"/>
+          </w:tcPr>
+          <w:p>
+            <w:pPr>
+              <w:pStyle w:val="ListParagraph"/>
+              <w:ind w:left="0"/>
+              <w:jc w:val="center"/>
+            </w:pPr>
+          </w:p>
+        </w:tc>
+      </w:tr>
+      <w:tr>
+        <w:tc>
+          <w:tcPr>
+            <w:tcW w:w="1531" w:type="dxa"/>
+          </w:tcPr>
+          <w:p>
+            <w:pPr>
+              <w:pStyle w:val="ListParagraph"/>
+              <w:ind w:left="0"/>
+              <w:jc w:val="center"/>
+            </w:pPr>
+            <w:r>
+              <w:t>H</w:t>
+            </w:r>
+          </w:p>
+        </w:tc>
+        <w:tc>
+          <w:tcPr>
+            <w:tcW w:w="2760" w:type="dxa"/>
+          </w:tcPr>
+          <w:p>
+            <w:pPr>
+              <w:pStyle w:val="ListParagraph"/>
+              <w:ind w:left="0"/>
+              <w:jc w:val="center"/>
+            </w:pPr>
+            <w:r>
+              <w:t>?</w:t>
+            </w:r>
+          </w:p>
+        </w:tc>
+        <w:tc>
+          <w:tcPr>
+            <w:tcW w:w="1800" w:type="dxa"/>
+          </w:tcPr>
+          <w:p>
+            <w:pPr>
+              <w:pStyle w:val="ListParagraph"/>
+              <w:ind w:left="0"/>
+              <w:jc w:val="center"/>
+            </w:pPr>
+            <w:r>
+              <w:t>Giới hạn Stack</w:t>
+            </w:r>
+          </w:p>
+        </w:tc>
+      </w:tr>
+    </w:tbl>
+    <w:p>
+      <w:pPr>
+        <w:pStyle w:val="ListParagraph"/>
+        <w:numPr>
+          <w:ilvl w:val="0"/>
+          <w:numId w:val="2"/>
+        </w:numPr>
+      </w:pPr>
+      <w:r>
+        <w:t>Register</w:t>
+      </w:r>
+    </w:p>
+    <w:tbl>
+      <w:tblPr>
+        <w:tblStyle w:val="TableGrid"/>
+        <w:tblW w:w="0" w:type="auto"/>
+        <w:tblInd w:w="1080" w:type="dxa"/>
+        <w:tblLook w:val="04A0" w:firstRow="1" w:lastRow="0" w:firstColumn="1" w:lastColumn="0" w:noHBand="0" w:noVBand="1"/>
+      </w:tblPr>
+      <w:tblGrid>
+        <w:gridCol w:w="1495"/>
+        <w:gridCol w:w="1185"/>
+      </w:tblGrid>
+      <w:tr>
+        <w:tc>
+          <w:tcPr>
+            <w:tcW w:w="1495" w:type="dxa"/>
+          </w:tcPr>
+          <w:p>
+            <w:pPr>
+              <w:pStyle w:val="ListParagraph"/>
+              <w:ind w:left="0"/>
+              <w:jc w:val="center"/>
+            </w:pPr>
+            <w:r>
+              <w:t>Dữ liệu</w:t>
+            </w:r>
+          </w:p>
+        </w:tc>
+        <w:tc>
+          <w:tcPr>
+            <w:tcW w:w="1185" w:type="dxa"/>
+          </w:tcPr>
+          <w:p>
+            <w:pPr>
+              <w:pStyle w:val="ListParagraph"/>
+              <w:ind w:left="0"/>
+              <w:jc w:val="center"/>
+            </w:pPr>
+            <w:r>
+              <w:t>Tên</w:t>
+            </w:r>
+          </w:p>
+        </w:tc>
+      </w:tr>
+      <w:tr>
+        <w:tc>
+          <w:tcPr>
+            <w:tcW w:w="1495" w:type="dxa"/>
+          </w:tcPr>
+          <w:p>
+            <w:pPr>
+              <w:pStyle w:val="ListParagraph"/>
+              <w:ind w:left="0"/>
+              <w:jc w:val="center"/>
+            </w:pPr>
+            <w:r>
+              <w:t xml:space="preserve">K + </w:t>
+            </w:r>
+            <w:r>
+              <w:t>Z</w:t>
+            </w:r>
+            <w:r>
+              <w:t xml:space="preserve"> + 1</w:t>
+            </w:r>
+          </w:p>
+        </w:tc>
+        <w:tc>
+          <w:tcPr>
+            <w:tcW w:w="1185" w:type="dxa"/>
+          </w:tcPr>
+          <w:p>
+            <w:pPr>
+              <w:pStyle w:val="ListParagraph"/>
+              <w:ind w:left="0"/>
+              <w:jc w:val="center"/>
+            </w:pPr>
+            <w:r>
+              <w:t>EIP</w:t>
+            </w:r>
+          </w:p>
+        </w:tc>
+      </w:tr>
+      <w:tr>
+        <w:tc>
+          <w:tcPr>
+            <w:tcW w:w="1495" w:type="dxa"/>
+          </w:tcPr>
+          <w:p>
+            <w:pPr>
+              <w:pStyle w:val="ListParagraph"/>
+              <w:ind w:left="0"/>
+              <w:jc w:val="center"/>
+            </w:pPr>
+            <w:r>
+              <w:t>N – L – W – Q</w:t>
+            </w:r>
+          </w:p>
+        </w:tc>
+        <w:tc>
+          <w:tcPr>
+            <w:tcW w:w="1185" w:type="dxa"/>
+          </w:tcPr>
+          <w:p>
+            <w:pPr>
+              <w:pStyle w:val="ListParagraph"/>
+              <w:ind w:left="0"/>
+              <w:jc w:val="center"/>
+            </w:pPr>
+            <w:r>
+              <w:t>ESP</w:t>
+            </w:r>
+          </w:p>
+        </w:tc>
+      </w:tr>
+      <w:tr>
+        <w:tc>
+          <w:tcPr>
+            <w:tcW w:w="1495" w:type="dxa"/>
+          </w:tcPr>
+          <w:p>
+            <w:pPr>
+              <w:pStyle w:val="ListParagraph"/>
+              <w:ind w:left="0"/>
+              <w:jc w:val="center"/>
+            </w:pPr>
+            <w:r>
+              <w:t>N – L – W – 2</w:t>
+            </w:r>
+          </w:p>
+        </w:tc>
+        <w:tc>
+          <w:tcPr>
+            <w:tcW w:w="1185" w:type="dxa"/>
+          </w:tcPr>
+          <w:p>
+            <w:pPr>
+              <w:pStyle w:val="ListParagraph"/>
+              <w:ind w:left="0"/>
+              <w:jc w:val="center"/>
+            </w:pPr>
+            <w:r>
+              <w:t>EBP</w:t>
+            </w:r>
+          </w:p>
+        </w:tc>
+      </w:tr>
+      <w:tr>
+        <w:tc>
+          <w:tcPr>
+            <w:tcW w:w="1495" w:type="dxa"/>
+          </w:tcPr>
+          <w:p>
+            <w:pPr>
+              <w:pStyle w:val="ListParagraph"/>
+              <w:ind w:left="0"/>
+              <w:jc w:val="center"/>
+            </w:pPr>
+            <w:r>
+              <w:t>?</w:t>
+            </w:r>
+          </w:p>
+        </w:tc>
+        <w:tc>
+          <w:tcPr>
+            <w:tcW w:w="1185" w:type="dxa"/>
+          </w:tcPr>
+          <w:p>
+            <w:pPr>
+              <w:pStyle w:val="ListParagraph"/>
+              <w:ind w:left="0"/>
+              <w:jc w:val="center"/>
+            </w:pPr>
+            <w:r>
+              <w:t>EAX</w:t>
+            </w:r>
+          </w:p>
+        </w:tc>
+      </w:tr>
+      <w:tr>
+        <w:tc>
+          <w:tcPr>
+            <w:tcW w:w="1495" w:type="dxa"/>
+          </w:tcPr>
+          <w:p>
+            <w:pPr>
+              <w:pStyle w:val="ListParagraph"/>
+              <w:ind w:left="0"/>
+              <w:jc w:val="center"/>
+            </w:pPr>
+            <w:r>
+              <w:t>?</w:t>
+            </w:r>
+          </w:p>
+        </w:tc>
+        <w:tc>
+          <w:tcPr>
+            <w:tcW w:w="1185" w:type="dxa"/>
+          </w:tcPr>
+          <w:p>
+            <w:pPr>
+              <w:pStyle w:val="ListParagraph"/>
+              <w:ind w:left="0"/>
+              <w:jc w:val="center"/>
+            </w:pPr>
+            <w:r>
+              <w:t>EBX</w:t>
+            </w:r>
+          </w:p>
+        </w:tc>
+      </w:tr>
+      <w:tr>
+        <w:tc>
+          <w:tcPr>
+            <w:tcW w:w="1495" w:type="dxa"/>
+          </w:tcPr>
+          <w:p>
+            <w:pPr>
+              <w:pStyle w:val="ListParagraph"/>
+              <w:ind w:left="0"/>
+              <w:jc w:val="center"/>
+            </w:pPr>
+            <w:r>
+              <w:t>…</w:t>
+            </w:r>
+          </w:p>
+        </w:tc>
+        <w:tc>
+          <w:tcPr>
+            <w:tcW w:w="1185" w:type="dxa"/>
+          </w:tcPr>
+          <w:p>
+            <w:pPr>
+              <w:pStyle w:val="ListParagraph"/>
+              <w:ind w:left="0"/>
+              <w:jc w:val="center"/>
+            </w:pPr>
+            <w:r>
+              <w:t>…</w:t>
+            </w:r>
+          </w:p>
+        </w:tc>
+      </w:tr>
+    </w:tbl>
+    <w:p>
+      <w:pPr>
+        <w:pStyle w:val="ListParagraph"/>
+        <w:numPr>
+          <w:ilvl w:val="0"/>
+          <w:numId w:val="2"/>
+        </w:numPr>
+      </w:pPr>
+      <w:r>
+        <w:t xml:space="preserve">Sau thời điểm này, lệnh trả về sẽ được thực hiện, khi đó giá trị trả về sẽ lưu ở EAX, ESP được gán = EBP, </w:t>
+      </w:r>
+      <w:r>
+        <w:t>sau đó nhìn vào giá trị EBP, nó là N – L – W – 2, tại địa chỉ này có giá trị N – 1, gán N – 1 cho EBP</w:t>
+      </w:r>
+      <w:r>
+        <w:t>, đồng thời ESP được + 1</w:t>
+      </w:r>
+    </w:p>
+    <w:p>
+      <w:pPr>
+        <w:pStyle w:val="ListParagraph"/>
+        <w:numPr>
+          <w:ilvl w:val="0"/>
+          <w:numId w:val="2"/>
+        </w:numPr>
+      </w:pPr>
+      <w:r>
+        <w:t>Sau đó</w:t>
+      </w:r>
+      <w:r>
+        <w:t xml:space="preserve"> EIP sẽ được gán = </w:t>
+      </w:r>
+      <w:r>
+        <w:t xml:space="preserve">giá trị tại địa chỉ mà địa chỉ này là giá trị của </w:t>
+      </w:r>
+      <w:r>
+        <w:t xml:space="preserve">ESP, sau đó </w:t>
+      </w:r>
+      <w:r>
+        <w:t xml:space="preserve">trong hàm foo </w:t>
+      </w:r>
+      <w:r>
+        <w:t xml:space="preserve">do </w:t>
+      </w:r>
+      <w:r>
+        <w:t xml:space="preserve">cũng có lưu số tham số Pass vào là W, </w:t>
+      </w:r>
+      <w:r>
+        <w:t xml:space="preserve">nên </w:t>
+      </w:r>
+      <w:r>
+        <w:t xml:space="preserve">gán ESP = ESP + W + </w:t>
+      </w:r>
+      <w:r>
+        <w:t>1</w:t>
+      </w:r>
+    </w:p>
+    <w:p>
+      <w:pPr>
+        <w:pStyle w:val="ListParagraph"/>
+        <w:numPr>
+          <w:ilvl w:val="0"/>
+          <w:numId w:val="2"/>
+        </w:numPr>
+      </w:pPr>
+      <w:r>
+        <w:t>Sơ đồ bộ nhớ sau thời điểm này</w:t>
+      </w:r>
+    </w:p>
+    <w:p>
+      <w:pPr>
+        <w:pStyle w:val="ListParagraph"/>
+        <w:numPr>
+          <w:ilvl w:val="0"/>
+          <w:numId w:val="2"/>
+        </w:numPr>
+      </w:pPr>
+      <w:r>
+        <w:t>Stack</w:t>
+      </w:r>
+    </w:p>
+    <w:tbl>
+      <w:tblPr>
+        <w:tblStyle w:val="TableGrid"/>
+        <w:tblW w:w="0" w:type="auto"/>
+        <w:tblInd w:w="1080" w:type="dxa"/>
+        <w:tblLook w:val="04A0" w:firstRow="1" w:lastRow="0" w:firstColumn="1" w:lastColumn="0" w:noHBand="0" w:noVBand="1"/>
+      </w:tblPr>
+      <w:tblGrid>
+        <w:gridCol w:w="1531"/>
+        <w:gridCol w:w="2760"/>
+        <w:gridCol w:w="1800"/>
+      </w:tblGrid>
+      <w:tr>
+        <w:tc>
+          <w:tcPr>
+            <w:tcW w:w="1531" w:type="dxa"/>
+          </w:tcPr>
+          <w:p>
+            <w:pPr>
+              <w:pStyle w:val="ListParagraph"/>
+              <w:ind w:left="0"/>
+              <w:jc w:val="center"/>
+            </w:pPr>
+            <w:r>
+              <w:t>Địa chỉ</w:t>
+            </w:r>
+          </w:p>
+        </w:tc>
+        <w:tc>
+          <w:tcPr>
+            <w:tcW w:w="2760" w:type="dxa"/>
+          </w:tcPr>
+          <w:p>
+            <w:pPr>
+              <w:pStyle w:val="ListParagraph"/>
+              <w:ind w:left="0"/>
+              <w:jc w:val="center"/>
+            </w:pPr>
+            <w:r>
+              <w:t>Dữ liệu</w:t>
+            </w:r>
+          </w:p>
+        </w:tc>
+        <w:tc>
+          <w:tcPr>
+            <w:tcW w:w="1800" w:type="dxa"/>
+          </w:tcPr>
+          <w:p>
+            <w:pPr>
+              <w:pStyle w:val="ListParagraph"/>
+              <w:ind w:left="0"/>
+              <w:jc w:val="center"/>
+            </w:pPr>
+            <w:r>
+              <w:t>Tên</w:t>
+            </w:r>
+          </w:p>
+        </w:tc>
+      </w:tr>
+      <w:tr>
+        <w:tc>
+          <w:tcPr>
+            <w:tcW w:w="1531" w:type="dxa"/>
+          </w:tcPr>
+          <w:p>
+            <w:pPr>
+              <w:pStyle w:val="ListParagraph"/>
+              <w:ind w:left="0"/>
+              <w:jc w:val="center"/>
+            </w:pPr>
+            <w:r>
+              <w:t>N + M</w:t>
+            </w:r>
+          </w:p>
+        </w:tc>
+        <w:tc>
+          <w:tcPr>
+            <w:tcW w:w="2760" w:type="dxa"/>
+          </w:tcPr>
+          <w:p>
+            <w:pPr>
+              <w:pStyle w:val="ListParagraph"/>
+              <w:ind w:left="0"/>
+              <w:jc w:val="center"/>
+            </w:pPr>
+            <w:r>
+              <w:t>Tham số M hàm main</w:t>
+            </w:r>
+          </w:p>
+        </w:tc>
+        <w:tc>
+          <w:tcPr>
+            <w:tcW w:w="1800" w:type="dxa"/>
+          </w:tcPr>
+          <w:p>
+            <w:pPr>
+              <w:pStyle w:val="ListParagraph"/>
+              <w:ind w:left="0"/>
+              <w:jc w:val="center"/>
+            </w:pPr>
+            <w:r>
+              <w:t>Đáy Stack</w:t>
+            </w:r>
+          </w:p>
+        </w:tc>
+      </w:tr>
+      <w:tr>
+        <w:tc>
+          <w:tcPr>
+            <w:tcW w:w="1531" w:type="dxa"/>
+          </w:tcPr>
+          <w:p>
+            <w:pPr>
+              <w:pStyle w:val="ListParagraph"/>
+              <w:ind w:left="0"/>
+              <w:jc w:val="center"/>
+            </w:pPr>
+            <w:r>
+              <w:t>…</w:t>
+            </w:r>
+          </w:p>
+        </w:tc>
+        <w:tc>
+          <w:tcPr>
+            <w:tcW w:w="2760" w:type="dxa"/>
+          </w:tcPr>
+          <w:p>
+            <w:pPr>
+              <w:pStyle w:val="ListParagraph"/>
+              <w:ind w:left="0"/>
+              <w:jc w:val="center"/>
+            </w:pPr>
+            <w:r>
+              <w:t>…</w:t>
+            </w:r>
+          </w:p>
+        </w:tc>
+        <w:tc>
+          <w:tcPr>
+            <w:tcW w:w="1800" w:type="dxa"/>
+          </w:tcPr>
+          <w:p>
+            <w:pPr>
+              <w:pStyle w:val="ListParagraph"/>
+              <w:ind w:left="0"/>
+              <w:jc w:val="center"/>
+            </w:pPr>
+          </w:p>
+        </w:tc>
+      </w:tr>
+      <w:tr>
+        <w:tc>
+          <w:tcPr>
+            <w:tcW w:w="1531" w:type="dxa"/>
+          </w:tcPr>
+          <w:p>
+            <w:pPr>
+              <w:pStyle w:val="ListParagraph"/>
+              <w:ind w:left="0"/>
+              <w:jc w:val="center"/>
+            </w:pPr>
+            <w:r>
+              <w:t>N + 2</w:t>
+            </w:r>
+          </w:p>
+        </w:tc>
+        <w:tc>
+          <w:tcPr>
+            <w:tcW w:w="2760" w:type="dxa"/>
+          </w:tcPr>
+          <w:p>
+            <w:pPr>
+              <w:pStyle w:val="ListParagraph"/>
+              <w:ind w:left="0"/>
+              <w:jc w:val="center"/>
+            </w:pPr>
+            <w:r>
+              <w:t>Tham số 2 hàm main</w:t>
+            </w:r>
+          </w:p>
+        </w:tc>
+        <w:tc>
+          <w:tcPr>
+            <w:tcW w:w="1800" w:type="dxa"/>
+          </w:tcPr>
+          <w:p>
+            <w:pPr>
+              <w:pStyle w:val="ListParagraph"/>
+              <w:ind w:left="0"/>
+              <w:jc w:val="center"/>
+            </w:pPr>
+          </w:p>
+        </w:tc>
+      </w:tr>
+      <w:tr>
+        <w:tc>
+          <w:tcPr>
+            <w:tcW w:w="1531" w:type="dxa"/>
+          </w:tcPr>
+          <w:p>
+            <w:pPr>
+              <w:pStyle w:val="ListParagraph"/>
+              <w:ind w:left="0"/>
+              <w:jc w:val="center"/>
+            </w:pPr>
+            <w:r>
+              <w:t>N + 1</w:t>
+            </w:r>
+          </w:p>
+        </w:tc>
+        <w:tc>
+          <w:tcPr>
+            <w:tcW w:w="2760" w:type="dxa"/>
+          </w:tcPr>
+          <w:p>
+            <w:pPr>
+              <w:pStyle w:val="ListParagraph"/>
+              <w:ind w:left="0"/>
+              <w:jc w:val="center"/>
+            </w:pPr>
+            <w:r>
+              <w:t>Tham số 1 hàm main</w:t>
+            </w:r>
+          </w:p>
+        </w:tc>
+        <w:tc>
+          <w:tcPr>
+            <w:tcW w:w="1800" w:type="dxa"/>
+          </w:tcPr>
+          <w:p>
+            <w:pPr>
+              <w:pStyle w:val="ListParagraph"/>
+              <w:ind w:left="0"/>
+              <w:jc w:val="center"/>
+            </w:pPr>
+          </w:p>
+        </w:tc>
+      </w:tr>
+      <w:tr>
+        <w:tc>
+          <w:tcPr>
+            <w:tcW w:w="1531" w:type="dxa"/>
+          </w:tcPr>
+          <w:p>
+            <w:pPr>
+              <w:pStyle w:val="ListParagraph"/>
+              <w:ind w:left="0"/>
+              <w:jc w:val="center"/>
+            </w:pPr>
+            <w:r>
+              <w:t>N</w:t>
+            </w:r>
+          </w:p>
+        </w:tc>
+        <w:tc>
+          <w:tcPr>
+            <w:tcW w:w="2760" w:type="dxa"/>
+          </w:tcPr>
+          <w:p>
+            <w:pPr>
+              <w:pStyle w:val="ListParagraph"/>
+              <w:ind w:left="0"/>
+              <w:jc w:val="center"/>
+            </w:pPr>
+            <w:r>
+              <w:t>A</w:t>
+            </w:r>
+          </w:p>
+        </w:tc>
+        <w:tc>
+          <w:tcPr>
+            <w:tcW w:w="1800" w:type="dxa"/>
+          </w:tcPr>
+          <w:p>
+            <w:pPr>
+              <w:pStyle w:val="ListParagraph"/>
+              <w:ind w:left="0"/>
+              <w:jc w:val="center"/>
+            </w:pPr>
+          </w:p>
+        </w:tc>
+      </w:tr>
+      <w:tr>
+        <w:tc>
+          <w:tcPr>
+            <w:tcW w:w="1531" w:type="dxa"/>
+          </w:tcPr>
+          <w:p>
+            <w:pPr>
+              <w:pStyle w:val="ListParagraph"/>
+              <w:ind w:left="0"/>
+              <w:jc w:val="center"/>
+            </w:pPr>
+            <w:r>
+              <w:t>N – 1</w:t>
+            </w:r>
+          </w:p>
+        </w:tc>
+        <w:tc>
+          <w:tcPr>
+            <w:tcW w:w="2760" w:type="dxa"/>
+          </w:tcPr>
+          <w:p>
+            <w:pPr>
+              <w:pStyle w:val="ListParagraph"/>
+              <w:ind w:left="0"/>
+              <w:jc w:val="center"/>
+            </w:pPr>
+            <w:r>
+              <w:t>B</w:t>
+            </w:r>
+          </w:p>
+        </w:tc>
+        <w:tc>
+          <w:tcPr>
+            <w:tcW w:w="1800" w:type="dxa"/>
+          </w:tcPr>
+          <w:p>
+            <w:pPr>
+              <w:pStyle w:val="ListParagraph"/>
+              <w:ind w:left="0"/>
+              <w:jc w:val="center"/>
+            </w:pPr>
+          </w:p>
+        </w:tc>
+      </w:tr>
+      <w:tr>
+        <w:tc>
+          <w:tcPr>
+            <w:tcW w:w="1531" w:type="dxa"/>
+          </w:tcPr>
+          <w:p>
+            <w:pPr>
+              <w:pStyle w:val="ListParagraph"/>
+              <w:ind w:left="0"/>
+              <w:jc w:val="center"/>
+            </w:pPr>
+            <w:r>
+              <w:t xml:space="preserve">N – 2 </w:t>
+            </w:r>
+          </w:p>
+        </w:tc>
+        <w:tc>
+          <w:tcPr>
+            <w:tcW w:w="2760" w:type="dxa"/>
+          </w:tcPr>
+          <w:p>
+            <w:pPr>
+              <w:pStyle w:val="ListParagraph"/>
+              <w:ind w:left="0"/>
+              <w:jc w:val="center"/>
+            </w:pPr>
+            <w:r>
+              <w:t>Biến cục bộ 1 hàm main</w:t>
+            </w:r>
+          </w:p>
+        </w:tc>
+        <w:tc>
+          <w:tcPr>
+            <w:tcW w:w="1800" w:type="dxa"/>
+          </w:tcPr>
+          <w:p>
+            <w:pPr>
+              <w:pStyle w:val="ListParagraph"/>
+              <w:ind w:left="0"/>
+              <w:jc w:val="center"/>
+            </w:pPr>
+          </w:p>
+        </w:tc>
+      </w:tr>
+      <w:tr>
+        <w:tc>
+          <w:tcPr>
+            <w:tcW w:w="1531" w:type="dxa"/>
+          </w:tcPr>
+          <w:p>
+            <w:pPr>
+              <w:pStyle w:val="ListParagraph"/>
+              <w:ind w:left="0"/>
+              <w:jc w:val="center"/>
+            </w:pPr>
+            <w:r>
+              <w:lastRenderedPageBreak/>
+              <w:t>N – 3</w:t>
+            </w:r>
+          </w:p>
+        </w:tc>
+        <w:tc>
+          <w:tcPr>
+            <w:tcW w:w="2760" w:type="dxa"/>
+          </w:tcPr>
+          <w:p>
+            <w:pPr>
+              <w:pStyle w:val="ListParagraph"/>
+              <w:ind w:left="0"/>
+              <w:jc w:val="center"/>
+            </w:pPr>
+            <w:r>
+              <w:t>Biến cục bộ 2 hàm main</w:t>
+            </w:r>
+          </w:p>
+        </w:tc>
+        <w:tc>
+          <w:tcPr>
+            <w:tcW w:w="1800" w:type="dxa"/>
+          </w:tcPr>
+          <w:p>
+            <w:pPr>
+              <w:pStyle w:val="ListParagraph"/>
+              <w:ind w:left="0"/>
+              <w:jc w:val="center"/>
+            </w:pPr>
+          </w:p>
+        </w:tc>
+      </w:tr>
+      <w:tr>
+        <w:tc>
+          <w:tcPr>
+            <w:tcW w:w="1531" w:type="dxa"/>
+          </w:tcPr>
+          <w:p>
+            <w:pPr>
+              <w:pStyle w:val="ListParagraph"/>
+              <w:ind w:left="0"/>
+              <w:jc w:val="center"/>
+            </w:pPr>
+            <w:r>
+              <w:t>…</w:t>
+            </w:r>
+          </w:p>
+        </w:tc>
+        <w:tc>
+          <w:tcPr>
+            <w:tcW w:w="2760" w:type="dxa"/>
+          </w:tcPr>
+          <w:p>
+            <w:pPr>
+              <w:pStyle w:val="ListParagraph"/>
+              <w:ind w:left="0"/>
+              <w:jc w:val="center"/>
+            </w:pPr>
+            <w:r>
+              <w:t>…</w:t>
+            </w:r>
+          </w:p>
+        </w:tc>
+        <w:tc>
+          <w:tcPr>
+            <w:tcW w:w="1800" w:type="dxa"/>
+          </w:tcPr>
+          <w:p>
+            <w:pPr>
+              <w:pStyle w:val="ListParagraph"/>
+              <w:ind w:left="0"/>
+              <w:jc w:val="center"/>
+            </w:pPr>
+          </w:p>
+        </w:tc>
+      </w:tr>
+      <w:tr>
+        <w:tc>
+          <w:tcPr>
+            <w:tcW w:w="1531" w:type="dxa"/>
+          </w:tcPr>
+          <w:p>
+            <w:pPr>
+              <w:pStyle w:val="ListParagraph"/>
+              <w:ind w:left="0"/>
+              <w:jc w:val="center"/>
+            </w:pPr>
+            <w:r>
+              <w:t>N – L</w:t>
+            </w:r>
+          </w:p>
+        </w:tc>
+        <w:tc>
+          <w:tcPr>
+            <w:tcW w:w="2760" w:type="dxa"/>
+          </w:tcPr>
+          <w:p>
+            <w:pPr>
+              <w:pStyle w:val="ListParagraph"/>
+              <w:ind w:left="0"/>
+              <w:jc w:val="center"/>
+            </w:pPr>
+            <w:r>
+              <w:t>Biến cục bộ L – 1 hàm main</w:t>
+            </w:r>
+          </w:p>
+        </w:tc>
+        <w:tc>
+          <w:tcPr>
+            <w:tcW w:w="1800" w:type="dxa"/>
+          </w:tcPr>
+          <w:p>
+            <w:pPr>
+              <w:pStyle w:val="ListParagraph"/>
+              <w:ind w:left="0"/>
+              <w:jc w:val="center"/>
+            </w:pPr>
+            <w:r>
+              <w:t>Đỉnh Stack</w:t>
+            </w:r>
+          </w:p>
+        </w:tc>
+      </w:tr>
+      <w:tr>
+        <w:tc>
+          <w:tcPr>
+            <w:tcW w:w="1531" w:type="dxa"/>
+          </w:tcPr>
+          <w:p>
+            <w:pPr>
+              <w:pStyle w:val="ListParagraph"/>
+              <w:ind w:left="0"/>
+              <w:jc w:val="center"/>
+            </w:pPr>
+            <w:r>
+              <w:t>…</w:t>
+            </w:r>
+          </w:p>
+        </w:tc>
+        <w:tc>
+          <w:tcPr>
+            <w:tcW w:w="2760" w:type="dxa"/>
+          </w:tcPr>
+          <w:p>
+            <w:pPr>
+              <w:pStyle w:val="ListParagraph"/>
+              <w:ind w:left="0"/>
+              <w:jc w:val="center"/>
+            </w:pPr>
+            <w:r>
+              <w:t>…</w:t>
+            </w:r>
+          </w:p>
+        </w:tc>
+        <w:tc>
+          <w:tcPr>
+            <w:tcW w:w="1800" w:type="dxa"/>
+          </w:tcPr>
+          <w:p>
+            <w:pPr>
+              <w:pStyle w:val="ListParagraph"/>
+              <w:ind w:left="0"/>
+              <w:jc w:val="center"/>
+            </w:pPr>
+          </w:p>
+        </w:tc>
+      </w:tr>
+      <w:tr>
+        <w:tc>
+          <w:tcPr>
+            <w:tcW w:w="1531" w:type="dxa"/>
+          </w:tcPr>
+          <w:p>
+            <w:pPr>
+              <w:pStyle w:val="ListParagraph"/>
+              <w:ind w:left="0"/>
+              <w:jc w:val="center"/>
+            </w:pPr>
+            <w:r>
+              <w:t>H</w:t>
+            </w:r>
+          </w:p>
+        </w:tc>
+        <w:tc>
+          <w:tcPr>
+            <w:tcW w:w="2760" w:type="dxa"/>
+          </w:tcPr>
+          <w:p>
+            <w:pPr>
+              <w:pStyle w:val="ListParagraph"/>
+              <w:ind w:left="0"/>
+              <w:jc w:val="center"/>
+            </w:pPr>
+            <w:r>
+              <w:t>?</w:t>
+            </w:r>
+          </w:p>
+        </w:tc>
+        <w:tc>
+          <w:tcPr>
+            <w:tcW w:w="1800" w:type="dxa"/>
+          </w:tcPr>
+          <w:p>
+            <w:pPr>
+              <w:pStyle w:val="ListParagraph"/>
+              <w:ind w:left="0"/>
+              <w:jc w:val="center"/>
+            </w:pPr>
+            <w:r>
+              <w:t>Giới hạn Stack</w:t>
+            </w:r>
+          </w:p>
+        </w:tc>
+      </w:tr>
+    </w:tbl>
+    <w:p>
+      <w:pPr>
+        <w:pStyle w:val="ListParagraph"/>
+        <w:numPr>
+          <w:ilvl w:val="0"/>
+          <w:numId w:val="2"/>
+        </w:numPr>
+      </w:pPr>
+      <w:r>
+        <w:t>Register</w:t>
+      </w:r>
+    </w:p>
+    <w:tbl>
+      <w:tblPr>
+        <w:tblStyle w:val="TableGrid"/>
+        <w:tblW w:w="0" w:type="auto"/>
+        <w:tblInd w:w="1080" w:type="dxa"/>
+        <w:tblLook w:val="04A0" w:firstRow="1" w:lastRow="0" w:firstColumn="1" w:lastColumn="0" w:noHBand="0" w:noVBand="1"/>
+      </w:tblPr>
+      <w:tblGrid>
+        <w:gridCol w:w="2219"/>
+        <w:gridCol w:w="1185"/>
+      </w:tblGrid>
+      <w:tr>
+        <w:tc>
+          <w:tcPr>
+            <w:tcW w:w="2219" w:type="dxa"/>
+          </w:tcPr>
+          <w:p>
+            <w:pPr>
+              <w:pStyle w:val="ListParagraph"/>
+              <w:ind w:left="0"/>
+              <w:jc w:val="center"/>
+            </w:pPr>
+            <w:r>
+              <w:t>Dữ liệu</w:t>
+            </w:r>
+          </w:p>
+        </w:tc>
+        <w:tc>
+          <w:tcPr>
+            <w:tcW w:w="1185" w:type="dxa"/>
+          </w:tcPr>
+          <w:p>
+            <w:pPr>
+              <w:pStyle w:val="ListParagraph"/>
+              <w:ind w:left="0"/>
+              <w:jc w:val="center"/>
+            </w:pPr>
+            <w:r>
+              <w:t>Tên</w:t>
+            </w:r>
+          </w:p>
+        </w:tc>
+      </w:tr>
+      <w:tr>
+        <w:tc>
+          <w:tcPr>
+            <w:tcW w:w="2219" w:type="dxa"/>
+          </w:tcPr>
+          <w:p>
+            <w:pPr>
+              <w:pStyle w:val="ListParagraph"/>
+              <w:ind w:left="0"/>
+              <w:jc w:val="center"/>
+            </w:pPr>
+            <w:r>
+              <w:t>K + X + 2</w:t>
+            </w:r>
+          </w:p>
+        </w:tc>
+        <w:tc>
+          <w:tcPr>
+            <w:tcW w:w="1185" w:type="dxa"/>
+          </w:tcPr>
+          <w:p>
+            <w:pPr>
+              <w:pStyle w:val="ListParagraph"/>
+              <w:ind w:left="0"/>
+              <w:jc w:val="center"/>
+            </w:pPr>
+            <w:r>
+              <w:t>EIP</w:t>
+            </w:r>
+          </w:p>
+        </w:tc>
+      </w:tr>
+      <w:tr>
+        <w:tc>
+          <w:tcPr>
+            <w:tcW w:w="2219" w:type="dxa"/>
+          </w:tcPr>
+          <w:p>
+            <w:pPr>
+              <w:pStyle w:val="ListParagraph"/>
+              <w:ind w:left="0"/>
+              <w:jc w:val="center"/>
+            </w:pPr>
+            <w:r>
+              <w:t>N – L</w:t>
+            </w:r>
+          </w:p>
+        </w:tc>
+        <w:tc>
+          <w:tcPr>
+            <w:tcW w:w="1185" w:type="dxa"/>
+          </w:tcPr>
+          <w:p>
+            <w:pPr>
+              <w:pStyle w:val="ListParagraph"/>
+              <w:ind w:left="0"/>
+              <w:jc w:val="center"/>
+            </w:pPr>
+            <w:r>
+              <w:t>ESP</w:t>
+            </w:r>
+          </w:p>
+        </w:tc>
+      </w:tr>
+      <w:tr>
+        <w:tc>
+          <w:tcPr>
+            <w:tcW w:w="2219" w:type="dxa"/>
+          </w:tcPr>
+          <w:p>
+            <w:pPr>
+              <w:pStyle w:val="ListParagraph"/>
+              <w:ind w:left="0"/>
+              <w:jc w:val="center"/>
+            </w:pPr>
+            <w:r>
+              <w:t xml:space="preserve">N – </w:t>
+            </w:r>
+            <w:r>
+              <w:t>1</w:t>
+            </w:r>
+          </w:p>
+        </w:tc>
+        <w:tc>
+          <w:tcPr>
+            <w:tcW w:w="1185" w:type="dxa"/>
+          </w:tcPr>
+          <w:p>
+            <w:pPr>
+              <w:pStyle w:val="ListParagraph"/>
+              <w:ind w:left="0"/>
+              <w:jc w:val="center"/>
+            </w:pPr>
+            <w:r>
+              <w:t>EBP</w:t>
+            </w:r>
+          </w:p>
+        </w:tc>
+      </w:tr>
+      <w:tr>
+        <w:tc>
+          <w:tcPr>
+            <w:tcW w:w="2219" w:type="dxa"/>
+          </w:tcPr>
+          <w:p>
+            <w:pPr>
+              <w:pStyle w:val="ListParagraph"/>
+              <w:ind w:left="0"/>
+              <w:jc w:val="center"/>
+            </w:pPr>
+            <w:r>
+              <w:t>Giá trị hàm foo trả về</w:t>
+            </w:r>
+          </w:p>
+        </w:tc>
+        <w:tc>
+          <w:tcPr>
+            <w:tcW w:w="1185" w:type="dxa"/>
+          </w:tcPr>
+          <w:p>
+            <w:pPr>
+              <w:pStyle w:val="ListParagraph"/>
+              <w:ind w:left="0"/>
+              <w:jc w:val="center"/>
+            </w:pPr>
+            <w:r>
+              <w:t>EAX</w:t>
+            </w:r>
+          </w:p>
+        </w:tc>
+      </w:tr>
+      <w:tr>
+        <w:tc>
+          <w:tcPr>
+            <w:tcW w:w="2219" w:type="dxa"/>
+          </w:tcPr>
+          <w:p>
+            <w:pPr>
+              <w:pStyle w:val="ListParagraph"/>
+              <w:ind w:left="0"/>
+              <w:jc w:val="center"/>
+            </w:pPr>
+            <w:r>
+              <w:t>?</w:t>
+            </w:r>
+          </w:p>
+        </w:tc>
+        <w:tc>
+          <w:tcPr>
+            <w:tcW w:w="1185" w:type="dxa"/>
+          </w:tcPr>
+          <w:p>
+            <w:pPr>
+              <w:pStyle w:val="ListParagraph"/>
+              <w:ind w:left="0"/>
+              <w:jc w:val="center"/>
+            </w:pPr>
+            <w:r>
+              <w:t>EBX</w:t>
+            </w:r>
+          </w:p>
+        </w:tc>
+      </w:tr>
+      <w:tr>
+        <w:tc>
+          <w:tcPr>
+            <w:tcW w:w="2219" w:type="dxa"/>
+          </w:tcPr>
+          <w:p>
+            <w:pPr>
+              <w:pStyle w:val="ListParagraph"/>
+              <w:ind w:left="0"/>
+              <w:jc w:val="center"/>
+            </w:pPr>
+            <w:r>
+              <w:t>…</w:t>
+            </w:r>
+          </w:p>
+        </w:tc>
+        <w:tc>
+          <w:tcPr>
+            <w:tcW w:w="1185" w:type="dxa"/>
+          </w:tcPr>
+          <w:p>
+            <w:pPr>
+              <w:pStyle w:val="ListParagraph"/>
+              <w:ind w:left="0"/>
+              <w:jc w:val="center"/>
+            </w:pPr>
+            <w:r>
+              <w:t>…</w:t>
+            </w:r>
+          </w:p>
+        </w:tc>
+      </w:tr>
+    </w:tbl>
+    <w:p>
+      <w:pPr>
+        <w:pStyle w:val="ListParagraph"/>
+        <w:numPr>
+          <w:ilvl w:val="0"/>
+          <w:numId w:val="2"/>
+        </w:numPr>
+      </w:pPr>
+      <w:r>
+        <w:t>Như vậy trạng thái các bộ nhớ trở về như khi chưa gọi hàm foo</w:t>
+      </w:r>
+    </w:p>
+    <w:p>
+      <w:pPr>
+        <w:pStyle w:val="ListParagraph"/>
+        <w:numPr>
+          <w:ilvl w:val="0"/>
+          <w:numId w:val="6"/>
+        </w:numPr>
+      </w:pPr>
+      <w:r>
         <w:t>Thân Chương Trình?</w:t>
       </w:r>
     </w:p>
@@ -1621,19 +7667,7 @@
         </w:numPr>
       </w:pPr>
       <w:r>
-        <w:t>Thoát khỏi hàm hiện tại và tiếp tục chạy từ chỗ gọi hàm</w:t>
-      </w:r>
-    </w:p>
-    <w:p>
-      <w:pPr>
-        <w:pStyle w:val="ListParagraph"/>
-        <w:numPr>
-          <w:ilvl w:val="0"/>
-          <w:numId w:val="2"/>
-        </w:numPr>
-      </w:pPr>
-      <w:r>
-        <w:t>Nếu thoát khỏi hàm main thì tương đương chương tình kết thúc</w:t>
+        <w:t>Rút 4 Byte trên cùng của Stack nạp vào Register EIP, ví dụ Stack có 10 Byte thì sau lệnh này còn 6 Byte</w:t>
       </w:r>
     </w:p>
     <w:p>
@@ -1660,7 +7694,7 @@
         <w:ind w:left="1080"/>
       </w:pPr>
       <w:r>
-        <w:t>invoke &lt;Tên Hàm&gt;, &lt;Các Tham Số&gt;</w:t>
+        <w:t>call &lt;Nhãn&gt;</w:t>
       </w:r>
     </w:p>
     <w:p>
@@ -1672,7 +7706,31 @@
         </w:numPr>
       </w:pPr>
       <w:r>
-        <w:t>Ví dụ</w:t>
+        <w:t>Đ</w:t>
+      </w:r>
+      <w:r>
+        <w:t xml:space="preserve">ẩy địa chỉ của Instruction tiếp theo sau lệnh này vào Stack, </w:t>
+      </w:r>
+      <w:r>
+        <w:t>c</w:t>
+      </w:r>
+      <w:r>
+        <w:t>ho EIP nhảy đến &lt;Nhãn&gt;</w:t>
+      </w:r>
+    </w:p>
+    <w:p>
+      <w:pPr>
+        <w:pStyle w:val="ListParagraph"/>
+        <w:numPr>
+          <w:ilvl w:val="0"/>
+          <w:numId w:val="6"/>
+        </w:numPr>
+      </w:pPr>
+      <w:r>
+        <w:t>Gọi Hàm Hoàn Chỉnh</w:t>
+      </w:r>
+      <w:r>
+        <w:t>?</w:t>
       </w:r>
     </w:p>
     <w:p>
@@ -1687,55 +7745,94 @@
         <w:ind w:left="1080"/>
       </w:pPr>
       <w:r>
+        <w:t>invoke &lt;Tên Hàm&gt;, &lt;Các Tham Số&gt;</w:t>
+      </w:r>
+    </w:p>
+    <w:p>
+      <w:pPr>
+        <w:pStyle w:val="ListParagraph"/>
+        <w:numPr>
+          <w:ilvl w:val="0"/>
+          <w:numId w:val="2"/>
+        </w:numPr>
+      </w:pPr>
+      <w:r>
+        <w:t>Ví dụ</w:t>
+      </w:r>
+    </w:p>
+    <w:p>
+      <w:pPr>
+        <w:pStyle w:val="ListParagraph"/>
+        <w:pBdr>
+          <w:top w:val="single" w:sz="4" w:space="1" w:color="auto"/>
+          <w:left w:val="single" w:sz="4" w:space="4" w:color="auto"/>
+          <w:bottom w:val="single" w:sz="4" w:space="1" w:color="auto"/>
+          <w:right w:val="single" w:sz="4" w:space="4" w:color="auto"/>
+        </w:pBdr>
+        <w:ind w:left="1080"/>
+      </w:pPr>
+      <w:r>
+        <w:t>invoke foo, 1</w:t>
+      </w:r>
+      <w:r>
+        <w:t>, 2</w:t>
+      </w:r>
+    </w:p>
+    <w:p>
+      <w:pPr>
+        <w:pStyle w:val="ListParagraph"/>
+        <w:numPr>
+          <w:ilvl w:val="0"/>
+          <w:numId w:val="2"/>
+        </w:numPr>
+      </w:pPr>
+      <w:r>
+        <w:t>Hàm foo được gọi với tham số đầu vào</w:t>
+      </w:r>
+      <w:r>
+        <w:t xml:space="preserve"> lần lượt</w:t>
+      </w:r>
+      <w:r>
+        <w:t xml:space="preserve"> là 1</w:t>
+      </w:r>
+      <w:r>
+        <w:t xml:space="preserve"> và 2</w:t>
+      </w:r>
+    </w:p>
+    <w:p>
+      <w:pPr>
+        <w:pStyle w:val="ListParagraph"/>
+        <w:numPr>
+          <w:ilvl w:val="0"/>
+          <w:numId w:val="2"/>
+        </w:numPr>
+      </w:pPr>
+      <w:r>
+        <w:t>Cách gọi hàm này là chuẩn đúng theo như mục 1</w:t>
+      </w:r>
+    </w:p>
+    <w:p>
+      <w:pPr>
+        <w:pStyle w:val="ListParagraph"/>
+        <w:numPr>
+          <w:ilvl w:val="0"/>
+          <w:numId w:val="6"/>
+        </w:numPr>
+      </w:pPr>
+      <w:r>
+        <w:t>Nhãn?</w:t>
+      </w:r>
+    </w:p>
+    <w:p>
+      <w:pPr>
+        <w:pStyle w:val="ListParagraph"/>
+        <w:numPr>
+          <w:ilvl w:val="0"/>
+          <w:numId w:val="2"/>
+        </w:numPr>
+      </w:pPr>
+      <w:r>
         <w:lastRenderedPageBreak/>
-        <w:t>invoke foo, 1</w:t>
-      </w:r>
-      <w:r>
-        <w:t>, 2</w:t>
-      </w:r>
-    </w:p>
-    <w:p>
-      <w:pPr>
-        <w:pStyle w:val="ListParagraph"/>
-        <w:numPr>
-          <w:ilvl w:val="0"/>
-          <w:numId w:val="2"/>
-        </w:numPr>
-      </w:pPr>
-      <w:r>
-        <w:t>Hàm foo được gọi với tham số đầu vào</w:t>
-      </w:r>
-      <w:r>
-        <w:t xml:space="preserve"> lần lượt</w:t>
-      </w:r>
-      <w:r>
-        <w:t xml:space="preserve"> là 1</w:t>
-      </w:r>
-      <w:r>
-        <w:t xml:space="preserve"> và 2</w:t>
-      </w:r>
-    </w:p>
-    <w:p>
-      <w:pPr>
-        <w:pStyle w:val="ListParagraph"/>
-        <w:numPr>
-          <w:ilvl w:val="0"/>
-          <w:numId w:val="6"/>
-        </w:numPr>
-      </w:pPr>
-      <w:r>
-        <w:t>Nhãn?</w:t>
-      </w:r>
-    </w:p>
-    <w:p>
-      <w:pPr>
-        <w:pStyle w:val="ListParagraph"/>
-        <w:numPr>
-          <w:ilvl w:val="0"/>
-          <w:numId w:val="2"/>
-        </w:numPr>
-      </w:pPr>
-      <w:r>
         <w:t>Trong hàm main, ta có thể đặt các nhãn, khi này, ta có thể dùng lệnh nhảy để nhảy đến vị trí nhãn đó và tiếp tục thực hiện đoạn Code phía dưới nhãn đó, giống nhãn trong Batch</w:t>
       </w:r>
     </w:p>
@@ -2368,7 +8465,6 @@
         </w:numPr>
       </w:pPr>
       <w:r>
-        <w:lastRenderedPageBreak/>
         <w:t>Ví dụ</w:t>
       </w:r>
     </w:p>
@@ -2411,6 +8507,7 @@
         <w:ind w:left="1080"/>
       </w:pPr>
       <w:r>
+        <w:lastRenderedPageBreak/>
         <w:t>add &lt;Register Đầu&gt;, &lt;Register Sau&gt;</w:t>
       </w:r>
     </w:p>
@@ -2624,13 +8721,7 @@
         </w:numPr>
       </w:pPr>
       <w:r>
-        <w:t xml:space="preserve">Nhảy Đến Nhãn Nào Đó Nếu Kết Quả Của Phép Toán Trước Đó </w:t>
-      </w:r>
-      <w:r>
-        <w:t>=</w:t>
-      </w:r>
-      <w:r>
-        <w:t xml:space="preserve"> 0?</w:t>
+        <w:t>Nhảy Đến Nhãn Nào Đó Nếu Kết Quả Của Phép Toán Trước Đó = 0?</w:t>
       </w:r>
     </w:p>
     <w:p>
@@ -2798,22 +8889,40 @@
         <w:t>&lt;Biến&gt; phải có kích thước không vượt quá 4 Byte</w:t>
       </w:r>
     </w:p>
-    <w:p/>
-    <w:p>
-      <w:r>
-        <w:t>Kernel 32:</w:t>
-      </w:r>
-    </w:p>
-    <w:p>
-      <w:pPr>
-        <w:pStyle w:val="ListParagraph"/>
-        <w:numPr>
-          <w:ilvl w:val="0"/>
-          <w:numId w:val="7"/>
-        </w:numPr>
-      </w:pPr>
-      <w:r>
-        <w:t>Cách Import?</w:t>
+    <w:p>
+      <w:pPr>
+        <w:pStyle w:val="ListParagraph"/>
+        <w:numPr>
+          <w:ilvl w:val="0"/>
+          <w:numId w:val="12"/>
+        </w:numPr>
+      </w:pPr>
+      <w:r>
+        <w:t>Viết Số Nhị Phân?</w:t>
+      </w:r>
+    </w:p>
+    <w:p>
+      <w:pPr>
+        <w:pStyle w:val="ListParagraph"/>
+        <w:numPr>
+          <w:ilvl w:val="0"/>
+          <w:numId w:val="2"/>
+        </w:numPr>
+      </w:pPr>
+      <w:r>
+        <w:t>Đặt b đằng sau</w:t>
+      </w:r>
+    </w:p>
+    <w:p>
+      <w:pPr>
+        <w:pStyle w:val="ListParagraph"/>
+        <w:numPr>
+          <w:ilvl w:val="0"/>
+          <w:numId w:val="2"/>
+        </w:numPr>
+      </w:pPr>
+      <w:r>
+        <w:t>Ví dụ</w:t>
       </w:r>
     </w:p>
     <w:p>
@@ -2828,7 +8937,25 @@
         <w:ind w:left="1080"/>
       </w:pPr>
       <w:r>
-        <w:t>include C:\masm32\include\kernel32.inc</w:t>
+        <w:t>mov eax, 1001b</w:t>
+      </w:r>
+    </w:p>
+    <w:p/>
+    <w:p>
+      <w:r>
+        <w:t>Kernel 32:</w:t>
+      </w:r>
+    </w:p>
+    <w:p>
+      <w:pPr>
+        <w:pStyle w:val="ListParagraph"/>
+        <w:numPr>
+          <w:ilvl w:val="0"/>
+          <w:numId w:val="7"/>
+        </w:numPr>
+      </w:pPr>
+      <w:r>
+        <w:t>Cách Import?</w:t>
       </w:r>
     </w:p>
     <w:p>
@@ -2843,22 +8970,7 @@
         <w:ind w:left="1080"/>
       </w:pPr>
       <w:r>
-        <w:t>includelib C:\masm32\lib\kernel32.lib</w:t>
-      </w:r>
-    </w:p>
-    <w:p>
-      <w:pPr>
-        <w:pStyle w:val="ListParagraph"/>
-        <w:numPr>
-          <w:ilvl w:val="0"/>
-          <w:numId w:val="7"/>
-        </w:numPr>
-      </w:pPr>
-      <w:r>
-        <w:t xml:space="preserve">Kết </w:t>
-      </w:r>
-      <w:r>
-        <w:t>Thúc Chương Trình Ngay Và Trả Về Giá Trị Nào Đó?</w:t>
+        <w:t>include C:\masm32\include\kernel32.inc</w:t>
       </w:r>
     </w:p>
     <w:p>
@@ -2873,7 +8985,37 @@
         <w:ind w:left="1080"/>
       </w:pPr>
       <w:r>
+        <w:t>includelib C:\masm32\lib\kernel32.lib</w:t>
+      </w:r>
+    </w:p>
+    <w:p>
+      <w:pPr>
+        <w:pStyle w:val="ListParagraph"/>
+        <w:numPr>
+          <w:ilvl w:val="0"/>
+          <w:numId w:val="7"/>
+        </w:numPr>
+      </w:pPr>
+      <w:r>
         <w:lastRenderedPageBreak/>
+        <w:t xml:space="preserve">Kết </w:t>
+      </w:r>
+      <w:r>
+        <w:t>Thúc Chương Trình Ngay Và Trả Về Giá Trị Nào Đó?</w:t>
+      </w:r>
+    </w:p>
+    <w:p>
+      <w:pPr>
+        <w:pStyle w:val="ListParagraph"/>
+        <w:pBdr>
+          <w:top w:val="single" w:sz="4" w:space="1" w:color="auto"/>
+          <w:left w:val="single" w:sz="4" w:space="4" w:color="auto"/>
+          <w:bottom w:val="single" w:sz="4" w:space="1" w:color="auto"/>
+          <w:right w:val="single" w:sz="4" w:space="4" w:color="auto"/>
+        </w:pBdr>
+        <w:ind w:left="1080"/>
+      </w:pPr>
+      <w:r>
         <w:t>i</w:t>
       </w:r>
       <w:r>
@@ -3274,6 +9416,7 @@
     <w:p/>
     <w:p>
       <w:r>
+        <w:lastRenderedPageBreak/>
         <w:t>Quick Code – Mã Nhanh:</w:t>
       </w:r>
     </w:p>
@@ -3286,7 +9429,6 @@
         </w:numPr>
       </w:pPr>
       <w:r>
-        <w:lastRenderedPageBreak/>
         <w:t>Hello World?</w:t>
       </w:r>
     </w:p>

--- a/assembly.docx
+++ b/assembly.docx
@@ -416,6 +416,111 @@
     <w:p/>
     <w:p>
       <w:r>
+        <w:t>Disassembler:</w:t>
+      </w:r>
+    </w:p>
+    <w:p>
+      <w:pPr>
+        <w:pStyle w:val="ListParagraph"/>
+        <w:numPr>
+          <w:ilvl w:val="0"/>
+          <w:numId w:val="14"/>
+        </w:numPr>
+      </w:pPr>
+      <w:r>
+        <w:t xml:space="preserve">Cách </w:t>
+      </w:r>
+      <w:r>
+        <w:t>Cài Đặt?</w:t>
+      </w:r>
+    </w:p>
+    <w:p>
+      <w:pPr>
+        <w:pStyle w:val="ListParagraph"/>
+        <w:numPr>
+          <w:ilvl w:val="0"/>
+          <w:numId w:val="2"/>
+        </w:numPr>
+      </w:pPr>
+      <w:r>
+        <w:t>Vào Link</w:t>
+      </w:r>
+    </w:p>
+    <w:p>
+      <w:pPr>
+        <w:pStyle w:val="ListParagraph"/>
+        <w:numPr>
+          <w:ilvl w:val="0"/>
+          <w:numId w:val="2"/>
+        </w:numPr>
+      </w:pPr>
+      <w:hyperlink r:id="rId7" w:history="1">
+        <w:r>
+          <w:rPr>
+            <w:rStyle w:val="Hyperlink"/>
+          </w:rPr>
+          <w:t>https://hex-rays.com/ida-free/</w:t>
+        </w:r>
+      </w:hyperlink>
+    </w:p>
+    <w:p>
+      <w:pPr>
+        <w:pStyle w:val="ListParagraph"/>
+        <w:numPr>
+          <w:ilvl w:val="0"/>
+          <w:numId w:val="2"/>
+        </w:numPr>
+      </w:pPr>
+      <w:r>
+        <w:t>Cuộn xuống Click vào “IDA Free for Windows” + chờ tải + chạy File vừa tải cài đặt mặc định</w:t>
+      </w:r>
+    </w:p>
+    <w:p>
+      <w:pPr>
+        <w:pStyle w:val="ListParagraph"/>
+        <w:numPr>
+          <w:ilvl w:val="0"/>
+          <w:numId w:val="2"/>
+        </w:numPr>
+      </w:pPr>
+      <w:r>
+        <w:lastRenderedPageBreak/>
+        <w:t>Khi này sẽ xuất hiện thư mục “</w:t>
+      </w:r>
+      <w:r>
+        <w:t>C:\Program Files\IDA Freeware 8.3</w:t>
+      </w:r>
+      <w:r>
+        <w:t>”, trong đây chứa File “ida64” là File thực thi bạn muốn chạy</w:t>
+      </w:r>
+    </w:p>
+    <w:p>
+      <w:pPr>
+        <w:pStyle w:val="ListParagraph"/>
+        <w:numPr>
+          <w:ilvl w:val="0"/>
+          <w:numId w:val="2"/>
+        </w:numPr>
+      </w:pPr>
+      <w:r>
+        <w:t>Chạy File này, chọn các tùy chọn mong muốn lần đầu</w:t>
+      </w:r>
+      <w:r>
+        <w:t>, rồi thoát</w:t>
+      </w:r>
+    </w:p>
+    <w:p>
+      <w:pPr>
+        <w:pStyle w:val="ListParagraph"/>
+        <w:numPr>
+          <w:ilvl w:val="0"/>
+          <w:numId w:val="14"/>
+        </w:numPr>
+      </w:pPr>
+    </w:p>
+    <w:p/>
+    <w:p>
+      <w:r>
         <w:t>Preprocessor Directive – Tiền Xử Lí Điều Hướng:</w:t>
       </w:r>
     </w:p>
@@ -506,7 +611,6 @@
         </w:numPr>
       </w:pPr>
       <w:r>
-        <w:lastRenderedPageBreak/>
         <w:t>Dễ thấy cái này có dạng x86, x có thể là 3, 4, 6, …, càng lên cao thì càng mới, 386 là cũ nhấ</w:t>
       </w:r>
       <w:r>
@@ -965,6 +1069,7 @@
               <w:jc w:val="center"/>
             </w:pPr>
             <w:r>
+              <w:lastRenderedPageBreak/>
               <w:t>s</w:t>
             </w:r>
             <w:r>
@@ -1173,7 +1278,6 @@
         </w:numPr>
       </w:pPr>
       <w:r>
-        <w:lastRenderedPageBreak/>
         <w:t xml:space="preserve">Ví dụ &lt;Các Giá Trị Liên Tiếp&gt; là foo và bar, thì foo sẽ được chuyển sang dạng nhị phân tương ứng với &lt;Kiểu Dữ Liệu&gt;, chiếm </w:t>
       </w:r>
       <w:r>
@@ -1491,6 +1595,7 @@
               <w:jc w:val="center"/>
             </w:pPr>
             <w:r>
+              <w:lastRenderedPageBreak/>
               <w:t>Địa chỉ</w:t>
             </w:r>
           </w:p>
@@ -1555,11 +1660,72 @@
               <w:jc w:val="center"/>
             </w:pPr>
             <w:r>
+              <w:t>K + Z + 2</w:t>
+            </w:r>
+          </w:p>
+        </w:tc>
+        <w:tc>
+          <w:tcPr>
+            <w:tcW w:w="2722" w:type="dxa"/>
+          </w:tcPr>
+          <w:p>
+            <w:pPr>
+              <w:pStyle w:val="ListParagraph"/>
+              <w:ind w:left="0"/>
+              <w:jc w:val="center"/>
+            </w:pPr>
+            <w:r>
+              <w:t>Instruction Z + 2 hàm bar</w:t>
+            </w:r>
+          </w:p>
+        </w:tc>
+      </w:tr>
+      <w:tr>
+        <w:tc>
+          <w:tcPr>
+            <w:tcW w:w="1084" w:type="dxa"/>
+          </w:tcPr>
+          <w:p>
+            <w:pPr>
+              <w:pStyle w:val="ListParagraph"/>
+              <w:ind w:left="0"/>
+              <w:jc w:val="center"/>
+            </w:pPr>
+            <w:r>
+              <w:t>K + Z + 1</w:t>
+            </w:r>
+          </w:p>
+        </w:tc>
+        <w:tc>
+          <w:tcPr>
+            <w:tcW w:w="2722" w:type="dxa"/>
+          </w:tcPr>
+          <w:p>
+            <w:pPr>
+              <w:pStyle w:val="ListParagraph"/>
+              <w:ind w:left="0"/>
+              <w:jc w:val="center"/>
+            </w:pPr>
+            <w:r>
+              <w:t>Instruction trả về hàm foo</w:t>
+            </w:r>
+          </w:p>
+        </w:tc>
+      </w:tr>
+      <w:tr>
+        <w:tc>
+          <w:tcPr>
+            <w:tcW w:w="1084" w:type="dxa"/>
+          </w:tcPr>
+          <w:p>
+            <w:pPr>
+              <w:pStyle w:val="ListParagraph"/>
+              <w:ind w:left="0"/>
+              <w:jc w:val="center"/>
+            </w:pPr>
+            <w:r>
               <w:t>K + Z</w:t>
             </w:r>
-            <w:r>
-              <w:t xml:space="preserve"> + 2</w:t>
-            </w:r>
           </w:p>
         </w:tc>
         <w:tc>
@@ -1573,7 +1739,7 @@
               <w:jc w:val="center"/>
             </w:pPr>
             <w:r>
-              <w:t>Instruction Z + 2 hàm bar</w:t>
+              <w:t>Instruction Z hàm foo</w:t>
             </w:r>
           </w:p>
         </w:tc>
@@ -1590,10 +1756,7 @@
               <w:jc w:val="center"/>
             </w:pPr>
             <w:r>
-              <w:t>K + Z</w:t>
-            </w:r>
-            <w:r>
-              <w:t xml:space="preserve"> + 1</w:t>
+              <w:t>…</w:t>
             </w:r>
           </w:p>
         </w:tc>
@@ -1608,7 +1771,7 @@
               <w:jc w:val="center"/>
             </w:pPr>
             <w:r>
-              <w:t>Instruction trả về hàm foo</w:t>
+              <w:t>…</w:t>
             </w:r>
           </w:p>
         </w:tc>
@@ -1625,10 +1788,7 @@
               <w:jc w:val="center"/>
             </w:pPr>
             <w:r>
-              <w:t xml:space="preserve">K + </w:t>
-            </w:r>
-            <w:r>
-              <w:t>Z</w:t>
+              <w:t>K + Y + 2</w:t>
             </w:r>
           </w:p>
         </w:tc>
@@ -1643,13 +1803,7 @@
               <w:jc w:val="center"/>
             </w:pPr>
             <w:r>
-              <w:t xml:space="preserve">Instruction </w:t>
-            </w:r>
-            <w:r>
-              <w:t>Z</w:t>
-            </w:r>
-            <w:r>
-              <w:t xml:space="preserve"> hàm foo</w:t>
+              <w:t>Instruction Y + 2 hàm foo</w:t>
             </w:r>
           </w:p>
         </w:tc>
@@ -1666,6 +1820,73 @@
               <w:jc w:val="center"/>
             </w:pPr>
             <w:r>
+              <w:t>K + Y + 1</w:t>
+            </w:r>
+          </w:p>
+        </w:tc>
+        <w:tc>
+          <w:tcPr>
+            <w:tcW w:w="2722" w:type="dxa"/>
+          </w:tcPr>
+          <w:p>
+            <w:pPr>
+              <w:pStyle w:val="ListParagraph"/>
+              <w:ind w:left="0"/>
+              <w:jc w:val="center"/>
+            </w:pPr>
+            <w:r>
+              <w:t>Instruction Y + 1 hàm foo</w:t>
+            </w:r>
+          </w:p>
+        </w:tc>
+      </w:tr>
+      <w:tr>
+        <w:tc>
+          <w:tcPr>
+            <w:tcW w:w="1084" w:type="dxa"/>
+          </w:tcPr>
+          <w:p>
+            <w:pPr>
+              <w:pStyle w:val="ListParagraph"/>
+              <w:ind w:left="0"/>
+              <w:jc w:val="center"/>
+            </w:pPr>
+            <w:r>
+              <w:t>K + Y</w:t>
+            </w:r>
+          </w:p>
+        </w:tc>
+        <w:tc>
+          <w:tcPr>
+            <w:tcW w:w="2722" w:type="dxa"/>
+          </w:tcPr>
+          <w:p>
+            <w:pPr>
+              <w:pStyle w:val="ListParagraph"/>
+              <w:ind w:left="0"/>
+              <w:jc w:val="center"/>
+            </w:pPr>
+            <w:r>
+              <w:t>Instruction Y</w:t>
+            </w:r>
+            <w:r>
+              <w:t xml:space="preserve"> hàm main</w:t>
+            </w:r>
+          </w:p>
+        </w:tc>
+      </w:tr>
+      <w:tr>
+        <w:tc>
+          <w:tcPr>
+            <w:tcW w:w="1084" w:type="dxa"/>
+          </w:tcPr>
+          <w:p>
+            <w:pPr>
+              <w:pStyle w:val="ListParagraph"/>
+              <w:ind w:left="0"/>
+              <w:jc w:val="center"/>
+            </w:pPr>
+            <w:r>
               <w:t>…</w:t>
             </w:r>
           </w:p>
@@ -1698,10 +1919,7 @@
               <w:jc w:val="center"/>
             </w:pPr>
             <w:r>
-              <w:t>K + Y</w:t>
-            </w:r>
-            <w:r>
-              <w:t xml:space="preserve"> + 2</w:t>
+              <w:t>K + X + 3</w:t>
             </w:r>
           </w:p>
         </w:tc>
@@ -1716,13 +1934,10 @@
               <w:jc w:val="center"/>
             </w:pPr>
             <w:r>
-              <w:t xml:space="preserve">Instruction Y + </w:t>
-            </w:r>
-            <w:r>
-              <w:t>2</w:t>
-            </w:r>
-            <w:r>
-              <w:t xml:space="preserve"> hàm foo</w:t>
+              <w:t>Instruction X + 3</w:t>
+            </w:r>
+            <w:r>
+              <w:t xml:space="preserve"> hàm main</w:t>
             </w:r>
           </w:p>
         </w:tc>
@@ -1739,10 +1954,7 @@
               <w:jc w:val="center"/>
             </w:pPr>
             <w:r>
-              <w:t>K + Y</w:t>
-            </w:r>
-            <w:r>
-              <w:t xml:space="preserve"> + 1</w:t>
+              <w:t>K + X + 2</w:t>
             </w:r>
           </w:p>
         </w:tc>
@@ -1757,13 +1969,10 @@
               <w:jc w:val="center"/>
             </w:pPr>
             <w:r>
-              <w:t xml:space="preserve">Instruction </w:t>
-            </w:r>
-            <w:r>
-              <w:t xml:space="preserve">Y + </w:t>
-            </w:r>
-            <w:r>
-              <w:t>1 hàm foo</w:t>
+              <w:t>Instruction X + 2</w:t>
+            </w:r>
+            <w:r>
+              <w:t xml:space="preserve"> hàm main</w:t>
             </w:r>
           </w:p>
         </w:tc>
@@ -1780,10 +1989,7 @@
               <w:jc w:val="center"/>
             </w:pPr>
             <w:r>
-              <w:t xml:space="preserve">K + </w:t>
-            </w:r>
-            <w:r>
-              <w:t>Y</w:t>
+              <w:t>K + X + 1</w:t>
             </w:r>
           </w:p>
         </w:tc>
@@ -1798,10 +2004,39 @@
               <w:jc w:val="center"/>
             </w:pPr>
             <w:r>
-              <w:t xml:space="preserve">Instruction </w:t>
-            </w:r>
-            <w:r>
-              <w:t>Y</w:t>
+              <w:t>Instruction gọi hàm foo</w:t>
+            </w:r>
+          </w:p>
+        </w:tc>
+      </w:tr>
+      <w:tr>
+        <w:tc>
+          <w:tcPr>
+            <w:tcW w:w="1084" w:type="dxa"/>
+          </w:tcPr>
+          <w:p>
+            <w:pPr>
+              <w:pStyle w:val="ListParagraph"/>
+              <w:ind w:left="0"/>
+              <w:jc w:val="center"/>
+            </w:pPr>
+            <w:r>
+              <w:t>K + X</w:t>
+            </w:r>
+          </w:p>
+        </w:tc>
+        <w:tc>
+          <w:tcPr>
+            <w:tcW w:w="2722" w:type="dxa"/>
+          </w:tcPr>
+          <w:p>
+            <w:pPr>
+              <w:pStyle w:val="ListParagraph"/>
+              <w:ind w:left="0"/>
+              <w:jc w:val="center"/>
+            </w:pPr>
+            <w:r>
+              <w:t>Instruction X</w:t>
             </w:r>
             <w:r>
               <w:t xml:space="preserve"> hàm main</w:t>
@@ -1853,10 +2088,7 @@
               <w:jc w:val="center"/>
             </w:pPr>
             <w:r>
-              <w:t xml:space="preserve">K + X + </w:t>
-            </w:r>
-            <w:r>
-              <w:t>3</w:t>
+              <w:t>K + 2</w:t>
             </w:r>
           </w:p>
         </w:tc>
@@ -1871,198 +2103,7 @@
               <w:jc w:val="center"/>
             </w:pPr>
             <w:r>
-              <w:t xml:space="preserve">Instruction X + </w:t>
-            </w:r>
-            <w:r>
-              <w:t>3</w:t>
-            </w:r>
-            <w:r>
-              <w:t xml:space="preserve"> hàm main</w:t>
-            </w:r>
-          </w:p>
-        </w:tc>
-      </w:tr>
-      <w:tr>
-        <w:tc>
-          <w:tcPr>
-            <w:tcW w:w="1084" w:type="dxa"/>
-          </w:tcPr>
-          <w:p>
-            <w:pPr>
-              <w:pStyle w:val="ListParagraph"/>
-              <w:ind w:left="0"/>
-              <w:jc w:val="center"/>
-            </w:pPr>
-            <w:r>
-              <w:t xml:space="preserve">K + X + </w:t>
-            </w:r>
-            <w:r>
-              <w:t>2</w:t>
-            </w:r>
-          </w:p>
-        </w:tc>
-        <w:tc>
-          <w:tcPr>
-            <w:tcW w:w="2722" w:type="dxa"/>
-          </w:tcPr>
-          <w:p>
-            <w:pPr>
-              <w:pStyle w:val="ListParagraph"/>
-              <w:ind w:left="0"/>
-              <w:jc w:val="center"/>
-            </w:pPr>
-            <w:r>
-              <w:t>Instruction X + 2</w:t>
-            </w:r>
-            <w:r>
-              <w:t xml:space="preserve"> hàm main</w:t>
-            </w:r>
-          </w:p>
-        </w:tc>
-      </w:tr>
-      <w:tr>
-        <w:tc>
-          <w:tcPr>
-            <w:tcW w:w="1084" w:type="dxa"/>
-          </w:tcPr>
-          <w:p>
-            <w:pPr>
-              <w:pStyle w:val="ListParagraph"/>
-              <w:ind w:left="0"/>
-              <w:jc w:val="center"/>
-            </w:pPr>
-            <w:r>
-              <w:t>K + X + 1</w:t>
-            </w:r>
-          </w:p>
-        </w:tc>
-        <w:tc>
-          <w:tcPr>
-            <w:tcW w:w="2722" w:type="dxa"/>
-          </w:tcPr>
-          <w:p>
-            <w:pPr>
-              <w:pStyle w:val="ListParagraph"/>
-              <w:ind w:left="0"/>
-              <w:jc w:val="center"/>
-            </w:pPr>
-            <w:r>
-              <w:t>Instruction gọi hàm foo</w:t>
-            </w:r>
-          </w:p>
-        </w:tc>
-      </w:tr>
-      <w:tr>
-        <w:tc>
-          <w:tcPr>
-            <w:tcW w:w="1084" w:type="dxa"/>
-          </w:tcPr>
-          <w:p>
-            <w:pPr>
-              <w:pStyle w:val="ListParagraph"/>
-              <w:ind w:left="0"/>
-              <w:jc w:val="center"/>
-            </w:pPr>
-            <w:r>
-              <w:t xml:space="preserve">K + </w:t>
-            </w:r>
-            <w:r>
-              <w:t>X</w:t>
-            </w:r>
-          </w:p>
-        </w:tc>
-        <w:tc>
-          <w:tcPr>
-            <w:tcW w:w="2722" w:type="dxa"/>
-          </w:tcPr>
-          <w:p>
-            <w:pPr>
-              <w:pStyle w:val="ListParagraph"/>
-              <w:ind w:left="0"/>
-              <w:jc w:val="center"/>
-            </w:pPr>
-            <w:r>
-              <w:t xml:space="preserve">Instruction </w:t>
-            </w:r>
-            <w:r>
-              <w:t>X</w:t>
-            </w:r>
-            <w:r>
-              <w:t xml:space="preserve"> hàm main</w:t>
-            </w:r>
-          </w:p>
-        </w:tc>
-      </w:tr>
-      <w:tr>
-        <w:tc>
-          <w:tcPr>
-            <w:tcW w:w="1084" w:type="dxa"/>
-          </w:tcPr>
-          <w:p>
-            <w:pPr>
-              <w:pStyle w:val="ListParagraph"/>
-              <w:ind w:left="0"/>
-              <w:jc w:val="center"/>
-            </w:pPr>
-            <w:r>
-              <w:lastRenderedPageBreak/>
-              <w:t>…</w:t>
-            </w:r>
-          </w:p>
-        </w:tc>
-        <w:tc>
-          <w:tcPr>
-            <w:tcW w:w="2722" w:type="dxa"/>
-          </w:tcPr>
-          <w:p>
-            <w:pPr>
-              <w:pStyle w:val="ListParagraph"/>
-              <w:ind w:left="0"/>
-              <w:jc w:val="center"/>
-            </w:pPr>
-            <w:r>
-              <w:t>…</w:t>
-            </w:r>
-          </w:p>
-        </w:tc>
-      </w:tr>
-      <w:tr>
-        <w:tc>
-          <w:tcPr>
-            <w:tcW w:w="1084" w:type="dxa"/>
-          </w:tcPr>
-          <w:p>
-            <w:pPr>
-              <w:pStyle w:val="ListParagraph"/>
-              <w:ind w:left="0"/>
-              <w:jc w:val="center"/>
-            </w:pPr>
-            <w:r>
-              <w:t>K</w:t>
-            </w:r>
-            <w:r>
-              <w:t xml:space="preserve"> + </w:t>
-            </w:r>
-            <w:r>
-              <w:t>2</w:t>
-            </w:r>
-          </w:p>
-        </w:tc>
-        <w:tc>
-          <w:tcPr>
-            <w:tcW w:w="2722" w:type="dxa"/>
-          </w:tcPr>
-          <w:p>
-            <w:pPr>
-              <w:pStyle w:val="ListParagraph"/>
-              <w:ind w:left="0"/>
-              <w:jc w:val="center"/>
-            </w:pPr>
-            <w:r>
-              <w:t xml:space="preserve">Instruction </w:t>
-            </w:r>
-            <w:r>
-              <w:t>2</w:t>
+              <w:t>Instruction 2</w:t>
             </w:r>
             <w:r>
               <w:t xml:space="preserve"> hàm main</w:t>
@@ -2893,10 +2934,7 @@
               <w:jc w:val="center"/>
             </w:pPr>
             <w:r>
-              <w:t xml:space="preserve">Biến toàn cục </w:t>
-            </w:r>
-            <w:r>
-              <w:t>G</w:t>
+              <w:t>Biến toàn cục G</w:t>
             </w:r>
           </w:p>
         </w:tc>
@@ -2963,10 +3001,7 @@
               <w:jc w:val="center"/>
             </w:pPr>
             <w:r>
-              <w:t xml:space="preserve">Biến toàn cục </w:t>
-            </w:r>
-            <w:r>
-              <w:t>2</w:t>
+              <w:t>Biến toàn cục 2</w:t>
             </w:r>
           </w:p>
         </w:tc>
@@ -3055,6 +3090,7 @@
         </w:numPr>
       </w:pPr>
       <w:r>
+        <w:lastRenderedPageBreak/>
         <w:t>Cứ mỗi khi biến được tạo ra trong hàm main, thì nó sẽ được đẩy vào Stack, đồng thời ESP giảm 1</w:t>
       </w:r>
     </w:p>
@@ -3070,13 +3106,7 @@
         <w:t xml:space="preserve">Sau thời điểm này, Instruction 1 sẽ được thực hiện, </w:t>
       </w:r>
       <w:r>
-        <w:t xml:space="preserve">sau đó đến 2, …,  cho đến khi EIP mang giá trị là </w:t>
-      </w:r>
-      <w:r>
-        <w:t>K + X + 1</w:t>
-      </w:r>
-      <w:r>
-        <w:t xml:space="preserve">, giả sử thời điểm </w:t>
+        <w:t xml:space="preserve">sau đó đến 2, …,  cho đến khi EIP mang giá trị là K + X + 1, giả sử thời điểm </w:t>
       </w:r>
       <w:r>
         <w:t>đó bộ nhớ có dạng sau</w:t>
@@ -3520,7 +3550,6 @@
               <w:jc w:val="center"/>
             </w:pPr>
             <w:r>
-              <w:lastRenderedPageBreak/>
               <w:t>…</w:t>
             </w:r>
           </w:p>
@@ -3580,13 +3609,7 @@
               <w:jc w:val="center"/>
             </w:pPr>
             <w:r>
-              <w:t xml:space="preserve">Biến cục bộ </w:t>
-            </w:r>
-            <w:r>
-              <w:t>L – 1</w:t>
-            </w:r>
-            <w:r>
-              <w:t xml:space="preserve"> hàm main</w:t>
+              <w:t>Biến cục bộ L – 1 hàm main</w:t>
             </w:r>
           </w:p>
         </w:tc>
@@ -4502,10 +4525,98 @@
               <w:jc w:val="center"/>
             </w:pPr>
             <w:r>
+              <w:t>N – L – 1</w:t>
+            </w:r>
+          </w:p>
+        </w:tc>
+        <w:tc>
+          <w:tcPr>
+            <w:tcW w:w="2760" w:type="dxa"/>
+          </w:tcPr>
+          <w:p>
+            <w:pPr>
+              <w:pStyle w:val="ListParagraph"/>
+              <w:ind w:left="0"/>
+              <w:jc w:val="center"/>
+            </w:pPr>
+            <w:r>
+              <w:t>Tham số W hàm foo</w:t>
+            </w:r>
+          </w:p>
+        </w:tc>
+        <w:tc>
+          <w:tcPr>
+            <w:tcW w:w="1800" w:type="dxa"/>
+          </w:tcPr>
+          <w:p>
+            <w:pPr>
+              <w:pStyle w:val="ListParagraph"/>
+              <w:ind w:left="0"/>
+              <w:jc w:val="center"/>
+            </w:pPr>
+          </w:p>
+        </w:tc>
+      </w:tr>
+      <w:tr>
+        <w:tc>
+          <w:tcPr>
+            <w:tcW w:w="1403" w:type="dxa"/>
+          </w:tcPr>
+          <w:p>
+            <w:pPr>
+              <w:pStyle w:val="ListParagraph"/>
+              <w:ind w:left="0"/>
+              <w:jc w:val="center"/>
+            </w:pPr>
+            <w:r>
+              <w:t>…</w:t>
+            </w:r>
+          </w:p>
+        </w:tc>
+        <w:tc>
+          <w:tcPr>
+            <w:tcW w:w="2760" w:type="dxa"/>
+          </w:tcPr>
+          <w:p>
+            <w:pPr>
+              <w:pStyle w:val="ListParagraph"/>
+              <w:ind w:left="0"/>
+              <w:jc w:val="center"/>
+            </w:pPr>
+            <w:r>
+              <w:t>…</w:t>
+            </w:r>
+          </w:p>
+        </w:tc>
+        <w:tc>
+          <w:tcPr>
+            <w:tcW w:w="1800" w:type="dxa"/>
+          </w:tcPr>
+          <w:p>
+            <w:pPr>
+              <w:pStyle w:val="ListParagraph"/>
+              <w:ind w:left="0"/>
+              <w:jc w:val="center"/>
+            </w:pPr>
+          </w:p>
+        </w:tc>
+      </w:tr>
+      <w:tr>
+        <w:tc>
+          <w:tcPr>
+            <w:tcW w:w="1403" w:type="dxa"/>
+          </w:tcPr>
+          <w:p>
+            <w:pPr>
+              <w:pStyle w:val="ListParagraph"/>
+              <w:ind w:left="0"/>
+              <w:jc w:val="center"/>
+            </w:pPr>
+            <w:r>
               <w:t xml:space="preserve">N </w:t>
             </w:r>
             <w:r>
-              <w:t>– L – 1</w:t>
+              <w:t>– L – W + 1</w:t>
             </w:r>
           </w:p>
         </w:tc>
@@ -4520,16 +4631,7 @@
               <w:jc w:val="center"/>
             </w:pPr>
             <w:r>
-              <w:t xml:space="preserve">Tham số </w:t>
-            </w:r>
-            <w:r>
-              <w:t>W</w:t>
-            </w:r>
-            <w:r>
-              <w:t xml:space="preserve"> hàm </w:t>
-            </w:r>
-            <w:r>
-              <w:t>foo</w:t>
+              <w:t>Tham số 2 hàm foo</w:t>
             </w:r>
           </w:p>
         </w:tc>
@@ -4558,7 +4660,10 @@
               <w:jc w:val="center"/>
             </w:pPr>
             <w:r>
-              <w:t>…</w:t>
+              <w:t xml:space="preserve">N </w:t>
+            </w:r>
+            <w:r>
+              <w:t>– L – W</w:t>
             </w:r>
           </w:p>
         </w:tc>
@@ -4573,7 +4678,7 @@
               <w:jc w:val="center"/>
             </w:pPr>
             <w:r>
-              <w:t>…</w:t>
+              <w:t>Tham số 1 hàm foo</w:t>
             </w:r>
           </w:p>
         </w:tc>
@@ -4602,10 +4707,7 @@
               <w:jc w:val="center"/>
             </w:pPr>
             <w:r>
-              <w:t xml:space="preserve">N </w:t>
-            </w:r>
-            <w:r>
-              <w:t>– L – W + 1</w:t>
+              <w:t>N – L – W – 1</w:t>
             </w:r>
           </w:p>
         </w:tc>
@@ -4620,10 +4722,7 @@
               <w:jc w:val="center"/>
             </w:pPr>
             <w:r>
-              <w:t xml:space="preserve">Tham số 2 hàm </w:t>
-            </w:r>
-            <w:r>
-              <w:t>foo</w:t>
+              <w:t>K + X + 2</w:t>
             </w:r>
           </w:p>
         </w:tc>
@@ -4652,107 +4751,8 @@
               <w:jc w:val="center"/>
             </w:pPr>
             <w:r>
-              <w:t xml:space="preserve">N </w:t>
-            </w:r>
-            <w:r>
-              <w:t>– L – W</w:t>
-            </w:r>
-          </w:p>
-        </w:tc>
-        <w:tc>
-          <w:tcPr>
-            <w:tcW w:w="2760" w:type="dxa"/>
-          </w:tcPr>
-          <w:p>
-            <w:pPr>
-              <w:pStyle w:val="ListParagraph"/>
-              <w:ind w:left="0"/>
-              <w:jc w:val="center"/>
-            </w:pPr>
-            <w:r>
-              <w:t xml:space="preserve">Tham số 1 hàm </w:t>
-            </w:r>
-            <w:r>
-              <w:t>foo</w:t>
-            </w:r>
-          </w:p>
-        </w:tc>
-        <w:tc>
-          <w:tcPr>
-            <w:tcW w:w="1800" w:type="dxa"/>
-          </w:tcPr>
-          <w:p>
-            <w:pPr>
-              <w:pStyle w:val="ListParagraph"/>
-              <w:ind w:left="0"/>
-              <w:jc w:val="center"/>
-            </w:pPr>
-          </w:p>
-        </w:tc>
-      </w:tr>
-      <w:tr>
-        <w:tc>
-          <w:tcPr>
-            <w:tcW w:w="1403" w:type="dxa"/>
-          </w:tcPr>
-          <w:p>
-            <w:pPr>
-              <w:pStyle w:val="ListParagraph"/>
-              <w:ind w:left="0"/>
-              <w:jc w:val="center"/>
-            </w:pPr>
-            <w:r>
-              <w:t>N – L – W</w:t>
-            </w:r>
-            <w:r>
-              <w:t xml:space="preserve"> – 1</w:t>
-            </w:r>
-          </w:p>
-        </w:tc>
-        <w:tc>
-          <w:tcPr>
-            <w:tcW w:w="2760" w:type="dxa"/>
-          </w:tcPr>
-          <w:p>
-            <w:pPr>
-              <w:pStyle w:val="ListParagraph"/>
-              <w:ind w:left="0"/>
-              <w:jc w:val="center"/>
-            </w:pPr>
-            <w:r>
-              <w:t>K + X + 2</w:t>
-            </w:r>
-          </w:p>
-        </w:tc>
-        <w:tc>
-          <w:tcPr>
-            <w:tcW w:w="1800" w:type="dxa"/>
-          </w:tcPr>
-          <w:p>
-            <w:pPr>
-              <w:pStyle w:val="ListParagraph"/>
-              <w:ind w:left="0"/>
-              <w:jc w:val="center"/>
-            </w:pPr>
-          </w:p>
-        </w:tc>
-      </w:tr>
-      <w:tr>
-        <w:tc>
-          <w:tcPr>
-            <w:tcW w:w="1403" w:type="dxa"/>
-          </w:tcPr>
-          <w:p>
-            <w:pPr>
-              <w:pStyle w:val="ListParagraph"/>
-              <w:ind w:left="0"/>
-              <w:jc w:val="center"/>
-            </w:pPr>
-            <w:r>
-              <w:t xml:space="preserve">N – L – W – </w:t>
-            </w:r>
-            <w:r>
-              <w:t>2</w:t>
+              <w:lastRenderedPageBreak/>
+              <w:t>N – L – W – 2</w:t>
             </w:r>
           </w:p>
         </w:tc>
@@ -5136,19 +5136,7 @@
         </w:numPr>
       </w:pPr>
       <w:r>
-        <w:t xml:space="preserve">Sau thời điểm này, Instruction </w:t>
-      </w:r>
-      <w:r>
-        <w:t>Y + 1</w:t>
-      </w:r>
-      <w:r>
-        <w:t xml:space="preserve"> sẽ được thực hiện, sau đó đến </w:t>
-      </w:r>
-      <w:r>
-        <w:t>Y + 2</w:t>
-      </w:r>
-      <w:r>
-        <w:t xml:space="preserve">, …,  cho đến khi EIP mang giá trị là </w:t>
+        <w:t xml:space="preserve">Sau thời điểm này, Instruction Y + 1 sẽ được thực hiện, sau đó đến Y + 2, …,  cho đến khi EIP mang giá trị là </w:t>
       </w:r>
       <w:r>
         <w:t>K + Z + 1</w:t>
@@ -5193,7 +5181,6 @@
               <w:jc w:val="center"/>
             </w:pPr>
             <w:r>
-              <w:lastRenderedPageBreak/>
               <w:t>Địa chỉ</w:t>
             </w:r>
           </w:p>
@@ -5948,10 +5935,7 @@
               <w:jc w:val="center"/>
             </w:pPr>
             <w:r>
-              <w:t xml:space="preserve">N – L – W – </w:t>
-            </w:r>
-            <w:r>
-              <w:t>3</w:t>
+              <w:t>N – L – W – 3</w:t>
             </w:r>
           </w:p>
         </w:tc>
@@ -5966,10 +5950,7 @@
               <w:jc w:val="center"/>
             </w:pPr>
             <w:r>
-              <w:t xml:space="preserve">Biến cục bộ 1 hàm </w:t>
-            </w:r>
-            <w:r>
-              <w:t>foo</w:t>
+              <w:t>Biến cục bộ 1 hàm foo</w:t>
             </w:r>
           </w:p>
         </w:tc>
@@ -5998,10 +5979,7 @@
               <w:jc w:val="center"/>
             </w:pPr>
             <w:r>
-              <w:t xml:space="preserve">N – L – W – </w:t>
-            </w:r>
-            <w:r>
-              <w:t>4</w:t>
+              <w:t>N – L – W – 4</w:t>
             </w:r>
           </w:p>
         </w:tc>
@@ -6016,10 +5994,7 @@
               <w:jc w:val="center"/>
             </w:pPr>
             <w:r>
-              <w:t xml:space="preserve">Biến cục bộ 2 hàm </w:t>
-            </w:r>
-            <w:r>
-              <w:t>foo</w:t>
+              <w:t>Biến cục bộ 2 hàm foo</w:t>
             </w:r>
           </w:p>
         </w:tc>
@@ -6092,10 +6067,7 @@
               <w:jc w:val="center"/>
             </w:pPr>
             <w:r>
-              <w:t xml:space="preserve">N – L – W – </w:t>
-            </w:r>
-            <w:r>
-              <w:t>Q</w:t>
+              <w:t>N – L – W – Q</w:t>
             </w:r>
           </w:p>
         </w:tc>
@@ -6110,22 +6082,7 @@
               <w:jc w:val="center"/>
             </w:pPr>
             <w:r>
-              <w:t>Biến cục bộ</w:t>
-            </w:r>
-            <w:r>
-              <w:t xml:space="preserve"> Q </w:t>
-            </w:r>
-            <w:r>
-              <w:t xml:space="preserve">– </w:t>
-            </w:r>
-            <w:r>
-              <w:t>2</w:t>
-            </w:r>
-            <w:r>
-              <w:t xml:space="preserve"> hàm </w:t>
-            </w:r>
-            <w:r>
-              <w:t>foo</w:t>
+              <w:t>Biến cục bộ Q – 2 hàm foo</w:t>
             </w:r>
           </w:p>
         </w:tc>
@@ -6304,13 +6261,7 @@
               <w:jc w:val="center"/>
             </w:pPr>
             <w:r>
-              <w:t xml:space="preserve">K + </w:t>
-            </w:r>
-            <w:r>
-              <w:t>Z</w:t>
-            </w:r>
-            <w:r>
-              <w:t xml:space="preserve"> + 1</w:t>
+              <w:t>K + Z + 1</w:t>
             </w:r>
           </w:p>
         </w:tc>
@@ -6500,6 +6451,7 @@
         </w:numPr>
       </w:pPr>
       <w:r>
+        <w:lastRenderedPageBreak/>
         <w:t xml:space="preserve">Sau thời điểm này, lệnh trả về sẽ được thực hiện, khi đó giá trị trả về sẽ lưu ở EAX, ESP được gán = EBP, </w:t>
       </w:r>
       <w:r>
@@ -6954,7 +6906,6 @@
               <w:jc w:val="center"/>
             </w:pPr>
             <w:r>
-              <w:lastRenderedPageBreak/>
               <w:t>N – 3</w:t>
             </w:r>
           </w:p>
@@ -7655,6 +7606,7 @@
         <w:ind w:left="1080"/>
       </w:pPr>
       <w:r>
+        <w:lastRenderedPageBreak/>
         <w:t>ret</w:t>
       </w:r>
     </w:p>
@@ -7832,7 +7784,6 @@
         </w:numPr>
       </w:pPr>
       <w:r>
-        <w:lastRenderedPageBreak/>
         <w:t>Trong hàm main, ta có thể đặt các nhãn, khi này, ta có thể dùng lệnh nhảy để nhảy đến vị trí nhãn đó và tiếp tục thực hiện đoạn Code phía dưới nhãn đó, giống nhãn trong Batch</w:t>
       </w:r>
     </w:p>
@@ -8330,6 +8281,7 @@
         </w:numPr>
       </w:pPr>
       <w:r>
+        <w:lastRenderedPageBreak/>
         <w:t>Gán Giá Trị Cho Register?</w:t>
       </w:r>
     </w:p>
@@ -8507,7 +8459,6 @@
         <w:ind w:left="1080"/>
       </w:pPr>
       <w:r>
-        <w:lastRenderedPageBreak/>
         <w:t>add &lt;Register Đầu&gt;, &lt;Register Sau&gt;</w:t>
       </w:r>
     </w:p>
@@ -8871,6 +8822,7 @@
         </w:numPr>
       </w:pPr>
       <w:r>
+        <w:lastRenderedPageBreak/>
         <w:t xml:space="preserve">Giả sử trong Stack, vật chất đang có độ cao khoảng 10 Byte, &lt;Biến&gt; có kích thước 4 Byte, thì </w:t>
       </w:r>
       <w:r>
@@ -8997,7 +8949,6 @@
         </w:numPr>
       </w:pPr>
       <w:r>
-        <w:lastRenderedPageBreak/>
         <w:t xml:space="preserve">Kết </w:t>
       </w:r>
       <w:r>
@@ -9256,6 +9207,7 @@
         <w:ind w:left="1080"/>
       </w:pPr>
       <w:r>
+        <w:lastRenderedPageBreak/>
         <w:t>include C:\masm32\include\</w:t>
       </w:r>
       <w:r>
@@ -9380,7 +9332,7 @@
                     <pic:cNvPicPr/>
                   </pic:nvPicPr>
                   <pic:blipFill>
-                    <a:blip r:embed="rId7"/>
+                    <a:blip r:embed="rId8"/>
                     <a:stretch>
                       <a:fillRect/>
                     </a:stretch>
@@ -9416,7 +9368,6 @@
     <w:p/>
     <w:p>
       <w:r>
-        <w:lastRenderedPageBreak/>
         <w:t>Quick Code – Mã Nhanh:</w:t>
       </w:r>
     </w:p>
@@ -9706,6 +9657,95 @@
 <file path=word/numbering.xml><?xml version="1.0" encoding="utf-8"?>
 <w:numbering xmlns:wpc="http://schemas.microsoft.com/office/word/2010/wordprocessingCanvas" xmlns:cx="http://schemas.microsoft.com/office/drawing/2014/chartex" xmlns:cx1="http://schemas.microsoft.com/office/drawing/2015/9/8/chartex" xmlns:cx2="http://schemas.microsoft.com/office/drawing/2015/10/21/chartex" xmlns:cx3="http://schemas.microsoft.com/office/drawing/2016/5/9/chartex" xmlns:cx4="http://schemas.microsoft.com/office/drawing/2016/5/10/chartex" xmlns:cx5="http://schemas.microsoft.com/office/drawing/2016/5/11/chartex" xmlns:cx6="http://schemas.microsoft.com/office/drawing/2016/5/12/chartex" xmlns:cx7="http://schemas.microsoft.com/office/drawing/2016/5/13/chartex" xmlns:cx8="http://schemas.microsoft.com/office/drawing/2016/5/14/chartex" xmlns:mc="http://schemas.openxmlformats.org/markup-compatibility/2006" xmlns:aink="http://schemas.microsoft.com/office/drawing/2016/ink" xmlns:am3d="http://schemas.microsoft.com/office/drawing/2017/model3d" xmlns:o="urn:schemas-microsoft-com:office:office" xmlns:oel="http://schemas.microsoft.com/office/2019/extlst" xmlns:r="http://schemas.openxmlformats.org/officeDocument/2006/relationships" xmlns:m="http://schemas.openxmlformats.org/officeDocument/2006/math" xmlns:v="urn:schemas-microsoft-com:vml" xmlns:wp14="http://schemas.microsoft.com/office/word/2010/wordprocessingDrawing" xmlns:wp="http://schemas.openxmlformats.org/drawingml/2006/wordprocessingDrawing" xmlns:w10="urn:schemas-microsoft-com:office:word" xmlns:w="http://schemas.openxmlformats.org/wordprocessingml/2006/main" xmlns:w14="http://schemas.microsoft.com/office/word/2010/wordml" xmlns:w15="http://schemas.microsoft.com/office/word/2012/wordml" xmlns:w16cex="http://schemas.microsoft.com/office/word/2018/wordml/cex" xmlns:w16cid="http://schemas.microsoft.com/office/word/2016/wordml/cid" xmlns:w16="http://schemas.microsoft.com/office/word/2018/wordml" xmlns:w16sdtdh="http://schemas.microsoft.com/office/word/2020/wordml/sdtdatahash" xmlns:w16se="http://schemas.microsoft.com/office/word/2015/wordml/symex" xmlns:wpg="http://schemas.microsoft.com/office/word/2010/wordprocessingGroup" xmlns:wpi="http://schemas.microsoft.com/office/word/2010/wordprocessingInk" xmlns:wne="http://schemas.microsoft.com/office/word/2006/wordml" xmlns:wps="http://schemas.microsoft.com/office/word/2010/wordprocessingShape" mc:Ignorable="w14 w15 w16se w16cid w16 w16cex w16sdtdh wp14">
   <w:abstractNum w:abstractNumId="0" w15:restartNumberingAfterBreak="0">
+    <w:nsid w:val="0B2531B8"/>
+    <w:multiLevelType w:val="hybridMultilevel"/>
+    <w:tmpl w:val="9EA4816E"/>
+    <w:lvl w:ilvl="0" w:tplc="56FA517E">
+      <w:start w:val="1"/>
+      <w:numFmt w:val="decimal"/>
+      <w:lvlText w:val="%1."/>
+      <w:lvlJc w:val="left"/>
+      <w:pPr>
+        <w:ind w:left="1080" w:hanging="360"/>
+      </w:pPr>
+      <w:rPr>
+        <w:rFonts w:hint="default"/>
+      </w:rPr>
+    </w:lvl>
+    <w:lvl w:ilvl="1" w:tplc="04090019" w:tentative="1">
+      <w:start w:val="1"/>
+      <w:numFmt w:val="lowerLetter"/>
+      <w:lvlText w:val="%2."/>
+      <w:lvlJc w:val="left"/>
+      <w:pPr>
+        <w:ind w:left="1800" w:hanging="360"/>
+      </w:pPr>
+    </w:lvl>
+    <w:lvl w:ilvl="2" w:tplc="0409001B" w:tentative="1">
+      <w:start w:val="1"/>
+      <w:numFmt w:val="lowerRoman"/>
+      <w:lvlText w:val="%3."/>
+      <w:lvlJc w:val="right"/>
+      <w:pPr>
+        <w:ind w:left="2520" w:hanging="180"/>
+      </w:pPr>
+    </w:lvl>
+    <w:lvl w:ilvl="3" w:tplc="0409000F" w:tentative="1">
+      <w:start w:val="1"/>
+      <w:numFmt w:val="decimal"/>
+      <w:lvlText w:val="%4."/>
+      <w:lvlJc w:val="left"/>
+      <w:pPr>
+        <w:ind w:left="3240" w:hanging="360"/>
+      </w:pPr>
+    </w:lvl>
+    <w:lvl w:ilvl="4" w:tplc="04090019" w:tentative="1">
+      <w:start w:val="1"/>
+      <w:numFmt w:val="lowerLetter"/>
+      <w:lvlText w:val="%5."/>
+      <w:lvlJc w:val="left"/>
+      <w:pPr>
+        <w:ind w:left="3960" w:hanging="360"/>
+      </w:pPr>
+    </w:lvl>
+    <w:lvl w:ilvl="5" w:tplc="0409001B" w:tentative="1">
+      <w:start w:val="1"/>
+      <w:numFmt w:val="lowerRoman"/>
+      <w:lvlText w:val="%6."/>
+      <w:lvlJc w:val="right"/>
+      <w:pPr>
+        <w:ind w:left="4680" w:hanging="180"/>
+      </w:pPr>
+    </w:lvl>
+    <w:lvl w:ilvl="6" w:tplc="0409000F" w:tentative="1">
+      <w:start w:val="1"/>
+      <w:numFmt w:val="decimal"/>
+      <w:lvlText w:val="%7."/>
+      <w:lvlJc w:val="left"/>
+      <w:pPr>
+        <w:ind w:left="5400" w:hanging="360"/>
+      </w:pPr>
+    </w:lvl>
+    <w:lvl w:ilvl="7" w:tplc="04090019" w:tentative="1">
+      <w:start w:val="1"/>
+      <w:numFmt w:val="lowerLetter"/>
+      <w:lvlText w:val="%8."/>
+      <w:lvlJc w:val="left"/>
+      <w:pPr>
+        <w:ind w:left="6120" w:hanging="360"/>
+      </w:pPr>
+    </w:lvl>
+    <w:lvl w:ilvl="8" w:tplc="0409001B" w:tentative="1">
+      <w:start w:val="1"/>
+      <w:numFmt w:val="lowerRoman"/>
+      <w:lvlText w:val="%9."/>
+      <w:lvlJc w:val="right"/>
+      <w:pPr>
+        <w:ind w:left="6840" w:hanging="180"/>
+      </w:pPr>
+    </w:lvl>
+  </w:abstractNum>
+  <w:abstractNum w:abstractNumId="1" w15:restartNumberingAfterBreak="0">
     <w:nsid w:val="0E366E4D"/>
     <w:multiLevelType w:val="hybridMultilevel"/>
     <w:tmpl w:val="9B0486A2"/>
@@ -9794,7 +9834,7 @@
       </w:pPr>
     </w:lvl>
   </w:abstractNum>
-  <w:abstractNum w:abstractNumId="1" w15:restartNumberingAfterBreak="0">
+  <w:abstractNum w:abstractNumId="2" w15:restartNumberingAfterBreak="0">
     <w:nsid w:val="0F962651"/>
     <w:multiLevelType w:val="hybridMultilevel"/>
     <w:tmpl w:val="5E405BEA"/>
@@ -9883,7 +9923,7 @@
       </w:pPr>
     </w:lvl>
   </w:abstractNum>
-  <w:abstractNum w:abstractNumId="2" w15:restartNumberingAfterBreak="0">
+  <w:abstractNum w:abstractNumId="3" w15:restartNumberingAfterBreak="0">
     <w:nsid w:val="19CB3509"/>
     <w:multiLevelType w:val="hybridMultilevel"/>
     <w:tmpl w:val="A4D289E4"/>
@@ -9972,7 +10012,7 @@
       </w:pPr>
     </w:lvl>
   </w:abstractNum>
-  <w:abstractNum w:abstractNumId="3" w15:restartNumberingAfterBreak="0">
+  <w:abstractNum w:abstractNumId="4" w15:restartNumberingAfterBreak="0">
     <w:nsid w:val="34392D7B"/>
     <w:multiLevelType w:val="hybridMultilevel"/>
     <w:tmpl w:val="9FA4DD20"/>
@@ -10061,7 +10101,7 @@
       </w:pPr>
     </w:lvl>
   </w:abstractNum>
-  <w:abstractNum w:abstractNumId="4" w15:restartNumberingAfterBreak="0">
+  <w:abstractNum w:abstractNumId="5" w15:restartNumberingAfterBreak="0">
     <w:nsid w:val="3756209E"/>
     <w:multiLevelType w:val="hybridMultilevel"/>
     <w:tmpl w:val="2454FE32"/>
@@ -10150,7 +10190,7 @@
       </w:pPr>
     </w:lvl>
   </w:abstractNum>
-  <w:abstractNum w:abstractNumId="5" w15:restartNumberingAfterBreak="0">
+  <w:abstractNum w:abstractNumId="6" w15:restartNumberingAfterBreak="0">
     <w:nsid w:val="53B80605"/>
     <w:multiLevelType w:val="hybridMultilevel"/>
     <w:tmpl w:val="B928E040"/>
@@ -10239,7 +10279,7 @@
       </w:pPr>
     </w:lvl>
   </w:abstractNum>
-  <w:abstractNum w:abstractNumId="6" w15:restartNumberingAfterBreak="0">
+  <w:abstractNum w:abstractNumId="7" w15:restartNumberingAfterBreak="0">
     <w:nsid w:val="579D6769"/>
     <w:multiLevelType w:val="hybridMultilevel"/>
     <w:tmpl w:val="6F7A0F64"/>
@@ -10352,7 +10392,7 @@
       </w:rPr>
     </w:lvl>
   </w:abstractNum>
-  <w:abstractNum w:abstractNumId="7" w15:restartNumberingAfterBreak="0">
+  <w:abstractNum w:abstractNumId="8" w15:restartNumberingAfterBreak="0">
     <w:nsid w:val="64850BCA"/>
     <w:multiLevelType w:val="hybridMultilevel"/>
     <w:tmpl w:val="3736915A"/>
@@ -10441,7 +10481,7 @@
       </w:pPr>
     </w:lvl>
   </w:abstractNum>
-  <w:abstractNum w:abstractNumId="8" w15:restartNumberingAfterBreak="0">
+  <w:abstractNum w:abstractNumId="9" w15:restartNumberingAfterBreak="0">
     <w:nsid w:val="64A54C44"/>
     <w:multiLevelType w:val="hybridMultilevel"/>
     <w:tmpl w:val="D1E619B4"/>
@@ -10530,7 +10570,7 @@
       </w:pPr>
     </w:lvl>
   </w:abstractNum>
-  <w:abstractNum w:abstractNumId="9" w15:restartNumberingAfterBreak="0">
+  <w:abstractNum w:abstractNumId="10" w15:restartNumberingAfterBreak="0">
     <w:nsid w:val="6CDE4390"/>
     <w:multiLevelType w:val="hybridMultilevel"/>
     <w:tmpl w:val="77021A2A"/>
@@ -10619,7 +10659,7 @@
       </w:pPr>
     </w:lvl>
   </w:abstractNum>
-  <w:abstractNum w:abstractNumId="10" w15:restartNumberingAfterBreak="0">
+  <w:abstractNum w:abstractNumId="11" w15:restartNumberingAfterBreak="0">
     <w:nsid w:val="772D5657"/>
     <w:multiLevelType w:val="hybridMultilevel"/>
     <w:tmpl w:val="47723D94"/>
@@ -10708,7 +10748,7 @@
       </w:pPr>
     </w:lvl>
   </w:abstractNum>
-  <w:abstractNum w:abstractNumId="11" w15:restartNumberingAfterBreak="0">
+  <w:abstractNum w:abstractNumId="12" w15:restartNumberingAfterBreak="0">
     <w:nsid w:val="79D23FD3"/>
     <w:multiLevelType w:val="hybridMultilevel"/>
     <w:tmpl w:val="5766477A"/>
@@ -10797,7 +10837,7 @@
       </w:pPr>
     </w:lvl>
   </w:abstractNum>
-  <w:abstractNum w:abstractNumId="12" w15:restartNumberingAfterBreak="0">
+  <w:abstractNum w:abstractNumId="13" w15:restartNumberingAfterBreak="0">
     <w:nsid w:val="7EE90A1B"/>
     <w:multiLevelType w:val="hybridMultilevel"/>
     <w:tmpl w:val="4B50ABEC"/>
@@ -10887,43 +10927,46 @@
     </w:lvl>
   </w:abstractNum>
   <w:num w:numId="1" w16cid:durableId="1239440023">
+    <w:abstractNumId w:val="2"/>
+  </w:num>
+  <w:num w:numId="2" w16cid:durableId="728964461">
+    <w:abstractNumId w:val="7"/>
+  </w:num>
+  <w:num w:numId="3" w16cid:durableId="632178701">
+    <w:abstractNumId w:val="12"/>
+  </w:num>
+  <w:num w:numId="4" w16cid:durableId="1562786396">
+    <w:abstractNumId w:val="4"/>
+  </w:num>
+  <w:num w:numId="5" w16cid:durableId="336467683">
+    <w:abstractNumId w:val="6"/>
+  </w:num>
+  <w:num w:numId="6" w16cid:durableId="310183721">
+    <w:abstractNumId w:val="9"/>
+  </w:num>
+  <w:num w:numId="7" w16cid:durableId="1144008755">
+    <w:abstractNumId w:val="8"/>
+  </w:num>
+  <w:num w:numId="8" w16cid:durableId="1796554871">
+    <w:abstractNumId w:val="3"/>
+  </w:num>
+  <w:num w:numId="9" w16cid:durableId="2028166581">
+    <w:abstractNumId w:val="11"/>
+  </w:num>
+  <w:num w:numId="10" w16cid:durableId="1951619639">
+    <w:abstractNumId w:val="5"/>
+  </w:num>
+  <w:num w:numId="11" w16cid:durableId="265583025">
     <w:abstractNumId w:val="1"/>
   </w:num>
-  <w:num w:numId="2" w16cid:durableId="728964461">
-    <w:abstractNumId w:val="6"/>
-  </w:num>
-  <w:num w:numId="3" w16cid:durableId="632178701">
-    <w:abstractNumId w:val="11"/>
-  </w:num>
-  <w:num w:numId="4" w16cid:durableId="1562786396">
-    <w:abstractNumId w:val="3"/>
-  </w:num>
-  <w:num w:numId="5" w16cid:durableId="336467683">
-    <w:abstractNumId w:val="5"/>
-  </w:num>
-  <w:num w:numId="6" w16cid:durableId="310183721">
-    <w:abstractNumId w:val="8"/>
-  </w:num>
-  <w:num w:numId="7" w16cid:durableId="1144008755">
-    <w:abstractNumId w:val="7"/>
-  </w:num>
-  <w:num w:numId="8" w16cid:durableId="1796554871">
-    <w:abstractNumId w:val="2"/>
-  </w:num>
-  <w:num w:numId="9" w16cid:durableId="2028166581">
+  <w:num w:numId="12" w16cid:durableId="1169783576">
     <w:abstractNumId w:val="10"/>
   </w:num>
-  <w:num w:numId="10" w16cid:durableId="1951619639">
-    <w:abstractNumId w:val="4"/>
+  <w:num w:numId="13" w16cid:durableId="260573276">
+    <w:abstractNumId w:val="13"/>
   </w:num>
-  <w:num w:numId="11" w16cid:durableId="265583025">
+  <w:num w:numId="14" w16cid:durableId="1902133082">
     <w:abstractNumId w:val="0"/>
-  </w:num>
-  <w:num w:numId="12" w16cid:durableId="1169783576">
-    <w:abstractNumId w:val="9"/>
-  </w:num>
-  <w:num w:numId="13" w16cid:durableId="260573276">
-    <w:abstractNumId w:val="12"/>
   </w:num>
 </w:numbering>
 </file>

--- a/assembly.docx
+++ b/assembly.docx
@@ -508,6 +508,9 @@
       <w:r>
         <w:t>, rồi thoát</w:t>
       </w:r>
+      <w:r>
+        <w:t>, nhớ Untick “Display at startup”</w:t>
+      </w:r>
     </w:p>
     <w:p>
       <w:pPr>
@@ -517,6 +520,180 @@
           <w:numId w:val="14"/>
         </w:numPr>
       </w:pPr>
+      <w:r>
+        <w:t>Cách Mở Phần Mềm?</w:t>
+      </w:r>
+    </w:p>
+    <w:p>
+      <w:pPr>
+        <w:pStyle w:val="ListParagraph"/>
+        <w:numPr>
+          <w:ilvl w:val="0"/>
+          <w:numId w:val="2"/>
+        </w:numPr>
+      </w:pPr>
+      <w:r>
+        <w:t>Click vào biểu tượng “ida64” + Click “OK”</w:t>
+      </w:r>
+    </w:p>
+    <w:p>
+      <w:pPr>
+        <w:pStyle w:val="ListParagraph"/>
+        <w:numPr>
+          <w:ilvl w:val="0"/>
+          <w:numId w:val="2"/>
+        </w:numPr>
+      </w:pPr>
+      <w:r>
+        <w:t>Khi này cửa sổ IDA sẽ hiện ra, 1 lúc bạn chỉ có thể làm việc trên 1 File EXE</w:t>
+      </w:r>
+    </w:p>
+    <w:p>
+      <w:pPr>
+        <w:pStyle w:val="ListParagraph"/>
+        <w:numPr>
+          <w:ilvl w:val="0"/>
+          <w:numId w:val="14"/>
+        </w:numPr>
+      </w:pPr>
+      <w:r>
+        <w:t>Phân Dịch 1 File?</w:t>
+      </w:r>
+    </w:p>
+    <w:p>
+      <w:pPr>
+        <w:pStyle w:val="ListParagraph"/>
+        <w:numPr>
+          <w:ilvl w:val="0"/>
+          <w:numId w:val="2"/>
+        </w:numPr>
+      </w:pPr>
+      <w:r>
+        <w:t xml:space="preserve">Click Tab “File” + chọn “Open” + </w:t>
+      </w:r>
+      <w:r>
+        <w:t>chọn File mong muốn + Click “Open” + cửa sổ tùy chọn phân dịch hiện ra + chọn các tùy chọn mong muốn</w:t>
+      </w:r>
+      <w:r>
+        <w:t>, thông thường để mặc định</w:t>
+      </w:r>
+      <w:r>
+        <w:t xml:space="preserve"> + Click “OK” + cửa sổ thông tin Debug hiện ra + chọn các tùy chọn mong muốn</w:t>
+      </w:r>
+      <w:r>
+        <w:t>, thông thường để mặc định</w:t>
+      </w:r>
+      <w:r>
+        <w:t xml:space="preserve"> + Click “Yes” hoặc “No”</w:t>
+      </w:r>
+      <w:r>
+        <w:t>, thông thường Click “Yes”</w:t>
+      </w:r>
+    </w:p>
+    <w:p>
+      <w:pPr>
+        <w:pStyle w:val="ListParagraph"/>
+        <w:numPr>
+          <w:ilvl w:val="0"/>
+          <w:numId w:val="2"/>
+        </w:numPr>
+      </w:pPr>
+      <w:r>
+        <w:t>Sau 1 lúc</w:t>
+      </w:r>
+      <w:r>
+        <w:t xml:space="preserve"> File sẽ được phân dịch và hiện trên màn hình</w:t>
+      </w:r>
+    </w:p>
+    <w:p>
+      <w:pPr>
+        <w:pStyle w:val="ListParagraph"/>
+        <w:numPr>
+          <w:ilvl w:val="0"/>
+          <w:numId w:val="14"/>
+        </w:numPr>
+      </w:pPr>
+      <w:r>
+        <w:t>Mở Nhanh 1 Cửa Sổ IDA Trống Khác?</w:t>
+      </w:r>
+    </w:p>
+    <w:p>
+      <w:pPr>
+        <w:pStyle w:val="ListParagraph"/>
+        <w:numPr>
+          <w:ilvl w:val="0"/>
+          <w:numId w:val="2"/>
+        </w:numPr>
+      </w:pPr>
+      <w:r>
+        <w:t>Click Tab “File” + chọn “New instance” + Click “OK”</w:t>
+      </w:r>
+    </w:p>
+    <w:p>
+      <w:pPr>
+        <w:pStyle w:val="ListParagraph"/>
+        <w:numPr>
+          <w:ilvl w:val="0"/>
+          <w:numId w:val="14"/>
+        </w:numPr>
+      </w:pPr>
+      <w:r>
+        <w:t xml:space="preserve">Đóng File </w:t>
+      </w:r>
+      <w:r>
+        <w:t xml:space="preserve">Lại Nhưng Vẫn Mở Cửa Sổ </w:t>
+      </w:r>
+      <w:r>
+        <w:t>IDA</w:t>
+      </w:r>
+      <w:r>
+        <w:t>?</w:t>
+      </w:r>
+    </w:p>
+    <w:p>
+      <w:pPr>
+        <w:pStyle w:val="ListParagraph"/>
+        <w:numPr>
+          <w:ilvl w:val="0"/>
+          <w:numId w:val="2"/>
+        </w:numPr>
+      </w:pPr>
+      <w:r>
+        <w:t>Click Tab “File” + chọn “Close”</w:t>
+      </w:r>
+    </w:p>
+    <w:p>
+      <w:pPr>
+        <w:pStyle w:val="ListParagraph"/>
+        <w:numPr>
+          <w:ilvl w:val="0"/>
+          <w:numId w:val="14"/>
+        </w:numPr>
+      </w:pPr>
+      <w:r>
+        <w:t xml:space="preserve">Mở </w:t>
+      </w:r>
+      <w:r>
+        <w:t xml:space="preserve">Nhanh Các </w:t>
+      </w:r>
+      <w:r>
+        <w:t xml:space="preserve">File </w:t>
+      </w:r>
+      <w:r>
+        <w:t>Mới Mở Gần Đây?</w:t>
+      </w:r>
+    </w:p>
+    <w:p>
+      <w:pPr>
+        <w:pStyle w:val="ListParagraph"/>
+        <w:numPr>
+          <w:ilvl w:val="0"/>
+          <w:numId w:val="2"/>
+        </w:numPr>
+      </w:pPr>
+      <w:r>
+        <w:t>Click Tab “File” + chọn File mong muốn ở phần dưới cùng</w:t>
+      </w:r>
     </w:p>
     <w:p/>
     <w:p>
@@ -830,6 +1007,7 @@
         </w:numPr>
       </w:pPr>
       <w:r>
+        <w:lastRenderedPageBreak/>
         <w:t>Ví dụ</w:t>
       </w:r>
     </w:p>
@@ -1069,7 +1247,6 @@
               <w:jc w:val="center"/>
             </w:pPr>
             <w:r>
-              <w:lastRenderedPageBreak/>
               <w:t>s</w:t>
             </w:r>
             <w:r>
@@ -1473,6 +1650,7 @@
         <w:ind w:left="1080"/>
       </w:pPr>
       <w:r>
+        <w:lastRenderedPageBreak/>
         <w:t>addr &lt;Biến&gt;</w:t>
       </w:r>
     </w:p>
@@ -1595,7 +1773,6 @@
               <w:jc w:val="center"/>
             </w:pPr>
             <w:r>
-              <w:lastRenderedPageBreak/>
               <w:t>Địa chỉ</w:t>
             </w:r>
           </w:p>
@@ -2694,6 +2871,7 @@
               <w:jc w:val="center"/>
             </w:pPr>
             <w:r>
+              <w:lastRenderedPageBreak/>
               <w:t>N</w:t>
             </w:r>
             <w:r>
@@ -3090,7 +3268,6 @@
         </w:numPr>
       </w:pPr>
       <w:r>
-        <w:lastRenderedPageBreak/>
         <w:t>Cứ mỗi khi biến được tạo ra trong hàm main, thì nó sẽ được đẩy vào Stack, đồng thời ESP giảm 1</w:t>
       </w:r>
     </w:p>
@@ -4035,6 +4212,7 @@
               <w:jc w:val="center"/>
             </w:pPr>
             <w:r>
+              <w:lastRenderedPageBreak/>
               <w:t>Địa chỉ</w:t>
             </w:r>
           </w:p>
@@ -4751,7 +4929,6 @@
               <w:jc w:val="center"/>
             </w:pPr>
             <w:r>
-              <w:lastRenderedPageBreak/>
               <w:t>N – L – W – 2</w:t>
             </w:r>
           </w:p>
@@ -5891,6 +6068,7 @@
               <w:jc w:val="center"/>
             </w:pPr>
             <w:r>
+              <w:lastRenderedPageBreak/>
               <w:t>N – L – W – 2</w:t>
             </w:r>
           </w:p>
@@ -6451,7 +6629,6 @@
         </w:numPr>
       </w:pPr>
       <w:r>
-        <w:lastRenderedPageBreak/>
         <w:t xml:space="preserve">Sau thời điểm này, lệnh trả về sẽ được thực hiện, khi đó giá trị trả về sẽ lưu ở EAX, ESP được gán = EBP, </w:t>
       </w:r>
       <w:r>
@@ -7408,6 +7585,7 @@
         <w:ind w:left="1080"/>
       </w:pPr>
       <w:r>
+        <w:lastRenderedPageBreak/>
         <w:t>.cod</w:t>
       </w:r>
       <w:r>
@@ -7606,7 +7784,6 @@
         <w:ind w:left="1080"/>
       </w:pPr>
       <w:r>
-        <w:lastRenderedPageBreak/>
         <w:t>ret</w:t>
       </w:r>
     </w:p>
@@ -7983,6 +8160,31 @@
       </w:pPr>
       <w:r>
         <w:t>Lệnh jmp sẽ làm cho chương trình nhảy lại về vị trí nhãn bar, do đó tạo vòng lặp vô hạn</w:t>
+      </w:r>
+    </w:p>
+    <w:p>
+      <w:pPr>
+        <w:pStyle w:val="ListParagraph"/>
+        <w:numPr>
+          <w:ilvl w:val="0"/>
+          <w:numId w:val="6"/>
+        </w:numPr>
+      </w:pPr>
+      <w:r>
+        <w:lastRenderedPageBreak/>
+        <w:t>PE (Portable Executable)?</w:t>
+      </w:r>
+    </w:p>
+    <w:p>
+      <w:pPr>
+        <w:pStyle w:val="ListParagraph"/>
+        <w:numPr>
+          <w:ilvl w:val="0"/>
+          <w:numId w:val="2"/>
+        </w:numPr>
+      </w:pPr>
+      <w:r>
+        <w:t>Là định dạng 1 tệp tên thực thi có thể chạy trên bất kì chỗ nào, được EXE tuân theo</w:t>
       </w:r>
     </w:p>
     <w:p/>
@@ -8281,7 +8483,6 @@
         </w:numPr>
       </w:pPr>
       <w:r>
-        <w:lastRenderedPageBreak/>
         <w:t>Gán Giá Trị Cho Register?</w:t>
       </w:r>
     </w:p>
@@ -8621,6 +8822,7 @@
         <w:ind w:left="1080"/>
       </w:pPr>
       <w:r>
+        <w:lastRenderedPageBreak/>
         <w:t>sub eax, eax</w:t>
       </w:r>
     </w:p>
@@ -8822,7 +9024,6 @@
         </w:numPr>
       </w:pPr>
       <w:r>
-        <w:lastRenderedPageBreak/>
         <w:t xml:space="preserve">Giả sử trong Stack, vật chất đang có độ cao khoảng 10 Byte, &lt;Biến&gt; có kích thước 4 Byte, thì </w:t>
       </w:r>
       <w:r>
@@ -9087,6 +9288,7 @@
         </w:numPr>
       </w:pPr>
       <w:r>
+        <w:lastRenderedPageBreak/>
         <w:t xml:space="preserve">Đứng tại ô Byte ứng với &lt;Địa Chỉ&gt;, nó đi lên địa chỉ cao hơn cho đến khi gặp phải ô Byte có giá trị 00000000 thì dừng lại, trả về </w:t>
       </w:r>
       <w:r>
@@ -9207,7 +9409,6 @@
         <w:ind w:left="1080"/>
       </w:pPr>
       <w:r>
-        <w:lastRenderedPageBreak/>
         <w:t>include C:\masm32\include\</w:t>
       </w:r>
       <w:r>
@@ -9539,6 +9740,7 @@
         <w:ind w:left="1080"/>
       </w:pPr>
       <w:r>
+        <w:lastRenderedPageBreak/>
         <w:t xml:space="preserve"> message db "</w:t>
       </w:r>
       <w:r>

--- a/assembly.docx
+++ b/assembly.docx
@@ -799,6 +799,18 @@
         <w:pStyle w:val="ListParagraph"/>
         <w:numPr>
           <w:ilvl w:val="0"/>
+          <w:numId w:val="2"/>
+        </w:numPr>
+      </w:pPr>
+      <w:r>
+        <w:t>Kể từ bây giờ, ta chỉ làm việc trên máy 32 Bit</w:t>
+      </w:r>
+    </w:p>
+    <w:p>
+      <w:pPr>
+        <w:pStyle w:val="ListParagraph"/>
+        <w:numPr>
+          <w:ilvl w:val="0"/>
           <w:numId w:val="4"/>
         </w:numPr>
       </w:pPr>
@@ -995,6 +1007,7 @@
         <w:ind w:left="1080"/>
       </w:pPr>
       <w:r>
+        <w:lastRenderedPageBreak/>
         <w:t>includelib C:\masm32\lib\&lt;Tên File Cần Cho Thư Viện Có Phần Mở Rộng Lib&gt;</w:t>
       </w:r>
     </w:p>
@@ -1007,7 +1020,6 @@
         </w:numPr>
       </w:pPr>
       <w:r>
-        <w:lastRenderedPageBreak/>
         <w:t>Ví dụ</w:t>
       </w:r>
     </w:p>
@@ -1635,7 +1647,23 @@
         </w:numPr>
       </w:pPr>
       <w:r>
-        <w:t>Trả Về Địa Chỉ Của Biến?</w:t>
+        <w:lastRenderedPageBreak/>
+        <w:t xml:space="preserve">Trả Về </w:t>
+      </w:r>
+      <w:r>
+        <w:t>Khoảng Cách</w:t>
+      </w:r>
+      <w:r>
+        <w:t xml:space="preserve"> Của Biến</w:t>
+      </w:r>
+      <w:r>
+        <w:t xml:space="preserve"> Toàn Cục</w:t>
+      </w:r>
+      <w:r>
+        <w:t xml:space="preserve"> So Với Instruction Đầu Tiên</w:t>
+      </w:r>
+      <w:r>
+        <w:t>?</w:t>
       </w:r>
     </w:p>
     <w:p>
@@ -1650,18 +1678,50 @@
         <w:ind w:left="1080"/>
       </w:pPr>
       <w:r>
-        <w:lastRenderedPageBreak/>
-        <w:t>addr &lt;Biến&gt;</w:t>
-      </w:r>
-    </w:p>
-    <w:p>
-      <w:pPr>
-        <w:pStyle w:val="ListParagraph"/>
-        <w:numPr>
-          <w:ilvl w:val="0"/>
-          <w:numId w:val="2"/>
-        </w:numPr>
-      </w:pPr>
+        <w:t>offset</w:t>
+      </w:r>
+      <w:r>
+        <w:t xml:space="preserve"> &lt;Biến</w:t>
+      </w:r>
+      <w:r>
+        <w:t xml:space="preserve"> Toàn Cục</w:t>
+      </w:r>
+      <w:r>
+        <w:t>&gt;</w:t>
+      </w:r>
+    </w:p>
+    <w:p>
+      <w:pPr>
+        <w:pStyle w:val="ListParagraph"/>
+        <w:numPr>
+          <w:ilvl w:val="0"/>
+          <w:numId w:val="2"/>
+        </w:numPr>
+      </w:pPr>
+      <w:r>
+        <w:t>Ví dụ Instruction đầu tiên của hàm main</w:t>
+      </w:r>
+      <w:r>
+        <w:t>, hay ngõ vào của chương trình</w:t>
+      </w:r>
+      <w:r>
+        <w:t xml:space="preserve"> nằm ở </w:t>
+      </w:r>
+      <w:r>
+        <w:t>địa chỉ 100, địa chỉ của &lt;Biến Toàn Cục&gt; là 240, thì lệnh trên sẽ trả về 140</w:t>
+      </w:r>
+    </w:p>
+    <w:p>
+      <w:pPr>
+        <w:pStyle w:val="ListParagraph"/>
+        <w:numPr>
+          <w:ilvl w:val="0"/>
+          <w:numId w:val="2"/>
+        </w:numPr>
+      </w:pPr>
+      <w:r>
+        <w:t>&lt;Biến Toàn Cục&gt; không thể truy cập = Cheat Engine</w:t>
+      </w:r>
     </w:p>
     <w:p/>
     <w:p>
@@ -2781,6 +2841,7 @@
         </w:numPr>
       </w:pPr>
       <w:r>
+        <w:lastRenderedPageBreak/>
         <w:t>Register thời điểm này</w:t>
       </w:r>
     </w:p>
@@ -2871,7 +2932,6 @@
               <w:jc w:val="center"/>
             </w:pPr>
             <w:r>
-              <w:lastRenderedPageBreak/>
               <w:t>N</w:t>
             </w:r>
             <w:r>
@@ -4155,6 +4215,7 @@
         </w:numPr>
       </w:pPr>
       <w:r>
+        <w:lastRenderedPageBreak/>
         <w:t>Sau thời điểm này, Instruction gọi hàm foo được thực hiện, khi</w:t>
       </w:r>
       <w:r>
@@ -4212,7 +4273,6 @@
               <w:jc w:val="center"/>
             </w:pPr>
             <w:r>
-              <w:lastRenderedPageBreak/>
               <w:t>Địa chỉ</w:t>
             </w:r>
           </w:p>
@@ -5892,6 +5952,7 @@
               <w:jc w:val="center"/>
             </w:pPr>
             <w:r>
+              <w:lastRenderedPageBreak/>
               <w:t>…</w:t>
             </w:r>
           </w:p>
@@ -6068,7 +6129,6 @@
               <w:jc w:val="center"/>
             </w:pPr>
             <w:r>
-              <w:lastRenderedPageBreak/>
               <w:t>N – L – W – 2</w:t>
             </w:r>
           </w:p>
@@ -7528,6 +7588,7 @@
               <w:jc w:val="center"/>
             </w:pPr>
             <w:r>
+              <w:lastRenderedPageBreak/>
               <w:t>…</w:t>
             </w:r>
           </w:p>
@@ -7559,6 +7620,69 @@
       </w:pPr>
       <w:r>
         <w:t>Như vậy trạng thái các bộ nhớ trở về như khi chưa gọi hàm foo</w:t>
+      </w:r>
+    </w:p>
+    <w:p>
+      <w:pPr>
+        <w:pStyle w:val="ListParagraph"/>
+        <w:numPr>
+          <w:ilvl w:val="0"/>
+          <w:numId w:val="2"/>
+        </w:numPr>
+      </w:pPr>
+      <w:r>
+        <w:t>Ta có thể lưu giá trị các Register trước khi hàm foo được gọi vào phần biến cục bộ, để đề phòng trường hợp Register bị thay đổi khi gọi hàm foo, sau khi hàm foo kết thúc thì gán lại</w:t>
+      </w:r>
+    </w:p>
+    <w:p>
+      <w:pPr>
+        <w:pStyle w:val="ListParagraph"/>
+        <w:numPr>
+          <w:ilvl w:val="0"/>
+          <w:numId w:val="6"/>
+        </w:numPr>
+      </w:pPr>
+      <w:r>
+        <w:t>Context Switch?</w:t>
+      </w:r>
+    </w:p>
+    <w:p>
+      <w:pPr>
+        <w:pStyle w:val="ListParagraph"/>
+        <w:numPr>
+          <w:ilvl w:val="0"/>
+          <w:numId w:val="2"/>
+        </w:numPr>
+      </w:pPr>
+      <w:r>
+        <w:t>Là việc chuyển đổi qua lại giữa các Process hoặc các Thread, = cách lưu trạng thái hiện tại của Process hoặc Thread vào bộ nhớ, rồi chuyển sang Process hoặc Thread khác, sau đó chuyển lại Process hoặc Thread ban đầu = bộ nhớ, thứ cần lưu sẽ là giá trị hiện tại của Register, …, ví dụ</w:t>
+      </w:r>
+      <w:r>
+        <w:t xml:space="preserve"> cần lưu</w:t>
+      </w:r>
+      <w:r>
+        <w:t xml:space="preserve"> Register EIP</w:t>
+      </w:r>
+      <w:r>
+        <w:t xml:space="preserve"> để khi quay lại biết chỗ của Instruction cần thực thi</w:t>
+      </w:r>
+    </w:p>
+    <w:p>
+      <w:pPr>
+        <w:pStyle w:val="ListParagraph"/>
+        <w:numPr>
+          <w:ilvl w:val="0"/>
+          <w:numId w:val="2"/>
+        </w:numPr>
+      </w:pPr>
+      <w:r>
+        <w:t xml:space="preserve">Việc chuyển đổi sẽ xảy ra khi Process hoặc Thread hiện tại đang gửi tín hiệu tới đĩa cứng, hoặc ngược lại, vì thời gian chờ lâu, tín hiệu Interrupt sẽ được bắn cho hệ điều hành để nó </w:t>
+      </w:r>
+      <w:r>
+        <w:t xml:space="preserve">lưu Process hoặc Thread hiện tại và </w:t>
+      </w:r>
+      <w:r>
+        <w:t>chuyển sang Process hoặc Thread khác, hoặc khi người dùng chuyển Tab, …</w:t>
       </w:r>
     </w:p>
     <w:p>
@@ -7585,7 +7709,6 @@
         <w:ind w:left="1080"/>
       </w:pPr>
       <w:r>
-        <w:lastRenderedPageBreak/>
         <w:t>.cod</w:t>
       </w:r>
       <w:r>
@@ -7976,6 +8099,7 @@
         <w:ind w:left="1080"/>
       </w:pPr>
       <w:r>
+        <w:lastRenderedPageBreak/>
         <w:t>&lt;Nhãn&gt;:</w:t>
       </w:r>
     </w:p>
@@ -8171,7 +8295,6 @@
         </w:numPr>
       </w:pPr>
       <w:r>
-        <w:lastRenderedPageBreak/>
         <w:t>PE (Portable Executable)?</w:t>
       </w:r>
     </w:p>
@@ -8458,6 +8581,106 @@
           </w:p>
         </w:tc>
       </w:tr>
+      <w:tr>
+        <w:tc>
+          <w:tcPr>
+            <w:tcW w:w="2974" w:type="dxa"/>
+            <w:vAlign w:val="center"/>
+          </w:tcPr>
+          <w:p>
+            <w:pPr>
+              <w:pStyle w:val="ListParagraph"/>
+              <w:ind w:left="0"/>
+              <w:jc w:val="center"/>
+            </w:pPr>
+            <w:r>
+              <w:t>esp</w:t>
+            </w:r>
+          </w:p>
+        </w:tc>
+        <w:tc>
+          <w:tcPr>
+            <w:tcW w:w="2648" w:type="dxa"/>
+            <w:vAlign w:val="center"/>
+          </w:tcPr>
+          <w:p>
+            <w:pPr>
+              <w:pStyle w:val="ListParagraph"/>
+              <w:ind w:left="0"/>
+              <w:jc w:val="center"/>
+            </w:pPr>
+            <w:r>
+              <w:t>32 Bit</w:t>
+            </w:r>
+          </w:p>
+        </w:tc>
+        <w:tc>
+          <w:tcPr>
+            <w:tcW w:w="2648" w:type="dxa"/>
+            <w:vAlign w:val="center"/>
+          </w:tcPr>
+          <w:p>
+            <w:pPr>
+              <w:pStyle w:val="ListParagraph"/>
+              <w:ind w:left="0"/>
+              <w:jc w:val="center"/>
+            </w:pPr>
+            <w:r>
+              <w:t>Lưu giá trị, giá trị của nó được xem là địa chỉ của đỉnh Stack</w:t>
+            </w:r>
+          </w:p>
+        </w:tc>
+      </w:tr>
+      <w:tr>
+        <w:tc>
+          <w:tcPr>
+            <w:tcW w:w="2974" w:type="dxa"/>
+            <w:vAlign w:val="center"/>
+          </w:tcPr>
+          <w:p>
+            <w:pPr>
+              <w:pStyle w:val="ListParagraph"/>
+              <w:ind w:left="0"/>
+              <w:jc w:val="center"/>
+            </w:pPr>
+            <w:r>
+              <w:t>ebp</w:t>
+            </w:r>
+          </w:p>
+        </w:tc>
+        <w:tc>
+          <w:tcPr>
+            <w:tcW w:w="2648" w:type="dxa"/>
+            <w:vAlign w:val="center"/>
+          </w:tcPr>
+          <w:p>
+            <w:pPr>
+              <w:pStyle w:val="ListParagraph"/>
+              <w:ind w:left="0"/>
+              <w:jc w:val="center"/>
+            </w:pPr>
+            <w:r>
+              <w:t>32 Bit</w:t>
+            </w:r>
+          </w:p>
+        </w:tc>
+        <w:tc>
+          <w:tcPr>
+            <w:tcW w:w="2648" w:type="dxa"/>
+            <w:vAlign w:val="center"/>
+          </w:tcPr>
+          <w:p>
+            <w:pPr>
+              <w:pStyle w:val="ListParagraph"/>
+              <w:ind w:left="0"/>
+              <w:jc w:val="center"/>
+            </w:pPr>
+            <w:r>
+              <w:t>Lưu giá trị, giá trị của nó được xem là địa chỉ của điểm ngăn cách giữa phần tham số và biến cục bộ trong khung hàm</w:t>
+            </w:r>
+          </w:p>
+        </w:tc>
+      </w:tr>
     </w:tbl>
     <w:p>
       <w:pPr>
@@ -8537,7 +8760,13 @@
         </w:numPr>
       </w:pPr>
       <w:r>
-        <w:t>Gán Giá Trị Cho Biến = Giá Trị Của Register?</w:t>
+        <w:t>Gán Giá Trị Cho Biến</w:t>
+      </w:r>
+      <w:r>
+        <w:t xml:space="preserve"> Toàn Cục</w:t>
+      </w:r>
+      <w:r>
+        <w:t xml:space="preserve"> = Giá Trị Của Register?</w:t>
       </w:r>
     </w:p>
     <w:p>
@@ -8552,18 +8781,25 @@
         <w:ind w:left="1080"/>
       </w:pPr>
       <w:r>
-        <w:t>mov [&lt;Biến&gt;], &lt;Register&gt;</w:t>
-      </w:r>
-    </w:p>
-    <w:p>
-      <w:pPr>
-        <w:pStyle w:val="ListParagraph"/>
-        <w:numPr>
-          <w:ilvl w:val="0"/>
-          <w:numId w:val="2"/>
-        </w:numPr>
-      </w:pPr>
-      <w:r>
+        <w:t>mov [&lt;Biến</w:t>
+      </w:r>
+      <w:r>
+        <w:t xml:space="preserve"> Toàn Cục</w:t>
+      </w:r>
+      <w:r>
+        <w:t>&gt;], &lt;Register&gt;</w:t>
+      </w:r>
+    </w:p>
+    <w:p>
+      <w:pPr>
+        <w:pStyle w:val="ListParagraph"/>
+        <w:numPr>
+          <w:ilvl w:val="0"/>
+          <w:numId w:val="2"/>
+        </w:numPr>
+      </w:pPr>
+      <w:r>
+        <w:lastRenderedPageBreak/>
         <w:t>Ví dụ</w:t>
       </w:r>
     </w:p>
@@ -8591,7 +8827,16 @@
         </w:numPr>
       </w:pPr>
       <w:r>
-        <w:t>Làm Phép Bitwise XOR Trên 2 Register Rồi Trả Về Giá Trị Cho Register Đầu?</w:t>
+        <w:t xml:space="preserve">Gán </w:t>
+      </w:r>
+      <w:r>
+        <w:t xml:space="preserve">Giá Trị Cho </w:t>
+      </w:r>
+      <w:r>
+        <w:t>Register</w:t>
+      </w:r>
+      <w:r>
+        <w:t xml:space="preserve"> Đầu = Giá Trị Tại Địa Chỉ Mà Register Sau Chĩa Vào?</w:t>
       </w:r>
     </w:p>
     <w:p>
@@ -8606,7 +8851,7 @@
         <w:ind w:left="1080"/>
       </w:pPr>
       <w:r>
-        <w:t>xor &lt;Register Đầu&gt;, &lt;Register Sau&gt;</w:t>
+        <w:t>mov &lt;Register Đầu&gt;, [&lt;Register Sau&gt;]</w:t>
       </w:r>
     </w:p>
     <w:p>
@@ -8633,7 +8878,7 @@
         <w:ind w:left="1080"/>
       </w:pPr>
       <w:r>
-        <w:t>xor ecx, eax</w:t>
+        <w:t>mov eax, [esp]</w:t>
       </w:r>
     </w:p>
     <w:p>
@@ -8645,7 +8890,7 @@
         </w:numPr>
       </w:pPr>
       <w:r>
-        <w:t>Cộng 2 Register Rồi Gán Kết Quả Cho Register Đầu?</w:t>
+        <w:t>Làm Phép Bitwise XOR Trên 2 Register Rồi Trả Về Giá Trị Cho Register Đầu?</w:t>
       </w:r>
     </w:p>
     <w:p>
@@ -8660,19 +8905,19 @@
         <w:ind w:left="1080"/>
       </w:pPr>
       <w:r>
-        <w:t>add &lt;Register Đầu&gt;, &lt;Register Sau&gt;</w:t>
-      </w:r>
-    </w:p>
-    <w:p>
-      <w:pPr>
-        <w:pStyle w:val="ListParagraph"/>
-        <w:numPr>
-          <w:ilvl w:val="0"/>
-          <w:numId w:val="12"/>
-        </w:numPr>
-      </w:pPr>
-      <w:r>
-        <w:t>Lấy Register Đầu Trừ Register Sau Rồi Gán Kết Quả Cho Register Đầu?</w:t>
+        <w:t>xor &lt;Register Đầu&gt;, &lt;Register Sau&gt;</w:t>
+      </w:r>
+    </w:p>
+    <w:p>
+      <w:pPr>
+        <w:pStyle w:val="ListParagraph"/>
+        <w:numPr>
+          <w:ilvl w:val="0"/>
+          <w:numId w:val="2"/>
+        </w:numPr>
+      </w:pPr>
+      <w:r>
+        <w:t>Ví dụ</w:t>
       </w:r>
     </w:p>
     <w:p>
@@ -8687,7 +8932,7 @@
         <w:ind w:left="1080"/>
       </w:pPr>
       <w:r>
-        <w:t>sub &lt;Register Đầu&gt;, &lt;Register Sau&gt;</w:t>
+        <w:t>xor ecx, eax</w:t>
       </w:r>
     </w:p>
     <w:p>
@@ -8699,7 +8944,7 @@
         </w:numPr>
       </w:pPr>
       <w:r>
-        <w:t>Giảm Giá Trị Register Đi 1?</w:t>
+        <w:t>Cộng 2 Register Rồi Gán Kết Quả Cho Register Đầu?</w:t>
       </w:r>
     </w:p>
     <w:p>
@@ -8714,7 +8959,7 @@
         <w:ind w:left="1080"/>
       </w:pPr>
       <w:r>
-        <w:t>dec &lt;Register&gt;</w:t>
+        <w:t>add &lt;Register Đầu&gt;, &lt;Register Sau&gt;</w:t>
       </w:r>
     </w:p>
     <w:p>
@@ -8726,7 +8971,7 @@
         </w:numPr>
       </w:pPr>
       <w:r>
-        <w:t>Tăng Giá Trị Register Thêm 1?</w:t>
+        <w:t>Lấy Register Đầu Trừ Register Sau Rồi Gán Kết Quả Cho Register Đầu?</w:t>
       </w:r>
     </w:p>
     <w:p>
@@ -8741,7 +8986,7 @@
         <w:ind w:left="1080"/>
       </w:pPr>
       <w:r>
-        <w:t>inc &lt;Register&gt;</w:t>
+        <w:t>sub &lt;Register Đầu&gt;, &lt;Register Sau&gt;</w:t>
       </w:r>
     </w:p>
     <w:p>
@@ -8753,7 +8998,7 @@
         </w:numPr>
       </w:pPr>
       <w:r>
-        <w:t>Nhảy Đến Nhãn Nào Đó?</w:t>
+        <w:t>Giảm Giá Trị Register Đi 1?</w:t>
       </w:r>
     </w:p>
     <w:p>
@@ -8768,7 +9013,7 @@
         <w:ind w:left="1080"/>
       </w:pPr>
       <w:r>
-        <w:t>jmp &lt;Nhãn&gt;</w:t>
+        <w:t>dec &lt;Register&gt;</w:t>
       </w:r>
     </w:p>
     <w:p>
@@ -8780,7 +9025,7 @@
         </w:numPr>
       </w:pPr>
       <w:r>
-        <w:t>Nhảy Đến Nhãn Nào Đó Nếu Kết Quả Của Phép Toán Trước Đó Khác 0?</w:t>
+        <w:t>Tăng Giá Trị Register Thêm 1?</w:t>
       </w:r>
     </w:p>
     <w:p>
@@ -8795,19 +9040,19 @@
         <w:ind w:left="1080"/>
       </w:pPr>
       <w:r>
-        <w:t>jnz &lt;Nhãn&gt;</w:t>
-      </w:r>
-    </w:p>
-    <w:p>
-      <w:pPr>
-        <w:pStyle w:val="ListParagraph"/>
-        <w:numPr>
-          <w:ilvl w:val="0"/>
-          <w:numId w:val="2"/>
-        </w:numPr>
-      </w:pPr>
-      <w:r>
-        <w:t>Ví dụ nếu lệnh trước là</w:t>
+        <w:t>inc &lt;Register&gt;</w:t>
+      </w:r>
+    </w:p>
+    <w:p>
+      <w:pPr>
+        <w:pStyle w:val="ListParagraph"/>
+        <w:numPr>
+          <w:ilvl w:val="0"/>
+          <w:numId w:val="12"/>
+        </w:numPr>
+      </w:pPr>
+      <w:r>
+        <w:t>Nhảy Đến Nhãn Nào Đó?</w:t>
       </w:r>
     </w:p>
     <w:p>
@@ -8822,20 +9067,7 @@
         <w:ind w:left="1080"/>
       </w:pPr>
       <w:r>
-        <w:lastRenderedPageBreak/>
-        <w:t>sub eax, eax</w:t>
-      </w:r>
-    </w:p>
-    <w:p>
-      <w:pPr>
-        <w:pStyle w:val="ListParagraph"/>
-        <w:numPr>
-          <w:ilvl w:val="0"/>
-          <w:numId w:val="2"/>
-        </w:numPr>
-      </w:pPr>
-      <w:r>
-        <w:t>Thì sẽ không nhảy do eax – eax = 0</w:t>
+        <w:t>jmp &lt;Nhãn&gt;</w:t>
       </w:r>
     </w:p>
     <w:p>
@@ -8847,7 +9079,7 @@
         </w:numPr>
       </w:pPr>
       <w:r>
-        <w:t>Lấy Register Đầu Trừ Register Sau Nhưng Không Gán Kết Quả Cho Thứ Gì Hết?</w:t>
+        <w:t>Nhảy Đến Nhãn Nào Đó Nếu Kết Quả Của Phép Toán Trước Đó Khác 0?</w:t>
       </w:r>
     </w:p>
     <w:p>
@@ -8862,19 +9094,19 @@
         <w:ind w:left="1080"/>
       </w:pPr>
       <w:r>
-        <w:t>cmp &lt;Register Đầu&gt;, &lt;Register Sau&gt;</w:t>
-      </w:r>
-    </w:p>
-    <w:p>
-      <w:pPr>
-        <w:pStyle w:val="ListParagraph"/>
-        <w:numPr>
-          <w:ilvl w:val="0"/>
-          <w:numId w:val="12"/>
-        </w:numPr>
-      </w:pPr>
-      <w:r>
-        <w:t>Nhảy Đến Nhãn Nào Đó Nếu Kết Quả Của Phép Toán Trước Đó = 0?</w:t>
+        <w:t>jnz &lt;Nhãn&gt;</w:t>
+      </w:r>
+    </w:p>
+    <w:p>
+      <w:pPr>
+        <w:pStyle w:val="ListParagraph"/>
+        <w:numPr>
+          <w:ilvl w:val="0"/>
+          <w:numId w:val="2"/>
+        </w:numPr>
+      </w:pPr>
+      <w:r>
+        <w:t>Ví dụ nếu lệnh trước là</w:t>
       </w:r>
     </w:p>
     <w:p>
@@ -8889,7 +9121,19 @@
         <w:ind w:left="1080"/>
       </w:pPr>
       <w:r>
-        <w:t>jz &lt;Nhãn&gt;</w:t>
+        <w:t>sub eax, eax</w:t>
+      </w:r>
+    </w:p>
+    <w:p>
+      <w:pPr>
+        <w:pStyle w:val="ListParagraph"/>
+        <w:numPr>
+          <w:ilvl w:val="0"/>
+          <w:numId w:val="2"/>
+        </w:numPr>
+      </w:pPr>
+      <w:r>
+        <w:t>Thì sẽ không nhảy do eax – eax = 0</w:t>
       </w:r>
     </w:p>
     <w:p>
@@ -8901,13 +9145,7 @@
         </w:numPr>
       </w:pPr>
       <w:r>
-        <w:t xml:space="preserve">Nhân 1 </w:t>
-      </w:r>
-      <w:r>
-        <w:t xml:space="preserve">Register Nào Đó </w:t>
-      </w:r>
-      <w:r>
-        <w:t>Với Register EAX, Rồi Gán Kết Quả Cho Register EAX?</w:t>
+        <w:t>Lấy Register Đầu Trừ Register Sau Nhưng Không Gán Kết Quả Cho Thứ Gì Hết?</w:t>
       </w:r>
     </w:p>
     <w:p>
@@ -8922,13 +9160,7 @@
         <w:ind w:left="1080"/>
       </w:pPr>
       <w:r>
-        <w:t>mul &lt;</w:t>
-      </w:r>
-      <w:r>
-        <w:t>Register Nào Đó</w:t>
-      </w:r>
-      <w:r>
-        <w:t>&gt;</w:t>
+        <w:t>cmp &lt;Register Đầu&gt;, &lt;Register Sau&gt;</w:t>
       </w:r>
     </w:p>
     <w:p>
@@ -8940,7 +9172,7 @@
         </w:numPr>
       </w:pPr>
       <w:r>
-        <w:t>Đẩy giá trị từ 1 Register vào Stack?</w:t>
+        <w:t>Nhảy Đến Nhãn Nào Đó Nếu Kết Quả Của Phép Toán Trước Đó = 0?</w:t>
       </w:r>
     </w:p>
     <w:p>
@@ -8955,25 +9187,7 @@
         <w:ind w:left="1080"/>
       </w:pPr>
       <w:r>
-        <w:t>p</w:t>
-      </w:r>
-      <w:r>
-        <w:t>ush &lt;Register&gt;</w:t>
-      </w:r>
-    </w:p>
-    <w:p>
-      <w:pPr>
-        <w:pStyle w:val="ListParagraph"/>
-        <w:numPr>
-          <w:ilvl w:val="0"/>
-          <w:numId w:val="2"/>
-        </w:numPr>
-      </w:pPr>
-      <w:r>
-        <w:t>Tưởng tượng Stack có dạng cái bình, nạp vào Stack từ đáy lên, giả sử giá trị &lt;Register&gt; lần lượt từ LSB Byte đến MSB Byte là ABCD</w:t>
-      </w:r>
-      <w:r>
-        <w:t>, thì khi nạp vào Stack cũng theo đúng thứ tự, LSB ở dưới, MSB ở trên</w:t>
+        <w:t>jz &lt;Nhãn&gt;</w:t>
       </w:r>
     </w:p>
     <w:p>
@@ -8985,16 +9199,13 @@
         </w:numPr>
       </w:pPr>
       <w:r>
-        <w:t xml:space="preserve">Cắt </w:t>
-      </w:r>
-      <w:r>
-        <w:t xml:space="preserve">Phần Cao Nhất Của </w:t>
-      </w:r>
-      <w:r>
-        <w:t xml:space="preserve">Stack </w:t>
-      </w:r>
-      <w:r>
-        <w:t>Và Đẩy Nó Vào 1 Biến?</w:t>
+        <w:t xml:space="preserve">Nhân 1 </w:t>
+      </w:r>
+      <w:r>
+        <w:t xml:space="preserve">Register Nào Đó </w:t>
+      </w:r>
+      <w:r>
+        <w:t>Với Register EAX, Rồi Gán Kết Quả Cho Register EAX?</w:t>
       </w:r>
     </w:p>
     <w:p>
@@ -9009,37 +9220,13 @@
         <w:ind w:left="1080"/>
       </w:pPr>
       <w:r>
-        <w:t>p</w:t>
-      </w:r>
-      <w:r>
-        <w:t>op &lt;Biến&gt;</w:t>
-      </w:r>
-    </w:p>
-    <w:p>
-      <w:pPr>
-        <w:pStyle w:val="ListParagraph"/>
-        <w:numPr>
-          <w:ilvl w:val="0"/>
-          <w:numId w:val="2"/>
-        </w:numPr>
-      </w:pPr>
-      <w:r>
-        <w:t xml:space="preserve">Giả sử trong Stack, vật chất đang có độ cao khoảng 10 Byte, &lt;Biến&gt; có kích thước 4 Byte, thì </w:t>
-      </w:r>
-      <w:r>
-        <w:t>Stack sẽ lấy 4 Byte cao nhất nạp vào &lt;Biến&gt;, Byte thấp nhất sẽ làm LSB cho &lt;Biến&gt;, Stack giảm còn 6 Byte</w:t>
-      </w:r>
-    </w:p>
-    <w:p>
-      <w:pPr>
-        <w:pStyle w:val="ListParagraph"/>
-        <w:numPr>
-          <w:ilvl w:val="0"/>
-          <w:numId w:val="2"/>
-        </w:numPr>
-      </w:pPr>
-      <w:r>
-        <w:t>&lt;Biến&gt; phải có kích thước không vượt quá 4 Byte</w:t>
+        <w:t>mul &lt;</w:t>
+      </w:r>
+      <w:r>
+        <w:t>Register Nào Đó</w:t>
+      </w:r>
+      <w:r>
+        <w:t>&gt;</w:t>
       </w:r>
     </w:p>
     <w:p>
@@ -9051,31 +9238,28 @@
         </w:numPr>
       </w:pPr>
       <w:r>
-        <w:t>Viết Số Nhị Phân?</w:t>
-      </w:r>
-    </w:p>
-    <w:p>
-      <w:pPr>
-        <w:pStyle w:val="ListParagraph"/>
-        <w:numPr>
-          <w:ilvl w:val="0"/>
-          <w:numId w:val="2"/>
-        </w:numPr>
-      </w:pPr>
-      <w:r>
-        <w:t>Đặt b đằng sau</w:t>
-      </w:r>
-    </w:p>
-    <w:p>
-      <w:pPr>
-        <w:pStyle w:val="ListParagraph"/>
-        <w:numPr>
-          <w:ilvl w:val="0"/>
-          <w:numId w:val="2"/>
-        </w:numPr>
-      </w:pPr>
-      <w:r>
-        <w:t>Ví dụ</w:t>
+        <w:t xml:space="preserve">Đẩy </w:t>
+      </w:r>
+      <w:r>
+        <w:t xml:space="preserve">Giá Trị Vào </w:t>
+      </w:r>
+      <w:r>
+        <w:t>Stack</w:t>
+      </w:r>
+      <w:r>
+        <w:t>?</w:t>
+      </w:r>
+    </w:p>
+    <w:p>
+      <w:pPr>
+        <w:pStyle w:val="ListParagraph"/>
+        <w:numPr>
+          <w:ilvl w:val="0"/>
+          <w:numId w:val="2"/>
+        </w:numPr>
+      </w:pPr>
+      <w:r>
+        <w:t>Để đẩy Register vào Stack</w:t>
       </w:r>
     </w:p>
     <w:p>
@@ -9090,25 +9274,46 @@
         <w:ind w:left="1080"/>
       </w:pPr>
       <w:r>
-        <w:t>mov eax, 1001b</w:t>
-      </w:r>
-    </w:p>
-    <w:p/>
-    <w:p>
-      <w:r>
-        <w:t>Kernel 32:</w:t>
-      </w:r>
-    </w:p>
-    <w:p>
-      <w:pPr>
-        <w:pStyle w:val="ListParagraph"/>
-        <w:numPr>
-          <w:ilvl w:val="0"/>
-          <w:numId w:val="7"/>
-        </w:numPr>
-      </w:pPr>
-      <w:r>
-        <w:t>Cách Import?</w:t>
+        <w:t>p</w:t>
+      </w:r>
+      <w:r>
+        <w:t>ush &lt;</w:t>
+      </w:r>
+      <w:r>
+        <w:t>Register</w:t>
+      </w:r>
+      <w:r>
+        <w:t>&gt;</w:t>
+      </w:r>
+    </w:p>
+    <w:p>
+      <w:pPr>
+        <w:pStyle w:val="ListParagraph"/>
+        <w:numPr>
+          <w:ilvl w:val="0"/>
+          <w:numId w:val="2"/>
+        </w:numPr>
+      </w:pPr>
+      <w:r>
+        <w:t>Giả sử kích thước &lt;Register&gt; là k, dịch vị trí hiện tại của ESP xuống k đơn vị, từ vị trí của ESP lúc này, điền lần lượt</w:t>
+      </w:r>
+      <w:r>
+        <w:t xml:space="preserve"> Byte LSB đến MSB của &lt;Register&gt; vào Stack theo chiều tăng địa chỉ</w:t>
+      </w:r>
+      <w:r>
+        <w:t>, k phải = 2 hoặc 4</w:t>
+      </w:r>
+    </w:p>
+    <w:p>
+      <w:pPr>
+        <w:pStyle w:val="ListParagraph"/>
+        <w:numPr>
+          <w:ilvl w:val="0"/>
+          <w:numId w:val="2"/>
+        </w:numPr>
+      </w:pPr>
+      <w:r>
+        <w:t>Để đẩy biến toàn cục vào Stack</w:t>
       </w:r>
     </w:p>
     <w:p>
@@ -9123,7 +9328,37 @@
         <w:ind w:left="1080"/>
       </w:pPr>
       <w:r>
-        <w:t>include C:\masm32\include\kernel32.inc</w:t>
+        <w:t>p</w:t>
+      </w:r>
+      <w:r>
+        <w:t>ush &lt;Biến Toàn Cục&gt;</w:t>
+      </w:r>
+    </w:p>
+    <w:p>
+      <w:pPr>
+        <w:pStyle w:val="ListParagraph"/>
+        <w:numPr>
+          <w:ilvl w:val="0"/>
+          <w:numId w:val="2"/>
+        </w:numPr>
+      </w:pPr>
+      <w:r>
+        <w:t xml:space="preserve">Tương tự </w:t>
+      </w:r>
+      <w:r>
+        <w:t>cơ chế đẩy Register</w:t>
+      </w:r>
+    </w:p>
+    <w:p>
+      <w:pPr>
+        <w:pStyle w:val="ListParagraph"/>
+        <w:numPr>
+          <w:ilvl w:val="0"/>
+          <w:numId w:val="2"/>
+        </w:numPr>
+      </w:pPr>
+      <w:r>
+        <w:t>Để đẩy số nguyên vào Stack</w:t>
       </w:r>
     </w:p>
     <w:p>
@@ -9138,22 +9373,62 @@
         <w:ind w:left="1080"/>
       </w:pPr>
       <w:r>
-        <w:t>includelib C:\masm32\lib\kernel32.lib</w:t>
-      </w:r>
-    </w:p>
-    <w:p>
-      <w:pPr>
-        <w:pStyle w:val="ListParagraph"/>
-        <w:numPr>
-          <w:ilvl w:val="0"/>
-          <w:numId w:val="7"/>
-        </w:numPr>
-      </w:pPr>
-      <w:r>
-        <w:t xml:space="preserve">Kết </w:t>
-      </w:r>
-      <w:r>
-        <w:t>Thúc Chương Trình Ngay Và Trả Về Giá Trị Nào Đó?</w:t>
+        <w:lastRenderedPageBreak/>
+        <w:t>p</w:t>
+      </w:r>
+      <w:r>
+        <w:t>ush &lt;Số Nguyên&gt;</w:t>
+      </w:r>
+    </w:p>
+    <w:p>
+      <w:pPr>
+        <w:pStyle w:val="ListParagraph"/>
+        <w:numPr>
+          <w:ilvl w:val="0"/>
+          <w:numId w:val="2"/>
+        </w:numPr>
+      </w:pPr>
+      <w:r>
+        <w:t>&lt;Số Nguyên&gt;</w:t>
+      </w:r>
+      <w:r>
+        <w:t xml:space="preserve"> không được vượt quá 4 Byte, tự động được chuyển thành 4 Byte</w:t>
+      </w:r>
+    </w:p>
+    <w:p>
+      <w:pPr>
+        <w:pStyle w:val="ListParagraph"/>
+        <w:numPr>
+          <w:ilvl w:val="0"/>
+          <w:numId w:val="2"/>
+        </w:numPr>
+      </w:pPr>
+      <w:r>
+        <w:t>&lt;Số Nguyên&gt; mà âm thì sẽ chuyển sang dạng bù 2, 4 Byte</w:t>
+      </w:r>
+    </w:p>
+    <w:p>
+      <w:pPr>
+        <w:pStyle w:val="ListParagraph"/>
+        <w:numPr>
+          <w:ilvl w:val="0"/>
+          <w:numId w:val="2"/>
+        </w:numPr>
+      </w:pPr>
+      <w:r>
+        <w:t>Cơ chế đẩy tương tự Register</w:t>
+      </w:r>
+    </w:p>
+    <w:p>
+      <w:pPr>
+        <w:pStyle w:val="ListParagraph"/>
+        <w:numPr>
+          <w:ilvl w:val="0"/>
+          <w:numId w:val="2"/>
+        </w:numPr>
+      </w:pPr>
+      <w:r>
+        <w:t>Để đẩy kí tự ASCII vào Stack</w:t>
       </w:r>
     </w:p>
     <w:p>
@@ -9168,40 +9443,64 @@
         <w:ind w:left="1080"/>
       </w:pPr>
       <w:r>
-        <w:t>i</w:t>
-      </w:r>
-      <w:r>
-        <w:t xml:space="preserve">nvoke ExitProcess, </w:t>
-      </w:r>
-      <w:r>
-        <w:t>&lt;Giá Trị Trả Về&gt;</w:t>
-      </w:r>
-    </w:p>
-    <w:p>
-      <w:pPr>
-        <w:pStyle w:val="ListParagraph"/>
-        <w:numPr>
-          <w:ilvl w:val="0"/>
-          <w:numId w:val="2"/>
-        </w:numPr>
-      </w:pPr>
-    </w:p>
-    <w:p/>
-    <w:p>
-      <w:r>
-        <w:t>MASM 32:</w:t>
-      </w:r>
-    </w:p>
-    <w:p>
-      <w:pPr>
-        <w:pStyle w:val="ListParagraph"/>
-        <w:numPr>
-          <w:ilvl w:val="0"/>
-          <w:numId w:val="8"/>
-        </w:numPr>
-      </w:pPr>
-      <w:r>
-        <w:t>Cách Import?</w:t>
+        <w:t>p</w:t>
+      </w:r>
+      <w:r>
+        <w:t>ush &lt;Chuỗi Kí Tự&gt;</w:t>
+      </w:r>
+    </w:p>
+    <w:p>
+      <w:pPr>
+        <w:pStyle w:val="ListParagraph"/>
+        <w:numPr>
+          <w:ilvl w:val="0"/>
+          <w:numId w:val="2"/>
+        </w:numPr>
+      </w:pPr>
+      <w:r>
+        <w:t>&lt;Chuỗi Kí Tự&gt; không được vượt quá 4 kí tự, tự động được chèn thêm kí tự \0 đằng sau cho đủ 4</w:t>
+      </w:r>
+    </w:p>
+    <w:p>
+      <w:pPr>
+        <w:pStyle w:val="ListParagraph"/>
+        <w:numPr>
+          <w:ilvl w:val="0"/>
+          <w:numId w:val="2"/>
+        </w:numPr>
+      </w:pPr>
+      <w:r>
+        <w:t xml:space="preserve">Kí tự </w:t>
+      </w:r>
+      <w:r>
+        <w:t>bên trái hơn sẽ có địa chỉ thấp hơn</w:t>
+      </w:r>
+    </w:p>
+    <w:p>
+      <w:pPr>
+        <w:pStyle w:val="ListParagraph"/>
+        <w:numPr>
+          <w:ilvl w:val="0"/>
+          <w:numId w:val="12"/>
+        </w:numPr>
+      </w:pPr>
+      <w:r>
+        <w:t xml:space="preserve">Cắt </w:t>
+      </w:r>
+      <w:r>
+        <w:t xml:space="preserve">Phần Cao Nhất Của </w:t>
+      </w:r>
+      <w:r>
+        <w:t xml:space="preserve">Stack </w:t>
+      </w:r>
+      <w:r>
+        <w:t>Và Đẩy Nó Vào 1 Biến</w:t>
+      </w:r>
+      <w:r>
+        <w:t xml:space="preserve"> Toàn Cục</w:t>
+      </w:r>
+      <w:r>
+        <w:t>?</w:t>
       </w:r>
     </w:p>
     <w:p>
@@ -9216,7 +9515,73 @@
         <w:ind w:left="1080"/>
       </w:pPr>
       <w:r>
-        <w:t>include C:\masm32\include\masm32.inc</w:t>
+        <w:t>p</w:t>
+      </w:r>
+      <w:r>
+        <w:t>op &lt;Biến</w:t>
+      </w:r>
+      <w:r>
+        <w:t xml:space="preserve"> Toàn Cục</w:t>
+      </w:r>
+      <w:r>
+        <w:t>&gt;</w:t>
+      </w:r>
+    </w:p>
+    <w:p>
+      <w:pPr>
+        <w:pStyle w:val="ListParagraph"/>
+        <w:numPr>
+          <w:ilvl w:val="0"/>
+          <w:numId w:val="2"/>
+        </w:numPr>
+      </w:pPr>
+      <w:r>
+        <w:t>Giả sử kích thước &lt;Biến Toàn Cục&gt; đã được định nghĩa là k Byte, thì E</w:t>
+      </w:r>
+      <w:r>
+        <w:t>SP</w:t>
+      </w:r>
+      <w:r>
+        <w:t xml:space="preserve"> sẽ đi lần lượt từ vị trí hiện tại tới vị trí + k đơn vị, đi đến đâu, nó nhả ô Byte ở đó cho ô Byte từ LSB đến MSB trong &lt;Biến Toàn Cục&gt;</w:t>
+      </w:r>
+      <w:r>
+        <w:t>, giá trị các ô Byte trong Stack không thay đổi, chỉ có ESP thay đổi, k phải = 2 hoặc 4</w:t>
+      </w:r>
+    </w:p>
+    <w:p>
+      <w:pPr>
+        <w:pStyle w:val="ListParagraph"/>
+        <w:numPr>
+          <w:ilvl w:val="0"/>
+          <w:numId w:val="12"/>
+        </w:numPr>
+      </w:pPr>
+      <w:r>
+        <w:t>Viết Số Nhị Phân?</w:t>
+      </w:r>
+    </w:p>
+    <w:p>
+      <w:pPr>
+        <w:pStyle w:val="ListParagraph"/>
+        <w:numPr>
+          <w:ilvl w:val="0"/>
+          <w:numId w:val="2"/>
+        </w:numPr>
+      </w:pPr>
+      <w:r>
+        <w:t>Đặt b đằng sau</w:t>
+      </w:r>
+    </w:p>
+    <w:p>
+      <w:pPr>
+        <w:pStyle w:val="ListParagraph"/>
+        <w:numPr>
+          <w:ilvl w:val="0"/>
+          <w:numId w:val="2"/>
+        </w:numPr>
+      </w:pPr>
+      <w:r>
+        <w:t>Ví dụ</w:t>
       </w:r>
     </w:p>
     <w:p>
@@ -9231,28 +9596,43 @@
         <w:ind w:left="1080"/>
       </w:pPr>
       <w:r>
-        <w:t>includelib C:\masm32\lib\masm32.lib</w:t>
-      </w:r>
-    </w:p>
-    <w:p>
-      <w:pPr>
-        <w:pStyle w:val="ListParagraph"/>
-        <w:numPr>
-          <w:ilvl w:val="0"/>
-          <w:numId w:val="8"/>
-        </w:numPr>
-      </w:pPr>
-      <w:r>
-        <w:t xml:space="preserve">In </w:t>
-      </w:r>
-      <w:r>
-        <w:t xml:space="preserve">Ra Màn Hình </w:t>
-      </w:r>
-      <w:r>
-        <w:t>Console</w:t>
-      </w:r>
-      <w:r>
-        <w:t>?</w:t>
+        <w:t>mov eax, 1001b</w:t>
+      </w:r>
+    </w:p>
+    <w:p>
+      <w:pPr>
+        <w:pStyle w:val="ListParagraph"/>
+        <w:numPr>
+          <w:ilvl w:val="0"/>
+          <w:numId w:val="12"/>
+        </w:numPr>
+      </w:pPr>
+      <w:r>
+        <w:t>Viết Số Thập Lục Phân?</w:t>
+      </w:r>
+    </w:p>
+    <w:p>
+      <w:pPr>
+        <w:pStyle w:val="ListParagraph"/>
+        <w:numPr>
+          <w:ilvl w:val="0"/>
+          <w:numId w:val="2"/>
+        </w:numPr>
+      </w:pPr>
+      <w:r>
+        <w:t>Đặt 0 đằng trước h đằng sau</w:t>
+      </w:r>
+    </w:p>
+    <w:p>
+      <w:pPr>
+        <w:pStyle w:val="ListParagraph"/>
+        <w:numPr>
+          <w:ilvl w:val="0"/>
+          <w:numId w:val="2"/>
+        </w:numPr>
+      </w:pPr>
+      <w:r>
+        <w:t>Ví dụ</w:t>
       </w:r>
     </w:p>
     <w:p>
@@ -9267,13 +9647,329 @@
         <w:ind w:left="1080"/>
       </w:pPr>
       <w:r>
+        <w:t>mov eax, 0FFABh</w:t>
+      </w:r>
+    </w:p>
+    <w:p>
+      <w:pPr>
+        <w:pStyle w:val="ListParagraph"/>
+        <w:numPr>
+          <w:ilvl w:val="0"/>
+          <w:numId w:val="12"/>
+        </w:numPr>
+      </w:pPr>
+      <w:r>
+        <w:t>Gọi Hàm Interrupt?</w:t>
+      </w:r>
+    </w:p>
+    <w:p>
+      <w:pPr>
+        <w:pStyle w:val="ListParagraph"/>
+        <w:pBdr>
+          <w:top w:val="single" w:sz="4" w:space="1" w:color="auto"/>
+          <w:left w:val="single" w:sz="4" w:space="4" w:color="auto"/>
+          <w:bottom w:val="single" w:sz="4" w:space="1" w:color="auto"/>
+          <w:right w:val="single" w:sz="4" w:space="4" w:color="auto"/>
+        </w:pBdr>
+        <w:ind w:left="1080"/>
+      </w:pPr>
+      <w:r>
+        <w:t>int &lt;Mã Hàm&gt;</w:t>
+      </w:r>
+    </w:p>
+    <w:p>
+      <w:pPr>
+        <w:pStyle w:val="ListParagraph"/>
+        <w:numPr>
+          <w:ilvl w:val="0"/>
+          <w:numId w:val="2"/>
+        </w:numPr>
+      </w:pPr>
+      <w:r>
+        <w:t>&lt;Mã Hàm&gt; nằm trong khoảng từ 0 tới 255</w:t>
+      </w:r>
+    </w:p>
+    <w:tbl>
+      <w:tblPr>
+        <w:tblStyle w:val="TableGrid"/>
+        <w:tblW w:w="0" w:type="auto"/>
+        <w:tblInd w:w="1080" w:type="dxa"/>
+        <w:tblLook w:val="04A0" w:firstRow="1" w:lastRow="0" w:firstColumn="1" w:lastColumn="0" w:noHBand="0" w:noVBand="1"/>
+      </w:tblPr>
+      <w:tblGrid>
+        <w:gridCol w:w="4124"/>
+        <w:gridCol w:w="4146"/>
+      </w:tblGrid>
+      <w:tr>
+        <w:tc>
+          <w:tcPr>
+            <w:tcW w:w="4675" w:type="dxa"/>
+          </w:tcPr>
+          <w:p>
+            <w:pPr>
+              <w:pStyle w:val="ListParagraph"/>
+              <w:ind w:left="0"/>
+              <w:jc w:val="center"/>
+            </w:pPr>
+            <w:r>
+              <w:t>&lt;Mã Hàm&gt;</w:t>
+            </w:r>
+          </w:p>
+        </w:tc>
+        <w:tc>
+          <w:tcPr>
+            <w:tcW w:w="4675" w:type="dxa"/>
+          </w:tcPr>
+          <w:p>
+            <w:pPr>
+              <w:pStyle w:val="ListParagraph"/>
+              <w:ind w:left="0"/>
+              <w:jc w:val="center"/>
+            </w:pPr>
+            <w:r>
+              <w:t>Chức năng</w:t>
+            </w:r>
+          </w:p>
+        </w:tc>
+      </w:tr>
+      <w:tr>
+        <w:tc>
+          <w:tcPr>
+            <w:tcW w:w="4675" w:type="dxa"/>
+            <w:vAlign w:val="center"/>
+          </w:tcPr>
+          <w:p>
+            <w:pPr>
+              <w:pStyle w:val="ListParagraph"/>
+              <w:ind w:left="0"/>
+              <w:jc w:val="center"/>
+            </w:pPr>
+            <w:r>
+              <w:t>3</w:t>
+            </w:r>
+          </w:p>
+        </w:tc>
+        <w:tc>
+          <w:tcPr>
+            <w:tcW w:w="4675" w:type="dxa"/>
+            <w:vAlign w:val="center"/>
+          </w:tcPr>
+          <w:p>
+            <w:pPr>
+              <w:pStyle w:val="ListParagraph"/>
+              <w:ind w:left="0"/>
+              <w:jc w:val="center"/>
+            </w:pPr>
+            <w:r>
+              <w:t>Tạm dừng chương trình</w:t>
+            </w:r>
+            <w:r>
+              <w:t>, chuyển sang chế độ Debug</w:t>
+            </w:r>
+            <w:r>
+              <w:t xml:space="preserve"> nếu có</w:t>
+            </w:r>
+          </w:p>
+        </w:tc>
+      </w:tr>
+    </w:tbl>
+    <w:p>
+      <w:pPr>
+        <w:pStyle w:val="ListParagraph"/>
+        <w:numPr>
+          <w:ilvl w:val="0"/>
+          <w:numId w:val="2"/>
+        </w:numPr>
+      </w:pPr>
+    </w:p>
+    <w:p/>
+    <w:p>
+      <w:r>
+        <w:t>Kernel 32:</w:t>
+      </w:r>
+    </w:p>
+    <w:p>
+      <w:pPr>
+        <w:pStyle w:val="ListParagraph"/>
+        <w:numPr>
+          <w:ilvl w:val="0"/>
+          <w:numId w:val="7"/>
+        </w:numPr>
+      </w:pPr>
+      <w:r>
+        <w:t>Cách Import?</w:t>
+      </w:r>
+    </w:p>
+    <w:p>
+      <w:pPr>
+        <w:pStyle w:val="ListParagraph"/>
+        <w:pBdr>
+          <w:top w:val="single" w:sz="4" w:space="1" w:color="auto"/>
+          <w:left w:val="single" w:sz="4" w:space="4" w:color="auto"/>
+          <w:bottom w:val="single" w:sz="4" w:space="1" w:color="auto"/>
+          <w:right w:val="single" w:sz="4" w:space="4" w:color="auto"/>
+        </w:pBdr>
+        <w:ind w:left="1080"/>
+      </w:pPr>
+      <w:r>
+        <w:t>include C:\masm32\include\kernel32.inc</w:t>
+      </w:r>
+    </w:p>
+    <w:p>
+      <w:pPr>
+        <w:pStyle w:val="ListParagraph"/>
+        <w:pBdr>
+          <w:top w:val="single" w:sz="4" w:space="1" w:color="auto"/>
+          <w:left w:val="single" w:sz="4" w:space="4" w:color="auto"/>
+          <w:bottom w:val="single" w:sz="4" w:space="1" w:color="auto"/>
+          <w:right w:val="single" w:sz="4" w:space="4" w:color="auto"/>
+        </w:pBdr>
+        <w:ind w:left="1080"/>
+      </w:pPr>
+      <w:r>
+        <w:t>includelib C:\masm32\lib\kernel32.lib</w:t>
+      </w:r>
+    </w:p>
+    <w:p>
+      <w:pPr>
+        <w:pStyle w:val="ListParagraph"/>
+        <w:numPr>
+          <w:ilvl w:val="0"/>
+          <w:numId w:val="7"/>
+        </w:numPr>
+      </w:pPr>
+      <w:r>
+        <w:t xml:space="preserve">Kết </w:t>
+      </w:r>
+      <w:r>
+        <w:t>Thúc Chương Trình Ngay Và Trả Về Giá Trị Nào Đó?</w:t>
+      </w:r>
+    </w:p>
+    <w:p>
+      <w:pPr>
+        <w:pStyle w:val="ListParagraph"/>
+        <w:pBdr>
+          <w:top w:val="single" w:sz="4" w:space="1" w:color="auto"/>
+          <w:left w:val="single" w:sz="4" w:space="4" w:color="auto"/>
+          <w:bottom w:val="single" w:sz="4" w:space="1" w:color="auto"/>
+          <w:right w:val="single" w:sz="4" w:space="4" w:color="auto"/>
+        </w:pBdr>
+        <w:ind w:left="1080"/>
+      </w:pPr>
+      <w:r>
         <w:t>i</w:t>
       </w:r>
       <w:r>
+        <w:t xml:space="preserve">nvoke ExitProcess, </w:t>
+      </w:r>
+      <w:r>
+        <w:t>&lt;Giá Trị Trả Về&gt;</w:t>
+      </w:r>
+    </w:p>
+    <w:p>
+      <w:pPr>
+        <w:pStyle w:val="ListParagraph"/>
+        <w:numPr>
+          <w:ilvl w:val="0"/>
+          <w:numId w:val="2"/>
+        </w:numPr>
+      </w:pPr>
+    </w:p>
+    <w:p/>
+    <w:p>
+      <w:r>
+        <w:t>MASM 32:</w:t>
+      </w:r>
+    </w:p>
+    <w:p>
+      <w:pPr>
+        <w:pStyle w:val="ListParagraph"/>
+        <w:numPr>
+          <w:ilvl w:val="0"/>
+          <w:numId w:val="8"/>
+        </w:numPr>
+      </w:pPr>
+      <w:r>
+        <w:lastRenderedPageBreak/>
+        <w:t>Cách Import?</w:t>
+      </w:r>
+    </w:p>
+    <w:p>
+      <w:pPr>
+        <w:pStyle w:val="ListParagraph"/>
+        <w:pBdr>
+          <w:top w:val="single" w:sz="4" w:space="1" w:color="auto"/>
+          <w:left w:val="single" w:sz="4" w:space="4" w:color="auto"/>
+          <w:bottom w:val="single" w:sz="4" w:space="1" w:color="auto"/>
+          <w:right w:val="single" w:sz="4" w:space="4" w:color="auto"/>
+        </w:pBdr>
+        <w:ind w:left="1080"/>
+      </w:pPr>
+      <w:r>
+        <w:t>include C:\masm32\include\masm32.inc</w:t>
+      </w:r>
+    </w:p>
+    <w:p>
+      <w:pPr>
+        <w:pStyle w:val="ListParagraph"/>
+        <w:pBdr>
+          <w:top w:val="single" w:sz="4" w:space="1" w:color="auto"/>
+          <w:left w:val="single" w:sz="4" w:space="4" w:color="auto"/>
+          <w:bottom w:val="single" w:sz="4" w:space="1" w:color="auto"/>
+          <w:right w:val="single" w:sz="4" w:space="4" w:color="auto"/>
+        </w:pBdr>
+        <w:ind w:left="1080"/>
+      </w:pPr>
+      <w:r>
+        <w:t>includelib C:\masm32\lib\masm32.lib</w:t>
+      </w:r>
+    </w:p>
+    <w:p>
+      <w:pPr>
+        <w:pStyle w:val="ListParagraph"/>
+        <w:numPr>
+          <w:ilvl w:val="0"/>
+          <w:numId w:val="8"/>
+        </w:numPr>
+      </w:pPr>
+      <w:r>
+        <w:t xml:space="preserve">In </w:t>
+      </w:r>
+      <w:r>
+        <w:t xml:space="preserve">Ra Màn Hình </w:t>
+      </w:r>
+      <w:r>
+        <w:t>Console</w:t>
+      </w:r>
+      <w:r>
+        <w:t>?</w:t>
+      </w:r>
+    </w:p>
+    <w:p>
+      <w:pPr>
+        <w:pStyle w:val="ListParagraph"/>
+        <w:pBdr>
+          <w:top w:val="single" w:sz="4" w:space="1" w:color="auto"/>
+          <w:left w:val="single" w:sz="4" w:space="4" w:color="auto"/>
+          <w:bottom w:val="single" w:sz="4" w:space="1" w:color="auto"/>
+          <w:right w:val="single" w:sz="4" w:space="4" w:color="auto"/>
+        </w:pBdr>
+        <w:ind w:left="1080"/>
+      </w:pPr>
+      <w:r>
+        <w:t>i</w:t>
+      </w:r>
+      <w:r>
         <w:t xml:space="preserve">nvoke StdOut, </w:t>
       </w:r>
       <w:r>
-        <w:t>&lt;Địa Chỉ</w:t>
+        <w:t xml:space="preserve">addr </w:t>
+      </w:r>
+      <w:r>
+        <w:t>&lt;</w:t>
+      </w:r>
+      <w:r>
+        <w:t>Biến Toàn Cục</w:t>
       </w:r>
       <w:r>
         <w:t>&gt;</w:t>
@@ -9288,8 +9984,19 @@
         </w:numPr>
       </w:pPr>
       <w:r>
-        <w:lastRenderedPageBreak/>
-        <w:t xml:space="preserve">Đứng tại ô Byte ứng với &lt;Địa Chỉ&gt;, nó đi lên địa chỉ cao hơn cho đến khi gặp phải ô Byte có giá trị 00000000 thì dừng lại, trả về </w:t>
+        <w:t>Đứng tại</w:t>
+      </w:r>
+      <w:r>
+        <w:t xml:space="preserve"> địa chỉ của &lt;Biến Toàn Cục&gt;</w:t>
+      </w:r>
+      <w:r>
+        <w:t xml:space="preserve">, nó đi lên địa chỉ cao hơn cho đến khi gặp phải ô Byte có giá trị </w:t>
+      </w:r>
+      <w:r>
+        <w:t>\0</w:t>
+      </w:r>
+      <w:r>
+        <w:t xml:space="preserve"> thì dừng lại, trả về </w:t>
       </w:r>
       <w:r>
         <w:t>chuỗi các ô Byte nó đi qua, dưới dạng kí tự ASCII, ô Byte có địa chỉ thấp hơn thì kí tự tương ứng nằm bên trái hơn</w:t>
@@ -9653,6 +10360,7 @@
         <w:ind w:left="1080"/>
       </w:pPr>
       <w:r>
+        <w:lastRenderedPageBreak/>
         <w:t>include C:\masm32\include\kernel32.inc</w:t>
       </w:r>
     </w:p>
@@ -9740,7 +10448,6 @@
         <w:ind w:left="1080"/>
       </w:pPr>
       <w:r>
-        <w:lastRenderedPageBreak/>
         <w:t xml:space="preserve"> message db "</w:t>
       </w:r>
       <w:r>

--- a/assembly.docx
+++ b/assembly.docx
@@ -1467,126 +1467,6 @@
         </w:numPr>
       </w:pPr>
       <w:r>
-        <w:t xml:space="preserve">Ví dụ &lt;Các Giá Trị Liên Tiếp&gt; là foo và bar, thì foo sẽ được chuyển sang dạng nhị phân tương ứng với &lt;Kiểu Dữ Liệu&gt;, chiếm </w:t>
-      </w:r>
-      <w:r>
-        <w:t>số Byte tương ứng trong bộ nhớ, lưu theo Little Endian, bar tương tự, được lưu ngay kế sau ô Byte cuối cùng của foo</w:t>
-      </w:r>
-      <w:r>
-        <w:t xml:space="preserve"> </w:t>
-      </w:r>
-    </w:p>
-    <w:p>
-      <w:pPr>
-        <w:pStyle w:val="ListParagraph"/>
-        <w:numPr>
-          <w:ilvl w:val="0"/>
-          <w:numId w:val="2"/>
-        </w:numPr>
-      </w:pPr>
-      <w:r>
-        <w:t xml:space="preserve">Các biến được khai báo </w:t>
-      </w:r>
-      <w:r>
-        <w:t>từ trên xuống sẽ nằm liên tiếp trong bộ nhớ từ địa chỉ thấp lên cao</w:t>
-      </w:r>
-    </w:p>
-    <w:p>
-      <w:pPr>
-        <w:pStyle w:val="ListParagraph"/>
-        <w:numPr>
-          <w:ilvl w:val="0"/>
-          <w:numId w:val="2"/>
-        </w:numPr>
-      </w:pPr>
-      <w:r>
-        <w:t>Địa chỉ của biến là địa chỉ của ô Byte đầu tiên</w:t>
-      </w:r>
-      <w:r>
-        <w:t>, hay địa chỉ thấp nhất</w:t>
-      </w:r>
-    </w:p>
-    <w:p>
-      <w:pPr>
-        <w:pStyle w:val="ListParagraph"/>
-        <w:numPr>
-          <w:ilvl w:val="0"/>
-          <w:numId w:val="2"/>
-        </w:numPr>
-      </w:pPr>
-      <w:r>
-        <w:t>&lt;Các Giá Trị Liên Tiếp&gt; có thể là 1 String</w:t>
-      </w:r>
-    </w:p>
-    <w:p>
-      <w:pPr>
-        <w:pStyle w:val="ListParagraph"/>
-        <w:numPr>
-          <w:ilvl w:val="0"/>
-          <w:numId w:val="2"/>
-        </w:numPr>
-      </w:pPr>
-      <w:r>
-        <w:t>Cách chuyển đổi sang nhị phân như sau</w:t>
-      </w:r>
-    </w:p>
-    <w:p>
-      <w:pPr>
-        <w:pStyle w:val="ListParagraph"/>
-        <w:numPr>
-          <w:ilvl w:val="0"/>
-          <w:numId w:val="2"/>
-        </w:numPr>
-      </w:pPr>
-      <w:r>
-        <w:t>Nếu là String thì tách thành các kí tự rồi dùng bảng mã ASCII chuyển sang nhị phân</w:t>
-      </w:r>
-    </w:p>
-    <w:p>
-      <w:pPr>
-        <w:pStyle w:val="ListParagraph"/>
-        <w:numPr>
-          <w:ilvl w:val="0"/>
-          <w:numId w:val="2"/>
-        </w:numPr>
-      </w:pPr>
-      <w:r>
-        <w:t>Nếu là số nguyên dương thì chuyển sang nhị phân thông thường</w:t>
-      </w:r>
-    </w:p>
-    <w:p>
-      <w:pPr>
-        <w:pStyle w:val="ListParagraph"/>
-        <w:numPr>
-          <w:ilvl w:val="0"/>
-          <w:numId w:val="2"/>
-        </w:numPr>
-      </w:pPr>
-      <w:r>
-        <w:t>Nếu là số nguyên âm thì dùng dạng bù 2</w:t>
-      </w:r>
-    </w:p>
-    <w:p>
-      <w:pPr>
-        <w:pStyle w:val="ListParagraph"/>
-        <w:numPr>
-          <w:ilvl w:val="0"/>
-          <w:numId w:val="2"/>
-        </w:numPr>
-      </w:pPr>
-      <w:r>
-        <w:t>Nếu là số thập phân thì chuyển theo quy tắc Floating Point</w:t>
-      </w:r>
-    </w:p>
-    <w:p>
-      <w:pPr>
-        <w:pStyle w:val="ListParagraph"/>
-        <w:numPr>
-          <w:ilvl w:val="0"/>
-          <w:numId w:val="2"/>
-        </w:numPr>
-      </w:pPr>
-      <w:r>
         <w:t>Ví dụ</w:t>
       </w:r>
     </w:p>
@@ -1622,6 +1502,9 @@
       <w:r>
         <w:t>"Con chim non", "bu cu", 1</w:t>
       </w:r>
+      <w:r>
+        <w:t>23</w:t>
+      </w:r>
     </w:p>
     <w:p>
       <w:pPr>
@@ -1641,13 +1524,994 @@
     <w:p>
       <w:pPr>
         <w:pStyle w:val="ListParagraph"/>
+        <w:pBdr>
+          <w:top w:val="single" w:sz="4" w:space="1" w:color="auto"/>
+          <w:left w:val="single" w:sz="4" w:space="4" w:color="auto"/>
+          <w:bottom w:val="single" w:sz="4" w:space="1" w:color="auto"/>
+          <w:right w:val="single" w:sz="4" w:space="4" w:color="auto"/>
+        </w:pBdr>
+        <w:ind w:left="1080"/>
+      </w:pPr>
+      <w:r>
+        <w:t xml:space="preserve">    bob dw </w:t>
+      </w:r>
+      <w:r>
+        <w:t>"AC"</w:t>
+      </w:r>
+      <w:r>
+        <w:t xml:space="preserve">, </w:t>
+      </w:r>
+      <w:r>
+        <w:t>"</w:t>
+      </w:r>
+      <w:r>
+        <w:t>DE</w:t>
+      </w:r>
+      <w:r>
+        <w:t>"</w:t>
+      </w:r>
+      <w:r>
+        <w:t>, 987</w:t>
+      </w:r>
+    </w:p>
+    <w:p>
+      <w:pPr>
+        <w:pStyle w:val="ListParagraph"/>
+        <w:pBdr>
+          <w:top w:val="single" w:sz="4" w:space="1" w:color="auto"/>
+          <w:left w:val="single" w:sz="4" w:space="4" w:color="auto"/>
+          <w:bottom w:val="single" w:sz="4" w:space="1" w:color="auto"/>
+          <w:right w:val="single" w:sz="4" w:space="4" w:color="auto"/>
+        </w:pBdr>
+        <w:ind w:left="1080"/>
+      </w:pPr>
+      <w:r>
+        <w:t xml:space="preserve">    bab dq -</w:t>
+      </w:r>
+      <w:r>
+        <w:t>16760255</w:t>
+      </w:r>
+    </w:p>
+    <w:p>
+      <w:pPr>
+        <w:pStyle w:val="ListParagraph"/>
+        <w:pBdr>
+          <w:top w:val="single" w:sz="4" w:space="1" w:color="auto"/>
+          <w:left w:val="single" w:sz="4" w:space="4" w:color="auto"/>
+          <w:bottom w:val="single" w:sz="4" w:space="1" w:color="auto"/>
+          <w:right w:val="single" w:sz="4" w:space="4" w:color="auto"/>
+        </w:pBdr>
+        <w:ind w:left="1080"/>
+      </w:pPr>
+      <w:r>
+        <w:t xml:space="preserve">    boo d</w:t>
+      </w:r>
+      <w:r>
+        <w:t>d</w:t>
+      </w:r>
+      <w:r>
+        <w:t xml:space="preserve"> </w:t>
+      </w:r>
+      <w:r>
+        <w:t>12.1414222717</w:t>
+      </w:r>
+    </w:p>
+    <w:p>
+      <w:pPr>
+        <w:pStyle w:val="ListParagraph"/>
+        <w:numPr>
+          <w:ilvl w:val="0"/>
+          <w:numId w:val="2"/>
+        </w:numPr>
+      </w:pPr>
+      <w:r>
+        <w:t>Phần nhớ toàn cục lúc này</w:t>
+      </w:r>
+    </w:p>
+    <w:tbl>
+      <w:tblPr>
+        <w:tblStyle w:val="TableGrid"/>
+        <w:tblW w:w="8382" w:type="dxa"/>
+        <w:tblInd w:w="1080" w:type="dxa"/>
+        <w:tblLayout w:type="fixed"/>
+        <w:tblLook w:val="04A0" w:firstRow="1" w:lastRow="0" w:firstColumn="1" w:lastColumn="0" w:noHBand="0" w:noVBand="1"/>
+      </w:tblPr>
+      <w:tblGrid>
+        <w:gridCol w:w="334"/>
+        <w:gridCol w:w="344"/>
+        <w:gridCol w:w="332"/>
+        <w:gridCol w:w="352"/>
+        <w:gridCol w:w="622"/>
+        <w:gridCol w:w="332"/>
+        <w:gridCol w:w="440"/>
+        <w:gridCol w:w="440"/>
+        <w:gridCol w:w="440"/>
+        <w:gridCol w:w="419"/>
+        <w:gridCol w:w="419"/>
+        <w:gridCol w:w="419"/>
+        <w:gridCol w:w="419"/>
+        <w:gridCol w:w="551"/>
+        <w:gridCol w:w="328"/>
+        <w:gridCol w:w="328"/>
+        <w:gridCol w:w="328"/>
+        <w:gridCol w:w="551"/>
+        <w:gridCol w:w="328"/>
+        <w:gridCol w:w="328"/>
+        <w:gridCol w:w="328"/>
+      </w:tblGrid>
+      <w:tr>
+        <w:tc>
+          <w:tcPr>
+            <w:tcW w:w="334" w:type="dxa"/>
+            <w:shd w:val="clear" w:color="auto" w:fill="FFFF00"/>
+          </w:tcPr>
+          <w:p>
+            <w:pPr>
+              <w:pStyle w:val="ListParagraph"/>
+              <w:ind w:left="0"/>
+              <w:jc w:val="center"/>
+            </w:pPr>
+            <w:r>
+              <w:t>C</w:t>
+            </w:r>
+          </w:p>
+        </w:tc>
+        <w:tc>
+          <w:tcPr>
+            <w:tcW w:w="344" w:type="dxa"/>
+            <w:shd w:val="clear" w:color="auto" w:fill="FFFF00"/>
+          </w:tcPr>
+          <w:p>
+            <w:pPr>
+              <w:pStyle w:val="ListParagraph"/>
+              <w:ind w:left="0"/>
+              <w:jc w:val="center"/>
+            </w:pPr>
+            <w:r>
+              <w:t>o</w:t>
+            </w:r>
+          </w:p>
+        </w:tc>
+        <w:tc>
+          <w:tcPr>
+            <w:tcW w:w="332" w:type="dxa"/>
+            <w:shd w:val="clear" w:color="auto" w:fill="FFFF00"/>
+          </w:tcPr>
+          <w:p>
+            <w:pPr>
+              <w:pStyle w:val="ListParagraph"/>
+              <w:ind w:left="0"/>
+              <w:jc w:val="center"/>
+            </w:pPr>
+            <w:r>
+              <w:t>n</w:t>
+            </w:r>
+          </w:p>
+        </w:tc>
+        <w:tc>
+          <w:tcPr>
+            <w:tcW w:w="352" w:type="dxa"/>
+            <w:shd w:val="clear" w:color="auto" w:fill="FFFF00"/>
+          </w:tcPr>
+          <w:p>
+            <w:pPr>
+              <w:pStyle w:val="ListParagraph"/>
+              <w:ind w:left="0"/>
+              <w:jc w:val="center"/>
+            </w:pPr>
+          </w:p>
+        </w:tc>
+        <w:tc>
+          <w:tcPr>
+            <w:tcW w:w="622" w:type="dxa"/>
+            <w:shd w:val="clear" w:color="auto" w:fill="FFFF00"/>
+          </w:tcPr>
+          <w:p>
+            <w:pPr>
+              <w:pStyle w:val="ListParagraph"/>
+              <w:ind w:left="0"/>
+              <w:jc w:val="center"/>
+            </w:pPr>
+            <w:r>
+              <w:t>c</w:t>
+            </w:r>
+          </w:p>
+        </w:tc>
+        <w:tc>
+          <w:tcPr>
+            <w:tcW w:w="332" w:type="dxa"/>
+            <w:shd w:val="clear" w:color="auto" w:fill="FFFF00"/>
+          </w:tcPr>
+          <w:p>
+            <w:pPr>
+              <w:pStyle w:val="ListParagraph"/>
+              <w:ind w:left="0"/>
+              <w:jc w:val="center"/>
+            </w:pPr>
+            <w:r>
+              <w:t>h</w:t>
+            </w:r>
+          </w:p>
+        </w:tc>
+        <w:tc>
+          <w:tcPr>
+            <w:tcW w:w="440" w:type="dxa"/>
+            <w:shd w:val="clear" w:color="auto" w:fill="FFFF00"/>
+          </w:tcPr>
+          <w:p>
+            <w:pPr>
+              <w:pStyle w:val="ListParagraph"/>
+              <w:ind w:left="0"/>
+              <w:jc w:val="center"/>
+            </w:pPr>
+            <w:r>
+              <w:t>i</w:t>
+            </w:r>
+          </w:p>
+        </w:tc>
+        <w:tc>
+          <w:tcPr>
+            <w:tcW w:w="440" w:type="dxa"/>
+            <w:shd w:val="clear" w:color="auto" w:fill="FFFF00"/>
+          </w:tcPr>
+          <w:p>
+            <w:pPr>
+              <w:pStyle w:val="ListParagraph"/>
+              <w:ind w:left="0"/>
+              <w:jc w:val="center"/>
+            </w:pPr>
+            <w:r>
+              <w:t>m</w:t>
+            </w:r>
+          </w:p>
+        </w:tc>
+        <w:tc>
+          <w:tcPr>
+            <w:tcW w:w="440" w:type="dxa"/>
+            <w:shd w:val="clear" w:color="auto" w:fill="FFFF00"/>
+          </w:tcPr>
+          <w:p>
+            <w:pPr>
+              <w:pStyle w:val="ListParagraph"/>
+              <w:ind w:left="0"/>
+              <w:jc w:val="center"/>
+            </w:pPr>
+          </w:p>
+        </w:tc>
+        <w:tc>
+          <w:tcPr>
+            <w:tcW w:w="419" w:type="dxa"/>
+            <w:shd w:val="clear" w:color="auto" w:fill="FFFF00"/>
+          </w:tcPr>
+          <w:p>
+            <w:pPr>
+              <w:pStyle w:val="ListParagraph"/>
+              <w:ind w:left="0"/>
+              <w:jc w:val="center"/>
+            </w:pPr>
+            <w:r>
+              <w:t>n</w:t>
+            </w:r>
+          </w:p>
+        </w:tc>
+        <w:tc>
+          <w:tcPr>
+            <w:tcW w:w="419" w:type="dxa"/>
+            <w:shd w:val="clear" w:color="auto" w:fill="FFFF00"/>
+          </w:tcPr>
+          <w:p>
+            <w:pPr>
+              <w:pStyle w:val="ListParagraph"/>
+              <w:ind w:left="0"/>
+              <w:jc w:val="center"/>
+            </w:pPr>
+            <w:r>
+              <w:t>o</w:t>
+            </w:r>
+          </w:p>
+        </w:tc>
+        <w:tc>
+          <w:tcPr>
+            <w:tcW w:w="419" w:type="dxa"/>
+            <w:shd w:val="clear" w:color="auto" w:fill="FFFF00"/>
+          </w:tcPr>
+          <w:p>
+            <w:pPr>
+              <w:pStyle w:val="ListParagraph"/>
+              <w:ind w:left="0"/>
+              <w:jc w:val="center"/>
+            </w:pPr>
+            <w:r>
+              <w:t>n</w:t>
+            </w:r>
+          </w:p>
+        </w:tc>
+        <w:tc>
+          <w:tcPr>
+            <w:tcW w:w="419" w:type="dxa"/>
+            <w:shd w:val="clear" w:color="auto" w:fill="FFFF00"/>
+          </w:tcPr>
+          <w:p>
+            <w:pPr>
+              <w:pStyle w:val="ListParagraph"/>
+              <w:ind w:left="0"/>
+              <w:jc w:val="center"/>
+            </w:pPr>
+            <w:r>
+              <w:t>{</w:t>
+            </w:r>
+          </w:p>
+        </w:tc>
+        <w:tc>
+          <w:tcPr>
+            <w:tcW w:w="551" w:type="dxa"/>
+            <w:shd w:val="clear" w:color="auto" w:fill="FFC000"/>
+          </w:tcPr>
+          <w:p>
+            <w:pPr>
+              <w:pStyle w:val="ListParagraph"/>
+              <w:ind w:left="0"/>
+              <w:jc w:val="center"/>
+            </w:pPr>
+            <w:r>
+              <w:t>123</w:t>
+            </w:r>
+          </w:p>
+        </w:tc>
+        <w:tc>
+          <w:tcPr>
+            <w:tcW w:w="328" w:type="dxa"/>
+            <w:shd w:val="clear" w:color="auto" w:fill="FFC000"/>
+          </w:tcPr>
+          <w:p>
+            <w:pPr>
+              <w:pStyle w:val="ListParagraph"/>
+              <w:ind w:left="0"/>
+              <w:jc w:val="center"/>
+            </w:pPr>
+            <w:r>
+              <w:t>0</w:t>
+            </w:r>
+          </w:p>
+        </w:tc>
+        <w:tc>
+          <w:tcPr>
+            <w:tcW w:w="328" w:type="dxa"/>
+            <w:shd w:val="clear" w:color="auto" w:fill="FFC000"/>
+          </w:tcPr>
+          <w:p>
+            <w:pPr>
+              <w:pStyle w:val="ListParagraph"/>
+              <w:ind w:left="0"/>
+              <w:jc w:val="center"/>
+            </w:pPr>
+            <w:r>
+              <w:t>0</w:t>
+            </w:r>
+          </w:p>
+        </w:tc>
+        <w:tc>
+          <w:tcPr>
+            <w:tcW w:w="328" w:type="dxa"/>
+            <w:shd w:val="clear" w:color="auto" w:fill="FFC000"/>
+          </w:tcPr>
+          <w:p>
+            <w:pPr>
+              <w:pStyle w:val="ListParagraph"/>
+              <w:ind w:left="0"/>
+              <w:jc w:val="center"/>
+            </w:pPr>
+            <w:r>
+              <w:t>0</w:t>
+            </w:r>
+          </w:p>
+        </w:tc>
+        <w:tc>
+          <w:tcPr>
+            <w:tcW w:w="551" w:type="dxa"/>
+            <w:shd w:val="clear" w:color="auto" w:fill="FFC000"/>
+          </w:tcPr>
+          <w:p>
+            <w:pPr>
+              <w:pStyle w:val="ListParagraph"/>
+              <w:ind w:left="0"/>
+              <w:jc w:val="center"/>
+            </w:pPr>
+            <w:r>
+              <w:t>200</w:t>
+            </w:r>
+          </w:p>
+        </w:tc>
+        <w:tc>
+          <w:tcPr>
+            <w:tcW w:w="328" w:type="dxa"/>
+            <w:shd w:val="clear" w:color="auto" w:fill="FFC000"/>
+          </w:tcPr>
+          <w:p>
+            <w:pPr>
+              <w:pStyle w:val="ListParagraph"/>
+              <w:ind w:left="0"/>
+              <w:jc w:val="center"/>
+            </w:pPr>
+            <w:r>
+              <w:t>1</w:t>
+            </w:r>
+          </w:p>
+        </w:tc>
+        <w:tc>
+          <w:tcPr>
+            <w:tcW w:w="328" w:type="dxa"/>
+            <w:shd w:val="clear" w:color="auto" w:fill="FFC000"/>
+          </w:tcPr>
+          <w:p>
+            <w:pPr>
+              <w:pStyle w:val="ListParagraph"/>
+              <w:ind w:left="0"/>
+              <w:jc w:val="center"/>
+            </w:pPr>
+            <w:r>
+              <w:t>0</w:t>
+            </w:r>
+          </w:p>
+        </w:tc>
+        <w:tc>
+          <w:tcPr>
+            <w:tcW w:w="328" w:type="dxa"/>
+            <w:shd w:val="clear" w:color="auto" w:fill="FFC000"/>
+          </w:tcPr>
+          <w:p>
+            <w:pPr>
+              <w:pStyle w:val="ListParagraph"/>
+              <w:ind w:left="0"/>
+              <w:jc w:val="center"/>
+            </w:pPr>
+            <w:r>
+              <w:t>0</w:t>
+            </w:r>
+          </w:p>
+        </w:tc>
+      </w:tr>
+      <w:tr>
+        <w:tc>
+          <w:tcPr>
+            <w:tcW w:w="334" w:type="dxa"/>
+            <w:shd w:val="clear" w:color="auto" w:fill="FFFF00"/>
+          </w:tcPr>
+          <w:p>
+            <w:pPr>
+              <w:pStyle w:val="ListParagraph"/>
+              <w:ind w:left="0"/>
+              <w:jc w:val="center"/>
+            </w:pPr>
+            <w:r>
+              <w:t>C</w:t>
+            </w:r>
+          </w:p>
+        </w:tc>
+        <w:tc>
+          <w:tcPr>
+            <w:tcW w:w="344" w:type="dxa"/>
+            <w:shd w:val="clear" w:color="auto" w:fill="FFFF00"/>
+          </w:tcPr>
+          <w:p>
+            <w:pPr>
+              <w:pStyle w:val="ListParagraph"/>
+              <w:ind w:left="0"/>
+              <w:jc w:val="center"/>
+            </w:pPr>
+            <w:r>
+              <w:t>A</w:t>
+            </w:r>
+          </w:p>
+        </w:tc>
+        <w:tc>
+          <w:tcPr>
+            <w:tcW w:w="332" w:type="dxa"/>
+            <w:shd w:val="clear" w:color="auto" w:fill="FFFF00"/>
+          </w:tcPr>
+          <w:p>
+            <w:pPr>
+              <w:pStyle w:val="ListParagraph"/>
+              <w:ind w:left="0"/>
+              <w:jc w:val="center"/>
+            </w:pPr>
+            <w:r>
+              <w:t>E</w:t>
+            </w:r>
+          </w:p>
+        </w:tc>
+        <w:tc>
+          <w:tcPr>
+            <w:tcW w:w="352" w:type="dxa"/>
+            <w:shd w:val="clear" w:color="auto" w:fill="FFFF00"/>
+          </w:tcPr>
+          <w:p>
+            <w:pPr>
+              <w:pStyle w:val="ListParagraph"/>
+              <w:ind w:left="0"/>
+              <w:jc w:val="center"/>
+            </w:pPr>
+            <w:r>
+              <w:t>D</w:t>
+            </w:r>
+          </w:p>
+        </w:tc>
+        <w:tc>
+          <w:tcPr>
+            <w:tcW w:w="622" w:type="dxa"/>
+            <w:shd w:val="clear" w:color="auto" w:fill="FFC000"/>
+          </w:tcPr>
+          <w:p>
+            <w:pPr>
+              <w:pStyle w:val="ListParagraph"/>
+              <w:ind w:left="0"/>
+              <w:jc w:val="center"/>
+            </w:pPr>
+            <w:r>
+              <w:t>219</w:t>
+            </w:r>
+          </w:p>
+        </w:tc>
+        <w:tc>
+          <w:tcPr>
+            <w:tcW w:w="332" w:type="dxa"/>
+            <w:shd w:val="clear" w:color="auto" w:fill="FFC000"/>
+          </w:tcPr>
+          <w:p>
+            <w:pPr>
+              <w:pStyle w:val="ListParagraph"/>
+              <w:ind w:left="0"/>
+              <w:jc w:val="center"/>
+            </w:pPr>
+            <w:r>
+              <w:t>3</w:t>
+            </w:r>
+          </w:p>
+        </w:tc>
+        <w:tc>
+          <w:tcPr>
+            <w:tcW w:w="440" w:type="dxa"/>
+            <w:shd w:val="clear" w:color="auto" w:fill="BDD6EE" w:themeFill="accent5" w:themeFillTint="66"/>
+          </w:tcPr>
+          <w:p>
+            <w:pPr>
+              <w:pStyle w:val="ListParagraph"/>
+              <w:ind w:left="0"/>
+              <w:jc w:val="center"/>
+            </w:pPr>
+            <w:r>
+              <w:t>41</w:t>
+            </w:r>
+          </w:p>
+        </w:tc>
+        <w:tc>
+          <w:tcPr>
+            <w:tcW w:w="440" w:type="dxa"/>
+            <w:shd w:val="clear" w:color="auto" w:fill="BDD6EE" w:themeFill="accent5" w:themeFillTint="66"/>
+          </w:tcPr>
+          <w:p>
+            <w:pPr>
+              <w:pStyle w:val="ListParagraph"/>
+              <w:ind w:left="0"/>
+              <w:jc w:val="center"/>
+            </w:pPr>
+            <w:r>
+              <w:t>42</w:t>
+            </w:r>
+          </w:p>
+        </w:tc>
+        <w:tc>
+          <w:tcPr>
+            <w:tcW w:w="440" w:type="dxa"/>
+            <w:shd w:val="clear" w:color="auto" w:fill="BDD6EE" w:themeFill="accent5" w:themeFillTint="66"/>
+          </w:tcPr>
+          <w:p>
+            <w:pPr>
+              <w:pStyle w:val="ListParagraph"/>
+              <w:ind w:left="0"/>
+              <w:jc w:val="center"/>
+            </w:pPr>
+            <w:r>
+              <w:t>00</w:t>
+            </w:r>
+          </w:p>
+        </w:tc>
+        <w:tc>
+          <w:tcPr>
+            <w:tcW w:w="419" w:type="dxa"/>
+            <w:shd w:val="clear" w:color="auto" w:fill="BDD6EE" w:themeFill="accent5" w:themeFillTint="66"/>
+          </w:tcPr>
+          <w:p>
+            <w:pPr>
+              <w:pStyle w:val="ListParagraph"/>
+              <w:ind w:left="0"/>
+              <w:jc w:val="center"/>
+            </w:pPr>
+            <w:r>
+              <w:t>FF</w:t>
+            </w:r>
+          </w:p>
+        </w:tc>
+        <w:tc>
+          <w:tcPr>
+            <w:tcW w:w="419" w:type="dxa"/>
+            <w:shd w:val="clear" w:color="auto" w:fill="BDD6EE" w:themeFill="accent5" w:themeFillTint="66"/>
+          </w:tcPr>
+          <w:p>
+            <w:pPr>
+              <w:pStyle w:val="ListParagraph"/>
+              <w:ind w:left="0"/>
+              <w:jc w:val="center"/>
+            </w:pPr>
+            <w:r>
+              <w:t>FF</w:t>
+            </w:r>
+          </w:p>
+        </w:tc>
+        <w:tc>
+          <w:tcPr>
+            <w:tcW w:w="419" w:type="dxa"/>
+            <w:shd w:val="clear" w:color="auto" w:fill="BDD6EE" w:themeFill="accent5" w:themeFillTint="66"/>
+          </w:tcPr>
+          <w:p>
+            <w:pPr>
+              <w:pStyle w:val="ListParagraph"/>
+              <w:ind w:left="0"/>
+              <w:jc w:val="center"/>
+            </w:pPr>
+            <w:r>
+              <w:t>FF</w:t>
+            </w:r>
+          </w:p>
+        </w:tc>
+        <w:tc>
+          <w:tcPr>
+            <w:tcW w:w="419" w:type="dxa"/>
+            <w:shd w:val="clear" w:color="auto" w:fill="BDD6EE" w:themeFill="accent5" w:themeFillTint="66"/>
+          </w:tcPr>
+          <w:p>
+            <w:pPr>
+              <w:pStyle w:val="ListParagraph"/>
+              <w:ind w:left="0"/>
+              <w:jc w:val="center"/>
+            </w:pPr>
+            <w:r>
+              <w:t>FF</w:t>
+            </w:r>
+          </w:p>
+        </w:tc>
+        <w:tc>
+          <w:tcPr>
+            <w:tcW w:w="551" w:type="dxa"/>
+            <w:shd w:val="clear" w:color="auto" w:fill="BDD6EE" w:themeFill="accent5" w:themeFillTint="66"/>
+          </w:tcPr>
+          <w:p>
+            <w:pPr>
+              <w:pStyle w:val="ListParagraph"/>
+              <w:ind w:left="0"/>
+              <w:jc w:val="center"/>
+            </w:pPr>
+            <w:r>
+              <w:t>FF</w:t>
+            </w:r>
+          </w:p>
+        </w:tc>
+        <w:tc>
+          <w:tcPr>
+            <w:tcW w:w="328" w:type="dxa"/>
+            <w:shd w:val="clear" w:color="auto" w:fill="FFFF00"/>
+          </w:tcPr>
+          <w:p>
+            <w:pPr>
+              <w:pStyle w:val="ListParagraph"/>
+              <w:ind w:left="0"/>
+              <w:jc w:val="center"/>
+            </w:pPr>
+            <w:r>
+              <w:t>D</w:t>
+            </w:r>
+          </w:p>
+        </w:tc>
+        <w:tc>
+          <w:tcPr>
+            <w:tcW w:w="328" w:type="dxa"/>
+            <w:shd w:val="clear" w:color="auto" w:fill="FFFF00"/>
+          </w:tcPr>
+          <w:p>
+            <w:pPr>
+              <w:pStyle w:val="ListParagraph"/>
+              <w:ind w:left="0"/>
+              <w:jc w:val="center"/>
+            </w:pPr>
+            <w:r>
+              <w:t>C</w:t>
+            </w:r>
+          </w:p>
+        </w:tc>
+        <w:tc>
+          <w:tcPr>
+            <w:tcW w:w="328" w:type="dxa"/>
+            <w:shd w:val="clear" w:color="auto" w:fill="FFFF00"/>
+          </w:tcPr>
+          <w:p>
+            <w:pPr>
+              <w:pStyle w:val="ListParagraph"/>
+              <w:ind w:left="0"/>
+              <w:jc w:val="center"/>
+            </w:pPr>
+            <w:r>
+              <w:t>B</w:t>
+            </w:r>
+          </w:p>
+        </w:tc>
+        <w:tc>
+          <w:tcPr>
+            <w:tcW w:w="551" w:type="dxa"/>
+            <w:shd w:val="clear" w:color="auto" w:fill="FFFF00"/>
+          </w:tcPr>
+          <w:p>
+            <w:pPr>
+              <w:pStyle w:val="ListParagraph"/>
+              <w:ind w:left="0"/>
+              <w:jc w:val="center"/>
+            </w:pPr>
+            <w:r>
+              <w:t>A</w:t>
+            </w:r>
+          </w:p>
+        </w:tc>
+        <w:tc>
+          <w:tcPr>
+            <w:tcW w:w="328" w:type="dxa"/>
+          </w:tcPr>
+          <w:p>
+            <w:pPr>
+              <w:pStyle w:val="ListParagraph"/>
+              <w:ind w:left="0"/>
+              <w:jc w:val="center"/>
+            </w:pPr>
+          </w:p>
+        </w:tc>
+        <w:tc>
+          <w:tcPr>
+            <w:tcW w:w="328" w:type="dxa"/>
+          </w:tcPr>
+          <w:p>
+            <w:pPr>
+              <w:pStyle w:val="ListParagraph"/>
+              <w:ind w:left="0"/>
+              <w:jc w:val="center"/>
+            </w:pPr>
+          </w:p>
+        </w:tc>
+        <w:tc>
+          <w:tcPr>
+            <w:tcW w:w="328" w:type="dxa"/>
+          </w:tcPr>
+          <w:p>
+            <w:pPr>
+              <w:pStyle w:val="ListParagraph"/>
+              <w:ind w:left="0"/>
+              <w:jc w:val="center"/>
+            </w:pPr>
+          </w:p>
+        </w:tc>
+      </w:tr>
+    </w:tbl>
+    <w:p>
+      <w:pPr>
+        <w:pStyle w:val="ListParagraph"/>
+        <w:numPr>
+          <w:ilvl w:val="0"/>
+          <w:numId w:val="2"/>
+        </w:numPr>
+      </w:pPr>
+      <w:r>
+        <w:t>Địa chỉ tăng từ trái sang phải ở hàng đầu rồi tới hàng tiếp theo</w:t>
+      </w:r>
+      <w:r>
+        <w:t xml:space="preserve"> rồi tiếp theo</w:t>
+      </w:r>
+      <w:r>
+        <w:t>, ô màu vàng là 8 Bit đã chuyển thành kí tự ASCII, ô màu cam là 8 Bit đã chuyển thành số thập phân</w:t>
+      </w:r>
+      <w:r>
+        <w:t>, pp màu xanh là 8 Bit đã chuyển thành số thập lục phân</w:t>
+      </w:r>
+    </w:p>
+    <w:p>
+      <w:pPr>
+        <w:pStyle w:val="ListParagraph"/>
+        <w:numPr>
+          <w:ilvl w:val="0"/>
+          <w:numId w:val="2"/>
+        </w:numPr>
+      </w:pPr>
+      <w:r>
+        <w:t xml:space="preserve">Như sau là sẽ báo lỗi do </w:t>
+      </w:r>
+      <w:r>
+        <w:t>số kí tự</w:t>
+      </w:r>
+      <w:r>
+        <w:t xml:space="preserve"> hoặc giá trị</w:t>
+      </w:r>
+      <w:r>
+        <w:t xml:space="preserve"> &gt; kích thước &lt;Kiểu Dữ Liệu&gt;</w:t>
+      </w:r>
+    </w:p>
+    <w:p>
+      <w:pPr>
+        <w:pStyle w:val="ListParagraph"/>
+        <w:pBdr>
+          <w:top w:val="single" w:sz="4" w:space="1" w:color="auto"/>
+          <w:left w:val="single" w:sz="4" w:space="4" w:color="auto"/>
+          <w:bottom w:val="single" w:sz="4" w:space="1" w:color="auto"/>
+          <w:right w:val="single" w:sz="4" w:space="4" w:color="auto"/>
+        </w:pBdr>
+        <w:ind w:left="1080"/>
+      </w:pPr>
+      <w:r>
+        <w:t>.data</w:t>
+      </w:r>
+    </w:p>
+    <w:p>
+      <w:pPr>
+        <w:pStyle w:val="ListParagraph"/>
+        <w:pBdr>
+          <w:top w:val="single" w:sz="4" w:space="1" w:color="auto"/>
+          <w:left w:val="single" w:sz="4" w:space="4" w:color="auto"/>
+          <w:bottom w:val="single" w:sz="4" w:space="1" w:color="auto"/>
+          <w:right w:val="single" w:sz="4" w:space="4" w:color="auto"/>
+        </w:pBdr>
+        <w:ind w:left="1080"/>
+      </w:pPr>
+      <w:r>
+        <w:lastRenderedPageBreak/>
+        <w:t xml:space="preserve">    </w:t>
+      </w:r>
+      <w:r>
+        <w:t>f</w:t>
+      </w:r>
+      <w:r>
+        <w:t xml:space="preserve">oo dd </w:t>
+      </w:r>
+      <w:r>
+        <w:t>"ABCDE"</w:t>
+      </w:r>
+    </w:p>
+    <w:p>
+      <w:pPr>
+        <w:pStyle w:val="ListParagraph"/>
+        <w:pBdr>
+          <w:top w:val="single" w:sz="4" w:space="1" w:color="auto"/>
+          <w:left w:val="single" w:sz="4" w:space="4" w:color="auto"/>
+          <w:bottom w:val="single" w:sz="4" w:space="1" w:color="auto"/>
+          <w:right w:val="single" w:sz="4" w:space="4" w:color="auto"/>
+        </w:pBdr>
+        <w:ind w:left="1080"/>
+      </w:pPr>
+      <w:r>
+        <w:t xml:space="preserve">    </w:t>
+      </w:r>
+      <w:r>
+        <w:t>b</w:t>
+      </w:r>
+      <w:r>
+        <w:t>ar db 300</w:t>
+      </w:r>
+    </w:p>
+    <w:p>
+      <w:pPr>
+        <w:pStyle w:val="ListParagraph"/>
+        <w:numPr>
+          <w:ilvl w:val="0"/>
+          <w:numId w:val="2"/>
+        </w:numPr>
+      </w:pPr>
+      <w:r>
+        <w:t>Như vậy, các giá trị toàn cục sẽ đặt cạnh nhau liên tiếp trong phần nhớ toàn cục</w:t>
+      </w:r>
+    </w:p>
+    <w:p>
+      <w:pPr>
+        <w:pStyle w:val="ListParagraph"/>
+        <w:numPr>
+          <w:ilvl w:val="0"/>
+          <w:numId w:val="2"/>
+        </w:numPr>
+      </w:pPr>
+      <w:r>
+        <w:t>&lt;Các Giá Trị Liên Tiếp&gt; ngăn cách bởi dấu phẩy, và chiếm số lượng ô Byte = nhau</w:t>
+      </w:r>
+    </w:p>
+    <w:p>
+      <w:pPr>
+        <w:pStyle w:val="ListParagraph"/>
+        <w:numPr>
+          <w:ilvl w:val="0"/>
+          <w:numId w:val="2"/>
+        </w:numPr>
+      </w:pPr>
+      <w:r>
+        <w:t>1 kí tự sẽ được chuyển sang 8 Bit nhị phân = bảng ASCII</w:t>
+      </w:r>
+    </w:p>
+    <w:p>
+      <w:pPr>
+        <w:pStyle w:val="ListParagraph"/>
+        <w:numPr>
+          <w:ilvl w:val="0"/>
+          <w:numId w:val="2"/>
+        </w:numPr>
+      </w:pPr>
+      <w:r>
+        <w:t>Kí tự trái hơn sẽ ở địa chỉ cao hơn, nói cách khác, MSB hơn</w:t>
+      </w:r>
+    </w:p>
+    <w:p>
+      <w:pPr>
+        <w:pStyle w:val="ListParagraph"/>
+        <w:numPr>
+          <w:ilvl w:val="0"/>
+          <w:numId w:val="2"/>
+        </w:numPr>
+      </w:pPr>
+      <w:r>
+        <w:t>Số Floating Point phải gán cho</w:t>
+      </w:r>
+      <w:r>
+        <w:t xml:space="preserve"> biến kích thước 4 Byte thì mới có hành vi bình thường, thứ tự các Bit khi chưa áp dụng Little Endian là 1 Bit dấu, 8 Bit Exponent, 23 Bit Mantissa, 32 Bit này sẽ chia thành 4 cụm 8 Bit rồi đảo ngược vị trí </w:t>
+      </w:r>
+      <w:r>
+        <w:t>4 cụm, sau đó đặt vào bộ nhớ ở trên</w:t>
+      </w:r>
+    </w:p>
+    <w:p>
+      <w:pPr>
+        <w:pStyle w:val="ListParagraph"/>
+        <w:numPr>
+          <w:ilvl w:val="0"/>
+          <w:numId w:val="2"/>
+        </w:numPr>
+      </w:pPr>
+      <w:r>
+        <w:t>Giá trị không được vượt quá kích thước &lt;Kiểu Dữ Liệu&gt;</w:t>
+      </w:r>
+    </w:p>
+    <w:p>
+      <w:pPr>
+        <w:pStyle w:val="ListParagraph"/>
+        <w:numPr>
+          <w:ilvl w:val="0"/>
+          <w:numId w:val="2"/>
+        </w:numPr>
+      </w:pPr>
+      <w:r>
+        <w:t>Tên biến sẽ đại diện cho địa chỉ của ô Byte đầu tiên hay có địa chỉ thấp nhất trong giá trị của biến</w:t>
+      </w:r>
+    </w:p>
+    <w:p>
+      <w:pPr>
+        <w:pStyle w:val="ListParagraph"/>
+        <w:numPr>
+          <w:ilvl w:val="0"/>
+          <w:numId w:val="2"/>
+        </w:numPr>
+      </w:pPr>
+      <w:r>
+        <w:t>Số nguyên âm sẽ chuyển sang dạng bù 2</w:t>
+      </w:r>
+    </w:p>
+    <w:p>
+      <w:pPr>
+        <w:pStyle w:val="ListParagraph"/>
         <w:numPr>
           <w:ilvl w:val="0"/>
           <w:numId w:val="5"/>
         </w:numPr>
       </w:pPr>
       <w:r>
-        <w:lastRenderedPageBreak/>
         <w:t xml:space="preserve">Trả Về </w:t>
       </w:r>
       <w:r>
@@ -2293,6 +3157,7 @@
               <w:jc w:val="center"/>
             </w:pPr>
             <w:r>
+              <w:lastRenderedPageBreak/>
               <w:t>…</w:t>
             </w:r>
           </w:p>
@@ -2841,7 +3706,6 @@
         </w:numPr>
       </w:pPr>
       <w:r>
-        <w:lastRenderedPageBreak/>
         <w:t>Register thời điểm này</w:t>
       </w:r>
     </w:p>
@@ -3787,6 +4651,7 @@
               <w:jc w:val="center"/>
             </w:pPr>
             <w:r>
+              <w:lastRenderedPageBreak/>
               <w:t>…</w:t>
             </w:r>
           </w:p>
@@ -4215,7 +5080,6 @@
         </w:numPr>
       </w:pPr>
       <w:r>
-        <w:lastRenderedPageBreak/>
         <w:t>Sau thời điểm này, Instruction gọi hàm foo được thực hiện, khi</w:t>
       </w:r>
       <w:r>
@@ -5418,6 +6282,7 @@
               <w:jc w:val="center"/>
             </w:pPr>
             <w:r>
+              <w:lastRenderedPageBreak/>
               <w:t>Địa chỉ</w:t>
             </w:r>
           </w:p>
@@ -5952,7 +6817,6 @@
               <w:jc w:val="center"/>
             </w:pPr>
             <w:r>
-              <w:lastRenderedPageBreak/>
               <w:t>…</w:t>
             </w:r>
           </w:p>
@@ -7143,6 +8007,7 @@
               <w:jc w:val="center"/>
             </w:pPr>
             <w:r>
+              <w:lastRenderedPageBreak/>
               <w:t>N – 3</w:t>
             </w:r>
           </w:p>
@@ -7588,7 +8453,6 @@
               <w:jc w:val="center"/>
             </w:pPr>
             <w:r>
-              <w:lastRenderedPageBreak/>
               <w:t>…</w:t>
             </w:r>
           </w:p>
@@ -7946,6 +8810,7 @@
         <w:ind w:left="1080"/>
       </w:pPr>
       <w:r>
+        <w:lastRenderedPageBreak/>
         <w:t>call &lt;Nhãn&gt;</w:t>
       </w:r>
     </w:p>
@@ -8099,7 +8964,6 @@
         <w:ind w:left="1080"/>
       </w:pPr>
       <w:r>
-        <w:lastRenderedPageBreak/>
         <w:t>&lt;Nhãn&gt;:</w:t>
       </w:r>
     </w:p>
@@ -8676,7 +9540,11 @@
               <w:jc w:val="center"/>
             </w:pPr>
             <w:r>
-              <w:t>Lưu giá trị, giá trị của nó được xem là địa chỉ của điểm ngăn cách giữa phần tham số và biến cục bộ trong khung hàm</w:t>
+              <w:t xml:space="preserve">Lưu giá trị, giá trị của nó được xem là địa chỉ của điểm ngăn cách giữa phần </w:t>
+            </w:r>
+            <w:r>
+              <w:lastRenderedPageBreak/>
+              <w:t>tham số và biến cục bộ trong khung hàm</w:t>
             </w:r>
           </w:p>
         </w:tc>
@@ -8799,7 +9667,6 @@
         </w:numPr>
       </w:pPr>
       <w:r>
-        <w:lastRenderedPageBreak/>
         <w:t>Ví dụ</w:t>
       </w:r>
     </w:p>
@@ -9187,6 +10054,7 @@
         <w:ind w:left="1080"/>
       </w:pPr>
       <w:r>
+        <w:lastRenderedPageBreak/>
         <w:t>jz &lt;Nhãn&gt;</w:t>
       </w:r>
     </w:p>
@@ -9348,6 +10216,9 @@
       <w:r>
         <w:t>cơ chế đẩy Register</w:t>
       </w:r>
+      <w:r>
+        <w:t>, từ địa chỉ của ô Byte đầu tiên, k = kích thước kiểu dữ liệu của &lt;Biến Toàn Cục&gt;, lấy k ô Byte, k phải = 2 hoặc 4</w:t>
+      </w:r>
     </w:p>
     <w:p>
       <w:pPr>
@@ -9373,7 +10244,6 @@
         <w:ind w:left="1080"/>
       </w:pPr>
       <w:r>
-        <w:lastRenderedPageBreak/>
         <w:t>p</w:t>
       </w:r>
       <w:r>
@@ -9458,7 +10328,13 @@
         </w:numPr>
       </w:pPr>
       <w:r>
-        <w:t>&lt;Chuỗi Kí Tự&gt; không được vượt quá 4 kí tự, tự động được chèn thêm kí tự \0 đằng sau cho đủ 4</w:t>
+        <w:t xml:space="preserve">&lt;Chuỗi Kí Tự&gt; không được vượt quá 4 kí tự, tự động được chèn thêm </w:t>
+      </w:r>
+      <w:r>
+        <w:t xml:space="preserve">các </w:t>
+      </w:r>
+      <w:r>
+        <w:t>kí tự \0 đằng sau cho đủ 4</w:t>
       </w:r>
     </w:p>
     <w:p>
@@ -9536,7 +10412,13 @@
         </w:numPr>
       </w:pPr>
       <w:r>
-        <w:t>Giả sử kích thước &lt;Biến Toàn Cục&gt; đã được định nghĩa là k Byte, thì E</w:t>
+        <w:t xml:space="preserve">Giả sử kích thước </w:t>
+      </w:r>
+      <w:r>
+        <w:t xml:space="preserve">kiểu dữ liệu của </w:t>
+      </w:r>
+      <w:r>
+        <w:t>&lt;Biến Toàn Cục&gt; là k Byte, thì E</w:t>
       </w:r>
       <w:r>
         <w:t>SP</w:t>
@@ -9545,7 +10427,13 @@
         <w:t xml:space="preserve"> sẽ đi lần lượt từ vị trí hiện tại tới vị trí + k đơn vị, đi đến đâu, nó nhả ô Byte ở đó cho ô Byte từ LSB đến MSB trong &lt;Biến Toàn Cục&gt;</w:t>
       </w:r>
       <w:r>
-        <w:t>, giá trị các ô Byte trong Stack không thay đổi, chỉ có ESP thay đổi, k phải = 2 hoặc 4</w:t>
+        <w:t>,</w:t>
+      </w:r>
+      <w:r>
+        <w:t xml:space="preserve"> kể từ vị trí ô Byte đầu tiên,</w:t>
+      </w:r>
+      <w:r>
+        <w:t xml:space="preserve"> giá trị các ô Byte trong Stack không thay đổi, chỉ có ESP thay đổi, k phải = 2 hoặc 4</w:t>
       </w:r>
     </w:p>
     <w:p>
@@ -9745,6 +10633,7 @@
               <w:jc w:val="center"/>
             </w:pPr>
             <w:r>
+              <w:lastRenderedPageBreak/>
               <w:t>3</w:t>
             </w:r>
           </w:p>
@@ -9890,7 +10779,6 @@
         </w:numPr>
       </w:pPr>
       <w:r>
-        <w:lastRenderedPageBreak/>
         <w:t>Cách Import?</w:t>
       </w:r>
     </w:p>
@@ -9963,7 +10851,10 @@
         <w:t xml:space="preserve">nvoke StdOut, </w:t>
       </w:r>
       <w:r>
-        <w:t xml:space="preserve">addr </w:t>
+        <w:t>offset</w:t>
+      </w:r>
+      <w:r>
+        <w:t xml:space="preserve"> </w:t>
       </w:r>
       <w:r>
         <w:t>&lt;</w:t>
@@ -10212,6 +11103,7 @@
         </w:numPr>
       </w:pPr>
       <w:r>
+        <w:lastRenderedPageBreak/>
         <w:t>Hộp thoại này có dạng sau</w:t>
       </w:r>
     </w:p>
@@ -10360,7 +11252,6 @@
         <w:ind w:left="1080"/>
       </w:pPr>
       <w:r>
-        <w:lastRenderedPageBreak/>
         <w:t>include C:\masm32\include\kernel32.inc</w:t>
       </w:r>
     </w:p>

--- a/assembly.docx
+++ b/assembly.docx
@@ -9308,139 +9308,51 @@
         <w:tc>
           <w:tcPr>
             <w:tcW w:w="2974" w:type="dxa"/>
-          </w:tcPr>
-          <w:p>
-            <w:pPr>
-              <w:pStyle w:val="ListParagraph"/>
-              <w:ind w:left="0"/>
-              <w:jc w:val="center"/>
-            </w:pPr>
-            <w:r>
-              <w:t>ebx</w:t>
+            <w:vAlign w:val="center"/>
+          </w:tcPr>
+          <w:p>
+            <w:pPr>
+              <w:pStyle w:val="ListParagraph"/>
+              <w:ind w:left="0"/>
+              <w:jc w:val="center"/>
+            </w:pPr>
+            <w:r>
+              <w:t>ax</w:t>
             </w:r>
           </w:p>
         </w:tc>
         <w:tc>
           <w:tcPr>
             <w:tcW w:w="2648" w:type="dxa"/>
-          </w:tcPr>
-          <w:p>
-            <w:pPr>
-              <w:pStyle w:val="ListParagraph"/>
-              <w:ind w:left="0"/>
-              <w:jc w:val="center"/>
-            </w:pPr>
-            <w:r>
-              <w:t>32 Bit</w:t>
+            <w:vAlign w:val="center"/>
+          </w:tcPr>
+          <w:p>
+            <w:pPr>
+              <w:pStyle w:val="ListParagraph"/>
+              <w:ind w:left="0"/>
+              <w:jc w:val="center"/>
+            </w:pPr>
+            <w:r>
+              <w:t>16 Bit</w:t>
             </w:r>
           </w:p>
         </w:tc>
         <w:tc>
           <w:tcPr>
             <w:tcW w:w="2648" w:type="dxa"/>
-          </w:tcPr>
-          <w:p>
-            <w:pPr>
-              <w:pStyle w:val="ListParagraph"/>
-              <w:ind w:left="0"/>
-              <w:jc w:val="center"/>
-            </w:pPr>
-            <w:r>
-              <w:t>Lưu giá trị</w:t>
-            </w:r>
-          </w:p>
-        </w:tc>
-      </w:tr>
-      <w:tr>
-        <w:tc>
-          <w:tcPr>
-            <w:tcW w:w="2974" w:type="dxa"/>
-          </w:tcPr>
-          <w:p>
-            <w:pPr>
-              <w:pStyle w:val="ListParagraph"/>
-              <w:ind w:left="0"/>
-              <w:jc w:val="center"/>
-            </w:pPr>
-            <w:r>
-              <w:t>ecx</w:t>
-            </w:r>
-          </w:p>
-        </w:tc>
-        <w:tc>
-          <w:tcPr>
-            <w:tcW w:w="2648" w:type="dxa"/>
-          </w:tcPr>
-          <w:p>
-            <w:pPr>
-              <w:pStyle w:val="ListParagraph"/>
-              <w:ind w:left="0"/>
-              <w:jc w:val="center"/>
-            </w:pPr>
-            <w:r>
-              <w:t>32 Bit</w:t>
-            </w:r>
-          </w:p>
-        </w:tc>
-        <w:tc>
-          <w:tcPr>
-            <w:tcW w:w="2648" w:type="dxa"/>
-          </w:tcPr>
-          <w:p>
-            <w:pPr>
-              <w:pStyle w:val="ListParagraph"/>
-              <w:ind w:left="0"/>
-              <w:jc w:val="center"/>
-            </w:pPr>
-            <w:r>
-              <w:t>Lưu giá trị</w:t>
-            </w:r>
-          </w:p>
-        </w:tc>
-      </w:tr>
-      <w:tr>
-        <w:tc>
-          <w:tcPr>
-            <w:tcW w:w="2974" w:type="dxa"/>
-          </w:tcPr>
-          <w:p>
-            <w:pPr>
-              <w:pStyle w:val="ListParagraph"/>
-              <w:ind w:left="0"/>
-              <w:jc w:val="center"/>
-            </w:pPr>
-            <w:r>
-              <w:t>edx</w:t>
-            </w:r>
-          </w:p>
-        </w:tc>
-        <w:tc>
-          <w:tcPr>
-            <w:tcW w:w="2648" w:type="dxa"/>
-          </w:tcPr>
-          <w:p>
-            <w:pPr>
-              <w:pStyle w:val="ListParagraph"/>
-              <w:ind w:left="0"/>
-              <w:jc w:val="center"/>
-            </w:pPr>
-            <w:r>
-              <w:t>32 Bit</w:t>
-            </w:r>
-          </w:p>
-        </w:tc>
-        <w:tc>
-          <w:tcPr>
-            <w:tcW w:w="2648" w:type="dxa"/>
-          </w:tcPr>
-          <w:p>
-            <w:pPr>
-              <w:pStyle w:val="ListParagraph"/>
-              <w:ind w:left="0"/>
-              <w:jc w:val="center"/>
-            </w:pPr>
-            <w:r>
-              <w:t>Lưu giá trị</w:t>
+            <w:vAlign w:val="center"/>
+          </w:tcPr>
+          <w:p>
+            <w:pPr>
+              <w:pStyle w:val="ListParagraph"/>
+              <w:ind w:left="0"/>
+              <w:jc w:val="center"/>
+            </w:pPr>
+            <w:r>
+              <w:t>Là  2 Byte LSB của eax</w:t>
+            </w:r>
+            <w:r>
+              <w:t>, thay đổi nó cũng thay đổi eax và ngược lại</w:t>
             </w:r>
           </w:p>
         </w:tc>
@@ -9458,7 +9370,7 @@
               <w:jc w:val="center"/>
             </w:pPr>
             <w:r>
-              <w:t>esp</w:t>
+              <w:t>al</w:t>
             </w:r>
           </w:p>
         </w:tc>
@@ -9474,7 +9386,7 @@
               <w:jc w:val="center"/>
             </w:pPr>
             <w:r>
-              <w:t>32 Bit</w:t>
+              <w:t>8 Bit</w:t>
             </w:r>
           </w:p>
         </w:tc>
@@ -9490,7 +9402,7 @@
               <w:jc w:val="center"/>
             </w:pPr>
             <w:r>
-              <w:t>Lưu giá trị, giá trị của nó được xem là địa chỉ của đỉnh Stack</w:t>
+              <w:t>Là Byte LSB của eax, thay đổi nó cũng thay đổi eax, ax và ngược lại</w:t>
             </w:r>
           </w:p>
         </w:tc>
@@ -9508,7 +9420,7 @@
               <w:jc w:val="center"/>
             </w:pPr>
             <w:r>
-              <w:t>ebp</w:t>
+              <w:t>ah</w:t>
             </w:r>
           </w:p>
         </w:tc>
@@ -9524,7 +9436,7 @@
               <w:jc w:val="center"/>
             </w:pPr>
             <w:r>
-              <w:t>32 Bit</w:t>
+              <w:t>8 Bit</w:t>
             </w:r>
           </w:p>
         </w:tc>
@@ -9540,12 +9452,297 @@
               <w:jc w:val="center"/>
             </w:pPr>
             <w:r>
-              <w:t xml:space="preserve">Lưu giá trị, giá trị của nó được xem là địa chỉ của điểm ngăn cách giữa phần </w:t>
-            </w:r>
+              <w:t xml:space="preserve">Là Byte </w:t>
+            </w:r>
+            <w:r>
+              <w:t xml:space="preserve">thứ 2, tức là Byte kế Byte LSB </w:t>
+            </w:r>
+            <w:r>
+              <w:t>của eax, thay đổi nó cũng thay đổi eax, ax và ngược lại</w:t>
+            </w:r>
+          </w:p>
+        </w:tc>
+      </w:tr>
+      <w:tr>
+        <w:tc>
+          <w:tcPr>
+            <w:tcW w:w="2974" w:type="dxa"/>
+          </w:tcPr>
+          <w:p>
+            <w:pPr>
+              <w:pStyle w:val="ListParagraph"/>
+              <w:ind w:left="0"/>
+              <w:jc w:val="center"/>
+            </w:pPr>
             <w:r>
               <w:lastRenderedPageBreak/>
-              <w:t>tham số và biến cục bộ trong khung hàm</w:t>
-            </w:r>
+              <w:t>ebx</w:t>
+            </w:r>
+          </w:p>
+        </w:tc>
+        <w:tc>
+          <w:tcPr>
+            <w:tcW w:w="2648" w:type="dxa"/>
+          </w:tcPr>
+          <w:p>
+            <w:pPr>
+              <w:pStyle w:val="ListParagraph"/>
+              <w:ind w:left="0"/>
+              <w:jc w:val="center"/>
+            </w:pPr>
+            <w:r>
+              <w:t>32 Bit</w:t>
+            </w:r>
+          </w:p>
+        </w:tc>
+        <w:tc>
+          <w:tcPr>
+            <w:tcW w:w="2648" w:type="dxa"/>
+          </w:tcPr>
+          <w:p>
+            <w:pPr>
+              <w:pStyle w:val="ListParagraph"/>
+              <w:ind w:left="0"/>
+              <w:jc w:val="center"/>
+            </w:pPr>
+            <w:r>
+              <w:t>Lưu giá trị</w:t>
+            </w:r>
+          </w:p>
+        </w:tc>
+      </w:tr>
+      <w:tr>
+        <w:tc>
+          <w:tcPr>
+            <w:tcW w:w="2974" w:type="dxa"/>
+          </w:tcPr>
+          <w:p>
+            <w:pPr>
+              <w:pStyle w:val="ListParagraph"/>
+              <w:ind w:left="0"/>
+              <w:jc w:val="center"/>
+            </w:pPr>
+            <w:r>
+              <w:t>ecx</w:t>
+            </w:r>
+          </w:p>
+        </w:tc>
+        <w:tc>
+          <w:tcPr>
+            <w:tcW w:w="2648" w:type="dxa"/>
+          </w:tcPr>
+          <w:p>
+            <w:pPr>
+              <w:pStyle w:val="ListParagraph"/>
+              <w:ind w:left="0"/>
+              <w:jc w:val="center"/>
+            </w:pPr>
+            <w:r>
+              <w:t>32 Bit</w:t>
+            </w:r>
+          </w:p>
+        </w:tc>
+        <w:tc>
+          <w:tcPr>
+            <w:tcW w:w="2648" w:type="dxa"/>
+          </w:tcPr>
+          <w:p>
+            <w:pPr>
+              <w:pStyle w:val="ListParagraph"/>
+              <w:ind w:left="0"/>
+              <w:jc w:val="center"/>
+            </w:pPr>
+            <w:r>
+              <w:t>Lưu giá trị</w:t>
+            </w:r>
+          </w:p>
+        </w:tc>
+      </w:tr>
+      <w:tr>
+        <w:tc>
+          <w:tcPr>
+            <w:tcW w:w="2974" w:type="dxa"/>
+          </w:tcPr>
+          <w:p>
+            <w:pPr>
+              <w:pStyle w:val="ListParagraph"/>
+              <w:ind w:left="0"/>
+              <w:jc w:val="center"/>
+            </w:pPr>
+            <w:r>
+              <w:t>edx</w:t>
+            </w:r>
+          </w:p>
+        </w:tc>
+        <w:tc>
+          <w:tcPr>
+            <w:tcW w:w="2648" w:type="dxa"/>
+          </w:tcPr>
+          <w:p>
+            <w:pPr>
+              <w:pStyle w:val="ListParagraph"/>
+              <w:ind w:left="0"/>
+              <w:jc w:val="center"/>
+            </w:pPr>
+            <w:r>
+              <w:t>32 Bit</w:t>
+            </w:r>
+          </w:p>
+        </w:tc>
+        <w:tc>
+          <w:tcPr>
+            <w:tcW w:w="2648" w:type="dxa"/>
+          </w:tcPr>
+          <w:p>
+            <w:pPr>
+              <w:pStyle w:val="ListParagraph"/>
+              <w:ind w:left="0"/>
+              <w:jc w:val="center"/>
+            </w:pPr>
+            <w:r>
+              <w:t>Lưu giá trị</w:t>
+            </w:r>
+          </w:p>
+        </w:tc>
+      </w:tr>
+      <w:tr>
+        <w:tc>
+          <w:tcPr>
+            <w:tcW w:w="2974" w:type="dxa"/>
+            <w:vAlign w:val="center"/>
+          </w:tcPr>
+          <w:p>
+            <w:pPr>
+              <w:pStyle w:val="ListParagraph"/>
+              <w:ind w:left="0"/>
+              <w:jc w:val="center"/>
+            </w:pPr>
+            <w:r>
+              <w:t>esp</w:t>
+            </w:r>
+          </w:p>
+        </w:tc>
+        <w:tc>
+          <w:tcPr>
+            <w:tcW w:w="2648" w:type="dxa"/>
+            <w:vAlign w:val="center"/>
+          </w:tcPr>
+          <w:p>
+            <w:pPr>
+              <w:pStyle w:val="ListParagraph"/>
+              <w:ind w:left="0"/>
+              <w:jc w:val="center"/>
+            </w:pPr>
+            <w:r>
+              <w:t>32 Bit</w:t>
+            </w:r>
+          </w:p>
+        </w:tc>
+        <w:tc>
+          <w:tcPr>
+            <w:tcW w:w="2648" w:type="dxa"/>
+            <w:vAlign w:val="center"/>
+          </w:tcPr>
+          <w:p>
+            <w:pPr>
+              <w:pStyle w:val="ListParagraph"/>
+              <w:ind w:left="0"/>
+              <w:jc w:val="center"/>
+            </w:pPr>
+            <w:r>
+              <w:t>Lưu giá trị, giá trị của nó được xem là địa chỉ của đỉnh Stack</w:t>
+            </w:r>
+          </w:p>
+        </w:tc>
+      </w:tr>
+      <w:tr>
+        <w:tc>
+          <w:tcPr>
+            <w:tcW w:w="2974" w:type="dxa"/>
+            <w:vAlign w:val="center"/>
+          </w:tcPr>
+          <w:p>
+            <w:pPr>
+              <w:pStyle w:val="ListParagraph"/>
+              <w:ind w:left="0"/>
+              <w:jc w:val="center"/>
+            </w:pPr>
+            <w:r>
+              <w:t>ebp</w:t>
+            </w:r>
+          </w:p>
+        </w:tc>
+        <w:tc>
+          <w:tcPr>
+            <w:tcW w:w="2648" w:type="dxa"/>
+            <w:vAlign w:val="center"/>
+          </w:tcPr>
+          <w:p>
+            <w:pPr>
+              <w:pStyle w:val="ListParagraph"/>
+              <w:ind w:left="0"/>
+              <w:jc w:val="center"/>
+            </w:pPr>
+            <w:r>
+              <w:t>32 Bit</w:t>
+            </w:r>
+          </w:p>
+        </w:tc>
+        <w:tc>
+          <w:tcPr>
+            <w:tcW w:w="2648" w:type="dxa"/>
+            <w:vAlign w:val="center"/>
+          </w:tcPr>
+          <w:p>
+            <w:pPr>
+              <w:pStyle w:val="ListParagraph"/>
+              <w:ind w:left="0"/>
+              <w:jc w:val="center"/>
+            </w:pPr>
+            <w:r>
+              <w:t>Lưu giá trị, giá trị của nó được xem là địa chỉ của điểm ngăn cách giữa phần tham số và biến cục bộ trong khung hàm</w:t>
+            </w:r>
+          </w:p>
+        </w:tc>
+      </w:tr>
+      <w:tr>
+        <w:tc>
+          <w:tcPr>
+            <w:tcW w:w="2974" w:type="dxa"/>
+            <w:vAlign w:val="center"/>
+          </w:tcPr>
+          <w:p>
+            <w:pPr>
+              <w:pStyle w:val="ListParagraph"/>
+              <w:ind w:left="0"/>
+              <w:jc w:val="center"/>
+            </w:pPr>
+          </w:p>
+        </w:tc>
+        <w:tc>
+          <w:tcPr>
+            <w:tcW w:w="2648" w:type="dxa"/>
+            <w:vAlign w:val="center"/>
+          </w:tcPr>
+          <w:p>
+            <w:pPr>
+              <w:pStyle w:val="ListParagraph"/>
+              <w:ind w:left="0"/>
+              <w:jc w:val="center"/>
+            </w:pPr>
+          </w:p>
+        </w:tc>
+        <w:tc>
+          <w:tcPr>
+            <w:tcW w:w="2648" w:type="dxa"/>
+            <w:vAlign w:val="center"/>
+          </w:tcPr>
+          <w:p>
+            <w:pPr>
+              <w:pStyle w:val="ListParagraph"/>
+              <w:ind w:left="0"/>
+              <w:jc w:val="center"/>
+            </w:pPr>
           </w:p>
         </w:tc>
       </w:tr>
@@ -9946,6 +10143,7 @@
         </w:numPr>
       </w:pPr>
       <w:r>
+        <w:lastRenderedPageBreak/>
         <w:t>Nhảy Đến Nhãn Nào Đó Nếu Kết Quả Của Phép Toán Trước Đó Khác 0?</w:t>
       </w:r>
     </w:p>
@@ -10054,7 +10252,6 @@
         <w:ind w:left="1080"/>
       </w:pPr>
       <w:r>
-        <w:lastRenderedPageBreak/>
         <w:t>jz &lt;Nhãn&gt;</w:t>
       </w:r>
     </w:p>
@@ -10508,6 +10705,7 @@
         </w:numPr>
       </w:pPr>
       <w:r>
+        <w:lastRenderedPageBreak/>
         <w:t>Đặt 0 đằng trước h đằng sau</w:t>
       </w:r>
     </w:p>
@@ -10633,7 +10831,6 @@
               <w:jc w:val="center"/>
             </w:pPr>
             <w:r>
-              <w:lastRenderedPageBreak/>
               <w:t>3</w:t>
             </w:r>
           </w:p>
@@ -10992,6 +11189,7 @@
         </w:numPr>
       </w:pPr>
       <w:r>
+        <w:lastRenderedPageBreak/>
         <w:t>Cách Import?</w:t>
       </w:r>
     </w:p>
@@ -11103,7 +11301,6 @@
         </w:numPr>
       </w:pPr>
       <w:r>
-        <w:lastRenderedPageBreak/>
         <w:t>Hộp thoại này có dạng sau</w:t>
       </w:r>
     </w:p>

--- a/assembly.docx
+++ b/assembly.docx
@@ -77,6 +77,9 @@
       <w:r>
         <w:t>” sẽ xuất hiện thư mục “assembly”, và trong ổ đĩa C xuất hiện thư mục “masm32”</w:t>
       </w:r>
+      <w:r>
+        <w:t>, trong đây có chứa thư mục “help”, trong đó có các File hướng dẫn</w:t>
+      </w:r>
     </w:p>
     <w:p>
       <w:pPr>
@@ -404,15 +407,6 @@
         </w:r>
       </w:hyperlink>
     </w:p>
-    <w:p>
-      <w:pPr>
-        <w:pStyle w:val="ListParagraph"/>
-        <w:numPr>
-          <w:ilvl w:val="0"/>
-          <w:numId w:val="2"/>
-        </w:numPr>
-      </w:pPr>
-    </w:p>
     <w:p/>
     <w:p>
       <w:r>
@@ -484,25 +478,25 @@
         </w:numPr>
       </w:pPr>
       <w:r>
+        <w:t>Khi này sẽ xuất hiện thư mục “</w:t>
+      </w:r>
+      <w:r>
+        <w:t>C:\Program Files\IDA Freeware 8.3</w:t>
+      </w:r>
+      <w:r>
+        <w:t>”, trong đây chứa File “ida64” là File thực thi bạn muốn chạy</w:t>
+      </w:r>
+    </w:p>
+    <w:p>
+      <w:pPr>
+        <w:pStyle w:val="ListParagraph"/>
+        <w:numPr>
+          <w:ilvl w:val="0"/>
+          <w:numId w:val="2"/>
+        </w:numPr>
+      </w:pPr>
+      <w:r>
         <w:lastRenderedPageBreak/>
-        <w:t>Khi này sẽ xuất hiện thư mục “</w:t>
-      </w:r>
-      <w:r>
-        <w:t>C:\Program Files\IDA Freeware 8.3</w:t>
-      </w:r>
-      <w:r>
-        <w:t>”, trong đây chứa File “ida64” là File thực thi bạn muốn chạy</w:t>
-      </w:r>
-    </w:p>
-    <w:p>
-      <w:pPr>
-        <w:pStyle w:val="ListParagraph"/>
-        <w:numPr>
-          <w:ilvl w:val="0"/>
-          <w:numId w:val="2"/>
-        </w:numPr>
-      </w:pPr>
-      <w:r>
         <w:t>Chạy File này, chọn các tùy chọn mong muốn lần đầu</w:t>
       </w:r>
       <w:r>
@@ -1007,7 +1001,6 @@
         <w:ind w:left="1080"/>
       </w:pPr>
       <w:r>
-        <w:lastRenderedPageBreak/>
         <w:t>includelib C:\masm32\lib\&lt;Tên File Cần Cho Thư Viện Có Phần Mở Rộng Lib&gt;</w:t>
       </w:r>
     </w:p>
@@ -1035,6 +1028,7 @@
         <w:ind w:left="1080"/>
       </w:pPr>
       <w:r>
+        <w:lastRenderedPageBreak/>
         <w:t>include C:\masm32\include\kernel32.inc</w:t>
       </w:r>
     </w:p>
@@ -2367,7 +2361,6 @@
         <w:ind w:left="1080"/>
       </w:pPr>
       <w:r>
-        <w:lastRenderedPageBreak/>
         <w:t xml:space="preserve">    </w:t>
       </w:r>
       <w:r>
@@ -2410,6 +2403,7 @@
         </w:numPr>
       </w:pPr>
       <w:r>
+        <w:lastRenderedPageBreak/>
         <w:t>Như vậy, các giá trị toàn cục sẽ đặt cạnh nhau liên tiếp trong phần nhớ toàn cục</w:t>
       </w:r>
     </w:p>
@@ -3157,74 +3151,74 @@
               <w:jc w:val="center"/>
             </w:pPr>
             <w:r>
+              <w:t>…</w:t>
+            </w:r>
+          </w:p>
+        </w:tc>
+        <w:tc>
+          <w:tcPr>
+            <w:tcW w:w="2722" w:type="dxa"/>
+          </w:tcPr>
+          <w:p>
+            <w:pPr>
+              <w:pStyle w:val="ListParagraph"/>
+              <w:ind w:left="0"/>
+              <w:jc w:val="center"/>
+            </w:pPr>
+            <w:r>
+              <w:t>…</w:t>
+            </w:r>
+          </w:p>
+        </w:tc>
+      </w:tr>
+      <w:tr>
+        <w:tc>
+          <w:tcPr>
+            <w:tcW w:w="1084" w:type="dxa"/>
+          </w:tcPr>
+          <w:p>
+            <w:pPr>
+              <w:pStyle w:val="ListParagraph"/>
+              <w:ind w:left="0"/>
+              <w:jc w:val="center"/>
+            </w:pPr>
+            <w:r>
+              <w:t>K + 2</w:t>
+            </w:r>
+          </w:p>
+        </w:tc>
+        <w:tc>
+          <w:tcPr>
+            <w:tcW w:w="2722" w:type="dxa"/>
+          </w:tcPr>
+          <w:p>
+            <w:pPr>
+              <w:pStyle w:val="ListParagraph"/>
+              <w:ind w:left="0"/>
+              <w:jc w:val="center"/>
+            </w:pPr>
+            <w:r>
+              <w:t>Instruction 2</w:t>
+            </w:r>
+            <w:r>
+              <w:t xml:space="preserve"> hàm main</w:t>
+            </w:r>
+          </w:p>
+        </w:tc>
+      </w:tr>
+      <w:tr>
+        <w:tc>
+          <w:tcPr>
+            <w:tcW w:w="1084" w:type="dxa"/>
+          </w:tcPr>
+          <w:p>
+            <w:pPr>
+              <w:pStyle w:val="ListParagraph"/>
+              <w:ind w:left="0"/>
+              <w:jc w:val="center"/>
+            </w:pPr>
+            <w:r>
               <w:lastRenderedPageBreak/>
-              <w:t>…</w:t>
-            </w:r>
-          </w:p>
-        </w:tc>
-        <w:tc>
-          <w:tcPr>
-            <w:tcW w:w="2722" w:type="dxa"/>
-          </w:tcPr>
-          <w:p>
-            <w:pPr>
-              <w:pStyle w:val="ListParagraph"/>
-              <w:ind w:left="0"/>
-              <w:jc w:val="center"/>
-            </w:pPr>
-            <w:r>
-              <w:t>…</w:t>
-            </w:r>
-          </w:p>
-        </w:tc>
-      </w:tr>
-      <w:tr>
-        <w:tc>
-          <w:tcPr>
-            <w:tcW w:w="1084" w:type="dxa"/>
-          </w:tcPr>
-          <w:p>
-            <w:pPr>
-              <w:pStyle w:val="ListParagraph"/>
-              <w:ind w:left="0"/>
-              <w:jc w:val="center"/>
-            </w:pPr>
-            <w:r>
-              <w:t>K + 2</w:t>
-            </w:r>
-          </w:p>
-        </w:tc>
-        <w:tc>
-          <w:tcPr>
-            <w:tcW w:w="2722" w:type="dxa"/>
-          </w:tcPr>
-          <w:p>
-            <w:pPr>
-              <w:pStyle w:val="ListParagraph"/>
-              <w:ind w:left="0"/>
-              <w:jc w:val="center"/>
-            </w:pPr>
-            <w:r>
-              <w:t>Instruction 2</w:t>
-            </w:r>
-            <w:r>
-              <w:t xml:space="preserve"> hàm main</w:t>
-            </w:r>
-          </w:p>
-        </w:tc>
-      </w:tr>
-      <w:tr>
-        <w:tc>
-          <w:tcPr>
-            <w:tcW w:w="1084" w:type="dxa"/>
-          </w:tcPr>
-          <w:p>
-            <w:pPr>
-              <w:pStyle w:val="ListParagraph"/>
-              <w:ind w:left="0"/>
-              <w:jc w:val="center"/>
-            </w:pPr>
-            <w:r>
               <w:t>K + 1</w:t>
             </w:r>
           </w:p>
@@ -4651,98 +4645,98 @@
               <w:jc w:val="center"/>
             </w:pPr>
             <w:r>
+              <w:t>…</w:t>
+            </w:r>
+          </w:p>
+        </w:tc>
+        <w:tc>
+          <w:tcPr>
+            <w:tcW w:w="2760" w:type="dxa"/>
+          </w:tcPr>
+          <w:p>
+            <w:pPr>
+              <w:pStyle w:val="ListParagraph"/>
+              <w:ind w:left="0"/>
+              <w:jc w:val="center"/>
+            </w:pPr>
+            <w:r>
+              <w:t>…</w:t>
+            </w:r>
+          </w:p>
+        </w:tc>
+        <w:tc>
+          <w:tcPr>
+            <w:tcW w:w="1800" w:type="dxa"/>
+          </w:tcPr>
+          <w:p>
+            <w:pPr>
+              <w:pStyle w:val="ListParagraph"/>
+              <w:ind w:left="0"/>
+              <w:jc w:val="center"/>
+            </w:pPr>
+          </w:p>
+        </w:tc>
+      </w:tr>
+      <w:tr>
+        <w:tc>
+          <w:tcPr>
+            <w:tcW w:w="1140" w:type="dxa"/>
+          </w:tcPr>
+          <w:p>
+            <w:pPr>
+              <w:pStyle w:val="ListParagraph"/>
+              <w:ind w:left="0"/>
+              <w:jc w:val="center"/>
+            </w:pPr>
+            <w:r>
+              <w:t>N – L</w:t>
+            </w:r>
+          </w:p>
+        </w:tc>
+        <w:tc>
+          <w:tcPr>
+            <w:tcW w:w="2760" w:type="dxa"/>
+          </w:tcPr>
+          <w:p>
+            <w:pPr>
+              <w:pStyle w:val="ListParagraph"/>
+              <w:ind w:left="0"/>
+              <w:jc w:val="center"/>
+            </w:pPr>
+            <w:r>
+              <w:t>Biến cục bộ L – 1 hàm main</w:t>
+            </w:r>
+          </w:p>
+        </w:tc>
+        <w:tc>
+          <w:tcPr>
+            <w:tcW w:w="1800" w:type="dxa"/>
+          </w:tcPr>
+          <w:p>
+            <w:pPr>
+              <w:pStyle w:val="ListParagraph"/>
+              <w:ind w:left="0"/>
+              <w:jc w:val="center"/>
+            </w:pPr>
+            <w:r>
+              <w:t>Đỉnh Stack</w:t>
+            </w:r>
+          </w:p>
+        </w:tc>
+      </w:tr>
+      <w:tr>
+        <w:tc>
+          <w:tcPr>
+            <w:tcW w:w="1140" w:type="dxa"/>
+          </w:tcPr>
+          <w:p>
+            <w:pPr>
+              <w:pStyle w:val="ListParagraph"/>
+              <w:ind w:left="0"/>
+              <w:jc w:val="center"/>
+            </w:pPr>
+            <w:r>
               <w:lastRenderedPageBreak/>
-              <w:t>…</w:t>
-            </w:r>
-          </w:p>
-        </w:tc>
-        <w:tc>
-          <w:tcPr>
-            <w:tcW w:w="2760" w:type="dxa"/>
-          </w:tcPr>
-          <w:p>
-            <w:pPr>
-              <w:pStyle w:val="ListParagraph"/>
-              <w:ind w:left="0"/>
-              <w:jc w:val="center"/>
-            </w:pPr>
-            <w:r>
-              <w:t>…</w:t>
-            </w:r>
-          </w:p>
-        </w:tc>
-        <w:tc>
-          <w:tcPr>
-            <w:tcW w:w="1800" w:type="dxa"/>
-          </w:tcPr>
-          <w:p>
-            <w:pPr>
-              <w:pStyle w:val="ListParagraph"/>
-              <w:ind w:left="0"/>
-              <w:jc w:val="center"/>
-            </w:pPr>
-          </w:p>
-        </w:tc>
-      </w:tr>
-      <w:tr>
-        <w:tc>
-          <w:tcPr>
-            <w:tcW w:w="1140" w:type="dxa"/>
-          </w:tcPr>
-          <w:p>
-            <w:pPr>
-              <w:pStyle w:val="ListParagraph"/>
-              <w:ind w:left="0"/>
-              <w:jc w:val="center"/>
-            </w:pPr>
-            <w:r>
-              <w:t>N – L</w:t>
-            </w:r>
-          </w:p>
-        </w:tc>
-        <w:tc>
-          <w:tcPr>
-            <w:tcW w:w="2760" w:type="dxa"/>
-          </w:tcPr>
-          <w:p>
-            <w:pPr>
-              <w:pStyle w:val="ListParagraph"/>
-              <w:ind w:left="0"/>
-              <w:jc w:val="center"/>
-            </w:pPr>
-            <w:r>
-              <w:t>Biến cục bộ L – 1 hàm main</w:t>
-            </w:r>
-          </w:p>
-        </w:tc>
-        <w:tc>
-          <w:tcPr>
-            <w:tcW w:w="1800" w:type="dxa"/>
-          </w:tcPr>
-          <w:p>
-            <w:pPr>
-              <w:pStyle w:val="ListParagraph"/>
-              <w:ind w:left="0"/>
-              <w:jc w:val="center"/>
-            </w:pPr>
-            <w:r>
-              <w:t>Đỉnh Stack</w:t>
-            </w:r>
-          </w:p>
-        </w:tc>
-      </w:tr>
-      <w:tr>
-        <w:tc>
-          <w:tcPr>
-            <w:tcW w:w="1140" w:type="dxa"/>
-          </w:tcPr>
-          <w:p>
-            <w:pPr>
-              <w:pStyle w:val="ListParagraph"/>
-              <w:ind w:left="0"/>
-              <w:jc w:val="center"/>
-            </w:pPr>
-            <w:r>
               <w:t>…</w:t>
             </w:r>
           </w:p>
@@ -6282,54 +6276,54 @@
               <w:jc w:val="center"/>
             </w:pPr>
             <w:r>
+              <w:t>Địa chỉ</w:t>
+            </w:r>
+          </w:p>
+        </w:tc>
+        <w:tc>
+          <w:tcPr>
+            <w:tcW w:w="2760" w:type="dxa"/>
+          </w:tcPr>
+          <w:p>
+            <w:pPr>
+              <w:pStyle w:val="ListParagraph"/>
+              <w:ind w:left="0"/>
+              <w:jc w:val="center"/>
+            </w:pPr>
+            <w:r>
+              <w:t>Dữ liệu</w:t>
+            </w:r>
+          </w:p>
+        </w:tc>
+        <w:tc>
+          <w:tcPr>
+            <w:tcW w:w="1800" w:type="dxa"/>
+          </w:tcPr>
+          <w:p>
+            <w:pPr>
+              <w:pStyle w:val="ListParagraph"/>
+              <w:ind w:left="0"/>
+              <w:jc w:val="center"/>
+            </w:pPr>
+            <w:r>
+              <w:t>Tên</w:t>
+            </w:r>
+          </w:p>
+        </w:tc>
+      </w:tr>
+      <w:tr>
+        <w:tc>
+          <w:tcPr>
+            <w:tcW w:w="1531" w:type="dxa"/>
+          </w:tcPr>
+          <w:p>
+            <w:pPr>
+              <w:pStyle w:val="ListParagraph"/>
+              <w:ind w:left="0"/>
+              <w:jc w:val="center"/>
+            </w:pPr>
+            <w:r>
               <w:lastRenderedPageBreak/>
-              <w:t>Địa chỉ</w:t>
-            </w:r>
-          </w:p>
-        </w:tc>
-        <w:tc>
-          <w:tcPr>
-            <w:tcW w:w="2760" w:type="dxa"/>
-          </w:tcPr>
-          <w:p>
-            <w:pPr>
-              <w:pStyle w:val="ListParagraph"/>
-              <w:ind w:left="0"/>
-              <w:jc w:val="center"/>
-            </w:pPr>
-            <w:r>
-              <w:t>Dữ liệu</w:t>
-            </w:r>
-          </w:p>
-        </w:tc>
-        <w:tc>
-          <w:tcPr>
-            <w:tcW w:w="1800" w:type="dxa"/>
-          </w:tcPr>
-          <w:p>
-            <w:pPr>
-              <w:pStyle w:val="ListParagraph"/>
-              <w:ind w:left="0"/>
-              <w:jc w:val="center"/>
-            </w:pPr>
-            <w:r>
-              <w:t>Tên</w:t>
-            </w:r>
-          </w:p>
-        </w:tc>
-      </w:tr>
-      <w:tr>
-        <w:tc>
-          <w:tcPr>
-            <w:tcW w:w="1531" w:type="dxa"/>
-          </w:tcPr>
-          <w:p>
-            <w:pPr>
-              <w:pStyle w:val="ListParagraph"/>
-              <w:ind w:left="0"/>
-              <w:jc w:val="center"/>
-            </w:pPr>
-            <w:r>
               <w:t>N + M</w:t>
             </w:r>
           </w:p>
@@ -8007,51 +8001,51 @@
               <w:jc w:val="center"/>
             </w:pPr>
             <w:r>
+              <w:t>N – 3</w:t>
+            </w:r>
+          </w:p>
+        </w:tc>
+        <w:tc>
+          <w:tcPr>
+            <w:tcW w:w="2760" w:type="dxa"/>
+          </w:tcPr>
+          <w:p>
+            <w:pPr>
+              <w:pStyle w:val="ListParagraph"/>
+              <w:ind w:left="0"/>
+              <w:jc w:val="center"/>
+            </w:pPr>
+            <w:r>
+              <w:t>Biến cục bộ 2 hàm main</w:t>
+            </w:r>
+          </w:p>
+        </w:tc>
+        <w:tc>
+          <w:tcPr>
+            <w:tcW w:w="1800" w:type="dxa"/>
+          </w:tcPr>
+          <w:p>
+            <w:pPr>
+              <w:pStyle w:val="ListParagraph"/>
+              <w:ind w:left="0"/>
+              <w:jc w:val="center"/>
+            </w:pPr>
+          </w:p>
+        </w:tc>
+      </w:tr>
+      <w:tr>
+        <w:tc>
+          <w:tcPr>
+            <w:tcW w:w="1531" w:type="dxa"/>
+          </w:tcPr>
+          <w:p>
+            <w:pPr>
+              <w:pStyle w:val="ListParagraph"/>
+              <w:ind w:left="0"/>
+              <w:jc w:val="center"/>
+            </w:pPr>
+            <w:r>
               <w:lastRenderedPageBreak/>
-              <w:t>N – 3</w:t>
-            </w:r>
-          </w:p>
-        </w:tc>
-        <w:tc>
-          <w:tcPr>
-            <w:tcW w:w="2760" w:type="dxa"/>
-          </w:tcPr>
-          <w:p>
-            <w:pPr>
-              <w:pStyle w:val="ListParagraph"/>
-              <w:ind w:left="0"/>
-              <w:jc w:val="center"/>
-            </w:pPr>
-            <w:r>
-              <w:t>Biến cục bộ 2 hàm main</w:t>
-            </w:r>
-          </w:p>
-        </w:tc>
-        <w:tc>
-          <w:tcPr>
-            <w:tcW w:w="1800" w:type="dxa"/>
-          </w:tcPr>
-          <w:p>
-            <w:pPr>
-              <w:pStyle w:val="ListParagraph"/>
-              <w:ind w:left="0"/>
-              <w:jc w:val="center"/>
-            </w:pPr>
-          </w:p>
-        </w:tc>
-      </w:tr>
-      <w:tr>
-        <w:tc>
-          <w:tcPr>
-            <w:tcW w:w="1531" w:type="dxa"/>
-          </w:tcPr>
-          <w:p>
-            <w:pPr>
-              <w:pStyle w:val="ListParagraph"/>
-              <w:ind w:left="0"/>
-              <w:jc w:val="center"/>
-            </w:pPr>
-            <w:r>
               <w:t>…</w:t>
             </w:r>
           </w:p>
@@ -8507,57 +8501,6 @@
         </w:numPr>
       </w:pPr>
       <w:r>
-        <w:t>Context Switch?</w:t>
-      </w:r>
-    </w:p>
-    <w:p>
-      <w:pPr>
-        <w:pStyle w:val="ListParagraph"/>
-        <w:numPr>
-          <w:ilvl w:val="0"/>
-          <w:numId w:val="2"/>
-        </w:numPr>
-      </w:pPr>
-      <w:r>
-        <w:t>Là việc chuyển đổi qua lại giữa các Process hoặc các Thread, = cách lưu trạng thái hiện tại của Process hoặc Thread vào bộ nhớ, rồi chuyển sang Process hoặc Thread khác, sau đó chuyển lại Process hoặc Thread ban đầu = bộ nhớ, thứ cần lưu sẽ là giá trị hiện tại của Register, …, ví dụ</w:t>
-      </w:r>
-      <w:r>
-        <w:t xml:space="preserve"> cần lưu</w:t>
-      </w:r>
-      <w:r>
-        <w:t xml:space="preserve"> Register EIP</w:t>
-      </w:r>
-      <w:r>
-        <w:t xml:space="preserve"> để khi quay lại biết chỗ của Instruction cần thực thi</w:t>
-      </w:r>
-    </w:p>
-    <w:p>
-      <w:pPr>
-        <w:pStyle w:val="ListParagraph"/>
-        <w:numPr>
-          <w:ilvl w:val="0"/>
-          <w:numId w:val="2"/>
-        </w:numPr>
-      </w:pPr>
-      <w:r>
-        <w:t xml:space="preserve">Việc chuyển đổi sẽ xảy ra khi Process hoặc Thread hiện tại đang gửi tín hiệu tới đĩa cứng, hoặc ngược lại, vì thời gian chờ lâu, tín hiệu Interrupt sẽ được bắn cho hệ điều hành để nó </w:t>
-      </w:r>
-      <w:r>
-        <w:t xml:space="preserve">lưu Process hoặc Thread hiện tại và </w:t>
-      </w:r>
-      <w:r>
-        <w:t>chuyển sang Process hoặc Thread khác, hoặc khi người dùng chuyển Tab, …</w:t>
-      </w:r>
-    </w:p>
-    <w:p>
-      <w:pPr>
-        <w:pStyle w:val="ListParagraph"/>
-        <w:numPr>
-          <w:ilvl w:val="0"/>
-          <w:numId w:val="6"/>
-        </w:numPr>
-      </w:pPr>
-      <w:r>
         <w:t>Thân Chương Trình?</w:t>
       </w:r>
     </w:p>
@@ -8810,7 +8753,6 @@
         <w:ind w:left="1080"/>
       </w:pPr>
       <w:r>
-        <w:lastRenderedPageBreak/>
         <w:t>call &lt;Nhãn&gt;</w:t>
       </w:r>
     </w:p>
@@ -8949,6 +8891,7 @@
         </w:numPr>
       </w:pPr>
       <w:r>
+        <w:lastRenderedPageBreak/>
         <w:t>Trong hàm main, ta có thể đặt các nhãn, khi này, ta có thể dùng lệnh nhảy để nhảy đến vị trí nhãn đó và tiếp tục thực hiện đoạn Code phía dưới nhãn đó, giống nhãn trong Batch</w:t>
       </w:r>
     </w:p>
@@ -9264,7 +9207,10 @@
               <w:jc w:val="center"/>
             </w:pPr>
             <w:r>
-              <w:t>eax</w:t>
+              <w:t>e&lt;Index&gt;</w:t>
+            </w:r>
+            <w:r>
+              <w:t>x</w:t>
             </w:r>
           </w:p>
         </w:tc>
@@ -9298,8 +9244,21 @@
             <w:r>
               <w:t>Lưu giá trị</w:t>
             </w:r>
-            <w:r>
-              <w:t>, đồng thời lưu giá trị của mọi phép nhân</w:t>
+          </w:p>
+          <w:p>
+            <w:pPr>
+              <w:pStyle w:val="ListParagraph"/>
+              <w:ind w:left="0"/>
+              <w:jc w:val="center"/>
+            </w:pPr>
+            <w:r>
+              <w:t xml:space="preserve">&lt;Index&gt; = a thì </w:t>
+            </w:r>
+            <w:r>
+              <w:t xml:space="preserve">còn sẽ </w:t>
+            </w:r>
+            <w:r>
+              <w:t>lưu giá trị của mọi phép nhân</w:t>
             </w:r>
           </w:p>
         </w:tc>
@@ -9317,7 +9276,10 @@
               <w:jc w:val="center"/>
             </w:pPr>
             <w:r>
-              <w:t>ax</w:t>
+              <w:t>&lt;Index&gt;</w:t>
+            </w:r>
+            <w:r>
+              <w:t>x</w:t>
             </w:r>
           </w:p>
         </w:tc>
@@ -9349,10 +9311,19 @@
               <w:jc w:val="center"/>
             </w:pPr>
             <w:r>
-              <w:t>Là  2 Byte LSB của eax</w:t>
-            </w:r>
-            <w:r>
-              <w:t>, thay đổi nó cũng thay đổi eax và ngược lại</w:t>
+              <w:t xml:space="preserve">Là  2 Byte LSB của </w:t>
+            </w:r>
+            <w:r>
+              <w:t>e&lt;Index&gt;x</w:t>
+            </w:r>
+            <w:r>
+              <w:t xml:space="preserve">, thay đổi nó cũng thay đổi </w:t>
+            </w:r>
+            <w:r>
+              <w:t>e&lt;Index&gt;x</w:t>
+            </w:r>
+            <w:r>
+              <w:t xml:space="preserve"> và ngược lại</w:t>
             </w:r>
           </w:p>
         </w:tc>
@@ -9370,7 +9341,10 @@
               <w:jc w:val="center"/>
             </w:pPr>
             <w:r>
-              <w:t>al</w:t>
+              <w:t>&lt;Index&gt;</w:t>
+            </w:r>
+            <w:r>
+              <w:t>l</w:t>
             </w:r>
           </w:p>
         </w:tc>
@@ -9402,7 +9376,25 @@
               <w:jc w:val="center"/>
             </w:pPr>
             <w:r>
-              <w:t>Là Byte LSB của eax, thay đổi nó cũng thay đổi eax, ax và ngược lại</w:t>
+              <w:t xml:space="preserve">Là Byte LSB của </w:t>
+            </w:r>
+            <w:r>
+              <w:t>e&lt;Index&gt;x</w:t>
+            </w:r>
+            <w:r>
+              <w:t xml:space="preserve">, thay đổi nó cũng thay đổi </w:t>
+            </w:r>
+            <w:r>
+              <w:t>e&lt;Index&gt;x</w:t>
+            </w:r>
+            <w:r>
+              <w:t xml:space="preserve">, </w:t>
+            </w:r>
+            <w:r>
+              <w:t>&lt;Index&gt;x</w:t>
+            </w:r>
+            <w:r>
+              <w:t xml:space="preserve"> và ngược lại</w:t>
             </w:r>
           </w:p>
         </w:tc>
@@ -9420,7 +9412,10 @@
               <w:jc w:val="center"/>
             </w:pPr>
             <w:r>
-              <w:t>ah</w:t>
+              <w:t>&lt;Index&gt;</w:t>
+            </w:r>
+            <w:r>
+              <w:t>h</w:t>
             </w:r>
           </w:p>
         </w:tc>
@@ -9452,155 +9447,25 @@
               <w:jc w:val="center"/>
             </w:pPr>
             <w:r>
-              <w:t xml:space="preserve">Là Byte </w:t>
-            </w:r>
-            <w:r>
-              <w:t xml:space="preserve">thứ 2, tức là Byte kế Byte LSB </w:t>
-            </w:r>
-            <w:r>
-              <w:t>của eax, thay đổi nó cũng thay đổi eax, ax và ngược lại</w:t>
-            </w:r>
-          </w:p>
-        </w:tc>
-      </w:tr>
-      <w:tr>
-        <w:tc>
-          <w:tcPr>
-            <w:tcW w:w="2974" w:type="dxa"/>
-          </w:tcPr>
-          <w:p>
-            <w:pPr>
-              <w:pStyle w:val="ListParagraph"/>
-              <w:ind w:left="0"/>
-              <w:jc w:val="center"/>
-            </w:pPr>
-            <w:r>
-              <w:lastRenderedPageBreak/>
-              <w:t>ebx</w:t>
-            </w:r>
-          </w:p>
-        </w:tc>
-        <w:tc>
-          <w:tcPr>
-            <w:tcW w:w="2648" w:type="dxa"/>
-          </w:tcPr>
-          <w:p>
-            <w:pPr>
-              <w:pStyle w:val="ListParagraph"/>
-              <w:ind w:left="0"/>
-              <w:jc w:val="center"/>
-            </w:pPr>
-            <w:r>
-              <w:t>32 Bit</w:t>
-            </w:r>
-          </w:p>
-        </w:tc>
-        <w:tc>
-          <w:tcPr>
-            <w:tcW w:w="2648" w:type="dxa"/>
-          </w:tcPr>
-          <w:p>
-            <w:pPr>
-              <w:pStyle w:val="ListParagraph"/>
-              <w:ind w:left="0"/>
-              <w:jc w:val="center"/>
-            </w:pPr>
-            <w:r>
-              <w:t>Lưu giá trị</w:t>
-            </w:r>
-          </w:p>
-        </w:tc>
-      </w:tr>
-      <w:tr>
-        <w:tc>
-          <w:tcPr>
-            <w:tcW w:w="2974" w:type="dxa"/>
-          </w:tcPr>
-          <w:p>
-            <w:pPr>
-              <w:pStyle w:val="ListParagraph"/>
-              <w:ind w:left="0"/>
-              <w:jc w:val="center"/>
-            </w:pPr>
-            <w:r>
-              <w:t>ecx</w:t>
-            </w:r>
-          </w:p>
-        </w:tc>
-        <w:tc>
-          <w:tcPr>
-            <w:tcW w:w="2648" w:type="dxa"/>
-          </w:tcPr>
-          <w:p>
-            <w:pPr>
-              <w:pStyle w:val="ListParagraph"/>
-              <w:ind w:left="0"/>
-              <w:jc w:val="center"/>
-            </w:pPr>
-            <w:r>
-              <w:t>32 Bit</w:t>
-            </w:r>
-          </w:p>
-        </w:tc>
-        <w:tc>
-          <w:tcPr>
-            <w:tcW w:w="2648" w:type="dxa"/>
-          </w:tcPr>
-          <w:p>
-            <w:pPr>
-              <w:pStyle w:val="ListParagraph"/>
-              <w:ind w:left="0"/>
-              <w:jc w:val="center"/>
-            </w:pPr>
-            <w:r>
-              <w:t>Lưu giá trị</w:t>
-            </w:r>
-          </w:p>
-        </w:tc>
-      </w:tr>
-      <w:tr>
-        <w:tc>
-          <w:tcPr>
-            <w:tcW w:w="2974" w:type="dxa"/>
-          </w:tcPr>
-          <w:p>
-            <w:pPr>
-              <w:pStyle w:val="ListParagraph"/>
-              <w:ind w:left="0"/>
-              <w:jc w:val="center"/>
-            </w:pPr>
-            <w:r>
-              <w:t>edx</w:t>
-            </w:r>
-          </w:p>
-        </w:tc>
-        <w:tc>
-          <w:tcPr>
-            <w:tcW w:w="2648" w:type="dxa"/>
-          </w:tcPr>
-          <w:p>
-            <w:pPr>
-              <w:pStyle w:val="ListParagraph"/>
-              <w:ind w:left="0"/>
-              <w:jc w:val="center"/>
-            </w:pPr>
-            <w:r>
-              <w:t>32 Bit</w:t>
-            </w:r>
-          </w:p>
-        </w:tc>
-        <w:tc>
-          <w:tcPr>
-            <w:tcW w:w="2648" w:type="dxa"/>
-          </w:tcPr>
-          <w:p>
-            <w:pPr>
-              <w:pStyle w:val="ListParagraph"/>
-              <w:ind w:left="0"/>
-              <w:jc w:val="center"/>
-            </w:pPr>
-            <w:r>
-              <w:t>Lưu giá trị</w:t>
+              <w:t xml:space="preserve">Là Byte thứ 2, tức là Byte kế Byte LSB của </w:t>
+            </w:r>
+            <w:r>
+              <w:t>e&lt;Index&gt;x</w:t>
+            </w:r>
+            <w:r>
+              <w:t xml:space="preserve">, thay đổi nó cũng thay đổi </w:t>
+            </w:r>
+            <w:r>
+              <w:t>e&lt;Index&gt;x</w:t>
+            </w:r>
+            <w:r>
+              <w:t xml:space="preserve">, </w:t>
+            </w:r>
+            <w:r>
+              <w:t>&lt;Index&gt;x</w:t>
+            </w:r>
+            <w:r>
+              <w:t xml:space="preserve"> và ngược lại</w:t>
             </w:r>
           </w:p>
         </w:tc>
@@ -9700,7 +9565,11 @@
               <w:jc w:val="center"/>
             </w:pPr>
             <w:r>
-              <w:t>Lưu giá trị, giá trị của nó được xem là địa chỉ của điểm ngăn cách giữa phần tham số và biến cục bộ trong khung hàm</w:t>
+              <w:t xml:space="preserve">Lưu giá trị, giá trị của nó được xem là địa chỉ của điểm ngăn cách giữa phần </w:t>
+            </w:r>
+            <w:r>
+              <w:lastRenderedPageBreak/>
+              <w:t>tham số và biến cục bộ trong khung hàm</w:t>
             </w:r>
           </w:p>
         </w:tc>
@@ -9755,6 +9624,12 @@
           <w:numId w:val="2"/>
         </w:numPr>
       </w:pPr>
+      <w:r>
+        <w:t>&lt;Index&gt; chỉ có thể là a, b, c hoặc d</w:t>
+      </w:r>
+      <w:r>
+        <w:t>, ví dụ eax</w:t>
+      </w:r>
     </w:p>
     <w:p/>
     <w:p>
@@ -10143,7 +10018,6 @@
         </w:numPr>
       </w:pPr>
       <w:r>
-        <w:lastRenderedPageBreak/>
         <w:t>Nhảy Đến Nhãn Nào Đó Nếu Kết Quả Của Phép Toán Trước Đó Khác 0?</w:t>
       </w:r>
     </w:p>
@@ -10237,6 +10111,7 @@
         </w:numPr>
       </w:pPr>
       <w:r>
+        <w:lastRenderedPageBreak/>
         <w:t>Nhảy Đến Nhãn Nào Đó Nếu Kết Quả Của Phép Toán Trước Đó = 0?</w:t>
       </w:r>
     </w:p>
@@ -10705,7 +10580,6 @@
         </w:numPr>
       </w:pPr>
       <w:r>
-        <w:lastRenderedPageBreak/>
         <w:t>Đặt 0 đằng trước h đằng sau</w:t>
       </w:r>
     </w:p>
@@ -10831,6 +10705,7 @@
               <w:jc w:val="center"/>
             </w:pPr>
             <w:r>
+              <w:lastRenderedPageBreak/>
               <w:t>3</w:t>
             </w:r>
           </w:p>
@@ -11189,7 +11064,6 @@
         </w:numPr>
       </w:pPr>
       <w:r>
-        <w:lastRenderedPageBreak/>
         <w:t>Cách Import?</w:t>
       </w:r>
     </w:p>
@@ -11301,6 +11175,7 @@
         </w:numPr>
       </w:pPr>
       <w:r>
+        <w:lastRenderedPageBreak/>
         <w:t>Hộp thoại này có dạng sau</w:t>
       </w:r>
     </w:p>

--- a/assembly.docx
+++ b/assembly.docx
@@ -2569,18 +2569,6 @@
         <w:t>địa chỉ 100, địa chỉ của &lt;Biến Toàn Cục&gt; là 240, thì lệnh trên sẽ trả về 140</w:t>
       </w:r>
     </w:p>
-    <w:p>
-      <w:pPr>
-        <w:pStyle w:val="ListParagraph"/>
-        <w:numPr>
-          <w:ilvl w:val="0"/>
-          <w:numId w:val="2"/>
-        </w:numPr>
-      </w:pPr>
-      <w:r>
-        <w:t>&lt;Biến Toàn Cục&gt; không thể truy cập = Cheat Engine</w:t>
-      </w:r>
-    </w:p>
     <w:p/>
     <w:p>
       <w:r>
@@ -3218,7 +3206,6 @@
               <w:jc w:val="center"/>
             </w:pPr>
             <w:r>
-              <w:lastRenderedPageBreak/>
               <w:t>K + 1</w:t>
             </w:r>
           </w:p>
@@ -3252,6 +3239,7 @@
         </w:numPr>
       </w:pPr>
       <w:r>
+        <w:lastRenderedPageBreak/>
         <w:t>Stack thời điểm này</w:t>
       </w:r>
     </w:p>
@@ -4736,51 +4724,51 @@
               <w:jc w:val="center"/>
             </w:pPr>
             <w:r>
+              <w:t>…</w:t>
+            </w:r>
+          </w:p>
+        </w:tc>
+        <w:tc>
+          <w:tcPr>
+            <w:tcW w:w="2760" w:type="dxa"/>
+          </w:tcPr>
+          <w:p>
+            <w:pPr>
+              <w:pStyle w:val="ListParagraph"/>
+              <w:ind w:left="0"/>
+              <w:jc w:val="center"/>
+            </w:pPr>
+            <w:r>
+              <w:t>…</w:t>
+            </w:r>
+          </w:p>
+        </w:tc>
+        <w:tc>
+          <w:tcPr>
+            <w:tcW w:w="1800" w:type="dxa"/>
+          </w:tcPr>
+          <w:p>
+            <w:pPr>
+              <w:pStyle w:val="ListParagraph"/>
+              <w:ind w:left="0"/>
+              <w:jc w:val="center"/>
+            </w:pPr>
+          </w:p>
+        </w:tc>
+      </w:tr>
+      <w:tr>
+        <w:tc>
+          <w:tcPr>
+            <w:tcW w:w="1140" w:type="dxa"/>
+          </w:tcPr>
+          <w:p>
+            <w:pPr>
+              <w:pStyle w:val="ListParagraph"/>
+              <w:ind w:left="0"/>
+              <w:jc w:val="center"/>
+            </w:pPr>
+            <w:r>
               <w:lastRenderedPageBreak/>
-              <w:t>…</w:t>
-            </w:r>
-          </w:p>
-        </w:tc>
-        <w:tc>
-          <w:tcPr>
-            <w:tcW w:w="2760" w:type="dxa"/>
-          </w:tcPr>
-          <w:p>
-            <w:pPr>
-              <w:pStyle w:val="ListParagraph"/>
-              <w:ind w:left="0"/>
-              <w:jc w:val="center"/>
-            </w:pPr>
-            <w:r>
-              <w:t>…</w:t>
-            </w:r>
-          </w:p>
-        </w:tc>
-        <w:tc>
-          <w:tcPr>
-            <w:tcW w:w="1800" w:type="dxa"/>
-          </w:tcPr>
-          <w:p>
-            <w:pPr>
-              <w:pStyle w:val="ListParagraph"/>
-              <w:ind w:left="0"/>
-              <w:jc w:val="center"/>
-            </w:pPr>
-          </w:p>
-        </w:tc>
-      </w:tr>
-      <w:tr>
-        <w:tc>
-          <w:tcPr>
-            <w:tcW w:w="1140" w:type="dxa"/>
-          </w:tcPr>
-          <w:p>
-            <w:pPr>
-              <w:pStyle w:val="ListParagraph"/>
-              <w:ind w:left="0"/>
-              <w:jc w:val="center"/>
-            </w:pPr>
-            <w:r>
               <w:t>H</w:t>
             </w:r>
           </w:p>
@@ -6323,54 +6311,54 @@
               <w:jc w:val="center"/>
             </w:pPr>
             <w:r>
+              <w:t>N + M</w:t>
+            </w:r>
+          </w:p>
+        </w:tc>
+        <w:tc>
+          <w:tcPr>
+            <w:tcW w:w="2760" w:type="dxa"/>
+          </w:tcPr>
+          <w:p>
+            <w:pPr>
+              <w:pStyle w:val="ListParagraph"/>
+              <w:ind w:left="0"/>
+              <w:jc w:val="center"/>
+            </w:pPr>
+            <w:r>
+              <w:t>Tham số M hàm main</w:t>
+            </w:r>
+          </w:p>
+        </w:tc>
+        <w:tc>
+          <w:tcPr>
+            <w:tcW w:w="1800" w:type="dxa"/>
+          </w:tcPr>
+          <w:p>
+            <w:pPr>
+              <w:pStyle w:val="ListParagraph"/>
+              <w:ind w:left="0"/>
+              <w:jc w:val="center"/>
+            </w:pPr>
+            <w:r>
+              <w:t>Đáy Stack</w:t>
+            </w:r>
+          </w:p>
+        </w:tc>
+      </w:tr>
+      <w:tr>
+        <w:tc>
+          <w:tcPr>
+            <w:tcW w:w="1531" w:type="dxa"/>
+          </w:tcPr>
+          <w:p>
+            <w:pPr>
+              <w:pStyle w:val="ListParagraph"/>
+              <w:ind w:left="0"/>
+              <w:jc w:val="center"/>
+            </w:pPr>
+            <w:r>
               <w:lastRenderedPageBreak/>
-              <w:t>N + M</w:t>
-            </w:r>
-          </w:p>
-        </w:tc>
-        <w:tc>
-          <w:tcPr>
-            <w:tcW w:w="2760" w:type="dxa"/>
-          </w:tcPr>
-          <w:p>
-            <w:pPr>
-              <w:pStyle w:val="ListParagraph"/>
-              <w:ind w:left="0"/>
-              <w:jc w:val="center"/>
-            </w:pPr>
-            <w:r>
-              <w:t>Tham số M hàm main</w:t>
-            </w:r>
-          </w:p>
-        </w:tc>
-        <w:tc>
-          <w:tcPr>
-            <w:tcW w:w="1800" w:type="dxa"/>
-          </w:tcPr>
-          <w:p>
-            <w:pPr>
-              <w:pStyle w:val="ListParagraph"/>
-              <w:ind w:left="0"/>
-              <w:jc w:val="center"/>
-            </w:pPr>
-            <w:r>
-              <w:t>Đáy Stack</w:t>
-            </w:r>
-          </w:p>
-        </w:tc>
-      </w:tr>
-      <w:tr>
-        <w:tc>
-          <w:tcPr>
-            <w:tcW w:w="1531" w:type="dxa"/>
-          </w:tcPr>
-          <w:p>
-            <w:pPr>
-              <w:pStyle w:val="ListParagraph"/>
-              <w:ind w:left="0"/>
-              <w:jc w:val="center"/>
-            </w:pPr>
-            <w:r>
               <w:t>…</w:t>
             </w:r>
           </w:p>
@@ -8045,51 +8033,51 @@
               <w:jc w:val="center"/>
             </w:pPr>
             <w:r>
+              <w:t>…</w:t>
+            </w:r>
+          </w:p>
+        </w:tc>
+        <w:tc>
+          <w:tcPr>
+            <w:tcW w:w="2760" w:type="dxa"/>
+          </w:tcPr>
+          <w:p>
+            <w:pPr>
+              <w:pStyle w:val="ListParagraph"/>
+              <w:ind w:left="0"/>
+              <w:jc w:val="center"/>
+            </w:pPr>
+            <w:r>
+              <w:t>…</w:t>
+            </w:r>
+          </w:p>
+        </w:tc>
+        <w:tc>
+          <w:tcPr>
+            <w:tcW w:w="1800" w:type="dxa"/>
+          </w:tcPr>
+          <w:p>
+            <w:pPr>
+              <w:pStyle w:val="ListParagraph"/>
+              <w:ind w:left="0"/>
+              <w:jc w:val="center"/>
+            </w:pPr>
+          </w:p>
+        </w:tc>
+      </w:tr>
+      <w:tr>
+        <w:tc>
+          <w:tcPr>
+            <w:tcW w:w="1531" w:type="dxa"/>
+          </w:tcPr>
+          <w:p>
+            <w:pPr>
+              <w:pStyle w:val="ListParagraph"/>
+              <w:ind w:left="0"/>
+              <w:jc w:val="center"/>
+            </w:pPr>
+            <w:r>
               <w:lastRenderedPageBreak/>
-              <w:t>…</w:t>
-            </w:r>
-          </w:p>
-        </w:tc>
-        <w:tc>
-          <w:tcPr>
-            <w:tcW w:w="2760" w:type="dxa"/>
-          </w:tcPr>
-          <w:p>
-            <w:pPr>
-              <w:pStyle w:val="ListParagraph"/>
-              <w:ind w:left="0"/>
-              <w:jc w:val="center"/>
-            </w:pPr>
-            <w:r>
-              <w:t>…</w:t>
-            </w:r>
-          </w:p>
-        </w:tc>
-        <w:tc>
-          <w:tcPr>
-            <w:tcW w:w="1800" w:type="dxa"/>
-          </w:tcPr>
-          <w:p>
-            <w:pPr>
-              <w:pStyle w:val="ListParagraph"/>
-              <w:ind w:left="0"/>
-              <w:jc w:val="center"/>
-            </w:pPr>
-          </w:p>
-        </w:tc>
-      </w:tr>
-      <w:tr>
-        <w:tc>
-          <w:tcPr>
-            <w:tcW w:w="1531" w:type="dxa"/>
-          </w:tcPr>
-          <w:p>
-            <w:pPr>
-              <w:pStyle w:val="ListParagraph"/>
-              <w:ind w:left="0"/>
-              <w:jc w:val="center"/>
-            </w:pPr>
-            <w:r>
               <w:t>N – L</w:t>
             </w:r>
           </w:p>
@@ -9261,6 +9249,16 @@
               <w:t>lưu giá trị của mọi phép nhân</w:t>
             </w:r>
           </w:p>
+          <w:p>
+            <w:pPr>
+              <w:pStyle w:val="ListParagraph"/>
+              <w:ind w:left="0"/>
+              <w:jc w:val="center"/>
+            </w:pPr>
+            <w:r>
+              <w:t>&lt;Index&gt; = c thì là biến đếm trong các Instruction lặp</w:t>
+            </w:r>
+          </w:p>
         </w:tc>
       </w:tr>
       <w:tr>
@@ -9483,7 +9481,7 @@
               <w:jc w:val="center"/>
             </w:pPr>
             <w:r>
-              <w:t>esp</w:t>
+              <w:t>edi, esi</w:t>
             </w:r>
           </w:p>
         </w:tc>
@@ -9515,7 +9513,10 @@
               <w:jc w:val="center"/>
             </w:pPr>
             <w:r>
-              <w:t>Lưu giá trị, giá trị của nó được xem là địa chỉ của đỉnh Stack</w:t>
+              <w:t>Lưu giá trị</w:t>
+            </w:r>
+            <w:r>
+              <w:t>, giá trị của chúng được xem lần lượt là địa chỉ của đích và nguồn trong các String Instruction</w:t>
             </w:r>
           </w:p>
         </w:tc>
@@ -9533,7 +9534,8 @@
               <w:jc w:val="center"/>
             </w:pPr>
             <w:r>
-              <w:t>ebp</w:t>
+              <w:lastRenderedPageBreak/>
+              <w:t>di, si</w:t>
             </w:r>
           </w:p>
         </w:tc>
@@ -9549,7 +9551,7 @@
               <w:jc w:val="center"/>
             </w:pPr>
             <w:r>
-              <w:t>32 Bit</w:t>
+              <w:t>16 Bit</w:t>
             </w:r>
           </w:p>
         </w:tc>
@@ -9565,11 +9567,107 @@
               <w:jc w:val="center"/>
             </w:pPr>
             <w:r>
-              <w:t xml:space="preserve">Lưu giá trị, giá trị của nó được xem là địa chỉ của điểm ngăn cách giữa phần </w:t>
-            </w:r>
-            <w:r>
-              <w:lastRenderedPageBreak/>
-              <w:t>tham số và biến cục bộ trong khung hàm</w:t>
+              <w:t>Lần lượt là 2 Byte LSB của edi và esi</w:t>
+            </w:r>
+          </w:p>
+        </w:tc>
+      </w:tr>
+      <w:tr>
+        <w:tc>
+          <w:tcPr>
+            <w:tcW w:w="2974" w:type="dxa"/>
+            <w:vAlign w:val="center"/>
+          </w:tcPr>
+          <w:p>
+            <w:pPr>
+              <w:pStyle w:val="ListParagraph"/>
+              <w:ind w:left="0"/>
+              <w:jc w:val="center"/>
+            </w:pPr>
+            <w:r>
+              <w:t>esp</w:t>
+            </w:r>
+          </w:p>
+        </w:tc>
+        <w:tc>
+          <w:tcPr>
+            <w:tcW w:w="2648" w:type="dxa"/>
+            <w:vAlign w:val="center"/>
+          </w:tcPr>
+          <w:p>
+            <w:pPr>
+              <w:pStyle w:val="ListParagraph"/>
+              <w:ind w:left="0"/>
+              <w:jc w:val="center"/>
+            </w:pPr>
+            <w:r>
+              <w:t>32 Bit</w:t>
+            </w:r>
+          </w:p>
+        </w:tc>
+        <w:tc>
+          <w:tcPr>
+            <w:tcW w:w="2648" w:type="dxa"/>
+            <w:vAlign w:val="center"/>
+          </w:tcPr>
+          <w:p>
+            <w:pPr>
+              <w:pStyle w:val="ListParagraph"/>
+              <w:ind w:left="0"/>
+              <w:jc w:val="center"/>
+            </w:pPr>
+            <w:r>
+              <w:t>Lưu giá trị, giá trị của nó được xem là địa chỉ của đỉnh Stack</w:t>
+            </w:r>
+          </w:p>
+        </w:tc>
+      </w:tr>
+      <w:tr>
+        <w:tc>
+          <w:tcPr>
+            <w:tcW w:w="2974" w:type="dxa"/>
+            <w:vAlign w:val="center"/>
+          </w:tcPr>
+          <w:p>
+            <w:pPr>
+              <w:pStyle w:val="ListParagraph"/>
+              <w:ind w:left="0"/>
+              <w:jc w:val="center"/>
+            </w:pPr>
+            <w:r>
+              <w:t>ebp</w:t>
+            </w:r>
+          </w:p>
+        </w:tc>
+        <w:tc>
+          <w:tcPr>
+            <w:tcW w:w="2648" w:type="dxa"/>
+            <w:vAlign w:val="center"/>
+          </w:tcPr>
+          <w:p>
+            <w:pPr>
+              <w:pStyle w:val="ListParagraph"/>
+              <w:ind w:left="0"/>
+              <w:jc w:val="center"/>
+            </w:pPr>
+            <w:r>
+              <w:t>32 Bit</w:t>
+            </w:r>
+          </w:p>
+        </w:tc>
+        <w:tc>
+          <w:tcPr>
+            <w:tcW w:w="2648" w:type="dxa"/>
+            <w:vAlign w:val="center"/>
+          </w:tcPr>
+          <w:p>
+            <w:pPr>
+              <w:pStyle w:val="ListParagraph"/>
+              <w:ind w:left="0"/>
+              <w:jc w:val="center"/>
+            </w:pPr>
+            <w:r>
+              <w:t>Lưu giá trị, giá trị của nó được xem là địa chỉ của điểm ngăn cách giữa phần tham số và biến cục bộ trong khung hàm</w:t>
             </w:r>
           </w:p>
         </w:tc>
@@ -9829,7 +9927,7 @@
         </w:numPr>
       </w:pPr>
       <w:r>
-        <w:t>Làm Phép Bitwise XOR Trên 2 Register Rồi Trả Về Giá Trị Cho Register Đầu?</w:t>
+        <w:t>Gán Giá Trị Của Register Này Cho Register Kia?</w:t>
       </w:r>
     </w:p>
     <w:p>
@@ -9844,7 +9942,19 @@
         <w:ind w:left="1080"/>
       </w:pPr>
       <w:r>
-        <w:t>xor &lt;Register Đầu&gt;, &lt;Register Sau&gt;</w:t>
+        <w:t>mov &lt;Register Kia&gt;, &lt;Register Này&gt;</w:t>
+      </w:r>
+    </w:p>
+    <w:p>
+      <w:pPr>
+        <w:pStyle w:val="ListParagraph"/>
+        <w:numPr>
+          <w:ilvl w:val="0"/>
+          <w:numId w:val="2"/>
+        </w:numPr>
+      </w:pPr>
+      <w:r>
+        <w:t>2 Register phải có cùng kích thước</w:t>
       </w:r>
     </w:p>
     <w:p>
@@ -9871,7 +9981,10 @@
         <w:ind w:left="1080"/>
       </w:pPr>
       <w:r>
-        <w:t>xor ecx, eax</w:t>
+        <w:t>m</w:t>
+      </w:r>
+      <w:r>
+        <w:t>ov eax, edx</w:t>
       </w:r>
     </w:p>
     <w:p>
@@ -9883,7 +9996,16 @@
         </w:numPr>
       </w:pPr>
       <w:r>
-        <w:t>Cộng 2 Register Rồi Gán Kết Quả Cho Register Đầu?</w:t>
+        <w:t xml:space="preserve">Gán </w:t>
+      </w:r>
+      <w:r>
+        <w:t xml:space="preserve">Giá Trị Của Biến Toàn Cục Cho </w:t>
+      </w:r>
+      <w:r>
+        <w:t>Register</w:t>
+      </w:r>
+      <w:r>
+        <w:t>?</w:t>
       </w:r>
     </w:p>
     <w:p>
@@ -9898,7 +10020,37 @@
         <w:ind w:left="1080"/>
       </w:pPr>
       <w:r>
-        <w:t>add &lt;Register Đầu&gt;, &lt;Register Sau&gt;</w:t>
+        <w:t>m</w:t>
+      </w:r>
+      <w:r>
+        <w:t>ov &lt;Register&gt;, &lt;Biến Toàn Cục&gt;</w:t>
+      </w:r>
+    </w:p>
+    <w:p>
+      <w:pPr>
+        <w:pStyle w:val="ListParagraph"/>
+        <w:numPr>
+          <w:ilvl w:val="0"/>
+          <w:numId w:val="2"/>
+        </w:numPr>
+      </w:pPr>
+      <w:r>
+        <w:t>Kể từ ô Byte đầu tiên của &lt;Biến Toàn Cục&gt;, đi theo hướng địa chỉ tăng dần, Copy</w:t>
+      </w:r>
+      <w:r>
+        <w:t xml:space="preserve"> từng Byte 1 vào &lt;Register&gt;, từ LSB đến MSB</w:t>
+      </w:r>
+    </w:p>
+    <w:p>
+      <w:pPr>
+        <w:pStyle w:val="ListParagraph"/>
+        <w:numPr>
+          <w:ilvl w:val="0"/>
+          <w:numId w:val="2"/>
+        </w:numPr>
+      </w:pPr>
+      <w:r>
+        <w:t>Kích thước của &lt;Register&gt; phải = kích thước kiểu dữ liệu &lt;Biến Toàn Cục&gt;</w:t>
       </w:r>
     </w:p>
     <w:p>
@@ -9910,7 +10062,16 @@
         </w:numPr>
       </w:pPr>
       <w:r>
-        <w:t>Lấy Register Đầu Trừ Register Sau Rồi Gán Kết Quả Cho Register Đầu?</w:t>
+        <w:t xml:space="preserve">Gán </w:t>
+      </w:r>
+      <w:r>
+        <w:t xml:space="preserve">Địa Chỉ Của Biến Toàn Cục Cho </w:t>
+      </w:r>
+      <w:r>
+        <w:t>Register</w:t>
+      </w:r>
+      <w:r>
+        <w:t>?</w:t>
       </w:r>
     </w:p>
     <w:p>
@@ -9925,19 +10086,22 @@
         <w:ind w:left="1080"/>
       </w:pPr>
       <w:r>
-        <w:t>sub &lt;Register Đầu&gt;, &lt;Register Sau&gt;</w:t>
-      </w:r>
-    </w:p>
-    <w:p>
-      <w:pPr>
-        <w:pStyle w:val="ListParagraph"/>
-        <w:numPr>
-          <w:ilvl w:val="0"/>
-          <w:numId w:val="12"/>
-        </w:numPr>
-      </w:pPr>
-      <w:r>
-        <w:t>Giảm Giá Trị Register Đi 1?</w:t>
+        <w:t>l</w:t>
+      </w:r>
+      <w:r>
+        <w:t>ea &lt;Register&gt;, &lt;Biến Toàn Cục&gt;</w:t>
+      </w:r>
+    </w:p>
+    <w:p>
+      <w:pPr>
+        <w:pStyle w:val="ListParagraph"/>
+        <w:numPr>
+          <w:ilvl w:val="0"/>
+          <w:numId w:val="2"/>
+        </w:numPr>
+      </w:pPr>
+      <w:r>
+        <w:t>Ví dụ</w:t>
       </w:r>
     </w:p>
     <w:p>
@@ -9952,7 +10116,23 @@
         <w:ind w:left="1080"/>
       </w:pPr>
       <w:r>
-        <w:t>dec &lt;Register&gt;</w:t>
+        <w:t>l</w:t>
+      </w:r>
+      <w:r>
+        <w:t>ea ax, foo</w:t>
+      </w:r>
+    </w:p>
+    <w:p>
+      <w:pPr>
+        <w:pStyle w:val="ListParagraph"/>
+        <w:numPr>
+          <w:ilvl w:val="0"/>
+          <w:numId w:val="2"/>
+        </w:numPr>
+      </w:pPr>
+      <w:r>
+        <w:lastRenderedPageBreak/>
+        <w:t>Giả sử foo có địa chỉ ABCDEF123E theo thứ tự từ MSB đến LSB, thì ax sẽ có giá trị là 123E theo thứ tự từ MSB đến LSB, nghĩa là cắt phần LSB của địa chỉ bỏ vào Register</w:t>
       </w:r>
     </w:p>
     <w:p>
@@ -9964,7 +10144,7 @@
         </w:numPr>
       </w:pPr>
       <w:r>
-        <w:t>Tăng Giá Trị Register Thêm 1?</w:t>
+        <w:t>Làm Phép Bitwise XOR Trên 2 Register Rồi Trả Về Giá Trị Cho Register Đầu?</w:t>
       </w:r>
     </w:p>
     <w:p>
@@ -9979,19 +10159,19 @@
         <w:ind w:left="1080"/>
       </w:pPr>
       <w:r>
-        <w:t>inc &lt;Register&gt;</w:t>
-      </w:r>
-    </w:p>
-    <w:p>
-      <w:pPr>
-        <w:pStyle w:val="ListParagraph"/>
-        <w:numPr>
-          <w:ilvl w:val="0"/>
-          <w:numId w:val="12"/>
-        </w:numPr>
-      </w:pPr>
-      <w:r>
-        <w:t>Nhảy Đến Nhãn Nào Đó?</w:t>
+        <w:t>xor &lt;Register Đầu&gt;, &lt;Register Sau&gt;</w:t>
+      </w:r>
+    </w:p>
+    <w:p>
+      <w:pPr>
+        <w:pStyle w:val="ListParagraph"/>
+        <w:numPr>
+          <w:ilvl w:val="0"/>
+          <w:numId w:val="2"/>
+        </w:numPr>
+      </w:pPr>
+      <w:r>
+        <w:t>Ví dụ</w:t>
       </w:r>
     </w:p>
     <w:p>
@@ -10006,7 +10186,7 @@
         <w:ind w:left="1080"/>
       </w:pPr>
       <w:r>
-        <w:t>jmp &lt;Nhãn&gt;</w:t>
+        <w:t>xor ecx, eax</w:t>
       </w:r>
     </w:p>
     <w:p>
@@ -10018,7 +10198,7 @@
         </w:numPr>
       </w:pPr>
       <w:r>
-        <w:t>Nhảy Đến Nhãn Nào Đó Nếu Kết Quả Của Phép Toán Trước Đó Khác 0?</w:t>
+        <w:t>Cộng 2 Register Rồi Gán Kết Quả Cho Register Đầu?</w:t>
       </w:r>
     </w:p>
     <w:p>
@@ -10033,19 +10213,19 @@
         <w:ind w:left="1080"/>
       </w:pPr>
       <w:r>
-        <w:t>jnz &lt;Nhãn&gt;</w:t>
-      </w:r>
-    </w:p>
-    <w:p>
-      <w:pPr>
-        <w:pStyle w:val="ListParagraph"/>
-        <w:numPr>
-          <w:ilvl w:val="0"/>
-          <w:numId w:val="2"/>
-        </w:numPr>
-      </w:pPr>
-      <w:r>
-        <w:t>Ví dụ nếu lệnh trước là</w:t>
+        <w:t>add &lt;Register Đầu&gt;, &lt;Register Sau&gt;</w:t>
+      </w:r>
+    </w:p>
+    <w:p>
+      <w:pPr>
+        <w:pStyle w:val="ListParagraph"/>
+        <w:numPr>
+          <w:ilvl w:val="0"/>
+          <w:numId w:val="12"/>
+        </w:numPr>
+      </w:pPr>
+      <w:r>
+        <w:t>Lấy Register Đầu Trừ Register Sau Rồi Gán Kết Quả Cho Register Đầu?</w:t>
       </w:r>
     </w:p>
     <w:p>
@@ -10060,19 +10240,7 @@
         <w:ind w:left="1080"/>
       </w:pPr>
       <w:r>
-        <w:t>sub eax, eax</w:t>
-      </w:r>
-    </w:p>
-    <w:p>
-      <w:pPr>
-        <w:pStyle w:val="ListParagraph"/>
-        <w:numPr>
-          <w:ilvl w:val="0"/>
-          <w:numId w:val="2"/>
-        </w:numPr>
-      </w:pPr>
-      <w:r>
-        <w:t>Thì sẽ không nhảy do eax – eax = 0</w:t>
+        <w:t>sub &lt;Register Đầu&gt;, &lt;Register Sau&gt;</w:t>
       </w:r>
     </w:p>
     <w:p>
@@ -10084,7 +10252,7 @@
         </w:numPr>
       </w:pPr>
       <w:r>
-        <w:t>Lấy Register Đầu Trừ Register Sau Nhưng Không Gán Kết Quả Cho Thứ Gì Hết?</w:t>
+        <w:t>Giảm Giá Trị Register Đi 1?</w:t>
       </w:r>
     </w:p>
     <w:p>
@@ -10099,7 +10267,7 @@
         <w:ind w:left="1080"/>
       </w:pPr>
       <w:r>
-        <w:t>cmp &lt;Register Đầu&gt;, &lt;Register Sau&gt;</w:t>
+        <w:t>dec &lt;Register&gt;</w:t>
       </w:r>
     </w:p>
     <w:p>
@@ -10111,8 +10279,7 @@
         </w:numPr>
       </w:pPr>
       <w:r>
-        <w:lastRenderedPageBreak/>
-        <w:t>Nhảy Đến Nhãn Nào Đó Nếu Kết Quả Của Phép Toán Trước Đó = 0?</w:t>
+        <w:t>Tăng Giá Trị Register Thêm 1?</w:t>
       </w:r>
     </w:p>
     <w:p>
@@ -10127,7 +10294,7 @@
         <w:ind w:left="1080"/>
       </w:pPr>
       <w:r>
-        <w:t>jz &lt;Nhãn&gt;</w:t>
+        <w:t>inc &lt;Register&gt;</w:t>
       </w:r>
     </w:p>
     <w:p>
@@ -10139,13 +10306,7 @@
         </w:numPr>
       </w:pPr>
       <w:r>
-        <w:t xml:space="preserve">Nhân 1 </w:t>
-      </w:r>
-      <w:r>
-        <w:t xml:space="preserve">Register Nào Đó </w:t>
-      </w:r>
-      <w:r>
-        <w:t>Với Register EAX, Rồi Gán Kết Quả Cho Register EAX?</w:t>
+        <w:t>Nhảy Đến Nhãn Nào Đó?</w:t>
       </w:r>
     </w:p>
     <w:p>
@@ -10160,13 +10321,7 @@
         <w:ind w:left="1080"/>
       </w:pPr>
       <w:r>
-        <w:t>mul &lt;</w:t>
-      </w:r>
-      <w:r>
-        <w:t>Register Nào Đó</w:t>
-      </w:r>
-      <w:r>
-        <w:t>&gt;</w:t>
+        <w:t>jmp &lt;Nhãn&gt;</w:t>
       </w:r>
     </w:p>
     <w:p>
@@ -10178,28 +10333,7 @@
         </w:numPr>
       </w:pPr>
       <w:r>
-        <w:t xml:space="preserve">Đẩy </w:t>
-      </w:r>
-      <w:r>
-        <w:t xml:space="preserve">Giá Trị Vào </w:t>
-      </w:r>
-      <w:r>
-        <w:t>Stack</w:t>
-      </w:r>
-      <w:r>
-        <w:t>?</w:t>
-      </w:r>
-    </w:p>
-    <w:p>
-      <w:pPr>
-        <w:pStyle w:val="ListParagraph"/>
-        <w:numPr>
-          <w:ilvl w:val="0"/>
-          <w:numId w:val="2"/>
-        </w:numPr>
-      </w:pPr>
-      <w:r>
-        <w:t>Để đẩy Register vào Stack</w:t>
+        <w:t>Nhảy Đến Nhãn Nào Đó Nếu Kết Quả Của Phép Toán Trước Đó Khác 0?</w:t>
       </w:r>
     </w:p>
     <w:p>
@@ -10214,46 +10348,19 @@
         <w:ind w:left="1080"/>
       </w:pPr>
       <w:r>
-        <w:t>p</w:t>
-      </w:r>
-      <w:r>
-        <w:t>ush &lt;</w:t>
-      </w:r>
-      <w:r>
-        <w:t>Register</w:t>
-      </w:r>
-      <w:r>
-        <w:t>&gt;</w:t>
-      </w:r>
-    </w:p>
-    <w:p>
-      <w:pPr>
-        <w:pStyle w:val="ListParagraph"/>
-        <w:numPr>
-          <w:ilvl w:val="0"/>
-          <w:numId w:val="2"/>
-        </w:numPr>
-      </w:pPr>
-      <w:r>
-        <w:t>Giả sử kích thước &lt;Register&gt; là k, dịch vị trí hiện tại của ESP xuống k đơn vị, từ vị trí của ESP lúc này, điền lần lượt</w:t>
-      </w:r>
-      <w:r>
-        <w:t xml:space="preserve"> Byte LSB đến MSB của &lt;Register&gt; vào Stack theo chiều tăng địa chỉ</w:t>
-      </w:r>
-      <w:r>
-        <w:t>, k phải = 2 hoặc 4</w:t>
-      </w:r>
-    </w:p>
-    <w:p>
-      <w:pPr>
-        <w:pStyle w:val="ListParagraph"/>
-        <w:numPr>
-          <w:ilvl w:val="0"/>
-          <w:numId w:val="2"/>
-        </w:numPr>
-      </w:pPr>
-      <w:r>
-        <w:t>Để đẩy biến toàn cục vào Stack</w:t>
+        <w:t>jnz &lt;Nhãn&gt;</w:t>
+      </w:r>
+    </w:p>
+    <w:p>
+      <w:pPr>
+        <w:pStyle w:val="ListParagraph"/>
+        <w:numPr>
+          <w:ilvl w:val="0"/>
+          <w:numId w:val="2"/>
+        </w:numPr>
+      </w:pPr>
+      <w:r>
+        <w:t>Hoặc</w:t>
       </w:r>
     </w:p>
     <w:p>
@@ -10268,40 +10375,25 @@
         <w:ind w:left="1080"/>
       </w:pPr>
       <w:r>
-        <w:t>p</w:t>
-      </w:r>
-      <w:r>
-        <w:t>ush &lt;Biến Toàn Cục&gt;</w:t>
-      </w:r>
-    </w:p>
-    <w:p>
-      <w:pPr>
-        <w:pStyle w:val="ListParagraph"/>
-        <w:numPr>
-          <w:ilvl w:val="0"/>
-          <w:numId w:val="2"/>
-        </w:numPr>
-      </w:pPr>
-      <w:r>
-        <w:t xml:space="preserve">Tương tự </w:t>
-      </w:r>
-      <w:r>
-        <w:t>cơ chế đẩy Register</w:t>
-      </w:r>
-      <w:r>
-        <w:t>, từ địa chỉ của ô Byte đầu tiên, k = kích thước kiểu dữ liệu của &lt;Biến Toàn Cục&gt;, lấy k ô Byte, k phải = 2 hoặc 4</w:t>
-      </w:r>
-    </w:p>
-    <w:p>
-      <w:pPr>
-        <w:pStyle w:val="ListParagraph"/>
-        <w:numPr>
-          <w:ilvl w:val="0"/>
-          <w:numId w:val="2"/>
-        </w:numPr>
-      </w:pPr>
-      <w:r>
-        <w:t>Để đẩy số nguyên vào Stack</w:t>
+        <w:t>jn</w:t>
+      </w:r>
+      <w:r>
+        <w:t>e</w:t>
+      </w:r>
+      <w:r>
+        <w:t xml:space="preserve"> &lt;Nhãn&gt;</w:t>
+      </w:r>
+    </w:p>
+    <w:p>
+      <w:pPr>
+        <w:pStyle w:val="ListParagraph"/>
+        <w:numPr>
+          <w:ilvl w:val="0"/>
+          <w:numId w:val="2"/>
+        </w:numPr>
+      </w:pPr>
+      <w:r>
+        <w:t>Ví dụ nếu lệnh trước là</w:t>
       </w:r>
     </w:p>
     <w:p>
@@ -10316,61 +10408,31 @@
         <w:ind w:left="1080"/>
       </w:pPr>
       <w:r>
-        <w:t>p</w:t>
-      </w:r>
-      <w:r>
-        <w:t>ush &lt;Số Nguyên&gt;</w:t>
-      </w:r>
-    </w:p>
-    <w:p>
-      <w:pPr>
-        <w:pStyle w:val="ListParagraph"/>
-        <w:numPr>
-          <w:ilvl w:val="0"/>
-          <w:numId w:val="2"/>
-        </w:numPr>
-      </w:pPr>
-      <w:r>
-        <w:t>&lt;Số Nguyên&gt;</w:t>
-      </w:r>
-      <w:r>
-        <w:t xml:space="preserve"> không được vượt quá 4 Byte, tự động được chuyển thành 4 Byte</w:t>
-      </w:r>
-    </w:p>
-    <w:p>
-      <w:pPr>
-        <w:pStyle w:val="ListParagraph"/>
-        <w:numPr>
-          <w:ilvl w:val="0"/>
-          <w:numId w:val="2"/>
-        </w:numPr>
-      </w:pPr>
-      <w:r>
-        <w:t>&lt;Số Nguyên&gt; mà âm thì sẽ chuyển sang dạng bù 2, 4 Byte</w:t>
-      </w:r>
-    </w:p>
-    <w:p>
-      <w:pPr>
-        <w:pStyle w:val="ListParagraph"/>
-        <w:numPr>
-          <w:ilvl w:val="0"/>
-          <w:numId w:val="2"/>
-        </w:numPr>
-      </w:pPr>
-      <w:r>
-        <w:t>Cơ chế đẩy tương tự Register</w:t>
-      </w:r>
-    </w:p>
-    <w:p>
-      <w:pPr>
-        <w:pStyle w:val="ListParagraph"/>
-        <w:numPr>
-          <w:ilvl w:val="0"/>
-          <w:numId w:val="2"/>
-        </w:numPr>
-      </w:pPr>
-      <w:r>
-        <w:t>Để đẩy kí tự ASCII vào Stack</w:t>
+        <w:t>sub eax, eax</w:t>
+      </w:r>
+    </w:p>
+    <w:p>
+      <w:pPr>
+        <w:pStyle w:val="ListParagraph"/>
+        <w:numPr>
+          <w:ilvl w:val="0"/>
+          <w:numId w:val="2"/>
+        </w:numPr>
+      </w:pPr>
+      <w:r>
+        <w:t>Thì sẽ không nhảy do eax – eax = 0</w:t>
+      </w:r>
+    </w:p>
+    <w:p>
+      <w:pPr>
+        <w:pStyle w:val="ListParagraph"/>
+        <w:numPr>
+          <w:ilvl w:val="0"/>
+          <w:numId w:val="12"/>
+        </w:numPr>
+      </w:pPr>
+      <w:r>
+        <w:t>Lấy Register Đầu Trừ Register Sau Nhưng Không Gán Kết Quả Cho Thứ Gì Hết?</w:t>
       </w:r>
     </w:p>
     <w:p>
@@ -10385,43 +10447,7 @@
         <w:ind w:left="1080"/>
       </w:pPr>
       <w:r>
-        <w:t>p</w:t>
-      </w:r>
-      <w:r>
-        <w:t>ush &lt;Chuỗi Kí Tự&gt;</w:t>
-      </w:r>
-    </w:p>
-    <w:p>
-      <w:pPr>
-        <w:pStyle w:val="ListParagraph"/>
-        <w:numPr>
-          <w:ilvl w:val="0"/>
-          <w:numId w:val="2"/>
-        </w:numPr>
-      </w:pPr>
-      <w:r>
-        <w:t xml:space="preserve">&lt;Chuỗi Kí Tự&gt; không được vượt quá 4 kí tự, tự động được chèn thêm </w:t>
-      </w:r>
-      <w:r>
-        <w:t xml:space="preserve">các </w:t>
-      </w:r>
-      <w:r>
-        <w:t>kí tự \0 đằng sau cho đủ 4</w:t>
-      </w:r>
-    </w:p>
-    <w:p>
-      <w:pPr>
-        <w:pStyle w:val="ListParagraph"/>
-        <w:numPr>
-          <w:ilvl w:val="0"/>
-          <w:numId w:val="2"/>
-        </w:numPr>
-      </w:pPr>
-      <w:r>
-        <w:t xml:space="preserve">Kí tự </w:t>
-      </w:r>
-      <w:r>
-        <w:t>bên trái hơn sẽ có địa chỉ thấp hơn</w:t>
+        <w:t>cmp &lt;Register Đầu&gt;, &lt;Register Sau&gt;</w:t>
       </w:r>
     </w:p>
     <w:p>
@@ -10433,22 +10459,7 @@
         </w:numPr>
       </w:pPr>
       <w:r>
-        <w:t xml:space="preserve">Cắt </w:t>
-      </w:r>
-      <w:r>
-        <w:t xml:space="preserve">Phần Cao Nhất Của </w:t>
-      </w:r>
-      <w:r>
-        <w:t xml:space="preserve">Stack </w:t>
-      </w:r>
-      <w:r>
-        <w:t>Và Đẩy Nó Vào 1 Biến</w:t>
-      </w:r>
-      <w:r>
-        <w:t xml:space="preserve"> Toàn Cục</w:t>
-      </w:r>
-      <w:r>
-        <w:t>?</w:t>
+        <w:t>Nhảy Đến Nhãn Nào Đó Nếu Kết Quả Của Phép Toán Trước Đó = 0?</w:t>
       </w:r>
     </w:p>
     <w:p>
@@ -10463,9 +10474,818 @@
         <w:ind w:left="1080"/>
       </w:pPr>
       <w:r>
+        <w:t>jz &lt;Nhãn&gt;</w:t>
+      </w:r>
+    </w:p>
+    <w:p>
+      <w:pPr>
+        <w:pStyle w:val="ListParagraph"/>
+        <w:numPr>
+          <w:ilvl w:val="0"/>
+          <w:numId w:val="12"/>
+        </w:numPr>
+      </w:pPr>
+      <w:r>
+        <w:t xml:space="preserve">Nhân 1 </w:t>
+      </w:r>
+      <w:r>
+        <w:t xml:space="preserve">Register Nào Đó </w:t>
+      </w:r>
+      <w:r>
+        <w:t>Với Register EAX, Rồi Gán Kết Quả Cho Register EAX?</w:t>
+      </w:r>
+    </w:p>
+    <w:p>
+      <w:pPr>
+        <w:pStyle w:val="ListParagraph"/>
+        <w:pBdr>
+          <w:top w:val="single" w:sz="4" w:space="1" w:color="auto"/>
+          <w:left w:val="single" w:sz="4" w:space="4" w:color="auto"/>
+          <w:bottom w:val="single" w:sz="4" w:space="1" w:color="auto"/>
+          <w:right w:val="single" w:sz="4" w:space="4" w:color="auto"/>
+        </w:pBdr>
+        <w:ind w:left="1080"/>
+      </w:pPr>
+      <w:r>
+        <w:t>mul &lt;</w:t>
+      </w:r>
+      <w:r>
+        <w:t>Register Nào Đó</w:t>
+      </w:r>
+      <w:r>
+        <w:t>&gt;</w:t>
+      </w:r>
+    </w:p>
+    <w:p>
+      <w:pPr>
+        <w:pStyle w:val="ListParagraph"/>
+        <w:numPr>
+          <w:ilvl w:val="0"/>
+          <w:numId w:val="12"/>
+        </w:numPr>
+      </w:pPr>
+      <w:r>
+        <w:t>Dịch Trái Phải Register?</w:t>
+      </w:r>
+    </w:p>
+    <w:p>
+      <w:pPr>
+        <w:pStyle w:val="ListParagraph"/>
+        <w:numPr>
+          <w:ilvl w:val="0"/>
+          <w:numId w:val="2"/>
+        </w:numPr>
+      </w:pPr>
+      <w:r>
+        <w:t>Quy ước giá trị trong Register từ trái sang phải là MSB tới LSB, đồng thời khi dịch, MSB nối vào LSB</w:t>
+      </w:r>
+    </w:p>
+    <w:p>
+      <w:pPr>
+        <w:pStyle w:val="ListParagraph"/>
+        <w:numPr>
+          <w:ilvl w:val="0"/>
+          <w:numId w:val="2"/>
+        </w:numPr>
+      </w:pPr>
+      <w:r>
+        <w:t>Để dịch trái</w:t>
+      </w:r>
+    </w:p>
+    <w:p>
+      <w:pPr>
+        <w:pStyle w:val="ListParagraph"/>
+        <w:pBdr>
+          <w:top w:val="single" w:sz="4" w:space="1" w:color="auto"/>
+          <w:left w:val="single" w:sz="4" w:space="4" w:color="auto"/>
+          <w:bottom w:val="single" w:sz="4" w:space="1" w:color="auto"/>
+          <w:right w:val="single" w:sz="4" w:space="4" w:color="auto"/>
+        </w:pBdr>
+        <w:ind w:left="1080"/>
+      </w:pPr>
+      <w:r>
+        <w:t>rol &lt;Register&gt;, &lt;Số Bit Dịch&gt;</w:t>
+      </w:r>
+    </w:p>
+    <w:p>
+      <w:pPr>
+        <w:pStyle w:val="ListParagraph"/>
+        <w:numPr>
+          <w:ilvl w:val="0"/>
+          <w:numId w:val="2"/>
+        </w:numPr>
+      </w:pPr>
+      <w:r>
+        <w:t>Để dịch phải</w:t>
+      </w:r>
+    </w:p>
+    <w:p>
+      <w:pPr>
+        <w:pStyle w:val="ListParagraph"/>
+        <w:pBdr>
+          <w:top w:val="single" w:sz="4" w:space="1" w:color="auto"/>
+          <w:left w:val="single" w:sz="4" w:space="4" w:color="auto"/>
+          <w:bottom w:val="single" w:sz="4" w:space="1" w:color="auto"/>
+          <w:right w:val="single" w:sz="4" w:space="4" w:color="auto"/>
+        </w:pBdr>
+        <w:ind w:left="1080"/>
+      </w:pPr>
+      <w:r>
+        <w:t>ror &lt;Register&gt;, &lt;Số Bit Dịch&gt;</w:t>
+      </w:r>
+    </w:p>
+    <w:p>
+      <w:pPr>
+        <w:pStyle w:val="ListParagraph"/>
+        <w:numPr>
+          <w:ilvl w:val="0"/>
+          <w:numId w:val="2"/>
+        </w:numPr>
+      </w:pPr>
+      <w:r>
+        <w:t>Ví dụ</w:t>
+      </w:r>
+    </w:p>
+    <w:p>
+      <w:pPr>
+        <w:pStyle w:val="ListParagraph"/>
+        <w:pBdr>
+          <w:top w:val="single" w:sz="4" w:space="1" w:color="auto"/>
+          <w:left w:val="single" w:sz="4" w:space="4" w:color="auto"/>
+          <w:bottom w:val="single" w:sz="4" w:space="1" w:color="auto"/>
+          <w:right w:val="single" w:sz="4" w:space="4" w:color="auto"/>
+        </w:pBdr>
+        <w:ind w:left="1080"/>
+      </w:pPr>
+      <w:r>
+        <w:t>rol eax, 5</w:t>
+      </w:r>
+    </w:p>
+    <w:p>
+      <w:pPr>
+        <w:pStyle w:val="ListParagraph"/>
+        <w:numPr>
+          <w:ilvl w:val="0"/>
+          <w:numId w:val="12"/>
+        </w:numPr>
+      </w:pPr>
+      <w:r>
+        <w:t>Chuyển Số Nguyên Có Dấu 8 Bit Sang 16 Bit?</w:t>
+      </w:r>
+    </w:p>
+    <w:p>
+      <w:pPr>
+        <w:pStyle w:val="ListParagraph"/>
+        <w:pBdr>
+          <w:top w:val="single" w:sz="4" w:space="1" w:color="auto"/>
+          <w:left w:val="single" w:sz="4" w:space="4" w:color="auto"/>
+          <w:bottom w:val="single" w:sz="4" w:space="1" w:color="auto"/>
+          <w:right w:val="single" w:sz="4" w:space="4" w:color="auto"/>
+        </w:pBdr>
+        <w:ind w:left="1080"/>
+      </w:pPr>
+      <w:r>
+        <w:t>cbw</w:t>
+      </w:r>
+    </w:p>
+    <w:p>
+      <w:pPr>
+        <w:pStyle w:val="ListParagraph"/>
+        <w:numPr>
+          <w:ilvl w:val="0"/>
+          <w:numId w:val="2"/>
+        </w:numPr>
+      </w:pPr>
+      <w:r>
+        <w:lastRenderedPageBreak/>
+        <w:t>Lệnh trên sẽ xét Register AL, nếu MSB của nó = 1 thì ghi đè AH Full 1, nếu MSB của nó = 0 thì ghi đè AH Full 0</w:t>
+      </w:r>
+    </w:p>
+    <w:p>
+      <w:pPr>
+        <w:pStyle w:val="ListParagraph"/>
+        <w:numPr>
+          <w:ilvl w:val="0"/>
+          <w:numId w:val="12"/>
+        </w:numPr>
+      </w:pPr>
+      <w:r>
+        <w:t>Chuyển Số Nguyên Có Dấu 16 Bit Sang 32 Bit?</w:t>
+      </w:r>
+    </w:p>
+    <w:p>
+      <w:pPr>
+        <w:pStyle w:val="ListParagraph"/>
+        <w:pBdr>
+          <w:top w:val="single" w:sz="4" w:space="1" w:color="auto"/>
+          <w:left w:val="single" w:sz="4" w:space="4" w:color="auto"/>
+          <w:bottom w:val="single" w:sz="4" w:space="1" w:color="auto"/>
+          <w:right w:val="single" w:sz="4" w:space="4" w:color="auto"/>
+        </w:pBdr>
+        <w:ind w:left="1080"/>
+      </w:pPr>
+      <w:r>
+        <w:t>cwde</w:t>
+      </w:r>
+    </w:p>
+    <w:p>
+      <w:pPr>
+        <w:pStyle w:val="ListParagraph"/>
+        <w:numPr>
+          <w:ilvl w:val="0"/>
+          <w:numId w:val="2"/>
+        </w:numPr>
+      </w:pPr>
+      <w:r>
+        <w:t>Lệnh trên sẽ xét Register AX, nếu MSB của nó = 1 thì ghi đè phần còn lại của EAX Full 1, ngược lại Full 0</w:t>
+      </w:r>
+    </w:p>
+    <w:p>
+      <w:pPr>
+        <w:pStyle w:val="ListParagraph"/>
+        <w:numPr>
+          <w:ilvl w:val="0"/>
+          <w:numId w:val="12"/>
+        </w:numPr>
+      </w:pPr>
+      <w:r>
+        <w:t xml:space="preserve">Thay </w:t>
+      </w:r>
+      <w:r>
+        <w:t xml:space="preserve">Đổi Giá Trị </w:t>
+      </w:r>
+      <w:r>
+        <w:t>Directional Flag</w:t>
+      </w:r>
+      <w:r>
+        <w:t>?</w:t>
+      </w:r>
+    </w:p>
+    <w:p>
+      <w:pPr>
+        <w:pStyle w:val="ListParagraph"/>
+        <w:numPr>
+          <w:ilvl w:val="0"/>
+          <w:numId w:val="2"/>
+        </w:numPr>
+      </w:pPr>
+      <w:r>
+        <w:t>Để cho nó = 0</w:t>
+      </w:r>
+    </w:p>
+    <w:p>
+      <w:pPr>
+        <w:pStyle w:val="ListParagraph"/>
+        <w:pBdr>
+          <w:top w:val="single" w:sz="4" w:space="1" w:color="auto"/>
+          <w:left w:val="single" w:sz="4" w:space="4" w:color="auto"/>
+          <w:bottom w:val="single" w:sz="4" w:space="1" w:color="auto"/>
+          <w:right w:val="single" w:sz="4" w:space="4" w:color="auto"/>
+        </w:pBdr>
+        <w:ind w:left="1080"/>
+      </w:pPr>
+      <w:r>
+        <w:t>c</w:t>
+      </w:r>
+      <w:r>
+        <w:t>ld</w:t>
+      </w:r>
+    </w:p>
+    <w:p>
+      <w:pPr>
+        <w:pStyle w:val="ListParagraph"/>
+        <w:numPr>
+          <w:ilvl w:val="0"/>
+          <w:numId w:val="2"/>
+        </w:numPr>
+      </w:pPr>
+      <w:r>
+        <w:t>Để cho nó = 1</w:t>
+      </w:r>
+    </w:p>
+    <w:p>
+      <w:pPr>
+        <w:pStyle w:val="ListParagraph"/>
+        <w:pBdr>
+          <w:top w:val="single" w:sz="4" w:space="1" w:color="auto"/>
+          <w:left w:val="single" w:sz="4" w:space="4" w:color="auto"/>
+          <w:bottom w:val="single" w:sz="4" w:space="1" w:color="auto"/>
+          <w:right w:val="single" w:sz="4" w:space="4" w:color="auto"/>
+        </w:pBdr>
+        <w:ind w:left="1080"/>
+      </w:pPr>
+      <w:r>
+        <w:t>S</w:t>
+      </w:r>
+      <w:r>
+        <w:t>td</w:t>
+      </w:r>
+    </w:p>
+    <w:p>
+      <w:pPr>
+        <w:pStyle w:val="ListParagraph"/>
+        <w:numPr>
+          <w:ilvl w:val="0"/>
+          <w:numId w:val="12"/>
+        </w:numPr>
+      </w:pPr>
+      <w:r>
+        <w:t xml:space="preserve">Copy </w:t>
+      </w:r>
+      <w:r>
+        <w:t xml:space="preserve">Giá Trị Trong Ô </w:t>
+      </w:r>
+      <w:r>
+        <w:t xml:space="preserve">Byte </w:t>
+      </w:r>
+      <w:r>
+        <w:t>Này Sang Ô Byte Khác?</w:t>
+      </w:r>
+    </w:p>
+    <w:p>
+      <w:pPr>
+        <w:pStyle w:val="ListParagraph"/>
+        <w:pBdr>
+          <w:top w:val="single" w:sz="4" w:space="1" w:color="auto"/>
+          <w:left w:val="single" w:sz="4" w:space="4" w:color="auto"/>
+          <w:bottom w:val="single" w:sz="4" w:space="1" w:color="auto"/>
+          <w:right w:val="single" w:sz="4" w:space="4" w:color="auto"/>
+        </w:pBdr>
+        <w:ind w:left="1080"/>
+      </w:pPr>
+      <w:r>
+        <w:t>m</w:t>
+      </w:r>
+      <w:r>
+        <w:t>ovsb</w:t>
+      </w:r>
+    </w:p>
+    <w:p>
+      <w:pPr>
+        <w:pStyle w:val="ListParagraph"/>
+        <w:numPr>
+          <w:ilvl w:val="0"/>
+          <w:numId w:val="2"/>
+        </w:numPr>
+      </w:pPr>
+      <w:r>
+        <w:t xml:space="preserve">Lệnh trên sẽ Copy </w:t>
+      </w:r>
+      <w:r>
+        <w:t xml:space="preserve">giá trị trong ô </w:t>
+      </w:r>
+      <w:r>
+        <w:t>B</w:t>
+      </w:r>
+      <w:r>
+        <w:t>yte mà Register ESI chĩa vào và gán nó vào giá trị trong ô Byte mà Register EDI chĩa vào, đồng thời ESI và EDI cùng + thêm 1</w:t>
+      </w:r>
+      <w:r>
+        <w:t xml:space="preserve"> khi Directional Flag = 0, cùng trừ đi 1 khi Directional Flag = 1</w:t>
+      </w:r>
+    </w:p>
+    <w:p>
+      <w:pPr>
+        <w:pStyle w:val="ListParagraph"/>
+        <w:pBdr>
+          <w:top w:val="single" w:sz="4" w:space="1" w:color="auto"/>
+          <w:left w:val="single" w:sz="4" w:space="4" w:color="auto"/>
+          <w:bottom w:val="single" w:sz="4" w:space="1" w:color="auto"/>
+          <w:right w:val="single" w:sz="4" w:space="4" w:color="auto"/>
+        </w:pBdr>
+        <w:ind w:left="1080"/>
+      </w:pPr>
+      <w:r>
+        <w:t>lodsb</w:t>
+      </w:r>
+    </w:p>
+    <w:p>
+      <w:pPr>
+        <w:pStyle w:val="ListParagraph"/>
+        <w:numPr>
+          <w:ilvl w:val="0"/>
+          <w:numId w:val="2"/>
+        </w:numPr>
+      </w:pPr>
+      <w:r>
+        <w:t xml:space="preserve">Lệnh trên sẽ Copy giá trị trong ô </w:t>
+      </w:r>
+      <w:r>
+        <w:t>Byte</w:t>
+      </w:r>
+      <w:r>
+        <w:t xml:space="preserve"> mà Register ESI chĩa vào và gán nó cho Register AL, đồng thời ESI + thêm 1 khi </w:t>
+      </w:r>
+      <w:r>
+        <w:t xml:space="preserve">Directional Flag = 0, </w:t>
+      </w:r>
+      <w:r>
+        <w:t>t</w:t>
+      </w:r>
+      <w:r>
+        <w:t>rừ đi 1 khi Directional Flag = 1</w:t>
+      </w:r>
+    </w:p>
+    <w:p>
+      <w:pPr>
+        <w:pStyle w:val="ListParagraph"/>
+        <w:pBdr>
+          <w:top w:val="single" w:sz="4" w:space="1" w:color="auto"/>
+          <w:left w:val="single" w:sz="4" w:space="4" w:color="auto"/>
+          <w:bottom w:val="single" w:sz="4" w:space="1" w:color="auto"/>
+          <w:right w:val="single" w:sz="4" w:space="4" w:color="auto"/>
+        </w:pBdr>
+        <w:ind w:left="1080"/>
+      </w:pPr>
+      <w:r>
+        <w:t>sto</w:t>
+      </w:r>
+      <w:r>
+        <w:t>sb</w:t>
+      </w:r>
+    </w:p>
+    <w:p>
+      <w:pPr>
+        <w:pStyle w:val="ListParagraph"/>
+        <w:numPr>
+          <w:ilvl w:val="0"/>
+          <w:numId w:val="2"/>
+        </w:numPr>
+      </w:pPr>
+      <w:r>
+        <w:t xml:space="preserve">Lệnh trên sẽ Copy </w:t>
+      </w:r>
+      <w:r>
+        <w:t xml:space="preserve">Register AL vào </w:t>
+      </w:r>
+      <w:r>
+        <w:t>ô Byte mà Register E</w:t>
+      </w:r>
+      <w:r>
+        <w:t>D</w:t>
+      </w:r>
+      <w:r>
+        <w:t>I chĩa vào, đồng thời E</w:t>
+      </w:r>
+      <w:r>
+        <w:t>D</w:t>
+      </w:r>
+      <w:r>
+        <w:t>I + thêm 1 khi Directional Flag = 0, trừ đi 1 khi Directional Flag = 1</w:t>
+      </w:r>
+    </w:p>
+    <w:p>
+      <w:pPr>
+        <w:pStyle w:val="ListParagraph"/>
+        <w:numPr>
+          <w:ilvl w:val="0"/>
+          <w:numId w:val="12"/>
+        </w:numPr>
+      </w:pPr>
+      <w:r>
+        <w:t>Lặp Instruction?</w:t>
+      </w:r>
+    </w:p>
+    <w:p>
+      <w:pPr>
+        <w:pStyle w:val="ListParagraph"/>
+        <w:pBdr>
+          <w:top w:val="single" w:sz="4" w:space="1" w:color="auto"/>
+          <w:left w:val="single" w:sz="4" w:space="4" w:color="auto"/>
+          <w:bottom w:val="single" w:sz="4" w:space="1" w:color="auto"/>
+          <w:right w:val="single" w:sz="4" w:space="4" w:color="auto"/>
+        </w:pBdr>
+        <w:ind w:left="1080"/>
+      </w:pPr>
+      <w:r>
+        <w:t>rep &lt;Instruction&gt;</w:t>
+      </w:r>
+    </w:p>
+    <w:p>
+      <w:pPr>
+        <w:pStyle w:val="ListParagraph"/>
+        <w:numPr>
+          <w:ilvl w:val="0"/>
+          <w:numId w:val="2"/>
+        </w:numPr>
+      </w:pPr>
+      <w:r>
+        <w:t>&lt;Instruction&gt; sẽ được thực hiện k lần, k = giá trị của Register ECX, sau đó ECX bị Reset về 0</w:t>
+      </w:r>
+    </w:p>
+    <w:p>
+      <w:pPr>
+        <w:pStyle w:val="ListParagraph"/>
+        <w:numPr>
+          <w:ilvl w:val="0"/>
+          <w:numId w:val="2"/>
+        </w:numPr>
+      </w:pPr>
+      <w:r>
+        <w:t>&lt;Instruction&gt; chỉ có thể là movsb,</w:t>
+      </w:r>
+      <w:r>
+        <w:t xml:space="preserve"> lodsb</w:t>
+      </w:r>
+    </w:p>
+    <w:p>
+      <w:pPr>
+        <w:pStyle w:val="ListParagraph"/>
+        <w:numPr>
+          <w:ilvl w:val="0"/>
+          <w:numId w:val="12"/>
+        </w:numPr>
+      </w:pPr>
+      <w:r>
+        <w:t xml:space="preserve">Đẩy </w:t>
+      </w:r>
+      <w:r>
+        <w:t xml:space="preserve">Giá Trị Vào </w:t>
+      </w:r>
+      <w:r>
+        <w:t>Stack</w:t>
+      </w:r>
+      <w:r>
+        <w:t>?</w:t>
+      </w:r>
+    </w:p>
+    <w:p>
+      <w:pPr>
+        <w:pStyle w:val="ListParagraph"/>
+        <w:numPr>
+          <w:ilvl w:val="0"/>
+          <w:numId w:val="2"/>
+        </w:numPr>
+      </w:pPr>
+      <w:r>
+        <w:t>Để đẩy Register vào Stack</w:t>
+      </w:r>
+    </w:p>
+    <w:p>
+      <w:pPr>
+        <w:pStyle w:val="ListParagraph"/>
+        <w:pBdr>
+          <w:top w:val="single" w:sz="4" w:space="1" w:color="auto"/>
+          <w:left w:val="single" w:sz="4" w:space="4" w:color="auto"/>
+          <w:bottom w:val="single" w:sz="4" w:space="1" w:color="auto"/>
+          <w:right w:val="single" w:sz="4" w:space="4" w:color="auto"/>
+        </w:pBdr>
+        <w:ind w:left="1080"/>
+      </w:pPr>
+      <w:r>
         <w:t>p</w:t>
       </w:r>
       <w:r>
+        <w:t>ush &lt;</w:t>
+      </w:r>
+      <w:r>
+        <w:t>Register</w:t>
+      </w:r>
+      <w:r>
+        <w:t>&gt;</w:t>
+      </w:r>
+    </w:p>
+    <w:p>
+      <w:pPr>
+        <w:pStyle w:val="ListParagraph"/>
+        <w:numPr>
+          <w:ilvl w:val="0"/>
+          <w:numId w:val="2"/>
+        </w:numPr>
+      </w:pPr>
+      <w:r>
+        <w:t>Giả sử kích thước &lt;Register&gt; là k, dịch vị trí hiện tại của ESP xuống k đơn vị, từ vị trí của ESP lúc này, điền lần lượt</w:t>
+      </w:r>
+      <w:r>
+        <w:t xml:space="preserve"> Byte LSB đến MSB của &lt;Register&gt; vào Stack theo chiều tăng địa chỉ</w:t>
+      </w:r>
+      <w:r>
+        <w:t>, k phải = 2 hoặc 4</w:t>
+      </w:r>
+    </w:p>
+    <w:p>
+      <w:pPr>
+        <w:pStyle w:val="ListParagraph"/>
+        <w:numPr>
+          <w:ilvl w:val="0"/>
+          <w:numId w:val="2"/>
+        </w:numPr>
+      </w:pPr>
+      <w:r>
+        <w:t>Để đẩy biến toàn cục vào Stack</w:t>
+      </w:r>
+    </w:p>
+    <w:p>
+      <w:pPr>
+        <w:pStyle w:val="ListParagraph"/>
+        <w:pBdr>
+          <w:top w:val="single" w:sz="4" w:space="1" w:color="auto"/>
+          <w:left w:val="single" w:sz="4" w:space="4" w:color="auto"/>
+          <w:bottom w:val="single" w:sz="4" w:space="1" w:color="auto"/>
+          <w:right w:val="single" w:sz="4" w:space="4" w:color="auto"/>
+        </w:pBdr>
+        <w:ind w:left="1080"/>
+      </w:pPr>
+      <w:r>
+        <w:t>p</w:t>
+      </w:r>
+      <w:r>
+        <w:t>ush &lt;Biến Toàn Cục&gt;</w:t>
+      </w:r>
+    </w:p>
+    <w:p>
+      <w:pPr>
+        <w:pStyle w:val="ListParagraph"/>
+        <w:numPr>
+          <w:ilvl w:val="0"/>
+          <w:numId w:val="2"/>
+        </w:numPr>
+      </w:pPr>
+      <w:r>
+        <w:t xml:space="preserve">Tương tự </w:t>
+      </w:r>
+      <w:r>
+        <w:t>cơ chế đẩy Register</w:t>
+      </w:r>
+      <w:r>
+        <w:t>, từ địa chỉ của ô Byte đầu tiên, k = kích thước kiểu dữ liệu của &lt;Biến Toàn Cục&gt;, lấy k ô Byte, k phải = 2 hoặc 4</w:t>
+      </w:r>
+    </w:p>
+    <w:p>
+      <w:pPr>
+        <w:pStyle w:val="ListParagraph"/>
+        <w:numPr>
+          <w:ilvl w:val="0"/>
+          <w:numId w:val="2"/>
+        </w:numPr>
+      </w:pPr>
+      <w:r>
+        <w:t>Để đẩy số nguyên vào Stack</w:t>
+      </w:r>
+    </w:p>
+    <w:p>
+      <w:pPr>
+        <w:pStyle w:val="ListParagraph"/>
+        <w:pBdr>
+          <w:top w:val="single" w:sz="4" w:space="1" w:color="auto"/>
+          <w:left w:val="single" w:sz="4" w:space="4" w:color="auto"/>
+          <w:bottom w:val="single" w:sz="4" w:space="1" w:color="auto"/>
+          <w:right w:val="single" w:sz="4" w:space="4" w:color="auto"/>
+        </w:pBdr>
+        <w:ind w:left="1080"/>
+      </w:pPr>
+      <w:r>
+        <w:t>p</w:t>
+      </w:r>
+      <w:r>
+        <w:t>ush &lt;Số Nguyên&gt;</w:t>
+      </w:r>
+    </w:p>
+    <w:p>
+      <w:pPr>
+        <w:pStyle w:val="ListParagraph"/>
+        <w:numPr>
+          <w:ilvl w:val="0"/>
+          <w:numId w:val="2"/>
+        </w:numPr>
+      </w:pPr>
+      <w:r>
+        <w:t>&lt;Số Nguyên&gt;</w:t>
+      </w:r>
+      <w:r>
+        <w:t xml:space="preserve"> không được vượt quá 4 Byte, tự động được chuyển thành 4 Byte</w:t>
+      </w:r>
+    </w:p>
+    <w:p>
+      <w:pPr>
+        <w:pStyle w:val="ListParagraph"/>
+        <w:numPr>
+          <w:ilvl w:val="0"/>
+          <w:numId w:val="2"/>
+        </w:numPr>
+      </w:pPr>
+      <w:r>
+        <w:t>&lt;Số Nguyên&gt; mà âm thì sẽ chuyển sang dạng bù 2, 4 Byte</w:t>
+      </w:r>
+    </w:p>
+    <w:p>
+      <w:pPr>
+        <w:pStyle w:val="ListParagraph"/>
+        <w:numPr>
+          <w:ilvl w:val="0"/>
+          <w:numId w:val="2"/>
+        </w:numPr>
+      </w:pPr>
+      <w:r>
+        <w:t>Cơ chế đẩy tương tự Register</w:t>
+      </w:r>
+    </w:p>
+    <w:p>
+      <w:pPr>
+        <w:pStyle w:val="ListParagraph"/>
+        <w:numPr>
+          <w:ilvl w:val="0"/>
+          <w:numId w:val="2"/>
+        </w:numPr>
+      </w:pPr>
+      <w:r>
+        <w:t>Để đẩy kí tự ASCII vào Stack</w:t>
+      </w:r>
+    </w:p>
+    <w:p>
+      <w:pPr>
+        <w:pStyle w:val="ListParagraph"/>
+        <w:pBdr>
+          <w:top w:val="single" w:sz="4" w:space="1" w:color="auto"/>
+          <w:left w:val="single" w:sz="4" w:space="4" w:color="auto"/>
+          <w:bottom w:val="single" w:sz="4" w:space="1" w:color="auto"/>
+          <w:right w:val="single" w:sz="4" w:space="4" w:color="auto"/>
+        </w:pBdr>
+        <w:ind w:left="1080"/>
+      </w:pPr>
+      <w:r>
+        <w:lastRenderedPageBreak/>
+        <w:t>p</w:t>
+      </w:r>
+      <w:r>
+        <w:t>ush &lt;Chuỗi Kí Tự&gt;</w:t>
+      </w:r>
+    </w:p>
+    <w:p>
+      <w:pPr>
+        <w:pStyle w:val="ListParagraph"/>
+        <w:numPr>
+          <w:ilvl w:val="0"/>
+          <w:numId w:val="2"/>
+        </w:numPr>
+      </w:pPr>
+      <w:r>
+        <w:t xml:space="preserve">&lt;Chuỗi Kí Tự&gt; không được vượt quá 4 kí tự, tự động được chèn thêm </w:t>
+      </w:r>
+      <w:r>
+        <w:t xml:space="preserve">các </w:t>
+      </w:r>
+      <w:r>
+        <w:t>kí tự \0 đằng sau cho đủ 4</w:t>
+      </w:r>
+    </w:p>
+    <w:p>
+      <w:pPr>
+        <w:pStyle w:val="ListParagraph"/>
+        <w:numPr>
+          <w:ilvl w:val="0"/>
+          <w:numId w:val="2"/>
+        </w:numPr>
+      </w:pPr>
+      <w:r>
+        <w:t xml:space="preserve">Kí tự </w:t>
+      </w:r>
+      <w:r>
+        <w:t>bên trái hơn sẽ có địa chỉ thấp hơn</w:t>
+      </w:r>
+    </w:p>
+    <w:p>
+      <w:pPr>
+        <w:pStyle w:val="ListParagraph"/>
+        <w:numPr>
+          <w:ilvl w:val="0"/>
+          <w:numId w:val="12"/>
+        </w:numPr>
+      </w:pPr>
+      <w:r>
+        <w:t xml:space="preserve">Cắt </w:t>
+      </w:r>
+      <w:r>
+        <w:t xml:space="preserve">Phần Cao Nhất Của </w:t>
+      </w:r>
+      <w:r>
+        <w:t xml:space="preserve">Stack </w:t>
+      </w:r>
+      <w:r>
+        <w:t>Và Đẩy Nó Vào 1 Biến</w:t>
+      </w:r>
+      <w:r>
+        <w:t xml:space="preserve"> Toàn Cục</w:t>
+      </w:r>
+      <w:r>
+        <w:t xml:space="preserve"> Hoặc Register?</w:t>
+      </w:r>
+    </w:p>
+    <w:p>
+      <w:pPr>
+        <w:pStyle w:val="ListParagraph"/>
+        <w:pBdr>
+          <w:top w:val="single" w:sz="4" w:space="1" w:color="auto"/>
+          <w:left w:val="single" w:sz="4" w:space="4" w:color="auto"/>
+          <w:bottom w:val="single" w:sz="4" w:space="1" w:color="auto"/>
+          <w:right w:val="single" w:sz="4" w:space="4" w:color="auto"/>
+        </w:pBdr>
+        <w:ind w:left="1080"/>
+      </w:pPr>
+      <w:r>
+        <w:t>p</w:t>
+      </w:r>
+      <w:r>
         <w:t>op &lt;Biến</w:t>
       </w:r>
       <w:r>
@@ -10506,6 +11326,33 @@
       </w:r>
       <w:r>
         <w:t xml:space="preserve"> giá trị các ô Byte trong Stack không thay đổi, chỉ có ESP thay đổi, k phải = 2 hoặc 4</w:t>
+      </w:r>
+    </w:p>
+    <w:p>
+      <w:pPr>
+        <w:pStyle w:val="ListParagraph"/>
+        <w:numPr>
+          <w:ilvl w:val="0"/>
+          <w:numId w:val="2"/>
+        </w:numPr>
+      </w:pPr>
+      <w:r>
+        <w:t>Tương tự với Register</w:t>
+      </w:r>
+    </w:p>
+    <w:p>
+      <w:pPr>
+        <w:pStyle w:val="ListParagraph"/>
+        <w:pBdr>
+          <w:top w:val="single" w:sz="4" w:space="1" w:color="auto"/>
+          <w:left w:val="single" w:sz="4" w:space="4" w:color="auto"/>
+          <w:bottom w:val="single" w:sz="4" w:space="1" w:color="auto"/>
+          <w:right w:val="single" w:sz="4" w:space="4" w:color="auto"/>
+        </w:pBdr>
+        <w:ind w:left="1080"/>
+      </w:pPr>
+      <w:r>
+        <w:t>pop &lt;Register&gt;</w:t>
       </w:r>
     </w:p>
     <w:p>
@@ -10705,7 +11552,6 @@
               <w:jc w:val="center"/>
             </w:pPr>
             <w:r>
-              <w:lastRenderedPageBreak/>
               <w:t>3</w:t>
             </w:r>
           </w:p>
@@ -10881,6 +11727,7 @@
         <w:ind w:left="1080"/>
       </w:pPr>
       <w:r>
+        <w:lastRenderedPageBreak/>
         <w:t>includelib C:\masm32\lib\masm32.lib</w:t>
       </w:r>
     </w:p>
@@ -11175,7 +12022,6 @@
         </w:numPr>
       </w:pPr>
       <w:r>
-        <w:lastRenderedPageBreak/>
         <w:t>Hộp thoại này có dạng sau</w:t>
       </w:r>
     </w:p>
@@ -11369,6 +12215,7 @@
         <w:ind w:left="1080"/>
       </w:pPr>
       <w:r>
+        <w:lastRenderedPageBreak/>
         <w:t>includelib C:\masm32\lib\masm32.lib</w:t>
       </w:r>
     </w:p>
